--- a/СНРС/ЛР2_рус/АП СРНС - лаба 2 отчет (1).docx
+++ b/СНРС/ЛР2_рус/АП СРНС - лаба 2 отчет (1).docx
@@ -1,6 +1,6 @@
 
 <file path=word/document.xml><?xml version="1.0" encoding="utf-8"?>
-<w:document xmlns:wpc="http://schemas.microsoft.com/office/word/2010/wordprocessingCanvas" xmlns:mc="http://schemas.openxmlformats.org/markup-compatibility/2006" xmlns:o="urn:schemas-microsoft-com:office:office" xmlns:r="http://schemas.openxmlformats.org/officeDocument/2006/relationships" xmlns:m="http://schemas.openxmlformats.org/officeDocument/2006/math" xmlns:v="urn:schemas-microsoft-com:vml" xmlns:wp14="http://schemas.microsoft.com/office/word/2010/wordprocessingDrawing" xmlns:wp="http://schemas.openxmlformats.org/drawingml/2006/wordprocessingDrawing" xmlns:w10="urn:schemas-microsoft-com:office:word" xmlns:w="http://schemas.openxmlformats.org/wordprocessingml/2006/main" xmlns:w14="http://schemas.microsoft.com/office/word/2010/wordml" xmlns:wpg="http://schemas.microsoft.com/office/word/2010/wordprocessingGroup" xmlns:wpi="http://schemas.microsoft.com/office/word/2010/wordprocessingInk" xmlns:wne="http://schemas.microsoft.com/office/word/2006/wordml" xmlns:wps="http://schemas.microsoft.com/office/word/2010/wordprocessingShape" mc:Ignorable="w14 wp14">
+<w:document xmlns:wpc="http://schemas.microsoft.com/office/word/2010/wordprocessingCanvas" xmlns:mc="http://schemas.openxmlformats.org/markup-compatibility/2006" xmlns:o="urn:schemas-microsoft-com:office:office" xmlns:r="http://schemas.openxmlformats.org/officeDocument/2006/relationships" xmlns:m="http://schemas.openxmlformats.org/officeDocument/2006/math" xmlns:v="urn:schemas-microsoft-com:vml" xmlns:wp14="http://schemas.microsoft.com/office/word/2010/wordprocessingDrawing" xmlns:wp="http://schemas.openxmlformats.org/drawingml/2006/wordprocessingDrawing" xmlns:w10="urn:schemas-microsoft-com:office:word" xmlns:w="http://schemas.openxmlformats.org/wordprocessingml/2006/main" xmlns:w14="http://schemas.microsoft.com/office/word/2010/wordml" xmlns:w15="http://schemas.microsoft.com/office/word/2012/wordml" xmlns:wpg="http://schemas.microsoft.com/office/word/2010/wordprocessingGroup" xmlns:wpi="http://schemas.microsoft.com/office/word/2010/wordprocessingInk" xmlns:wne="http://schemas.microsoft.com/office/word/2006/wordml" xmlns:wps="http://schemas.microsoft.com/office/word/2010/wordprocessingShape" mc:Ignorable="w14 w15 wp14">
   <w:body>
     <w:p>
       <w:pPr>
@@ -192,13 +192,8 @@
       <w:r>
         <w:t xml:space="preserve">Студент: </w:t>
       </w:r>
-      <w:proofErr w:type="spellStart"/>
-      <w:r>
-        <w:t>Жеребин</w:t>
-      </w:r>
-      <w:proofErr w:type="spellEnd"/>
-      <w:r>
-        <w:t xml:space="preserve"> В.Р.</w:t>
+      <w:r>
+        <w:t>Емельянов Р.С.</w:t>
       </w:r>
     </w:p>
     <w:p>
@@ -207,11 +202,13 @@
         <w:jc w:val="right"/>
       </w:pPr>
       <w:r>
-        <w:t>Группа: ЭР-15-1</w:t>
-      </w:r>
-      <w:r>
-        <w:t>5</w:t>
-      </w:r>
+        <w:t>Группа: ЭР</w:t>
+      </w:r>
+      <w:r>
+        <w:t>э-19-22</w:t>
+      </w:r>
+      <w:bookmarkStart w:id="0" w:name="_GoBack"/>
+      <w:bookmarkEnd w:id="0"/>
     </w:p>
     <w:p>
       <w:pPr>
@@ -256,10 +253,7 @@
         <w:pStyle w:val="a5"/>
       </w:pPr>
       <w:r>
-        <w:t>201</w:t>
-      </w:r>
-      <w:r>
-        <w:t>9</w:t>
+        <w:t>2026</w:t>
       </w:r>
     </w:p>
     <w:p>
@@ -411,6 +405,87 @@
             <wp:extent cx="5353050" cy="3295650"/>
             <wp:effectExtent l="0" t="0" r="0" b="0"/>
             <wp:docPr id="2" name="Рисунок 2"/>
+            <wp:cNvGraphicFramePr>
+              <a:graphicFrameLocks xmlns:a="http://schemas.openxmlformats.org/drawingml/2006/main" noChangeAspect="1"/>
+            </wp:cNvGraphicFramePr>
+            <a:graphic xmlns:a="http://schemas.openxmlformats.org/drawingml/2006/main">
+              <a:graphicData uri="http://schemas.openxmlformats.org/drawingml/2006/picture">
+                <pic:pic xmlns:pic="http://schemas.openxmlformats.org/drawingml/2006/picture">
+                  <pic:nvPicPr>
+                    <pic:cNvPr id="1" name=""/>
+                    <pic:cNvPicPr/>
+                  </pic:nvPicPr>
+                  <pic:blipFill>
+                    <a:blip r:embed="rId8"/>
+                    <a:stretch>
+                      <a:fillRect/>
+                    </a:stretch>
+                  </pic:blipFill>
+                  <pic:spPr>
+                    <a:xfrm>
+                      <a:off x="0" y="0"/>
+                      <a:ext cx="5353050" cy="3295650"/>
+                    </a:xfrm>
+                    <a:prstGeom prst="rect">
+                      <a:avLst/>
+                    </a:prstGeom>
+                  </pic:spPr>
+                </pic:pic>
+              </a:graphicData>
+            </a:graphic>
+          </wp:inline>
+        </w:drawing>
+      </w:r>
+    </w:p>
+    <w:p>
+      <w:pPr>
+        <w:pStyle w:val="a3"/>
+        <w:ind w:firstLine="0"/>
+        <w:jc w:val="center"/>
+        <w:rPr>
+          <w:sz w:val="20"/>
+          <w:szCs w:val="20"/>
+          <w:vertAlign w:val="subscript"/>
+          <w:lang w:val="en-US"/>
+        </w:rPr>
+      </w:pPr>
+      <w:r>
+        <w:rPr>
+          <w:sz w:val="20"/>
+          <w:szCs w:val="20"/>
+        </w:rPr>
+        <w:t>а) ДК</w:t>
+      </w:r>
+      <w:r>
+        <w:rPr>
+          <w:sz w:val="20"/>
+          <w:szCs w:val="20"/>
+          <w:vertAlign w:val="subscript"/>
+          <w:lang w:val="en-US"/>
+        </w:rPr>
+        <w:t>L1OCd</w:t>
+      </w:r>
+    </w:p>
+    <w:p>
+      <w:pPr>
+        <w:pStyle w:val="a3"/>
+        <w:ind w:firstLine="0"/>
+        <w:jc w:val="center"/>
+        <w:rPr>
+          <w:sz w:val="20"/>
+          <w:szCs w:val="20"/>
+        </w:rPr>
+      </w:pPr>
+      <w:r>
+        <w:rPr>
+          <w:noProof/>
+          <w:lang w:eastAsia="ru-RU"/>
+        </w:rPr>
+        <w:drawing>
+          <wp:inline distT="0" distB="0" distL="0" distR="0" wp14:anchorId="3A98F461" wp14:editId="18E40C1A">
+            <wp:extent cx="5353050" cy="2686050"/>
+            <wp:effectExtent l="0" t="0" r="0" b="0"/>
+            <wp:docPr id="17" name="Рисунок 17"/>
             <wp:cNvGraphicFramePr>
               <a:graphicFrameLocks xmlns:a="http://schemas.openxmlformats.org/drawingml/2006/main" noChangeAspect="1"/>
             </wp:cNvGraphicFramePr>
@@ -430,7 +505,7 @@
                   <pic:spPr>
                     <a:xfrm>
                       <a:off x="0" y="0"/>
-                      <a:ext cx="5353050" cy="3295650"/>
+                      <a:ext cx="5353050" cy="2686050"/>
                     </a:xfrm>
                     <a:prstGeom prst="rect">
                       <a:avLst/>
@@ -452,7 +527,6 @@
           <w:sz w:val="20"/>
           <w:szCs w:val="20"/>
           <w:vertAlign w:val="subscript"/>
-          <w:lang w:val="en-US"/>
         </w:rPr>
       </w:pPr>
       <w:r>
@@ -460,7 +534,21 @@
           <w:sz w:val="20"/>
           <w:szCs w:val="20"/>
         </w:rPr>
-        <w:t>а) ДК</w:t>
+        <w:t>б)</w:t>
+      </w:r>
+      <w:r>
+        <w:rPr>
+          <w:sz w:val="20"/>
+          <w:szCs w:val="20"/>
+        </w:rPr>
+        <w:t xml:space="preserve"> </w:t>
+      </w:r>
+      <w:r>
+        <w:rPr>
+          <w:sz w:val="20"/>
+          <w:szCs w:val="20"/>
+        </w:rPr>
+        <w:t>ДК</w:t>
       </w:r>
       <w:r>
         <w:rPr>
@@ -469,7 +557,55 @@
           <w:vertAlign w:val="subscript"/>
           <w:lang w:val="en-US"/>
         </w:rPr>
-        <w:t>L1OCd</w:t>
+        <w:t>L</w:t>
+      </w:r>
+      <w:r>
+        <w:rPr>
+          <w:sz w:val="20"/>
+          <w:szCs w:val="20"/>
+          <w:vertAlign w:val="subscript"/>
+        </w:rPr>
+        <w:t>1</w:t>
+      </w:r>
+      <w:r>
+        <w:rPr>
+          <w:sz w:val="20"/>
+          <w:szCs w:val="20"/>
+          <w:vertAlign w:val="subscript"/>
+          <w:lang w:val="en-US"/>
+        </w:rPr>
+        <w:t>OCp</w:t>
+      </w:r>
+    </w:p>
+    <w:p>
+      <w:pPr>
+        <w:spacing w:line="276" w:lineRule="auto"/>
+        <w:ind w:firstLine="708"/>
+        <w:jc w:val="center"/>
+        <w:rPr>
+          <w:i/>
+          <w:iCs/>
+          <w:sz w:val="28"/>
+          <w:szCs w:val="28"/>
+        </w:rPr>
+      </w:pPr>
+      <w:r>
+        <w:rPr>
+          <w:i/>
+          <w:iCs/>
+          <w:sz w:val="28"/>
+          <w:szCs w:val="28"/>
+        </w:rPr>
+        <w:t>Рис.1.</w:t>
+      </w:r>
+      <w:r>
+        <w:rPr>
+          <w:i/>
+          <w:iCs/>
+          <w:sz w:val="28"/>
+          <w:szCs w:val="28"/>
+        </w:rPr>
+        <w:t xml:space="preserve"> Блок-схема формирования дальномерного кода ГЛОНАСС</w:t>
       </w:r>
     </w:p>
     <w:p>
@@ -487,11 +623,12 @@
           <w:noProof/>
           <w:lang w:eastAsia="ru-RU"/>
         </w:rPr>
+        <w:lastRenderedPageBreak/>
         <w:drawing>
-          <wp:inline distT="0" distB="0" distL="0" distR="0" wp14:anchorId="3A98F461" wp14:editId="18E40C1A">
-            <wp:extent cx="5353050" cy="2686050"/>
+          <wp:inline distT="0" distB="0" distL="0" distR="0" wp14:anchorId="72F355CA" wp14:editId="6CE41DBD">
+            <wp:extent cx="4253024" cy="5619780"/>
             <wp:effectExtent l="0" t="0" r="0" b="0"/>
-            <wp:docPr id="17" name="Рисунок 17"/>
+            <wp:docPr id="6" name="Рисунок 6"/>
             <wp:cNvGraphicFramePr>
               <a:graphicFrameLocks xmlns:a="http://schemas.openxmlformats.org/drawingml/2006/main" noChangeAspect="1"/>
             </wp:cNvGraphicFramePr>
@@ -511,7 +648,7 @@
                   <pic:spPr>
                     <a:xfrm>
                       <a:off x="0" y="0"/>
-                      <a:ext cx="5353050" cy="2686050"/>
+                      <a:ext cx="4269129" cy="5641060"/>
                     </a:xfrm>
                     <a:prstGeom prst="rect">
                       <a:avLst/>
@@ -526,111 +663,66 @@
     </w:p>
     <w:p>
       <w:pPr>
-        <w:pStyle w:val="a3"/>
+        <w:spacing w:line="276" w:lineRule="auto"/>
+        <w:ind w:firstLine="708"/>
+        <w:jc w:val="center"/>
+        <w:rPr>
+          <w:i/>
+          <w:iCs/>
+          <w:sz w:val="28"/>
+          <w:szCs w:val="28"/>
+        </w:rPr>
+      </w:pPr>
+      <w:r>
+        <w:rPr>
+          <w:i/>
+          <w:iCs/>
+          <w:sz w:val="28"/>
+          <w:szCs w:val="28"/>
+        </w:rPr>
+        <w:t>Рис.2.</w:t>
+      </w:r>
+      <w:r>
+        <w:rPr>
+          <w:i/>
+          <w:iCs/>
+          <w:sz w:val="28"/>
+          <w:szCs w:val="28"/>
+        </w:rPr>
+        <w:t xml:space="preserve"> Блок-схема формирования дальномерного кода</w:t>
+      </w:r>
+    </w:p>
+    <w:p>
+      <w:pPr>
+        <w:pStyle w:val="-12"/>
         <w:ind w:firstLine="0"/>
+      </w:pPr>
+    </w:p>
+    <w:p>
+      <w:pPr>
+        <w:spacing w:line="276" w:lineRule="auto"/>
         <w:jc w:val="center"/>
         <w:rPr>
-          <w:sz w:val="20"/>
-          <w:szCs w:val="20"/>
-          <w:vertAlign w:val="subscript"/>
-        </w:rPr>
-      </w:pPr>
-      <w:r>
-        <w:rPr>
-          <w:sz w:val="20"/>
-          <w:szCs w:val="20"/>
-        </w:rPr>
-        <w:t>б)</w:t>
-      </w:r>
-      <w:r>
-        <w:rPr>
-          <w:sz w:val="20"/>
-          <w:szCs w:val="20"/>
-        </w:rPr>
-        <w:t xml:space="preserve"> </w:t>
-      </w:r>
-      <w:r>
-        <w:rPr>
-          <w:sz w:val="20"/>
-          <w:szCs w:val="20"/>
-        </w:rPr>
-        <w:t>ДК</w:t>
-      </w:r>
-      <w:r>
-        <w:rPr>
-          <w:sz w:val="20"/>
-          <w:szCs w:val="20"/>
-          <w:vertAlign w:val="subscript"/>
-          <w:lang w:val="en-US"/>
-        </w:rPr>
-        <w:t>L</w:t>
-      </w:r>
-      <w:r>
-        <w:rPr>
-          <w:sz w:val="20"/>
-          <w:szCs w:val="20"/>
-          <w:vertAlign w:val="subscript"/>
-        </w:rPr>
-        <w:t>1</w:t>
-      </w:r>
-      <w:proofErr w:type="spellStart"/>
-      <w:r>
-        <w:rPr>
-          <w:sz w:val="20"/>
-          <w:szCs w:val="20"/>
-          <w:vertAlign w:val="subscript"/>
-          <w:lang w:val="en-US"/>
-        </w:rPr>
-        <w:t>OCp</w:t>
-      </w:r>
-      <w:proofErr w:type="spellEnd"/>
-    </w:p>
-    <w:p>
-      <w:pPr>
-        <w:pStyle w:val="a3"/>
-        <w:ind w:firstLine="0"/>
-        <w:jc w:val="center"/>
-        <w:rPr>
-          <w:sz w:val="20"/>
-          <w:szCs w:val="20"/>
-        </w:rPr>
-      </w:pPr>
-      <w:r>
-        <w:rPr>
-          <w:sz w:val="20"/>
-          <w:szCs w:val="20"/>
-        </w:rPr>
-        <w:t>Рис.1.</w:t>
-      </w:r>
-      <w:r>
-        <w:rPr>
-          <w:sz w:val="20"/>
-          <w:szCs w:val="20"/>
-        </w:rPr>
-        <w:t xml:space="preserve"> Блок-схема формирования дальномерного кода ГЛОНАСС</w:t>
-      </w:r>
-    </w:p>
-    <w:p>
-      <w:pPr>
-        <w:pStyle w:val="a3"/>
-        <w:ind w:firstLine="0"/>
-        <w:jc w:val="center"/>
-        <w:rPr>
-          <w:sz w:val="20"/>
-          <w:szCs w:val="20"/>
-        </w:rPr>
-      </w:pPr>
-      <w:r>
-        <w:rPr>
+          <w:i/>
+          <w:iCs/>
+          <w:sz w:val="28"/>
+          <w:szCs w:val="28"/>
+        </w:rPr>
+      </w:pPr>
+      <w:r>
+        <w:rPr>
+          <w:i/>
+          <w:iCs/>
           <w:noProof/>
-          <w:lang w:eastAsia="ru-RU"/>
+          <w:sz w:val="28"/>
+          <w:szCs w:val="28"/>
         </w:rPr>
         <w:lastRenderedPageBreak/>
         <w:drawing>
-          <wp:inline distT="0" distB="0" distL="0" distR="0" wp14:anchorId="72F355CA" wp14:editId="6CE41DBD">
-            <wp:extent cx="4253024" cy="5619780"/>
-            <wp:effectExtent l="0" t="0" r="0" b="0"/>
-            <wp:docPr id="6" name="Рисунок 6"/>
+          <wp:inline distT="0" distB="0" distL="0" distR="0" wp14:anchorId="1C14F89E" wp14:editId="6B927799">
+            <wp:extent cx="4630155" cy="5882640"/>
+            <wp:effectExtent l="0" t="0" r="0" b="3810"/>
+            <wp:docPr id="1199681801" name="Рисунок 1"/>
             <wp:cNvGraphicFramePr>
               <a:graphicFrameLocks xmlns:a="http://schemas.openxmlformats.org/drawingml/2006/main" noChangeAspect="1"/>
             </wp:cNvGraphicFramePr>
@@ -638,7 +730,7 @@
               <a:graphicData uri="http://schemas.openxmlformats.org/drawingml/2006/picture">
                 <pic:pic xmlns:pic="http://schemas.openxmlformats.org/drawingml/2006/picture">
                   <pic:nvPicPr>
-                    <pic:cNvPr id="1" name=""/>
+                    <pic:cNvPr id="1199681801" name=""/>
                     <pic:cNvPicPr/>
                   </pic:nvPicPr>
                   <pic:blipFill>
@@ -650,7 +742,7 @@
                   <pic:spPr>
                     <a:xfrm>
                       <a:off x="0" y="0"/>
-                      <a:ext cx="4269129" cy="5641060"/>
+                      <a:ext cx="4647326" cy="5904456"/>
                     </a:xfrm>
                     <a:prstGeom prst="rect">
                       <a:avLst/>
@@ -665,27 +757,24 @@
     </w:p>
     <w:p>
       <w:pPr>
-        <w:pStyle w:val="a3"/>
-        <w:ind w:firstLine="0"/>
+        <w:spacing w:line="276" w:lineRule="auto"/>
+        <w:ind w:firstLine="708"/>
         <w:jc w:val="center"/>
         <w:rPr>
-          <w:sz w:val="20"/>
-          <w:szCs w:val="20"/>
-        </w:rPr>
-      </w:pPr>
-      <w:r>
-        <w:rPr>
-          <w:sz w:val="20"/>
-          <w:szCs w:val="20"/>
-        </w:rPr>
-        <w:t>Рис.2.</w:t>
-      </w:r>
-      <w:r>
-        <w:rPr>
-          <w:sz w:val="20"/>
-          <w:szCs w:val="20"/>
-        </w:rPr>
-        <w:t xml:space="preserve"> Блок-схема формирования дальномерного кода</w:t>
+          <w:i/>
+          <w:iCs/>
+          <w:sz w:val="28"/>
+          <w:szCs w:val="28"/>
+        </w:rPr>
+      </w:pPr>
+      <w:r>
+        <w:rPr>
+          <w:i/>
+          <w:iCs/>
+          <w:sz w:val="28"/>
+          <w:szCs w:val="28"/>
+        </w:rPr>
+        <w:t>Рисунок 4 – Схема формирования ДК GPS L1 C/A (Gold-код)</w:t>
       </w:r>
     </w:p>
     <w:p>
@@ -763,6 +852,7 @@
           <w:noProof/>
           <w:lang w:eastAsia="ru-RU"/>
         </w:rPr>
+        <w:lastRenderedPageBreak/>
         <w:drawing>
           <wp:inline distT="0" distB="0" distL="0" distR="0" wp14:anchorId="7C2868BE" wp14:editId="03FE5348">
             <wp:extent cx="5940425" cy="1925955"/>
@@ -802,9 +892,1421 @@
     </w:p>
     <w:p>
       <w:pPr>
+        <w:spacing w:line="276" w:lineRule="auto"/>
+        <w:ind w:firstLine="708"/>
+        <w:jc w:val="both"/>
+        <w:rPr>
+          <w:sz w:val="28"/>
+          <w:szCs w:val="28"/>
+          <w:lang w:val="en-US"/>
+        </w:rPr>
+      </w:pPr>
+      <m:oMathPara>
+        <m:oMath>
+          <m:r>
+            <w:rPr>
+              <w:rFonts w:ascii="Cambria Math" w:hAnsi="Cambria Math"/>
+              <w:sz w:val="28"/>
+              <w:szCs w:val="28"/>
+            </w:rPr>
+            <m:t>M</m:t>
+          </m:r>
+          <m:d>
+            <m:dPr>
+              <m:begChr m:val="["/>
+              <m:endChr m:val="]"/>
+              <m:ctrlPr>
+                <w:rPr>
+                  <w:rFonts w:ascii="Cambria Math" w:hAnsi="Cambria Math"/>
+                  <w:sz w:val="28"/>
+                  <w:szCs w:val="28"/>
+                </w:rPr>
+              </m:ctrlPr>
+            </m:dPr>
+            <m:e>
+              <m:r>
+                <w:rPr>
+                  <w:rFonts w:ascii="Cambria Math" w:hAnsi="Cambria Math"/>
+                  <w:sz w:val="28"/>
+                  <w:szCs w:val="28"/>
+                </w:rPr>
+                <m:t>I</m:t>
+              </m:r>
+            </m:e>
+          </m:d>
+          <m:r>
+            <w:rPr>
+              <w:rFonts w:ascii="Cambria Math" w:hAnsi="Cambria Math"/>
+              <w:sz w:val="28"/>
+              <w:szCs w:val="28"/>
+              <w:lang w:val="en-US"/>
+            </w:rPr>
+            <m:t>=</m:t>
+          </m:r>
+          <m:f>
+            <m:fPr>
+              <m:ctrlPr>
+                <w:rPr>
+                  <w:rFonts w:ascii="Cambria Math" w:hAnsi="Cambria Math"/>
+                  <w:sz w:val="28"/>
+                  <w:szCs w:val="28"/>
+                </w:rPr>
+              </m:ctrlPr>
+            </m:fPr>
+            <m:num>
+              <m:r>
+                <w:rPr>
+                  <w:rFonts w:ascii="Cambria Math" w:hAnsi="Cambria Math"/>
+                  <w:sz w:val="28"/>
+                  <w:szCs w:val="28"/>
+                  <w:lang w:val="en-US"/>
+                </w:rPr>
+                <m:t>1</m:t>
+              </m:r>
+            </m:num>
+            <m:den>
+              <m:r>
+                <w:rPr>
+                  <w:rFonts w:ascii="Cambria Math" w:hAnsi="Cambria Math"/>
+                  <w:sz w:val="28"/>
+                  <w:szCs w:val="28"/>
+                </w:rPr>
+                <m:t>T</m:t>
+              </m:r>
+            </m:den>
+          </m:f>
+          <m:nary>
+            <m:naryPr>
+              <m:limLoc m:val="subSup"/>
+              <m:grow m:val="1"/>
+              <m:ctrlPr>
+                <w:rPr>
+                  <w:rFonts w:ascii="Cambria Math" w:hAnsi="Cambria Math"/>
+                  <w:sz w:val="28"/>
+                  <w:szCs w:val="28"/>
+                </w:rPr>
+              </m:ctrlPr>
+            </m:naryPr>
+            <m:sub>
+              <m:r>
+                <w:rPr>
+                  <w:rFonts w:ascii="Cambria Math" w:hAnsi="Cambria Math"/>
+                  <w:sz w:val="28"/>
+                  <w:szCs w:val="28"/>
+                  <w:lang w:val="en-US"/>
+                </w:rPr>
+                <m:t>0</m:t>
+              </m:r>
+            </m:sub>
+            <m:sup>
+              <m:r>
+                <w:rPr>
+                  <w:rFonts w:ascii="Cambria Math" w:hAnsi="Cambria Math"/>
+                  <w:sz w:val="28"/>
+                  <w:szCs w:val="28"/>
+                </w:rPr>
+                <m:t>T</m:t>
+              </m:r>
+            </m:sup>
+            <m:e>
+              <m:r>
+                <w:rPr>
+                  <w:rFonts w:ascii="Cambria Math" w:hAnsi="Cambria Math"/>
+                  <w:sz w:val="28"/>
+                  <w:szCs w:val="28"/>
+                </w:rPr>
+                <m:t>S</m:t>
+              </m:r>
+            </m:e>
+          </m:nary>
+          <m:d>
+            <m:dPr>
+              <m:ctrlPr>
+                <w:rPr>
+                  <w:rFonts w:ascii="Cambria Math" w:hAnsi="Cambria Math"/>
+                  <w:sz w:val="28"/>
+                  <w:szCs w:val="28"/>
+                </w:rPr>
+              </m:ctrlPr>
+            </m:dPr>
+            <m:e>
+              <m:r>
+                <w:rPr>
+                  <w:rFonts w:ascii="Cambria Math" w:hAnsi="Cambria Math"/>
+                  <w:sz w:val="28"/>
+                  <w:szCs w:val="28"/>
+                </w:rPr>
+                <m:t>t</m:t>
+              </m:r>
+            </m:e>
+          </m:d>
+          <m:r>
+            <w:rPr>
+              <w:rFonts w:ascii="Cambria Math" w:hAnsi="Cambria Math"/>
+              <w:sz w:val="28"/>
+              <w:szCs w:val="28"/>
+              <w:lang w:val="en-US"/>
+            </w:rPr>
+            <m:t>⋅</m:t>
+          </m:r>
+          <m:sSub>
+            <m:sSubPr>
+              <m:ctrlPr>
+                <w:rPr>
+                  <w:rFonts w:ascii="Cambria Math" w:hAnsi="Cambria Math"/>
+                  <w:sz w:val="28"/>
+                  <w:szCs w:val="28"/>
+                </w:rPr>
+              </m:ctrlPr>
+            </m:sSubPr>
+            <m:e>
+              <m:r>
+                <w:rPr>
+                  <w:rFonts w:ascii="Cambria Math" w:hAnsi="Cambria Math"/>
+                  <w:sz w:val="28"/>
+                  <w:szCs w:val="28"/>
+                </w:rPr>
+                <m:t>s</m:t>
+              </m:r>
+            </m:e>
+            <m:sub>
+              <m:r>
+                <w:rPr>
+                  <w:rFonts w:ascii="Cambria Math" w:hAnsi="Cambria Math"/>
+                  <w:sz w:val="28"/>
+                  <w:szCs w:val="28"/>
+                </w:rPr>
+                <m:t>I</m:t>
+              </m:r>
+            </m:sub>
+          </m:sSub>
+          <m:d>
+            <m:dPr>
+              <m:ctrlPr>
+                <w:rPr>
+                  <w:rFonts w:ascii="Cambria Math" w:hAnsi="Cambria Math"/>
+                  <w:sz w:val="28"/>
+                  <w:szCs w:val="28"/>
+                </w:rPr>
+              </m:ctrlPr>
+            </m:dPr>
+            <m:e>
+              <m:r>
+                <w:rPr>
+                  <w:rFonts w:ascii="Cambria Math" w:hAnsi="Cambria Math"/>
+                  <w:sz w:val="28"/>
+                  <w:szCs w:val="28"/>
+                </w:rPr>
+                <m:t>t</m:t>
+              </m:r>
+            </m:e>
+          </m:d>
+          <m:r>
+            <m:rPr>
+              <m:nor/>
+            </m:rPr>
+            <w:rPr>
+              <w:sz w:val="28"/>
+              <w:szCs w:val="28"/>
+              <w:lang w:val="en-US"/>
+            </w:rPr>
+            <m:t> </m:t>
+          </m:r>
+          <m:r>
+            <w:rPr>
+              <w:rFonts w:ascii="Cambria Math" w:hAnsi="Cambria Math"/>
+              <w:sz w:val="28"/>
+              <w:szCs w:val="28"/>
+            </w:rPr>
+            <m:t>dt</m:t>
+          </m:r>
+          <m:r>
+            <w:rPr>
+              <w:rFonts w:ascii="Cambria Math" w:hAnsi="Cambria Math"/>
+              <w:sz w:val="28"/>
+              <w:szCs w:val="28"/>
+              <w:lang w:val="en-US"/>
+            </w:rPr>
+            <m:t>=</m:t>
+          </m:r>
+          <m:rad>
+            <m:radPr>
+              <m:degHide m:val="1"/>
+              <m:ctrlPr>
+                <w:rPr>
+                  <w:rFonts w:ascii="Cambria Math" w:hAnsi="Cambria Math"/>
+                  <w:sz w:val="28"/>
+                  <w:szCs w:val="28"/>
+                </w:rPr>
+              </m:ctrlPr>
+            </m:radPr>
+            <m:deg/>
+            <m:e>
+              <m:sSub>
+                <m:sSubPr>
+                  <m:ctrlPr>
+                    <w:rPr>
+                      <w:rFonts w:ascii="Cambria Math" w:hAnsi="Cambria Math"/>
+                      <w:sz w:val="28"/>
+                      <w:szCs w:val="28"/>
+                    </w:rPr>
+                  </m:ctrlPr>
+                </m:sSubPr>
+                <m:e>
+                  <m:r>
+                    <w:rPr>
+                      <w:rFonts w:ascii="Cambria Math" w:hAnsi="Cambria Math"/>
+                      <w:sz w:val="28"/>
+                      <w:szCs w:val="28"/>
+                    </w:rPr>
+                    <m:t>P</m:t>
+                  </m:r>
+                </m:e>
+                <m:sub>
+                  <m:r>
+                    <w:rPr>
+                      <w:rFonts w:ascii="Cambria Math" w:hAnsi="Cambria Math"/>
+                      <w:sz w:val="28"/>
+                      <w:szCs w:val="28"/>
+                    </w:rPr>
+                    <m:t>C</m:t>
+                  </m:r>
+                </m:sub>
+              </m:sSub>
+            </m:e>
+          </m:rad>
+          <m:r>
+            <w:rPr>
+              <w:rFonts w:ascii="Cambria Math" w:hAnsi="Cambria Math"/>
+              <w:sz w:val="28"/>
+              <w:szCs w:val="28"/>
+              <w:lang w:val="en-US"/>
+            </w:rPr>
+            <m:t>⋅</m:t>
+          </m:r>
+          <m:r>
+            <w:rPr>
+              <w:rFonts w:ascii="Cambria Math" w:hAnsi="Cambria Math"/>
+              <w:sz w:val="28"/>
+              <w:szCs w:val="28"/>
+            </w:rPr>
+            <m:t>R</m:t>
+          </m:r>
+          <m:d>
+            <m:dPr>
+              <m:ctrlPr>
+                <w:rPr>
+                  <w:rFonts w:ascii="Cambria Math" w:hAnsi="Cambria Math"/>
+                  <w:sz w:val="28"/>
+                  <w:szCs w:val="28"/>
+                </w:rPr>
+              </m:ctrlPr>
+            </m:dPr>
+            <m:e>
+              <m:r>
+                <w:rPr>
+                  <w:rFonts w:ascii="Cambria Math" w:hAnsi="Cambria Math"/>
+                  <w:sz w:val="28"/>
+                  <w:szCs w:val="28"/>
+                </w:rPr>
+                <m:t>τ</m:t>
+              </m:r>
+            </m:e>
+          </m:d>
+          <m:r>
+            <w:rPr>
+              <w:rFonts w:ascii="Cambria Math" w:hAnsi="Cambria Math"/>
+              <w:sz w:val="28"/>
+              <w:szCs w:val="28"/>
+              <w:lang w:val="en-US"/>
+            </w:rPr>
+            <m:t>⋅</m:t>
+          </m:r>
+          <m:r>
+            <m:rPr>
+              <m:sty m:val="p"/>
+            </m:rPr>
+            <w:rPr>
+              <w:rFonts w:ascii="Cambria Math" w:hAnsi="Cambria Math"/>
+              <w:sz w:val="28"/>
+              <w:szCs w:val="28"/>
+              <w:lang w:val="en-US"/>
+            </w:rPr>
+            <m:t>cos</m:t>
+          </m:r>
+          <m:r>
+            <w:rPr>
+              <w:rFonts w:ascii="Cambria Math" w:hAnsi="Cambria Math"/>
+              <w:sz w:val="28"/>
+              <w:szCs w:val="28"/>
+              <w:lang w:val="en-US"/>
+            </w:rPr>
+            <m:t>⁡</m:t>
+          </m:r>
+          <m:d>
+            <m:dPr>
+              <m:ctrlPr>
+                <w:rPr>
+                  <w:rFonts w:ascii="Cambria Math" w:hAnsi="Cambria Math"/>
+                  <w:sz w:val="28"/>
+                  <w:szCs w:val="28"/>
+                </w:rPr>
+              </m:ctrlPr>
+            </m:dPr>
+            <m:e>
+              <m:r>
+                <m:rPr>
+                  <m:sty m:val="p"/>
+                </m:rPr>
+                <w:rPr>
+                  <w:rFonts w:ascii="Cambria Math" w:hAnsi="Cambria Math"/>
+                  <w:sz w:val="28"/>
+                  <w:szCs w:val="28"/>
+                </w:rPr>
+                <m:t>Δ</m:t>
+              </m:r>
+              <m:r>
+                <w:rPr>
+                  <w:rFonts w:ascii="Cambria Math" w:hAnsi="Cambria Math"/>
+                  <w:sz w:val="28"/>
+                  <w:szCs w:val="28"/>
+                </w:rPr>
+                <m:t>ϕ</m:t>
+              </m:r>
+            </m:e>
+          </m:d>
+          <m:r>
+            <m:rPr>
+              <m:sty m:val="p"/>
+            </m:rPr>
+            <w:rPr>
+              <w:sz w:val="28"/>
+              <w:szCs w:val="28"/>
+              <w:lang w:val="en-US"/>
+            </w:rPr>
+            <w:br/>
+          </m:r>
+        </m:oMath>
+        <m:oMath>
+          <m:r>
+            <w:rPr>
+              <w:rFonts w:ascii="Cambria Math" w:hAnsi="Cambria Math"/>
+              <w:sz w:val="28"/>
+              <w:szCs w:val="28"/>
+            </w:rPr>
+            <m:t>M</m:t>
+          </m:r>
+          <m:d>
+            <m:dPr>
+              <m:begChr m:val="["/>
+              <m:endChr m:val="]"/>
+              <m:ctrlPr>
+                <w:rPr>
+                  <w:rFonts w:ascii="Cambria Math" w:hAnsi="Cambria Math"/>
+                  <w:sz w:val="28"/>
+                  <w:szCs w:val="28"/>
+                </w:rPr>
+              </m:ctrlPr>
+            </m:dPr>
+            <m:e>
+              <m:r>
+                <w:rPr>
+                  <w:rFonts w:ascii="Cambria Math" w:hAnsi="Cambria Math"/>
+                  <w:sz w:val="28"/>
+                  <w:szCs w:val="28"/>
+                </w:rPr>
+                <m:t>Q</m:t>
+              </m:r>
+            </m:e>
+          </m:d>
+          <m:r>
+            <w:rPr>
+              <w:rFonts w:ascii="Cambria Math" w:hAnsi="Cambria Math"/>
+              <w:sz w:val="28"/>
+              <w:szCs w:val="28"/>
+              <w:lang w:val="en-US"/>
+            </w:rPr>
+            <m:t>=</m:t>
+          </m:r>
+          <m:f>
+            <m:fPr>
+              <m:ctrlPr>
+                <w:rPr>
+                  <w:rFonts w:ascii="Cambria Math" w:hAnsi="Cambria Math"/>
+                  <w:sz w:val="28"/>
+                  <w:szCs w:val="28"/>
+                </w:rPr>
+              </m:ctrlPr>
+            </m:fPr>
+            <m:num>
+              <m:r>
+                <w:rPr>
+                  <w:rFonts w:ascii="Cambria Math" w:hAnsi="Cambria Math"/>
+                  <w:sz w:val="28"/>
+                  <w:szCs w:val="28"/>
+                  <w:lang w:val="en-US"/>
+                </w:rPr>
+                <m:t>1</m:t>
+              </m:r>
+            </m:num>
+            <m:den>
+              <m:r>
+                <w:rPr>
+                  <w:rFonts w:ascii="Cambria Math" w:hAnsi="Cambria Math"/>
+                  <w:sz w:val="28"/>
+                  <w:szCs w:val="28"/>
+                </w:rPr>
+                <m:t>T</m:t>
+              </m:r>
+            </m:den>
+          </m:f>
+          <m:nary>
+            <m:naryPr>
+              <m:limLoc m:val="subSup"/>
+              <m:grow m:val="1"/>
+              <m:ctrlPr>
+                <w:rPr>
+                  <w:rFonts w:ascii="Cambria Math" w:hAnsi="Cambria Math"/>
+                  <w:sz w:val="28"/>
+                  <w:szCs w:val="28"/>
+                </w:rPr>
+              </m:ctrlPr>
+            </m:naryPr>
+            <m:sub>
+              <m:r>
+                <w:rPr>
+                  <w:rFonts w:ascii="Cambria Math" w:hAnsi="Cambria Math"/>
+                  <w:sz w:val="28"/>
+                  <w:szCs w:val="28"/>
+                  <w:lang w:val="en-US"/>
+                </w:rPr>
+                <m:t>0</m:t>
+              </m:r>
+            </m:sub>
+            <m:sup>
+              <m:r>
+                <w:rPr>
+                  <w:rFonts w:ascii="Cambria Math" w:hAnsi="Cambria Math"/>
+                  <w:sz w:val="28"/>
+                  <w:szCs w:val="28"/>
+                </w:rPr>
+                <m:t>T</m:t>
+              </m:r>
+            </m:sup>
+            <m:e>
+              <m:r>
+                <w:rPr>
+                  <w:rFonts w:ascii="Cambria Math" w:hAnsi="Cambria Math"/>
+                  <w:sz w:val="28"/>
+                  <w:szCs w:val="28"/>
+                </w:rPr>
+                <m:t>S</m:t>
+              </m:r>
+            </m:e>
+          </m:nary>
+          <m:d>
+            <m:dPr>
+              <m:ctrlPr>
+                <w:rPr>
+                  <w:rFonts w:ascii="Cambria Math" w:hAnsi="Cambria Math"/>
+                  <w:sz w:val="28"/>
+                  <w:szCs w:val="28"/>
+                </w:rPr>
+              </m:ctrlPr>
+            </m:dPr>
+            <m:e>
+              <m:r>
+                <w:rPr>
+                  <w:rFonts w:ascii="Cambria Math" w:hAnsi="Cambria Math"/>
+                  <w:sz w:val="28"/>
+                  <w:szCs w:val="28"/>
+                </w:rPr>
+                <m:t>t</m:t>
+              </m:r>
+            </m:e>
+          </m:d>
+          <m:r>
+            <w:rPr>
+              <w:rFonts w:ascii="Cambria Math" w:hAnsi="Cambria Math"/>
+              <w:sz w:val="28"/>
+              <w:szCs w:val="28"/>
+              <w:lang w:val="en-US"/>
+            </w:rPr>
+            <m:t>⋅</m:t>
+          </m:r>
+          <m:sSub>
+            <m:sSubPr>
+              <m:ctrlPr>
+                <w:rPr>
+                  <w:rFonts w:ascii="Cambria Math" w:hAnsi="Cambria Math"/>
+                  <w:sz w:val="28"/>
+                  <w:szCs w:val="28"/>
+                </w:rPr>
+              </m:ctrlPr>
+            </m:sSubPr>
+            <m:e>
+              <m:r>
+                <w:rPr>
+                  <w:rFonts w:ascii="Cambria Math" w:hAnsi="Cambria Math"/>
+                  <w:sz w:val="28"/>
+                  <w:szCs w:val="28"/>
+                </w:rPr>
+                <m:t>s</m:t>
+              </m:r>
+            </m:e>
+            <m:sub>
+              <m:r>
+                <w:rPr>
+                  <w:rFonts w:ascii="Cambria Math" w:hAnsi="Cambria Math"/>
+                  <w:sz w:val="28"/>
+                  <w:szCs w:val="28"/>
+                </w:rPr>
+                <m:t>Q</m:t>
+              </m:r>
+            </m:sub>
+          </m:sSub>
+          <m:d>
+            <m:dPr>
+              <m:ctrlPr>
+                <w:rPr>
+                  <w:rFonts w:ascii="Cambria Math" w:hAnsi="Cambria Math"/>
+                  <w:sz w:val="28"/>
+                  <w:szCs w:val="28"/>
+                </w:rPr>
+              </m:ctrlPr>
+            </m:dPr>
+            <m:e>
+              <m:r>
+                <w:rPr>
+                  <w:rFonts w:ascii="Cambria Math" w:hAnsi="Cambria Math"/>
+                  <w:sz w:val="28"/>
+                  <w:szCs w:val="28"/>
+                </w:rPr>
+                <m:t>t</m:t>
+              </m:r>
+            </m:e>
+          </m:d>
+          <m:r>
+            <m:rPr>
+              <m:nor/>
+            </m:rPr>
+            <w:rPr>
+              <w:sz w:val="28"/>
+              <w:szCs w:val="28"/>
+              <w:lang w:val="en-US"/>
+            </w:rPr>
+            <m:t> </m:t>
+          </m:r>
+          <m:r>
+            <w:rPr>
+              <w:rFonts w:ascii="Cambria Math" w:hAnsi="Cambria Math"/>
+              <w:sz w:val="28"/>
+              <w:szCs w:val="28"/>
+            </w:rPr>
+            <m:t>dt</m:t>
+          </m:r>
+          <m:r>
+            <w:rPr>
+              <w:rFonts w:ascii="Cambria Math" w:hAnsi="Cambria Math"/>
+              <w:sz w:val="28"/>
+              <w:szCs w:val="28"/>
+              <w:lang w:val="en-US"/>
+            </w:rPr>
+            <m:t>=</m:t>
+          </m:r>
+          <m:rad>
+            <m:radPr>
+              <m:degHide m:val="1"/>
+              <m:ctrlPr>
+                <w:rPr>
+                  <w:rFonts w:ascii="Cambria Math" w:hAnsi="Cambria Math"/>
+                  <w:sz w:val="28"/>
+                  <w:szCs w:val="28"/>
+                </w:rPr>
+              </m:ctrlPr>
+            </m:radPr>
+            <m:deg/>
+            <m:e>
+              <m:sSub>
+                <m:sSubPr>
+                  <m:ctrlPr>
+                    <w:rPr>
+                      <w:rFonts w:ascii="Cambria Math" w:hAnsi="Cambria Math"/>
+                      <w:sz w:val="28"/>
+                      <w:szCs w:val="28"/>
+                    </w:rPr>
+                  </m:ctrlPr>
+                </m:sSubPr>
+                <m:e>
+                  <m:r>
+                    <w:rPr>
+                      <w:rFonts w:ascii="Cambria Math" w:hAnsi="Cambria Math"/>
+                      <w:sz w:val="28"/>
+                      <w:szCs w:val="28"/>
+                    </w:rPr>
+                    <m:t>P</m:t>
+                  </m:r>
+                </m:e>
+                <m:sub>
+                  <m:r>
+                    <w:rPr>
+                      <w:rFonts w:ascii="Cambria Math" w:hAnsi="Cambria Math"/>
+                      <w:sz w:val="28"/>
+                      <w:szCs w:val="28"/>
+                    </w:rPr>
+                    <m:t>C</m:t>
+                  </m:r>
+                </m:sub>
+              </m:sSub>
+            </m:e>
+          </m:rad>
+          <m:r>
+            <w:rPr>
+              <w:rFonts w:ascii="Cambria Math" w:hAnsi="Cambria Math"/>
+              <w:sz w:val="28"/>
+              <w:szCs w:val="28"/>
+              <w:lang w:val="en-US"/>
+            </w:rPr>
+            <m:t>⋅</m:t>
+          </m:r>
+          <m:r>
+            <w:rPr>
+              <w:rFonts w:ascii="Cambria Math" w:hAnsi="Cambria Math"/>
+              <w:sz w:val="28"/>
+              <w:szCs w:val="28"/>
+            </w:rPr>
+            <m:t>R</m:t>
+          </m:r>
+          <m:d>
+            <m:dPr>
+              <m:ctrlPr>
+                <w:rPr>
+                  <w:rFonts w:ascii="Cambria Math" w:hAnsi="Cambria Math"/>
+                  <w:sz w:val="28"/>
+                  <w:szCs w:val="28"/>
+                </w:rPr>
+              </m:ctrlPr>
+            </m:dPr>
+            <m:e>
+              <m:r>
+                <w:rPr>
+                  <w:rFonts w:ascii="Cambria Math" w:hAnsi="Cambria Math"/>
+                  <w:sz w:val="28"/>
+                  <w:szCs w:val="28"/>
+                </w:rPr>
+                <m:t>τ</m:t>
+              </m:r>
+            </m:e>
+          </m:d>
+          <m:r>
+            <w:rPr>
+              <w:rFonts w:ascii="Cambria Math" w:hAnsi="Cambria Math"/>
+              <w:sz w:val="28"/>
+              <w:szCs w:val="28"/>
+              <w:lang w:val="en-US"/>
+            </w:rPr>
+            <m:t>⋅</m:t>
+          </m:r>
+          <m:r>
+            <m:rPr>
+              <m:sty m:val="p"/>
+            </m:rPr>
+            <w:rPr>
+              <w:rFonts w:ascii="Cambria Math" w:hAnsi="Cambria Math"/>
+              <w:sz w:val="28"/>
+              <w:szCs w:val="28"/>
+              <w:lang w:val="en-US"/>
+            </w:rPr>
+            <m:t>sin</m:t>
+          </m:r>
+          <m:r>
+            <w:rPr>
+              <w:rFonts w:ascii="Cambria Math" w:hAnsi="Cambria Math"/>
+              <w:sz w:val="28"/>
+              <w:szCs w:val="28"/>
+              <w:lang w:val="en-US"/>
+            </w:rPr>
+            <m:t>⁡</m:t>
+          </m:r>
+          <m:d>
+            <m:dPr>
+              <m:ctrlPr>
+                <w:rPr>
+                  <w:rFonts w:ascii="Cambria Math" w:hAnsi="Cambria Math"/>
+                  <w:sz w:val="28"/>
+                  <w:szCs w:val="28"/>
+                </w:rPr>
+              </m:ctrlPr>
+            </m:dPr>
+            <m:e>
+              <m:r>
+                <m:rPr>
+                  <m:sty m:val="p"/>
+                </m:rPr>
+                <w:rPr>
+                  <w:rFonts w:ascii="Cambria Math" w:hAnsi="Cambria Math"/>
+                  <w:sz w:val="28"/>
+                  <w:szCs w:val="28"/>
+                </w:rPr>
+                <m:t>Δ</m:t>
+              </m:r>
+              <m:r>
+                <w:rPr>
+                  <w:rFonts w:ascii="Cambria Math" w:hAnsi="Cambria Math"/>
+                  <w:sz w:val="28"/>
+                  <w:szCs w:val="28"/>
+                </w:rPr>
+                <m:t>ϕ</m:t>
+              </m:r>
+            </m:e>
+          </m:d>
+        </m:oMath>
+      </m:oMathPara>
+    </w:p>
+    <w:p>
+      <w:pPr>
+        <w:spacing w:line="276" w:lineRule="auto"/>
+        <w:ind w:firstLine="708"/>
+        <w:jc w:val="both"/>
+        <w:rPr>
+          <w:sz w:val="28"/>
+          <w:szCs w:val="28"/>
+        </w:rPr>
+      </w:pPr>
+      <m:oMathPara>
+        <m:oMath>
+          <m:r>
+            <w:rPr>
+              <w:rFonts w:ascii="Cambria Math" w:hAnsi="Cambria Math"/>
+              <w:sz w:val="28"/>
+              <w:szCs w:val="28"/>
+            </w:rPr>
+            <m:t>D</m:t>
+          </m:r>
+          <m:d>
+            <m:dPr>
+              <m:begChr m:val="["/>
+              <m:endChr m:val="]"/>
+              <m:ctrlPr>
+                <w:rPr>
+                  <w:rFonts w:ascii="Cambria Math" w:hAnsi="Cambria Math"/>
+                  <w:sz w:val="28"/>
+                  <w:szCs w:val="28"/>
+                </w:rPr>
+              </m:ctrlPr>
+            </m:dPr>
+            <m:e>
+              <m:r>
+                <w:rPr>
+                  <w:rFonts w:ascii="Cambria Math" w:hAnsi="Cambria Math"/>
+                  <w:sz w:val="28"/>
+                  <w:szCs w:val="28"/>
+                </w:rPr>
+                <m:t>I</m:t>
+              </m:r>
+            </m:e>
+          </m:d>
+          <m:r>
+            <w:rPr>
+              <w:rFonts w:ascii="Cambria Math" w:hAnsi="Cambria Math"/>
+              <w:sz w:val="28"/>
+              <w:szCs w:val="28"/>
+            </w:rPr>
+            <m:t>=D</m:t>
+          </m:r>
+          <m:d>
+            <m:dPr>
+              <m:begChr m:val="["/>
+              <m:endChr m:val="]"/>
+              <m:ctrlPr>
+                <w:rPr>
+                  <w:rFonts w:ascii="Cambria Math" w:hAnsi="Cambria Math"/>
+                  <w:sz w:val="28"/>
+                  <w:szCs w:val="28"/>
+                </w:rPr>
+              </m:ctrlPr>
+            </m:dPr>
+            <m:e>
+              <m:r>
+                <w:rPr>
+                  <w:rFonts w:ascii="Cambria Math" w:hAnsi="Cambria Math"/>
+                  <w:sz w:val="28"/>
+                  <w:szCs w:val="28"/>
+                </w:rPr>
+                <m:t>Q</m:t>
+              </m:r>
+            </m:e>
+          </m:d>
+          <m:r>
+            <w:rPr>
+              <w:rFonts w:ascii="Cambria Math" w:hAnsi="Cambria Math"/>
+              <w:sz w:val="28"/>
+              <w:szCs w:val="28"/>
+            </w:rPr>
+            <m:t>=</m:t>
+          </m:r>
+          <m:f>
+            <m:fPr>
+              <m:ctrlPr>
+                <w:rPr>
+                  <w:rFonts w:ascii="Cambria Math" w:hAnsi="Cambria Math"/>
+                  <w:sz w:val="28"/>
+                  <w:szCs w:val="28"/>
+                </w:rPr>
+              </m:ctrlPr>
+            </m:fPr>
+            <m:num>
+              <m:sSub>
+                <m:sSubPr>
+                  <m:ctrlPr>
+                    <w:rPr>
+                      <w:rFonts w:ascii="Cambria Math" w:hAnsi="Cambria Math"/>
+                      <w:sz w:val="28"/>
+                      <w:szCs w:val="28"/>
+                    </w:rPr>
+                  </m:ctrlPr>
+                </m:sSubPr>
+                <m:e>
+                  <m:r>
+                    <w:rPr>
+                      <w:rFonts w:ascii="Cambria Math" w:hAnsi="Cambria Math"/>
+                      <w:sz w:val="28"/>
+                      <w:szCs w:val="28"/>
+                    </w:rPr>
+                    <m:t>N</m:t>
+                  </m:r>
+                </m:e>
+                <m:sub>
+                  <m:r>
+                    <w:rPr>
+                      <w:rFonts w:ascii="Cambria Math" w:hAnsi="Cambria Math"/>
+                      <w:sz w:val="28"/>
+                      <w:szCs w:val="28"/>
+                    </w:rPr>
+                    <m:t>0</m:t>
+                  </m:r>
+                </m:sub>
+              </m:sSub>
+            </m:num>
+            <m:den>
+              <m:r>
+                <w:rPr>
+                  <w:rFonts w:ascii="Cambria Math" w:hAnsi="Cambria Math"/>
+                  <w:sz w:val="28"/>
+                  <w:szCs w:val="28"/>
+                </w:rPr>
+                <m:t>2T</m:t>
+              </m:r>
+            </m:den>
+          </m:f>
+        </m:oMath>
+      </m:oMathPara>
+    </w:p>
+    <w:p>
+      <w:pPr>
+        <w:spacing w:line="276" w:lineRule="auto"/>
+        <w:ind w:firstLine="708"/>
+        <w:jc w:val="both"/>
+        <w:rPr>
+          <w:sz w:val="28"/>
+          <w:szCs w:val="28"/>
+        </w:rPr>
+      </w:pPr>
+      <m:oMathPara>
+        <m:oMath>
+          <m:r>
+            <w:rPr>
+              <w:rFonts w:ascii="Cambria Math" w:hAnsi="Cambria Math"/>
+              <w:sz w:val="28"/>
+              <w:szCs w:val="28"/>
+            </w:rPr>
+            <m:t>q=</m:t>
+          </m:r>
+          <m:f>
+            <m:fPr>
+              <m:ctrlPr>
+                <w:rPr>
+                  <w:rFonts w:ascii="Cambria Math" w:hAnsi="Cambria Math"/>
+                  <w:sz w:val="28"/>
+                  <w:szCs w:val="28"/>
+                </w:rPr>
+              </m:ctrlPr>
+            </m:fPr>
+            <m:num>
+              <m:r>
+                <w:rPr>
+                  <w:rFonts w:ascii="Cambria Math" w:hAnsi="Cambria Math"/>
+                  <w:sz w:val="28"/>
+                  <w:szCs w:val="28"/>
+                </w:rPr>
+                <m:t>M</m:t>
+              </m:r>
+              <m:sSup>
+                <m:sSupPr>
+                  <m:ctrlPr>
+                    <w:rPr>
+                      <w:rFonts w:ascii="Cambria Math" w:hAnsi="Cambria Math"/>
+                      <w:sz w:val="28"/>
+                      <w:szCs w:val="28"/>
+                    </w:rPr>
+                  </m:ctrlPr>
+                </m:sSupPr>
+                <m:e>
+                  <m:d>
+                    <m:dPr>
+                      <m:begChr m:val="["/>
+                      <m:endChr m:val="]"/>
+                      <m:ctrlPr>
+                        <w:rPr>
+                          <w:rFonts w:ascii="Cambria Math" w:hAnsi="Cambria Math"/>
+                          <w:sz w:val="28"/>
+                          <w:szCs w:val="28"/>
+                        </w:rPr>
+                      </m:ctrlPr>
+                    </m:dPr>
+                    <m:e>
+                      <m:r>
+                        <w:rPr>
+                          <w:rFonts w:ascii="Cambria Math" w:hAnsi="Cambria Math"/>
+                          <w:sz w:val="28"/>
+                          <w:szCs w:val="28"/>
+                        </w:rPr>
+                        <m:t>I</m:t>
+                      </m:r>
+                    </m:e>
+                  </m:d>
+                </m:e>
+                <m:sup>
+                  <m:r>
+                    <w:rPr>
+                      <w:rFonts w:ascii="Cambria Math" w:hAnsi="Cambria Math"/>
+                      <w:sz w:val="28"/>
+                      <w:szCs w:val="28"/>
+                    </w:rPr>
+                    <m:t>2</m:t>
+                  </m:r>
+                </m:sup>
+              </m:sSup>
+            </m:num>
+            <m:den>
+              <m:r>
+                <w:rPr>
+                  <w:rFonts w:ascii="Cambria Math" w:hAnsi="Cambria Math"/>
+                  <w:sz w:val="28"/>
+                  <w:szCs w:val="28"/>
+                </w:rPr>
+                <m:t>D</m:t>
+              </m:r>
+              <m:d>
+                <m:dPr>
+                  <m:begChr m:val="["/>
+                  <m:endChr m:val="]"/>
+                  <m:ctrlPr>
+                    <w:rPr>
+                      <w:rFonts w:ascii="Cambria Math" w:hAnsi="Cambria Math"/>
+                      <w:sz w:val="28"/>
+                      <w:szCs w:val="28"/>
+                    </w:rPr>
+                  </m:ctrlPr>
+                </m:dPr>
+                <m:e>
+                  <m:r>
+                    <w:rPr>
+                      <w:rFonts w:ascii="Cambria Math" w:hAnsi="Cambria Math"/>
+                      <w:sz w:val="28"/>
+                      <w:szCs w:val="28"/>
+                    </w:rPr>
+                    <m:t>I</m:t>
+                  </m:r>
+                </m:e>
+              </m:d>
+            </m:den>
+          </m:f>
+          <m:r>
+            <w:rPr>
+              <w:rFonts w:ascii="Cambria Math" w:hAnsi="Cambria Math"/>
+              <w:sz w:val="28"/>
+              <w:szCs w:val="28"/>
+            </w:rPr>
+            <m:t>=</m:t>
+          </m:r>
+          <m:f>
+            <m:fPr>
+              <m:ctrlPr>
+                <w:rPr>
+                  <w:rFonts w:ascii="Cambria Math" w:hAnsi="Cambria Math"/>
+                  <w:sz w:val="28"/>
+                  <w:szCs w:val="28"/>
+                </w:rPr>
+              </m:ctrlPr>
+            </m:fPr>
+            <m:num>
+              <m:r>
+                <w:rPr>
+                  <w:rFonts w:ascii="Cambria Math" w:hAnsi="Cambria Math"/>
+                  <w:sz w:val="28"/>
+                  <w:szCs w:val="28"/>
+                </w:rPr>
+                <m:t>2</m:t>
+              </m:r>
+              <m:sSub>
+                <m:sSubPr>
+                  <m:ctrlPr>
+                    <w:rPr>
+                      <w:rFonts w:ascii="Cambria Math" w:hAnsi="Cambria Math"/>
+                      <w:sz w:val="28"/>
+                      <w:szCs w:val="28"/>
+                    </w:rPr>
+                  </m:ctrlPr>
+                </m:sSubPr>
+                <m:e>
+                  <m:r>
+                    <w:rPr>
+                      <w:rFonts w:ascii="Cambria Math" w:hAnsi="Cambria Math"/>
+                      <w:sz w:val="28"/>
+                      <w:szCs w:val="28"/>
+                    </w:rPr>
+                    <m:t>P</m:t>
+                  </m:r>
+                </m:e>
+                <m:sub>
+                  <m:r>
+                    <w:rPr>
+                      <w:rFonts w:ascii="Cambria Math" w:hAnsi="Cambria Math"/>
+                      <w:sz w:val="28"/>
+                      <w:szCs w:val="28"/>
+                    </w:rPr>
+                    <m:t>C</m:t>
+                  </m:r>
+                </m:sub>
+              </m:sSub>
+              <m:r>
+                <w:rPr>
+                  <w:rFonts w:ascii="Cambria Math" w:hAnsi="Cambria Math"/>
+                  <w:sz w:val="28"/>
+                  <w:szCs w:val="28"/>
+                </w:rPr>
+                <m:t>T</m:t>
+              </m:r>
+            </m:num>
+            <m:den>
+              <m:sSub>
+                <m:sSubPr>
+                  <m:ctrlPr>
+                    <w:rPr>
+                      <w:rFonts w:ascii="Cambria Math" w:hAnsi="Cambria Math"/>
+                      <w:sz w:val="28"/>
+                      <w:szCs w:val="28"/>
+                    </w:rPr>
+                  </m:ctrlPr>
+                </m:sSubPr>
+                <m:e>
+                  <m:r>
+                    <w:rPr>
+                      <w:rFonts w:ascii="Cambria Math" w:hAnsi="Cambria Math"/>
+                      <w:sz w:val="28"/>
+                      <w:szCs w:val="28"/>
+                    </w:rPr>
+                    <m:t>N</m:t>
+                  </m:r>
+                </m:e>
+                <m:sub>
+                  <m:r>
+                    <w:rPr>
+                      <w:rFonts w:ascii="Cambria Math" w:hAnsi="Cambria Math"/>
+                      <w:sz w:val="28"/>
+                      <w:szCs w:val="28"/>
+                    </w:rPr>
+                    <m:t>0</m:t>
+                  </m:r>
+                </m:sub>
+              </m:sSub>
+            </m:den>
+          </m:f>
+          <m:r>
+            <w:rPr>
+              <w:rFonts w:ascii="Cambria Math" w:hAnsi="Cambria Math"/>
+              <w:sz w:val="28"/>
+              <w:szCs w:val="28"/>
+            </w:rPr>
+            <m:t>⋅</m:t>
+          </m:r>
+          <m:sSup>
+            <m:sSupPr>
+              <m:ctrlPr>
+                <w:rPr>
+                  <w:rFonts w:ascii="Cambria Math" w:hAnsi="Cambria Math"/>
+                  <w:sz w:val="28"/>
+                  <w:szCs w:val="28"/>
+                </w:rPr>
+              </m:ctrlPr>
+            </m:sSupPr>
+            <m:e>
+              <m:r>
+                <w:rPr>
+                  <w:rFonts w:ascii="Cambria Math" w:hAnsi="Cambria Math"/>
+                  <w:sz w:val="28"/>
+                  <w:szCs w:val="28"/>
+                </w:rPr>
+                <m:t>R</m:t>
+              </m:r>
+            </m:e>
+            <m:sup>
+              <m:r>
+                <w:rPr>
+                  <w:rFonts w:ascii="Cambria Math" w:hAnsi="Cambria Math"/>
+                  <w:sz w:val="28"/>
+                  <w:szCs w:val="28"/>
+                </w:rPr>
+                <m:t>2</m:t>
+              </m:r>
+            </m:sup>
+          </m:sSup>
+          <m:d>
+            <m:dPr>
+              <m:ctrlPr>
+                <w:rPr>
+                  <w:rFonts w:ascii="Cambria Math" w:hAnsi="Cambria Math"/>
+                  <w:sz w:val="28"/>
+                  <w:szCs w:val="28"/>
+                </w:rPr>
+              </m:ctrlPr>
+            </m:dPr>
+            <m:e>
+              <m:r>
+                <w:rPr>
+                  <w:rFonts w:ascii="Cambria Math" w:hAnsi="Cambria Math"/>
+                  <w:sz w:val="28"/>
+                  <w:szCs w:val="28"/>
+                </w:rPr>
+                <m:t>τ</m:t>
+              </m:r>
+            </m:e>
+          </m:d>
+          <m:r>
+            <w:rPr>
+              <w:rFonts w:ascii="Cambria Math" w:hAnsi="Cambria Math"/>
+              <w:sz w:val="28"/>
+              <w:szCs w:val="28"/>
+            </w:rPr>
+            <m:t>⋅</m:t>
+          </m:r>
+          <m:sSup>
+            <m:sSupPr>
+              <m:ctrlPr>
+                <w:rPr>
+                  <w:rFonts w:ascii="Cambria Math" w:hAnsi="Cambria Math"/>
+                  <w:sz w:val="28"/>
+                  <w:szCs w:val="28"/>
+                </w:rPr>
+              </m:ctrlPr>
+            </m:sSupPr>
+            <m:e>
+              <m:r>
+                <m:rPr>
+                  <m:sty m:val="p"/>
+                </m:rPr>
+                <w:rPr>
+                  <w:rFonts w:ascii="Cambria Math" w:hAnsi="Cambria Math"/>
+                  <w:sz w:val="28"/>
+                  <w:szCs w:val="28"/>
+                </w:rPr>
+                <m:t>cos</m:t>
+              </m:r>
+            </m:e>
+            <m:sup>
+              <m:r>
+                <w:rPr>
+                  <w:rFonts w:ascii="Cambria Math" w:hAnsi="Cambria Math"/>
+                  <w:sz w:val="28"/>
+                  <w:szCs w:val="28"/>
+                </w:rPr>
+                <m:t>2</m:t>
+              </m:r>
+            </m:sup>
+          </m:sSup>
+          <m:d>
+            <m:dPr>
+              <m:ctrlPr>
+                <w:rPr>
+                  <w:rFonts w:ascii="Cambria Math" w:hAnsi="Cambria Math"/>
+                  <w:sz w:val="28"/>
+                  <w:szCs w:val="28"/>
+                </w:rPr>
+              </m:ctrlPr>
+            </m:dPr>
+            <m:e>
+              <m:r>
+                <m:rPr>
+                  <m:sty m:val="p"/>
+                </m:rPr>
+                <w:rPr>
+                  <w:rFonts w:ascii="Cambria Math" w:hAnsi="Cambria Math"/>
+                  <w:sz w:val="28"/>
+                  <w:szCs w:val="28"/>
+                </w:rPr>
+                <m:t>Δ</m:t>
+              </m:r>
+              <m:r>
+                <w:rPr>
+                  <w:rFonts w:ascii="Cambria Math" w:hAnsi="Cambria Math"/>
+                  <w:sz w:val="28"/>
+                  <w:szCs w:val="28"/>
+                </w:rPr>
+                <m:t>ϕ</m:t>
+              </m:r>
+            </m:e>
+          </m:d>
+        </m:oMath>
+      </m:oMathPara>
+    </w:p>
+    <w:p>
+      <w:pPr>
+        <w:spacing w:line="276" w:lineRule="auto"/>
+        <w:ind w:firstLine="708"/>
+        <w:jc w:val="both"/>
+        <w:rPr>
+          <w:sz w:val="28"/>
+          <w:szCs w:val="28"/>
+        </w:rPr>
+      </w:pPr>
+      <m:oMathPara>
+        <m:oMath>
+          <m:r>
+            <w:rPr>
+              <w:rFonts w:ascii="Cambria Math" w:hAnsi="Cambria Math"/>
+              <w:sz w:val="28"/>
+              <w:szCs w:val="28"/>
+            </w:rPr>
+            <m:t>q=</m:t>
+          </m:r>
+          <m:f>
+            <m:fPr>
+              <m:ctrlPr>
+                <w:rPr>
+                  <w:rFonts w:ascii="Cambria Math" w:hAnsi="Cambria Math"/>
+                  <w:sz w:val="28"/>
+                  <w:szCs w:val="28"/>
+                </w:rPr>
+              </m:ctrlPr>
+            </m:fPr>
+            <m:num>
+              <m:r>
+                <w:rPr>
+                  <w:rFonts w:ascii="Cambria Math" w:hAnsi="Cambria Math"/>
+                  <w:sz w:val="28"/>
+                  <w:szCs w:val="28"/>
+                </w:rPr>
+                <m:t>2</m:t>
+              </m:r>
+              <m:sSub>
+                <m:sSubPr>
+                  <m:ctrlPr>
+                    <w:rPr>
+                      <w:rFonts w:ascii="Cambria Math" w:hAnsi="Cambria Math"/>
+                      <w:sz w:val="28"/>
+                      <w:szCs w:val="28"/>
+                    </w:rPr>
+                  </m:ctrlPr>
+                </m:sSubPr>
+                <m:e>
+                  <m:r>
+                    <w:rPr>
+                      <w:rFonts w:ascii="Cambria Math" w:hAnsi="Cambria Math"/>
+                      <w:sz w:val="28"/>
+                      <w:szCs w:val="28"/>
+                    </w:rPr>
+                    <m:t>P</m:t>
+                  </m:r>
+                </m:e>
+                <m:sub>
+                  <m:r>
+                    <w:rPr>
+                      <w:rFonts w:ascii="Cambria Math" w:hAnsi="Cambria Math"/>
+                      <w:sz w:val="28"/>
+                      <w:szCs w:val="28"/>
+                    </w:rPr>
+                    <m:t>C</m:t>
+                  </m:r>
+                </m:sub>
+              </m:sSub>
+              <m:r>
+                <w:rPr>
+                  <w:rFonts w:ascii="Cambria Math" w:hAnsi="Cambria Math"/>
+                  <w:sz w:val="28"/>
+                  <w:szCs w:val="28"/>
+                </w:rPr>
+                <m:t>T</m:t>
+              </m:r>
+            </m:num>
+            <m:den>
+              <m:sSub>
+                <m:sSubPr>
+                  <m:ctrlPr>
+                    <w:rPr>
+                      <w:rFonts w:ascii="Cambria Math" w:hAnsi="Cambria Math"/>
+                      <w:sz w:val="28"/>
+                      <w:szCs w:val="28"/>
+                    </w:rPr>
+                  </m:ctrlPr>
+                </m:sSubPr>
+                <m:e>
+                  <m:r>
+                    <w:rPr>
+                      <w:rFonts w:ascii="Cambria Math" w:hAnsi="Cambria Math"/>
+                      <w:sz w:val="28"/>
+                      <w:szCs w:val="28"/>
+                    </w:rPr>
+                    <m:t>N</m:t>
+                  </m:r>
+                </m:e>
+                <m:sub>
+                  <m:r>
+                    <w:rPr>
+                      <w:rFonts w:ascii="Cambria Math" w:hAnsi="Cambria Math"/>
+                      <w:sz w:val="28"/>
+                      <w:szCs w:val="28"/>
+                    </w:rPr>
+                    <m:t>0</m:t>
+                  </m:r>
+                </m:sub>
+              </m:sSub>
+            </m:den>
+          </m:f>
+        </m:oMath>
+      </m:oMathPara>
+    </w:p>
+    <w:p>
+      <w:pPr>
+        <w:rPr>
+          <w:sz w:val="24"/>
+          <w:lang w:val="en-US"/>
+        </w:rPr>
+      </w:pPr>
+    </w:p>
+    <w:p>
+      <w:pPr>
+        <w:rPr>
+          <w:rFonts w:ascii="Times New Roman" w:hAnsi="Times New Roman"/>
+          <w:sz w:val="24"/>
+          <w:shd w:val="clear" w:color="auto" w:fill="FFFFFF"/>
+          <w:lang w:val="en-US"/>
+        </w:rPr>
+      </w:pPr>
+      <w:r>
+        <w:rPr>
+          <w:sz w:val="24"/>
+          <w:lang w:val="en-US"/>
+        </w:rPr>
+        <w:br w:type="page"/>
+      </w:r>
+    </w:p>
+    <w:p>
+      <w:pPr>
         <w:pStyle w:val="a5"/>
         <w:rPr>
           <w:sz w:val="24"/>
+          <w:lang w:val="en-US"/>
         </w:rPr>
       </w:pPr>
     </w:p>
@@ -821,7 +2323,6 @@
           <w:b/>
           <w:sz w:val="24"/>
         </w:rPr>
-        <w:lastRenderedPageBreak/>
         <w:t>Лабораторное исследо</w:t>
       </w:r>
       <w:r>
@@ -841,23 +2342,7 @@
         </w:numPr>
       </w:pPr>
       <w:r>
-        <w:t xml:space="preserve">Отключить шум приемного устройства. В качестве значения полосы </w:t>
-      </w:r>
-      <w:proofErr w:type="spellStart"/>
-      <w:r>
-        <w:t>фронтенда</w:t>
-      </w:r>
-      <w:proofErr w:type="spellEnd"/>
-      <w:r>
-        <w:t xml:space="preserve"> выбрать «Бесконечность». Квантование принимаемой реализации и опорного сигнала отключить. </w:t>
-      </w:r>
-      <w:proofErr w:type="spellStart"/>
-      <w:r>
-        <w:t>Расстройку</w:t>
-      </w:r>
-      <w:proofErr w:type="spellEnd"/>
-      <w:r>
-        <w:t xml:space="preserve"> опорного сигнала по частоте установить нулевой. На основании ИКД установить параметры схемы формирования ДК. Перенести схему в отчет. Занести в отчет вычисленные корреляционные функции. Определить промежуточную частоту сигнала, полосу сигнала.</w:t>
+        <w:t>Отключить шум приемного устройства. В качестве значения полосы фронтенда выбрать «Бесконечность». Квантование принимаемой реализации и опорного сигнала отключить. Расстройку опорного сигнала по частоте установить нулевой. На основании ИКД установить параметры схемы формирования ДК. Перенести схему в отчет. Занести в отчет вычисленные корреляционные функции. Определить промежуточную частоту сигнала, полосу сигнала.</w:t>
       </w:r>
     </w:p>
     <w:p>
@@ -1150,6 +2635,7 @@
           <w:sz w:val="20"/>
           <w:szCs w:val="20"/>
         </w:rPr>
+        <w:lastRenderedPageBreak/>
         <w:t xml:space="preserve">Полоса сигнала </w:t>
       </w:r>
       <m:oMath>
@@ -1248,7 +2734,6 @@
                 <w:noProof/>
                 <w:lang w:eastAsia="ru-RU"/>
               </w:rPr>
-              <w:lastRenderedPageBreak/>
               <w:drawing>
                 <wp:inline distT="0" distB="0" distL="0" distR="0" wp14:anchorId="053C9F7F" wp14:editId="2EFC72C9">
                   <wp:extent cx="3270250" cy="2465705"/>
@@ -1415,23 +2900,8 @@
         <w:rPr>
           <w:szCs w:val="24"/>
         </w:rPr>
-        <w:t xml:space="preserve">Установить полосу </w:t>
-      </w:r>
-      <w:proofErr w:type="spellStart"/>
-      <w:r>
-        <w:rPr>
-          <w:szCs w:val="24"/>
-        </w:rPr>
-        <w:t>фронтенда</w:t>
-      </w:r>
-      <w:proofErr w:type="spellEnd"/>
-      <w:r>
-        <w:rPr>
-          <w:szCs w:val="24"/>
-        </w:rPr>
-        <w:t xml:space="preserve"> равной 6 МГц, 1 МГц. Перенести корреляционные функции в отчет. </w:t>
-      </w:r>
-      <w:proofErr w:type="spellStart"/>
+        <w:t xml:space="preserve">Установить полосу фронтенда равной 6 МГц, 1 МГц. Перенести корреляционные функции в отчет. </w:t>
+      </w:r>
       <w:r>
         <w:rPr>
           <w:szCs w:val="24"/>
@@ -1444,57 +2914,8 @@
           <w:szCs w:val="24"/>
           <w:lang w:val="en-US"/>
         </w:rPr>
-        <w:t>ть</w:t>
-      </w:r>
-      <w:proofErr w:type="spellEnd"/>
-      <w:r>
-        <w:rPr>
-          <w:szCs w:val="24"/>
-          <w:lang w:val="en-US"/>
-        </w:rPr>
-        <w:t xml:space="preserve"> </w:t>
-      </w:r>
-      <w:proofErr w:type="spellStart"/>
-      <w:r>
-        <w:rPr>
-          <w:szCs w:val="24"/>
-          <w:lang w:val="en-US"/>
-        </w:rPr>
-        <w:t>групповое</w:t>
-      </w:r>
-      <w:proofErr w:type="spellEnd"/>
-      <w:r>
-        <w:rPr>
-          <w:szCs w:val="24"/>
-          <w:lang w:val="en-US"/>
-        </w:rPr>
-        <w:t xml:space="preserve"> </w:t>
-      </w:r>
-      <w:proofErr w:type="spellStart"/>
-      <w:r>
-        <w:rPr>
-          <w:szCs w:val="24"/>
-          <w:lang w:val="en-US"/>
-        </w:rPr>
-        <w:t>время</w:t>
-      </w:r>
-      <w:proofErr w:type="spellEnd"/>
-      <w:r>
-        <w:rPr>
-          <w:szCs w:val="24"/>
-          <w:lang w:val="en-US"/>
-        </w:rPr>
-        <w:t xml:space="preserve"> </w:t>
-      </w:r>
-      <w:proofErr w:type="spellStart"/>
-      <w:r>
-        <w:rPr>
-          <w:szCs w:val="24"/>
-          <w:lang w:val="en-US"/>
-        </w:rPr>
-        <w:t>запаздывания</w:t>
-      </w:r>
-      <w:proofErr w:type="spellEnd"/>
+        <w:t>ть групповое время запаздывания</w:t>
+      </w:r>
     </w:p>
     <w:p>
       <w:pPr>
@@ -1641,7 +3062,7 @@
           </mc:Choice>
           <mc:Fallback>
             <w:pict>
-              <v:shapetype id="_x0000_t202" coordsize="21600,21600" o:spt="202" path="m,l,21600r21600,l21600,xe">
+              <v:shapetype w14:anchorId="7944FC00" id="_x0000_t202" coordsize="21600,21600" o:spt="202" path="m,l,21600r21600,l21600,xe">
                 <v:stroke joinstyle="miter"/>
                 <v:path gradientshapeok="t" o:connecttype="rect"/>
               </v:shapetype>
@@ -1762,9 +3183,9 @@
               </wp:anchor>
             </w:drawing>
           </mc:Choice>
-          <mc:Fallback xmlns:w16se="http://schemas.microsoft.com/office/word/2015/wordml/symex" xmlns:w16cid="http://schemas.microsoft.com/office/word/2016/wordml/cid" xmlns:w15="http://schemas.microsoft.com/office/word/2012/wordml" xmlns:am3d="http://schemas.microsoft.com/office/drawing/2017/model3d" xmlns:aink="http://schemas.microsoft.com/office/drawing/2016/ink" xmlns:cx8="http://schemas.microsoft.com/office/drawing/2016/5/14/chartex" xmlns:cx7="http://schemas.microsoft.com/office/drawing/2016/5/13/chartex" xmlns:cx6="http://schemas.microsoft.com/office/drawing/2016/5/12/chartex" xmlns:cx5="http://schemas.microsoft.com/office/drawing/2016/5/11/chartex" xmlns:cx4="http://schemas.microsoft.com/office/drawing/2016/5/10/chartex" xmlns:cx3="http://schemas.microsoft.com/office/drawing/2016/5/9/chartex" xmlns:cx2="http://schemas.microsoft.com/office/drawing/2015/10/21/chartex" xmlns:cx1="http://schemas.microsoft.com/office/drawing/2015/9/8/chartex" xmlns:cx="http://schemas.microsoft.com/office/drawing/2014/chartex">
+          <mc:Fallback>
             <w:pict>
-              <v:shapetype w14:anchorId="1537550B" id="_x0000_t32" coordsize="21600,21600" o:spt="32" o:oned="t" path="m,l21600,21600e" filled="f">
+              <v:shapetype w14:anchorId="29FCFE8F" id="_x0000_t32" coordsize="21600,21600" o:spt="32" o:oned="t" path="m,l21600,21600e" filled="f">
                 <v:path arrowok="t" fillok="f" o:connecttype="none"/>
                 <o:lock v:ext="edit" shapetype="t"/>
               </v:shapetype>
@@ -1830,9 +3251,9 @@
               </wp:anchor>
             </w:drawing>
           </mc:Choice>
-          <mc:Fallback xmlns:w16se="http://schemas.microsoft.com/office/word/2015/wordml/symex" xmlns:w16cid="http://schemas.microsoft.com/office/word/2016/wordml/cid" xmlns:w15="http://schemas.microsoft.com/office/word/2012/wordml" xmlns:am3d="http://schemas.microsoft.com/office/drawing/2017/model3d" xmlns:aink="http://schemas.microsoft.com/office/drawing/2016/ink" xmlns:cx8="http://schemas.microsoft.com/office/drawing/2016/5/14/chartex" xmlns:cx7="http://schemas.microsoft.com/office/drawing/2016/5/13/chartex" xmlns:cx6="http://schemas.microsoft.com/office/drawing/2016/5/12/chartex" xmlns:cx5="http://schemas.microsoft.com/office/drawing/2016/5/11/chartex" xmlns:cx4="http://schemas.microsoft.com/office/drawing/2016/5/10/chartex" xmlns:cx3="http://schemas.microsoft.com/office/drawing/2016/5/9/chartex" xmlns:cx2="http://schemas.microsoft.com/office/drawing/2015/10/21/chartex" xmlns:cx1="http://schemas.microsoft.com/office/drawing/2015/9/8/chartex" xmlns:cx="http://schemas.microsoft.com/office/drawing/2014/chartex">
+          <mc:Fallback>
             <w:pict>
-              <v:line w14:anchorId="1BEC87A4" id="Прямая соединительная линия 13" o:spid="_x0000_s1026" style="position:absolute;flip:y;z-index:251661312;visibility:visible;mso-wrap-style:square;mso-wrap-distance-left:9pt;mso-wrap-distance-top:0;mso-wrap-distance-right:9pt;mso-wrap-distance-bottom:0;mso-position-horizontal:absolute;mso-position-horizontal-relative:text;mso-position-vertical:absolute;mso-position-vertical-relative:text" from="345.95pt,5.75pt" to="347.3pt,233.35pt" o:gfxdata="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" strokecolor="#4472c4 [3204]" strokeweight=".5pt">
+              <v:line w14:anchorId="344B5AD9" id="Прямая соединительная линия 13" o:spid="_x0000_s1026" style="position:absolute;flip:y;z-index:251661312;visibility:visible;mso-wrap-style:square;mso-wrap-distance-left:9pt;mso-wrap-distance-top:0;mso-wrap-distance-right:9pt;mso-wrap-distance-bottom:0;mso-position-horizontal:absolute;mso-position-horizontal-relative:text;mso-position-vertical:absolute;mso-position-vertical-relative:text" from="345.95pt,5.75pt" to="347.3pt,233.35pt" o:gfxdata="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" strokecolor="#4472c4 [3204]" strokeweight=".5pt">
                 <v:stroke joinstyle="miter"/>
               </v:line>
             </w:pict>
@@ -1894,9 +3315,9 @@
               </wp:anchor>
             </w:drawing>
           </mc:Choice>
-          <mc:Fallback xmlns:w16se="http://schemas.microsoft.com/office/word/2015/wordml/symex" xmlns:w16cid="http://schemas.microsoft.com/office/word/2016/wordml/cid" xmlns:w15="http://schemas.microsoft.com/office/word/2012/wordml" xmlns:am3d="http://schemas.microsoft.com/office/drawing/2017/model3d" xmlns:aink="http://schemas.microsoft.com/office/drawing/2016/ink" xmlns:cx8="http://schemas.microsoft.com/office/drawing/2016/5/14/chartex" xmlns:cx7="http://schemas.microsoft.com/office/drawing/2016/5/13/chartex" xmlns:cx6="http://schemas.microsoft.com/office/drawing/2016/5/12/chartex" xmlns:cx5="http://schemas.microsoft.com/office/drawing/2016/5/11/chartex" xmlns:cx4="http://schemas.microsoft.com/office/drawing/2016/5/10/chartex" xmlns:cx3="http://schemas.microsoft.com/office/drawing/2016/5/9/chartex" xmlns:cx2="http://schemas.microsoft.com/office/drawing/2015/10/21/chartex" xmlns:cx1="http://schemas.microsoft.com/office/drawing/2015/9/8/chartex" xmlns:cx="http://schemas.microsoft.com/office/drawing/2014/chartex">
+          <mc:Fallback>
             <w:pict>
-              <v:line w14:anchorId="7FC8F546" id="Прямая соединительная линия 12" o:spid="_x0000_s1026" style="position:absolute;flip:y;z-index:251659264;visibility:visible;mso-wrap-style:square;mso-wrap-distance-left:9pt;mso-wrap-distance-top:0;mso-wrap-distance-right:9pt;mso-wrap-distance-bottom:0;mso-position-horizontal:absolute;mso-position-horizontal-relative:text;mso-position-vertical:absolute;mso-position-vertical-relative:text" from="129.95pt,6.45pt" to="131.3pt,234.05pt" o:gfxdata="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" strokecolor="#4472c4 [3204]" strokeweight=".5pt">
+              <v:line w14:anchorId="2B2B6C42" id="Прямая соединительная линия 12" o:spid="_x0000_s1026" style="position:absolute;flip:y;z-index:251659264;visibility:visible;mso-wrap-style:square;mso-wrap-distance-left:9pt;mso-wrap-distance-top:0;mso-wrap-distance-right:9pt;mso-wrap-distance-bottom:0;mso-position-horizontal:absolute;mso-position-horizontal-relative:text;mso-position-vertical:absolute;mso-position-vertical-relative:text" from="129.95pt,6.45pt" to="131.3pt,234.05pt" o:gfxdata="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" strokecolor="#4472c4 [3204]" strokeweight=".5pt">
                 <v:stroke joinstyle="miter"/>
               </v:line>
             </w:pict>
@@ -2184,21 +3605,7 @@
         <w:rPr>
           <w:szCs w:val="24"/>
         </w:rPr>
-        <w:t xml:space="preserve"> для полосы </w:t>
-      </w:r>
-      <w:proofErr w:type="spellStart"/>
-      <w:r>
-        <w:rPr>
-          <w:szCs w:val="24"/>
-        </w:rPr>
-        <w:t>фронтеда</w:t>
-      </w:r>
-      <w:proofErr w:type="spellEnd"/>
-      <w:r>
-        <w:rPr>
-          <w:szCs w:val="24"/>
-        </w:rPr>
-        <w:t>, равной 6 МГц,</w:t>
+        <w:t xml:space="preserve"> для полосы фронтеда, равной 6 МГц,</w:t>
       </w:r>
       <w:r>
         <w:rPr>
@@ -2371,7 +3778,7 @@
           </mc:Choice>
           <mc:Fallback>
             <w:pict>
-              <v:shape id="Надпись 16" o:spid="_x0000_s1027" type="#_x0000_t202" style="position:absolute;left:0;text-align:left;margin-left:201.05pt;margin-top:198.65pt;width:78.35pt;height:23.65pt;z-index:251668480;visibility:visible;mso-wrap-style:square;mso-width-percent:0;mso-height-percent:0;mso-wrap-distance-left:9pt;mso-wrap-distance-top:0;mso-wrap-distance-right:9pt;mso-wrap-distance-bottom:0;mso-position-horizontal:absolute;mso-position-horizontal-relative:text;mso-position-vertical:absolute;mso-position-vertical-relative:text;mso-width-percent:0;mso-height-percent:0;mso-width-relative:margin;mso-height-relative:margin;v-text-anchor:top" o:gfxdata="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" filled="f" stroked="f" strokeweight=".5pt">
+              <v:shape w14:anchorId="548E0799" id="Надпись 16" o:spid="_x0000_s1027" type="#_x0000_t202" style="position:absolute;left:0;text-align:left;margin-left:201.05pt;margin-top:198.65pt;width:78.35pt;height:23.65pt;z-index:251668480;visibility:visible;mso-wrap-style:square;mso-width-percent:0;mso-height-percent:0;mso-wrap-distance-left:9pt;mso-wrap-distance-top:0;mso-wrap-distance-right:9pt;mso-wrap-distance-bottom:0;mso-position-horizontal:absolute;mso-position-horizontal-relative:text;mso-position-vertical:absolute;mso-position-vertical-relative:text;mso-width-percent:0;mso-height-percent:0;mso-width-relative:margin;mso-height-relative:margin;v-text-anchor:top" o:gfxdata="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" filled="f" stroked="f" strokeweight=".5pt">
                 <v:textbox>
                   <w:txbxContent>
                     <w:p>
@@ -2498,9 +3905,9 @@
               </wp:anchor>
             </w:drawing>
           </mc:Choice>
-          <mc:Fallback xmlns:w16se="http://schemas.microsoft.com/office/word/2015/wordml/symex" xmlns:w16cid="http://schemas.microsoft.com/office/word/2016/wordml/cid" xmlns:w15="http://schemas.microsoft.com/office/word/2012/wordml" xmlns:am3d="http://schemas.microsoft.com/office/drawing/2017/model3d" xmlns:aink="http://schemas.microsoft.com/office/drawing/2016/ink" xmlns:cx8="http://schemas.microsoft.com/office/drawing/2016/5/14/chartex" xmlns:cx7="http://schemas.microsoft.com/office/drawing/2016/5/13/chartex" xmlns:cx6="http://schemas.microsoft.com/office/drawing/2016/5/12/chartex" xmlns:cx5="http://schemas.microsoft.com/office/drawing/2016/5/11/chartex" xmlns:cx4="http://schemas.microsoft.com/office/drawing/2016/5/10/chartex" xmlns:cx3="http://schemas.microsoft.com/office/drawing/2016/5/9/chartex" xmlns:cx2="http://schemas.microsoft.com/office/drawing/2015/10/21/chartex" xmlns:cx1="http://schemas.microsoft.com/office/drawing/2015/9/8/chartex" xmlns:cx="http://schemas.microsoft.com/office/drawing/2014/chartex">
+          <mc:Fallback>
             <w:pict>
-              <v:shape w14:anchorId="31DCD6C8" id="Прямая со стрелкой 24" o:spid="_x0000_s1026" type="#_x0000_t32" style="position:absolute;margin-left:213.1pt;margin-top:220.45pt;width:48pt;height:0;z-index:251669504;visibility:visible;mso-wrap-style:square;mso-wrap-distance-left:9pt;mso-wrap-distance-top:0;mso-wrap-distance-right:9pt;mso-wrap-distance-bottom:0;mso-position-horizontal:absolute;mso-position-horizontal-relative:text;mso-position-vertical:absolute;mso-position-vertical-relative:text" o:gfxdata="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" strokecolor="#4472c4 [3204]" strokeweight=".5pt">
+              <v:shape w14:anchorId="35CA6259" id="Прямая со стрелкой 24" o:spid="_x0000_s1026" type="#_x0000_t32" style="position:absolute;margin-left:213.1pt;margin-top:220.45pt;width:48pt;height:0;z-index:251669504;visibility:visible;mso-wrap-style:square;mso-wrap-distance-left:9pt;mso-wrap-distance-top:0;mso-wrap-distance-right:9pt;mso-wrap-distance-bottom:0;mso-position-horizontal:absolute;mso-position-horizontal-relative:text;mso-position-vertical:absolute;mso-position-vertical-relative:text" o:gfxdata="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" strokecolor="#4472c4 [3204]" strokeweight=".5pt">
                 <v:stroke startarrow="block" endarrow="block" joinstyle="miter"/>
               </v:shape>
             </w:pict>
@@ -2562,9 +3969,9 @@
               </wp:anchor>
             </w:drawing>
           </mc:Choice>
-          <mc:Fallback xmlns:w16se="http://schemas.microsoft.com/office/word/2015/wordml/symex" xmlns:w16cid="http://schemas.microsoft.com/office/word/2016/wordml/cid" xmlns:w15="http://schemas.microsoft.com/office/word/2012/wordml" xmlns:am3d="http://schemas.microsoft.com/office/drawing/2017/model3d" xmlns:aink="http://schemas.microsoft.com/office/drawing/2016/ink" xmlns:cx8="http://schemas.microsoft.com/office/drawing/2016/5/14/chartex" xmlns:cx7="http://schemas.microsoft.com/office/drawing/2016/5/13/chartex" xmlns:cx6="http://schemas.microsoft.com/office/drawing/2016/5/12/chartex" xmlns:cx5="http://schemas.microsoft.com/office/drawing/2016/5/11/chartex" xmlns:cx4="http://schemas.microsoft.com/office/drawing/2016/5/10/chartex" xmlns:cx3="http://schemas.microsoft.com/office/drawing/2016/5/9/chartex" xmlns:cx2="http://schemas.microsoft.com/office/drawing/2015/10/21/chartex" xmlns:cx1="http://schemas.microsoft.com/office/drawing/2015/9/8/chartex" xmlns:cx="http://schemas.microsoft.com/office/drawing/2014/chartex">
+          <mc:Fallback>
             <w:pict>
-              <v:line w14:anchorId="6A81FBB2" id="Прямая соединительная линия 19" o:spid="_x0000_s1026" style="position:absolute;flip:y;z-index:251665408;visibility:visible;mso-wrap-style:square;mso-wrap-distance-left:9pt;mso-wrap-distance-top:0;mso-wrap-distance-right:9pt;mso-wrap-distance-bottom:0;mso-position-horizontal:absolute;mso-position-horizontal-relative:text;mso-position-vertical:absolute;mso-position-vertical-relative:text" from="212.95pt,6.4pt" to="214.3pt,234pt" o:gfxdata="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" strokecolor="#4472c4 [3204]" strokeweight=".5pt">
+              <v:line w14:anchorId="68E260D6" id="Прямая соединительная линия 19" o:spid="_x0000_s1026" style="position:absolute;flip:y;z-index:251665408;visibility:visible;mso-wrap-style:square;mso-wrap-distance-left:9pt;mso-wrap-distance-top:0;mso-wrap-distance-right:9pt;mso-wrap-distance-bottom:0;mso-position-horizontal:absolute;mso-position-horizontal-relative:text;mso-position-vertical:absolute;mso-position-vertical-relative:text" from="212.95pt,6.4pt" to="214.3pt,234pt" o:gfxdata="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" strokecolor="#4472c4 [3204]" strokeweight=".5pt">
                 <v:stroke joinstyle="miter"/>
               </v:line>
             </w:pict>
@@ -2626,9 +4033,9 @@
               </wp:anchor>
             </w:drawing>
           </mc:Choice>
-          <mc:Fallback xmlns:w16se="http://schemas.microsoft.com/office/word/2015/wordml/symex" xmlns:w16cid="http://schemas.microsoft.com/office/word/2016/wordml/cid" xmlns:w15="http://schemas.microsoft.com/office/word/2012/wordml" xmlns:am3d="http://schemas.microsoft.com/office/drawing/2017/model3d" xmlns:aink="http://schemas.microsoft.com/office/drawing/2016/ink" xmlns:cx8="http://schemas.microsoft.com/office/drawing/2016/5/14/chartex" xmlns:cx7="http://schemas.microsoft.com/office/drawing/2016/5/13/chartex" xmlns:cx6="http://schemas.microsoft.com/office/drawing/2016/5/12/chartex" xmlns:cx5="http://schemas.microsoft.com/office/drawing/2016/5/11/chartex" xmlns:cx4="http://schemas.microsoft.com/office/drawing/2016/5/10/chartex" xmlns:cx3="http://schemas.microsoft.com/office/drawing/2016/5/9/chartex" xmlns:cx2="http://schemas.microsoft.com/office/drawing/2015/10/21/chartex" xmlns:cx1="http://schemas.microsoft.com/office/drawing/2015/9/8/chartex" xmlns:cx="http://schemas.microsoft.com/office/drawing/2014/chartex">
+          <mc:Fallback>
             <w:pict>
-              <v:line w14:anchorId="0CC17F05" id="Прямая соединительная линия 18" o:spid="_x0000_s1026" style="position:absolute;flip:y;z-index:251666432;visibility:visible;mso-wrap-style:square;mso-wrap-distance-left:9pt;mso-wrap-distance-top:0;mso-wrap-distance-right:9pt;mso-wrap-distance-bottom:0;mso-position-horizontal:absolute;mso-position-horizontal-relative:text;mso-position-vertical:absolute;mso-position-vertical-relative:text" from="260.8pt,5.75pt" to="262.15pt,233.35pt" o:gfxdata="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" strokecolor="#4472c4 [3204]" strokeweight=".5pt">
+              <v:line w14:anchorId="0FB378DC" id="Прямая соединительная линия 18" o:spid="_x0000_s1026" style="position:absolute;flip:y;z-index:251666432;visibility:visible;mso-wrap-style:square;mso-wrap-distance-left:9pt;mso-wrap-distance-top:0;mso-wrap-distance-right:9pt;mso-wrap-distance-bottom:0;mso-position-horizontal:absolute;mso-position-horizontal-relative:text;mso-position-vertical:absolute;mso-position-vertical-relative:text" from="260.8pt,5.75pt" to="262.15pt,233.35pt" o:gfxdata="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" strokecolor="#4472c4 [3204]" strokeweight=".5pt">
                 <v:stroke joinstyle="miter"/>
               </v:line>
             </w:pict>
@@ -2911,59 +4318,31 @@
         <w:rPr>
           <w:szCs w:val="24"/>
         </w:rPr>
-        <w:t xml:space="preserve">Групповое время запаздывания для полосы </w:t>
-      </w:r>
-      <w:proofErr w:type="spellStart"/>
+        <w:t>Групповое время запаздывания для полосы фронтеда, равной 1 МГц, составляет 1,</w:t>
+      </w:r>
       <w:r>
         <w:rPr>
           <w:szCs w:val="24"/>
         </w:rPr>
-        <w:t>фронтеда</w:t>
-      </w:r>
-      <w:proofErr w:type="spellEnd"/>
+        <w:t>47</w:t>
+      </w:r>
       <w:r>
         <w:rPr>
           <w:szCs w:val="24"/>
         </w:rPr>
-        <w:t>, равной 1 МГц, составляет 1,</w:t>
+        <w:t xml:space="preserve"> мкс</w:t>
       </w:r>
       <w:r>
         <w:rPr>
           <w:szCs w:val="24"/>
         </w:rPr>
-        <w:t>47</w:t>
+        <w:t xml:space="preserve">. </w:t>
       </w:r>
       <w:r>
         <w:rPr>
           <w:szCs w:val="24"/>
         </w:rPr>
-        <w:t xml:space="preserve"> мкс</w:t>
-      </w:r>
-      <w:r>
-        <w:rPr>
-          <w:szCs w:val="24"/>
-        </w:rPr>
-        <w:t xml:space="preserve">. </w:t>
-      </w:r>
-      <w:r>
-        <w:rPr>
-          <w:szCs w:val="24"/>
-        </w:rPr>
-        <w:t xml:space="preserve">Из полученных результатов можно сделать вывод о том, что сужение полосы </w:t>
-      </w:r>
-      <w:proofErr w:type="spellStart"/>
-      <w:r>
-        <w:rPr>
-          <w:szCs w:val="24"/>
-        </w:rPr>
-        <w:t>фронтеда</w:t>
-      </w:r>
-      <w:proofErr w:type="spellEnd"/>
-      <w:r>
-        <w:rPr>
-          <w:szCs w:val="24"/>
-        </w:rPr>
-        <w:t xml:space="preserve"> ведет к увеличению группового времени запаздыва</w:t>
+        <w:t>Из полученных результатов можно сделать вывод о том, что сужение полосы фронтеда ведет к увеличению группового времени запаздыва</w:t>
       </w:r>
       <w:r>
         <w:rPr>
@@ -3009,21 +4388,7 @@
         <w:rPr>
           <w:szCs w:val="24"/>
         </w:rPr>
-        <w:t xml:space="preserve">В качестве значения полосы </w:t>
-      </w:r>
-      <w:proofErr w:type="spellStart"/>
-      <w:r>
-        <w:rPr>
-          <w:szCs w:val="24"/>
-        </w:rPr>
-        <w:t>фронтенда</w:t>
-      </w:r>
-      <w:proofErr w:type="spellEnd"/>
-      <w:r>
-        <w:rPr>
-          <w:szCs w:val="24"/>
-        </w:rPr>
-        <w:t xml:space="preserve"> выбрать «6 МГц». Перенести в отчет наглядный отрезок сигнала. Включить шум. Сравнить квадрат СКО шума (считая размах за 3 СКО) и мощность сигнала. Определить отношение мощности сигнала к односторонней спектральной плотности шума: </w:t>
+        <w:t xml:space="preserve">В качестве значения полосы фронтенда выбрать «6 МГц». Перенести в отчет наглядный отрезок сигнала. Включить шум. Сравнить квадрат СКО шума (считая размах за 3 СКО) и мощность сигнала. Определить отношение мощности сигнала к односторонней спектральной плотности шума: </w:t>
       </w:r>
       <m:oMath>
         <m:sSub>
@@ -3189,39 +4554,7 @@
           <w:rFonts w:eastAsiaTheme="minorEastAsia"/>
           <w:szCs w:val="24"/>
         </w:rPr>
-        <w:t xml:space="preserve">(привести к </w:t>
-      </w:r>
-      <w:proofErr w:type="spellStart"/>
-      <w:r>
-        <w:rPr>
-          <w:rFonts w:eastAsiaTheme="minorEastAsia"/>
-          <w:szCs w:val="24"/>
-        </w:rPr>
-        <w:t>размерностии</w:t>
-      </w:r>
-      <w:proofErr w:type="spellEnd"/>
-      <w:r>
-        <w:rPr>
-          <w:rFonts w:eastAsiaTheme="minorEastAsia"/>
-          <w:szCs w:val="24"/>
-        </w:rPr>
-        <w:t xml:space="preserve"> </w:t>
-      </w:r>
-      <w:proofErr w:type="spellStart"/>
-      <w:r>
-        <w:rPr>
-          <w:rFonts w:eastAsiaTheme="minorEastAsia"/>
-          <w:szCs w:val="24"/>
-        </w:rPr>
-        <w:t>дБГц</w:t>
-      </w:r>
-      <w:proofErr w:type="spellEnd"/>
-      <w:r>
-        <w:rPr>
-          <w:rFonts w:eastAsiaTheme="minorEastAsia"/>
-          <w:szCs w:val="24"/>
-        </w:rPr>
-        <w:t>).</w:t>
+        <w:t>(привести к размерностии дБГц).</w:t>
       </w:r>
       <w:r>
         <w:rPr>
@@ -5279,23 +6612,7 @@
         </w:numPr>
       </w:pPr>
       <w:r>
-        <w:t xml:space="preserve">Наблюдать за изменением шумовой составляющей корреляционных функций при изменении полосы </w:t>
-      </w:r>
-      <w:proofErr w:type="spellStart"/>
-      <w:r>
-        <w:t>фронтенда</w:t>
-      </w:r>
-      <w:proofErr w:type="spellEnd"/>
-      <w:r>
-        <w:t xml:space="preserve">. Исследовать зависимость мощности шумовой составляющей корреляционных компонент от полосы </w:t>
-      </w:r>
-      <w:proofErr w:type="spellStart"/>
-      <w:r>
-        <w:t>фронтенда</w:t>
-      </w:r>
-      <w:proofErr w:type="spellEnd"/>
-      <w:r>
-        <w:t>, сделать соответствующие записи в отчете.</w:t>
+        <w:t>Наблюдать за изменением шумовой составляющей корреляционных функций при изменении полосы фронтенда. Исследовать зависимость мощности шумовой составляющей корреляционных компонент от полосы фронтенда, сделать соответствующие записи в отчете.</w:t>
       </w:r>
     </w:p>
     <w:p>
@@ -5359,16 +6676,8 @@
         <w:rPr>
           <w:sz w:val="20"/>
         </w:rPr>
-        <w:t xml:space="preserve"> Изменение корреляционной функции для различных полос </w:t>
-      </w:r>
-      <w:proofErr w:type="spellStart"/>
-      <w:r>
-        <w:rPr>
-          <w:sz w:val="20"/>
-        </w:rPr>
-        <w:t>фронтеда</w:t>
-      </w:r>
-      <w:proofErr w:type="spellEnd"/>
+        <w:t xml:space="preserve"> Изменение корреляционной функции для различных полос фронтеда</w:t>
+      </w:r>
     </w:p>
     <w:tbl>
       <w:tblPr>
@@ -5395,13 +6704,8 @@
               <w:jc w:val="center"/>
             </w:pPr>
             <w:r>
-              <w:t xml:space="preserve">Полоса </w:t>
+              <w:t>Полоса фронтеда</w:t>
             </w:r>
-            <w:proofErr w:type="spellStart"/>
-            <w:r>
-              <w:t>фронтеда</w:t>
-            </w:r>
-            <w:proofErr w:type="spellEnd"/>
             <w:r>
               <w:rPr>
                 <w:lang w:val="en-US"/>
@@ -5424,13 +6728,8 @@
               <w:jc w:val="center"/>
             </w:pPr>
             <w:r>
-              <w:t xml:space="preserve">Полоса </w:t>
+              <w:t>Полоса фронтеда</w:t>
             </w:r>
-            <w:proofErr w:type="spellStart"/>
-            <w:r>
-              <w:t>фронтеда</w:t>
-            </w:r>
-            <w:proofErr w:type="spellEnd"/>
             <w:r>
               <w:rPr>
                 <w:lang w:val="en-US"/>
@@ -5453,13 +6752,8 @@
               <w:jc w:val="center"/>
             </w:pPr>
             <w:r>
-              <w:t xml:space="preserve">Полоса </w:t>
+              <w:t>Полоса фронтеда</w:t>
             </w:r>
-            <w:proofErr w:type="spellStart"/>
-            <w:r>
-              <w:t>фронтеда</w:t>
-            </w:r>
-            <w:proofErr w:type="spellEnd"/>
             <w:r>
               <w:rPr>
                 <w:lang w:val="en-US"/>
@@ -6242,21 +7536,7 @@
         <w:rPr>
           <w:szCs w:val="24"/>
         </w:rPr>
-        <w:t xml:space="preserve">что сужение полосы </w:t>
-      </w:r>
-      <w:proofErr w:type="spellStart"/>
-      <w:r>
-        <w:rPr>
-          <w:szCs w:val="24"/>
-        </w:rPr>
-        <w:t>фронтеда</w:t>
-      </w:r>
-      <w:proofErr w:type="spellEnd"/>
-      <w:r>
-        <w:rPr>
-          <w:szCs w:val="24"/>
-        </w:rPr>
-        <w:t xml:space="preserve"> ведет</w:t>
+        <w:t>что сужение полосы фронтеда ведет</w:t>
       </w:r>
       <w:r>
         <w:rPr>
@@ -6360,13 +7640,8 @@
               <w:jc w:val="center"/>
             </w:pPr>
             <w:r>
-              <w:t xml:space="preserve">Полоса </w:t>
+              <w:t>Полоса фронтеда</w:t>
             </w:r>
-            <w:proofErr w:type="spellStart"/>
-            <w:r>
-              <w:t>фронтеда</w:t>
-            </w:r>
-            <w:proofErr w:type="spellEnd"/>
             <w:r>
               <w:rPr>
                 <w:lang w:val="en-US"/>
@@ -6389,11 +7664,7 @@
               <w:jc w:val="center"/>
             </w:pPr>
             <w:r>
-              <w:t xml:space="preserve">Полоса </w:t>
-            </w:r>
-            <w:proofErr w:type="spellStart"/>
-            <w:r>
-              <w:t>фронте</w:t>
+              <w:t>Полоса фронте</w:t>
             </w:r>
             <w:r>
               <w:t>н</w:t>
@@ -6401,7 +7672,6 @@
             <w:r>
               <w:t>да</w:t>
             </w:r>
-            <w:proofErr w:type="spellEnd"/>
             <w:r>
               <w:rPr>
                 <w:lang w:val="en-US"/>
@@ -6424,11 +7694,7 @@
               <w:jc w:val="center"/>
             </w:pPr>
             <w:r>
-              <w:t xml:space="preserve">Полоса </w:t>
-            </w:r>
-            <w:proofErr w:type="spellStart"/>
-            <w:r>
-              <w:t>фронте</w:t>
+              <w:t>Полоса фронте</w:t>
             </w:r>
             <w:r>
               <w:t>н</w:t>
@@ -6436,7 +7702,6 @@
             <w:r>
               <w:t>да</w:t>
             </w:r>
-            <w:proofErr w:type="spellEnd"/>
             <w:r>
               <w:rPr>
                 <w:lang w:val="en-US"/>
@@ -7026,37 +8291,21 @@
           <w:sz w:val="22"/>
           <w:szCs w:val="20"/>
         </w:rPr>
-        <w:t xml:space="preserve">, полоса </w:t>
-      </w:r>
-      <w:proofErr w:type="spellStart"/>
+        <w:t>, полоса фронте</w:t>
+      </w:r>
       <w:r>
         <w:rPr>
           <w:sz w:val="22"/>
           <w:szCs w:val="20"/>
         </w:rPr>
-        <w:t>фронте</w:t>
+        <w:t>н</w:t>
       </w:r>
       <w:r>
         <w:rPr>
           <w:sz w:val="22"/>
           <w:szCs w:val="20"/>
         </w:rPr>
-        <w:t>н</w:t>
-      </w:r>
-      <w:r>
-        <w:rPr>
-          <w:sz w:val="22"/>
-          <w:szCs w:val="20"/>
-        </w:rPr>
-        <w:t>да</w:t>
-      </w:r>
-      <w:proofErr w:type="spellEnd"/>
-      <w:r>
-        <w:rPr>
-          <w:sz w:val="22"/>
-          <w:szCs w:val="20"/>
-        </w:rPr>
-        <w:t xml:space="preserve"> – бесконечная</w:t>
+        <w:t>да – бесконечная</w:t>
       </w:r>
     </w:p>
     <w:p>
@@ -7234,14 +8483,7 @@
               <w:rFonts w:ascii="Cambria Math" w:hAnsi="Cambria Math"/>
               <w:szCs w:val="24"/>
             </w:rPr>
-            <m:t xml:space="preserve">=0,66 </m:t>
-          </m:r>
-          <m:r>
-            <w:rPr>
-              <w:rFonts w:ascii="Cambria Math" w:hAnsi="Cambria Math"/>
-              <w:szCs w:val="24"/>
-            </w:rPr>
-            <m:t>Вт</m:t>
+            <m:t>=0,66 Вт</m:t>
           </m:r>
         </m:oMath>
       </m:oMathPara>
@@ -7668,11 +8910,7 @@
               <w:jc w:val="center"/>
             </w:pPr>
             <w:r>
-              <w:t xml:space="preserve">Полоса </w:t>
-            </w:r>
-            <w:proofErr w:type="spellStart"/>
-            <w:r>
-              <w:t>фронте</w:t>
+              <w:t>Полоса фронте</w:t>
             </w:r>
             <w:r>
               <w:t>н</w:t>
@@ -7680,7 +8918,6 @@
             <w:r>
               <w:t>да</w:t>
             </w:r>
-            <w:proofErr w:type="spellEnd"/>
             <w:r>
               <w:rPr>
                 <w:lang w:val="en-US"/>
@@ -7703,11 +8940,7 @@
               <w:jc w:val="center"/>
             </w:pPr>
             <w:r>
-              <w:t xml:space="preserve">Полоса </w:t>
-            </w:r>
-            <w:proofErr w:type="spellStart"/>
-            <w:r>
-              <w:t>фронте</w:t>
+              <w:t>Полоса фронте</w:t>
             </w:r>
             <w:r>
               <w:t>н</w:t>
@@ -7715,7 +8948,6 @@
             <w:r>
               <w:t>да</w:t>
             </w:r>
-            <w:proofErr w:type="spellEnd"/>
             <w:r>
               <w:rPr>
                 <w:lang w:val="en-US"/>
@@ -7738,11 +8970,7 @@
               <w:jc w:val="center"/>
             </w:pPr>
             <w:r>
-              <w:t xml:space="preserve">Полоса </w:t>
-            </w:r>
-            <w:proofErr w:type="spellStart"/>
-            <w:r>
-              <w:t>фронте</w:t>
+              <w:t>Полоса фронте</w:t>
             </w:r>
             <w:r>
               <w:t>н</w:t>
@@ -7750,7 +8978,6 @@
             <w:r>
               <w:t>да</w:t>
             </w:r>
-            <w:proofErr w:type="spellEnd"/>
             <w:r>
               <w:rPr>
                 <w:lang w:val="en-US"/>
@@ -8260,11 +9487,7 @@
               <w:jc w:val="center"/>
             </w:pPr>
             <w:r>
-              <w:t xml:space="preserve">Полоса </w:t>
-            </w:r>
-            <w:proofErr w:type="spellStart"/>
-            <w:r>
-              <w:t>фронте</w:t>
+              <w:t>Полоса фронте</w:t>
             </w:r>
             <w:r>
               <w:t>н</w:t>
@@ -8272,7 +9495,6 @@
             <w:r>
               <w:t>да</w:t>
             </w:r>
-            <w:proofErr w:type="spellEnd"/>
             <w:r>
               <w:rPr>
                 <w:lang w:val="en-US"/>
@@ -8295,11 +9517,7 @@
               <w:jc w:val="center"/>
             </w:pPr>
             <w:r>
-              <w:t xml:space="preserve">Полоса </w:t>
-            </w:r>
-            <w:proofErr w:type="spellStart"/>
-            <w:r>
-              <w:t>фронте</w:t>
+              <w:t>Полоса фронте</w:t>
             </w:r>
             <w:r>
               <w:t>н</w:t>
@@ -8307,7 +9525,6 @@
             <w:r>
               <w:t>да</w:t>
             </w:r>
-            <w:proofErr w:type="spellEnd"/>
             <w:r>
               <w:rPr>
                 <w:lang w:val="en-US"/>
@@ -8330,11 +9547,7 @@
               <w:jc w:val="center"/>
             </w:pPr>
             <w:r>
-              <w:t xml:space="preserve">Полоса </w:t>
-            </w:r>
-            <w:proofErr w:type="spellStart"/>
-            <w:r>
-              <w:t>фронте</w:t>
+              <w:t>Полоса фронте</w:t>
             </w:r>
             <w:r>
               <w:t>н</w:t>
@@ -8342,7 +9555,6 @@
             <w:r>
               <w:t>да</w:t>
             </w:r>
-            <w:proofErr w:type="spellEnd"/>
             <w:r>
               <w:rPr>
                 <w:lang w:val="en-US"/>
@@ -8802,8 +10014,6 @@
         <w:ind w:firstLine="0"/>
         <w:jc w:val="center"/>
       </w:pPr>
-      <w:bookmarkStart w:id="0" w:name="_GoBack"/>
-      <w:bookmarkEnd w:id="0"/>
     </w:p>
     <w:p>
       <w:pPr>
@@ -8831,16 +10041,7 @@
           <w:szCs w:val="24"/>
           <w:shd w:val="clear" w:color="auto" w:fill="FFFFFF"/>
         </w:rPr>
-        <w:t>и</w:t>
-      </w:r>
-      <w:r>
-        <w:rPr>
-          <w:rFonts w:cs="Times New Roman"/>
-          <w:color w:val="000000"/>
-          <w:szCs w:val="24"/>
-          <w:shd w:val="clear" w:color="auto" w:fill="FFFFFF"/>
-        </w:rPr>
-        <w:t>ть нулевую ошибку по частоте. В отсутствии узкополосной помехи при наличии шума приемника провести исследование процессов в пошаговой модели коррелятора</w:t>
+        <w:t>ить нулевую ошибку по частоте. В отсутствии узкополосной помехи при наличии шума приемника провести исследование процессов в пошаговой модели коррелятора</w:t>
       </w:r>
       <w:r>
         <w:rPr>
@@ -8987,15 +10188,7 @@
         <w:t xml:space="preserve"> </w:t>
       </w:r>
       <w:r>
-        <w:t xml:space="preserve">в ходе выполнения моделирования была исследована структура и свойства функциональных элементов коррелятора АП СРНС. Исследованы характеристики процессов происходящих в корреляторах АП СРНС. На основе результатов моделирования были получены значения промежуточной частоты и полосы сигнала, а также значение группового запаздывания при изменении ширины полосы </w:t>
-      </w:r>
-      <w:proofErr w:type="spellStart"/>
-      <w:r>
-        <w:t>фронтенда</w:t>
-      </w:r>
-      <w:proofErr w:type="spellEnd"/>
-      <w:r>
-        <w:t>. Измерены СКО и мощность сигнала, проведено сравнение полученных величин. Рассчитано значение отношения мощности сигнала к односторонней спектральной плотности шума.</w:t>
+        <w:t>в ходе выполнения моделирования была исследована структура и свойства функциональных элементов коррелятора АП СРНС. Исследованы характеристики процессов происходящих в корреляторах АП СРНС. На основе результатов моделирования были получены значения промежуточной частоты и полосы сигнала, а также значение группового запаздывания при изменении ширины полосы фронтенда. Измерены СКО и мощность сигнала, проведено сравнение полученных величин. Рассчитано значение отношения мощности сигнала к односторонней спектральной плотности шума.</w:t>
       </w:r>
     </w:p>
     <w:sectPr>
@@ -9011,7 +10204,7 @@
 </file>
 
 <file path=word/endnotes.xml><?xml version="1.0" encoding="utf-8"?>
-<w:endnotes xmlns:wpc="http://schemas.microsoft.com/office/word/2010/wordprocessingCanvas" xmlns:mc="http://schemas.openxmlformats.org/markup-compatibility/2006" xmlns:o="urn:schemas-microsoft-com:office:office" xmlns:r="http://schemas.openxmlformats.org/officeDocument/2006/relationships" xmlns:m="http://schemas.openxmlformats.org/officeDocument/2006/math" xmlns:v="urn:schemas-microsoft-com:vml" xmlns:wp14="http://schemas.microsoft.com/office/word/2010/wordprocessingDrawing" xmlns:wp="http://schemas.openxmlformats.org/drawingml/2006/wordprocessingDrawing" xmlns:w10="urn:schemas-microsoft-com:office:word" xmlns:w="http://schemas.openxmlformats.org/wordprocessingml/2006/main" xmlns:w14="http://schemas.microsoft.com/office/word/2010/wordml" xmlns:wpg="http://schemas.microsoft.com/office/word/2010/wordprocessingGroup" xmlns:wpi="http://schemas.microsoft.com/office/word/2010/wordprocessingInk" xmlns:wne="http://schemas.microsoft.com/office/word/2006/wordml" xmlns:wps="http://schemas.microsoft.com/office/word/2010/wordprocessingShape" mc:Ignorable="w14 wp14">
+<w:endnotes xmlns:wpc="http://schemas.microsoft.com/office/word/2010/wordprocessingCanvas" xmlns:mc="http://schemas.openxmlformats.org/markup-compatibility/2006" xmlns:o="urn:schemas-microsoft-com:office:office" xmlns:r="http://schemas.openxmlformats.org/officeDocument/2006/relationships" xmlns:m="http://schemas.openxmlformats.org/officeDocument/2006/math" xmlns:v="urn:schemas-microsoft-com:vml" xmlns:wp14="http://schemas.microsoft.com/office/word/2010/wordprocessingDrawing" xmlns:wp="http://schemas.openxmlformats.org/drawingml/2006/wordprocessingDrawing" xmlns:w10="urn:schemas-microsoft-com:office:word" xmlns:w="http://schemas.openxmlformats.org/wordprocessingml/2006/main" xmlns:w14="http://schemas.microsoft.com/office/word/2010/wordml" xmlns:w15="http://schemas.microsoft.com/office/word/2012/wordml" xmlns:wpg="http://schemas.microsoft.com/office/word/2010/wordprocessingGroup" xmlns:wpi="http://schemas.microsoft.com/office/word/2010/wordprocessingInk" xmlns:wne="http://schemas.microsoft.com/office/word/2006/wordml" xmlns:wps="http://schemas.microsoft.com/office/word/2010/wordprocessingShape" mc:Ignorable="w14 w15 wp14">
   <w:endnote w:type="separator" w:id="-1">
     <w:p>
       <w:pPr>
@@ -9036,7 +10229,7 @@
 </file>
 
 <file path=word/footer1.xml><?xml version="1.0" encoding="utf-8"?>
-<w:ftr xmlns:wpc="http://schemas.microsoft.com/office/word/2010/wordprocessingCanvas" xmlns:mc="http://schemas.openxmlformats.org/markup-compatibility/2006" xmlns:o="urn:schemas-microsoft-com:office:office" xmlns:r="http://schemas.openxmlformats.org/officeDocument/2006/relationships" xmlns:m="http://schemas.openxmlformats.org/officeDocument/2006/math" xmlns:v="urn:schemas-microsoft-com:vml" xmlns:wp14="http://schemas.microsoft.com/office/word/2010/wordprocessingDrawing" xmlns:wp="http://schemas.openxmlformats.org/drawingml/2006/wordprocessingDrawing" xmlns:w10="urn:schemas-microsoft-com:office:word" xmlns:w="http://schemas.openxmlformats.org/wordprocessingml/2006/main" xmlns:w14="http://schemas.microsoft.com/office/word/2010/wordml" xmlns:wpg="http://schemas.microsoft.com/office/word/2010/wordprocessingGroup" xmlns:wpi="http://schemas.microsoft.com/office/word/2010/wordprocessingInk" xmlns:wne="http://schemas.microsoft.com/office/word/2006/wordml" xmlns:wps="http://schemas.microsoft.com/office/word/2010/wordprocessingShape" mc:Ignorable="w14 wp14">
+<w:ftr xmlns:wpc="http://schemas.microsoft.com/office/word/2010/wordprocessingCanvas" xmlns:mc="http://schemas.openxmlformats.org/markup-compatibility/2006" xmlns:o="urn:schemas-microsoft-com:office:office" xmlns:r="http://schemas.openxmlformats.org/officeDocument/2006/relationships" xmlns:m="http://schemas.openxmlformats.org/officeDocument/2006/math" xmlns:v="urn:schemas-microsoft-com:vml" xmlns:wp14="http://schemas.microsoft.com/office/word/2010/wordprocessingDrawing" xmlns:wp="http://schemas.openxmlformats.org/drawingml/2006/wordprocessingDrawing" xmlns:w10="urn:schemas-microsoft-com:office:word" xmlns:w="http://schemas.openxmlformats.org/wordprocessingml/2006/main" xmlns:w14="http://schemas.microsoft.com/office/word/2010/wordml" xmlns:w15="http://schemas.microsoft.com/office/word/2012/wordml" xmlns:wpg="http://schemas.microsoft.com/office/word/2010/wordprocessingGroup" xmlns:wpi="http://schemas.microsoft.com/office/word/2010/wordprocessingInk" xmlns:wne="http://schemas.microsoft.com/office/word/2006/wordml" xmlns:wps="http://schemas.microsoft.com/office/word/2010/wordprocessingShape" mc:Ignorable="w14 w15 wp14">
   <w:sdt>
     <w:sdtPr>
       <w:id w:val="-775935115"/>
@@ -9095,7 +10288,7 @@
             <w:sz w:val="24"/>
             <w:szCs w:val="20"/>
           </w:rPr>
-          <w:t>15</w:t>
+          <w:t>4</w:t>
         </w:r>
         <w:r>
           <w:rPr>
@@ -9112,7 +10305,7 @@
 </file>
 
 <file path=word/footnotes.xml><?xml version="1.0" encoding="utf-8"?>
-<w:footnotes xmlns:wpc="http://schemas.microsoft.com/office/word/2010/wordprocessingCanvas" xmlns:mc="http://schemas.openxmlformats.org/markup-compatibility/2006" xmlns:o="urn:schemas-microsoft-com:office:office" xmlns:r="http://schemas.openxmlformats.org/officeDocument/2006/relationships" xmlns:m="http://schemas.openxmlformats.org/officeDocument/2006/math" xmlns:v="urn:schemas-microsoft-com:vml" xmlns:wp14="http://schemas.microsoft.com/office/word/2010/wordprocessingDrawing" xmlns:wp="http://schemas.openxmlformats.org/drawingml/2006/wordprocessingDrawing" xmlns:w10="urn:schemas-microsoft-com:office:word" xmlns:w="http://schemas.openxmlformats.org/wordprocessingml/2006/main" xmlns:w14="http://schemas.microsoft.com/office/word/2010/wordml" xmlns:wpg="http://schemas.microsoft.com/office/word/2010/wordprocessingGroup" xmlns:wpi="http://schemas.microsoft.com/office/word/2010/wordprocessingInk" xmlns:wne="http://schemas.microsoft.com/office/word/2006/wordml" xmlns:wps="http://schemas.microsoft.com/office/word/2010/wordprocessingShape" mc:Ignorable="w14 wp14">
+<w:footnotes xmlns:wpc="http://schemas.microsoft.com/office/word/2010/wordprocessingCanvas" xmlns:mc="http://schemas.openxmlformats.org/markup-compatibility/2006" xmlns:o="urn:schemas-microsoft-com:office:office" xmlns:r="http://schemas.openxmlformats.org/officeDocument/2006/relationships" xmlns:m="http://schemas.openxmlformats.org/officeDocument/2006/math" xmlns:v="urn:schemas-microsoft-com:vml" xmlns:wp14="http://schemas.microsoft.com/office/word/2010/wordprocessingDrawing" xmlns:wp="http://schemas.openxmlformats.org/drawingml/2006/wordprocessingDrawing" xmlns:w10="urn:schemas-microsoft-com:office:word" xmlns:w="http://schemas.openxmlformats.org/wordprocessingml/2006/main" xmlns:w14="http://schemas.microsoft.com/office/word/2010/wordml" xmlns:w15="http://schemas.microsoft.com/office/word/2012/wordml" xmlns:wpg="http://schemas.microsoft.com/office/word/2010/wordprocessingGroup" xmlns:wpi="http://schemas.microsoft.com/office/word/2010/wordprocessingInk" xmlns:wne="http://schemas.microsoft.com/office/word/2006/wordml" xmlns:wps="http://schemas.microsoft.com/office/word/2010/wordprocessingShape" mc:Ignorable="w14 w15 wp14">
   <w:footnote w:type="separator" w:id="-1">
     <w:p>
       <w:pPr>
@@ -9137,8 +10330,8 @@
 </file>
 
 <file path=word/numbering.xml><?xml version="1.0" encoding="utf-8"?>
-<w:numbering xmlns:wpc="http://schemas.microsoft.com/office/word/2010/wordprocessingCanvas" xmlns:mc="http://schemas.openxmlformats.org/markup-compatibility/2006" xmlns:o="urn:schemas-microsoft-com:office:office" xmlns:r="http://schemas.openxmlformats.org/officeDocument/2006/relationships" xmlns:m="http://schemas.openxmlformats.org/officeDocument/2006/math" xmlns:v="urn:schemas-microsoft-com:vml" xmlns:wp14="http://schemas.microsoft.com/office/word/2010/wordprocessingDrawing" xmlns:wp="http://schemas.openxmlformats.org/drawingml/2006/wordprocessingDrawing" xmlns:w10="urn:schemas-microsoft-com:office:word" xmlns:w="http://schemas.openxmlformats.org/wordprocessingml/2006/main" xmlns:w14="http://schemas.microsoft.com/office/word/2010/wordml" xmlns:wpg="http://schemas.microsoft.com/office/word/2010/wordprocessingGroup" xmlns:wpi="http://schemas.microsoft.com/office/word/2010/wordprocessingInk" xmlns:wne="http://schemas.microsoft.com/office/word/2006/wordml" xmlns:wps="http://schemas.microsoft.com/office/word/2010/wordprocessingShape" mc:Ignorable="w14 wp14">
-  <w:abstractNum w:abstractNumId="0">
+<w:numbering xmlns:wpc="http://schemas.microsoft.com/office/word/2010/wordprocessingCanvas" xmlns:mc="http://schemas.openxmlformats.org/markup-compatibility/2006" xmlns:o="urn:schemas-microsoft-com:office:office" xmlns:r="http://schemas.openxmlformats.org/officeDocument/2006/relationships" xmlns:m="http://schemas.openxmlformats.org/officeDocument/2006/math" xmlns:v="urn:schemas-microsoft-com:vml" xmlns:wp14="http://schemas.microsoft.com/office/word/2010/wordprocessingDrawing" xmlns:wp="http://schemas.openxmlformats.org/drawingml/2006/wordprocessingDrawing" xmlns:w10="urn:schemas-microsoft-com:office:word" xmlns:w="http://schemas.openxmlformats.org/wordprocessingml/2006/main" xmlns:w14="http://schemas.microsoft.com/office/word/2010/wordml" xmlns:w15="http://schemas.microsoft.com/office/word/2012/wordml" xmlns:wpg="http://schemas.microsoft.com/office/word/2010/wordprocessingGroup" xmlns:wpi="http://schemas.microsoft.com/office/word/2010/wordprocessingInk" xmlns:wne="http://schemas.microsoft.com/office/word/2006/wordml" xmlns:wps="http://schemas.microsoft.com/office/word/2010/wordprocessingShape" mc:Ignorable="w14 w15 wp14">
+  <w:abstractNum w:abstractNumId="0" w15:restartNumberingAfterBreak="0">
     <w:nsid w:val="0D5766F5"/>
     <w:multiLevelType w:val="hybridMultilevel"/>
     <w:tmpl w:val="6682DF84"/>
@@ -9224,7 +10417,7 @@
       </w:pPr>
     </w:lvl>
   </w:abstractNum>
-  <w:abstractNum w:abstractNumId="1">
+  <w:abstractNum w:abstractNumId="1" w15:restartNumberingAfterBreak="0">
     <w:nsid w:val="0DDD0B70"/>
     <w:multiLevelType w:val="hybridMultilevel"/>
     <w:tmpl w:val="19DEDC5E"/>
@@ -9310,7 +10503,7 @@
       </w:pPr>
     </w:lvl>
   </w:abstractNum>
-  <w:abstractNum w:abstractNumId="2">
+  <w:abstractNum w:abstractNumId="2" w15:restartNumberingAfterBreak="0">
     <w:nsid w:val="16627141"/>
     <w:multiLevelType w:val="hybridMultilevel"/>
     <w:tmpl w:val="2D22E3EC"/>
@@ -9399,7 +10592,7 @@
       </w:pPr>
     </w:lvl>
   </w:abstractNum>
-  <w:abstractNum w:abstractNumId="3">
+  <w:abstractNum w:abstractNumId="3" w15:restartNumberingAfterBreak="0">
     <w:nsid w:val="30BC4FF0"/>
     <w:multiLevelType w:val="hybridMultilevel"/>
     <w:tmpl w:val="231648A2"/>
@@ -9485,7 +10678,7 @@
       </w:pPr>
     </w:lvl>
   </w:abstractNum>
-  <w:abstractNum w:abstractNumId="4">
+  <w:abstractNum w:abstractNumId="4" w15:restartNumberingAfterBreak="0">
     <w:nsid w:val="381F2D43"/>
     <w:multiLevelType w:val="hybridMultilevel"/>
     <w:tmpl w:val="40BAB174"/>
@@ -9598,7 +10791,7 @@
       </w:rPr>
     </w:lvl>
   </w:abstractNum>
-  <w:abstractNum w:abstractNumId="5">
+  <w:abstractNum w:abstractNumId="5" w15:restartNumberingAfterBreak="0">
     <w:nsid w:val="3EEC2EE4"/>
     <w:multiLevelType w:val="hybridMultilevel"/>
     <w:tmpl w:val="4AAC1762"/>
@@ -9711,7 +10904,7 @@
       </w:rPr>
     </w:lvl>
   </w:abstractNum>
-  <w:abstractNum w:abstractNumId="6">
+  <w:abstractNum w:abstractNumId="6" w15:restartNumberingAfterBreak="0">
     <w:nsid w:val="45010573"/>
     <w:multiLevelType w:val="hybridMultilevel"/>
     <w:tmpl w:val="912E1EE2"/>
@@ -9797,7 +10990,7 @@
       </w:pPr>
     </w:lvl>
   </w:abstractNum>
-  <w:abstractNum w:abstractNumId="7">
+  <w:abstractNum w:abstractNumId="7" w15:restartNumberingAfterBreak="0">
     <w:nsid w:val="4BEE3294"/>
     <w:multiLevelType w:val="hybridMultilevel"/>
     <w:tmpl w:val="4880C44A"/>
@@ -9910,7 +11103,7 @@
       </w:rPr>
     </w:lvl>
   </w:abstractNum>
-  <w:abstractNum w:abstractNumId="8">
+  <w:abstractNum w:abstractNumId="8" w15:restartNumberingAfterBreak="0">
     <w:nsid w:val="55666928"/>
     <w:multiLevelType w:val="hybridMultilevel"/>
     <w:tmpl w:val="DACC83F8"/>
@@ -9996,7 +11189,7 @@
       </w:pPr>
     </w:lvl>
   </w:abstractNum>
-  <w:abstractNum w:abstractNumId="9">
+  <w:abstractNum w:abstractNumId="9" w15:restartNumberingAfterBreak="0">
     <w:nsid w:val="7A933B9B"/>
     <w:multiLevelType w:val="hybridMultilevel"/>
     <w:tmpl w:val="D2885096"/>
@@ -10109,7 +11302,7 @@
       </w:rPr>
     </w:lvl>
   </w:abstractNum>
-  <w:abstractNum w:abstractNumId="10">
+  <w:abstractNum w:abstractNumId="10" w15:restartNumberingAfterBreak="0">
     <w:nsid w:val="7E9F7AD3"/>
     <w:multiLevelType w:val="hybridMultilevel"/>
     <w:tmpl w:val="D12CFB2A"/>
@@ -10259,7 +11452,7 @@
 </file>
 
 <file path=word/styles.xml><?xml version="1.0" encoding="utf-8"?>
-<w:styles xmlns:mc="http://schemas.openxmlformats.org/markup-compatibility/2006" xmlns:r="http://schemas.openxmlformats.org/officeDocument/2006/relationships" xmlns:w="http://schemas.openxmlformats.org/wordprocessingml/2006/main" xmlns:w14="http://schemas.microsoft.com/office/word/2010/wordml" mc:Ignorable="w14">
+<w:styles xmlns:mc="http://schemas.openxmlformats.org/markup-compatibility/2006" xmlns:r="http://schemas.openxmlformats.org/officeDocument/2006/relationships" xmlns:w="http://schemas.openxmlformats.org/wordprocessingml/2006/main" xmlns:w14="http://schemas.microsoft.com/office/word/2010/wordml" xmlns:w15="http://schemas.microsoft.com/office/word/2012/wordml" mc:Ignorable="w14 w15">
   <w:docDefaults>
     <w:rPrDefault>
       <w:rPr>
@@ -10275,148 +11468,378 @@
       </w:pPr>
     </w:pPrDefault>
   </w:docDefaults>
-  <w:latentStyles w:defLockedState="0" w:defUIPriority="99" w:defSemiHidden="1" w:defUnhideWhenUsed="1" w:defQFormat="0" w:count="267">
-    <w:lsdException w:name="Normal" w:semiHidden="0" w:uiPriority="0" w:unhideWhenUsed="0" w:qFormat="1"/>
-    <w:lsdException w:name="heading 1" w:semiHidden="0" w:uiPriority="9" w:unhideWhenUsed="0" w:qFormat="1"/>
-    <w:lsdException w:name="heading 2" w:uiPriority="9" w:qFormat="1"/>
-    <w:lsdException w:name="heading 3" w:uiPriority="9" w:qFormat="1"/>
-    <w:lsdException w:name="heading 4" w:uiPriority="9" w:qFormat="1"/>
-    <w:lsdException w:name="heading 5" w:uiPriority="9" w:qFormat="1"/>
-    <w:lsdException w:name="heading 6" w:uiPriority="9" w:qFormat="1"/>
-    <w:lsdException w:name="heading 7" w:uiPriority="9" w:qFormat="1"/>
-    <w:lsdException w:name="heading 8" w:uiPriority="9" w:qFormat="1"/>
-    <w:lsdException w:name="heading 9" w:uiPriority="9" w:qFormat="1"/>
-    <w:lsdException w:name="toc 1" w:uiPriority="39"/>
-    <w:lsdException w:name="toc 2" w:uiPriority="39"/>
-    <w:lsdException w:name="toc 3" w:uiPriority="39"/>
-    <w:lsdException w:name="toc 4" w:uiPriority="39"/>
-    <w:lsdException w:name="toc 5" w:uiPriority="39"/>
-    <w:lsdException w:name="toc 6" w:uiPriority="39"/>
-    <w:lsdException w:name="toc 7" w:uiPriority="39"/>
-    <w:lsdException w:name="toc 8" w:uiPriority="39"/>
-    <w:lsdException w:name="toc 9" w:uiPriority="39"/>
-    <w:lsdException w:name="caption" w:uiPriority="35" w:qFormat="1"/>
-    <w:lsdException w:name="Title" w:semiHidden="0" w:uiPriority="10" w:unhideWhenUsed="0" w:qFormat="1"/>
-    <w:lsdException w:name="Default Paragraph Font" w:uiPriority="1"/>
-    <w:lsdException w:name="Subtitle" w:semiHidden="0" w:uiPriority="11" w:unhideWhenUsed="0" w:qFormat="1"/>
-    <w:lsdException w:name="Strong" w:semiHidden="0" w:uiPriority="22" w:unhideWhenUsed="0" w:qFormat="1"/>
-    <w:lsdException w:name="Emphasis" w:semiHidden="0" w:uiPriority="20" w:unhideWhenUsed="0" w:qFormat="1"/>
-    <w:lsdException w:name="Normal Table" w:semiHidden="0" w:unhideWhenUsed="0"/>
-    <w:lsdException w:name="Table Subtle 1" w:semiHidden="0" w:unhideWhenUsed="0"/>
-    <w:lsdException w:name="Table Web 2" w:semiHidden="0" w:unhideWhenUsed="0"/>
-    <w:lsdException w:name="Table Web 3" w:semiHidden="0" w:unhideWhenUsed="0"/>
-    <w:lsdException w:name="Table Grid" w:semiHidden="0" w:uiPriority="39" w:unhideWhenUsed="0"/>
-    <w:lsdException w:name="Placeholder Text" w:unhideWhenUsed="0"/>
-    <w:lsdException w:name="No Spacing" w:semiHidden="0" w:uiPriority="1" w:unhideWhenUsed="0" w:qFormat="1"/>
-    <w:lsdException w:name="Light Shading" w:semiHidden="0" w:uiPriority="60" w:unhideWhenUsed="0"/>
-    <w:lsdException w:name="Light List" w:semiHidden="0" w:uiPriority="61" w:unhideWhenUsed="0"/>
-    <w:lsdException w:name="Light Grid" w:semiHidden="0" w:uiPriority="62" w:unhideWhenUsed="0"/>
-    <w:lsdException w:name="Medium Shading 1" w:semiHidden="0" w:uiPriority="63" w:unhideWhenUsed="0"/>
-    <w:lsdException w:name="Medium Shading 2" w:semiHidden="0" w:uiPriority="64" w:unhideWhenUsed="0"/>
-    <w:lsdException w:name="Medium List 1" w:semiHidden="0" w:uiPriority="65" w:unhideWhenUsed="0"/>
-    <w:lsdException w:name="Medium List 2" w:semiHidden="0" w:uiPriority="66" w:unhideWhenUsed="0"/>
-    <w:lsdException w:name="Medium Grid 1" w:semiHidden="0" w:uiPriority="67" w:unhideWhenUsed="0"/>
-    <w:lsdException w:name="Medium Grid 2" w:semiHidden="0" w:uiPriority="68" w:unhideWhenUsed="0"/>
-    <w:lsdException w:name="Medium Grid 3" w:semiHidden="0" w:uiPriority="69" w:unhideWhenUsed="0"/>
-    <w:lsdException w:name="Dark List" w:semiHidden="0" w:uiPriority="70" w:unhideWhenUsed="0"/>
-    <w:lsdException w:name="Colorful Shading" w:semiHidden="0" w:uiPriority="71" w:unhideWhenUsed="0"/>
-    <w:lsdException w:name="Colorful List" w:semiHidden="0" w:uiPriority="72" w:unhideWhenUsed="0"/>
-    <w:lsdException w:name="Colorful Grid" w:semiHidden="0" w:uiPriority="73" w:unhideWhenUsed="0"/>
-    <w:lsdException w:name="Light Shading Accent 1" w:semiHidden="0" w:uiPriority="60" w:unhideWhenUsed="0"/>
-    <w:lsdException w:name="Light List Accent 1" w:semiHidden="0" w:uiPriority="61" w:unhideWhenUsed="0"/>
-    <w:lsdException w:name="Light Grid Accent 1" w:semiHidden="0" w:uiPriority="62" w:unhideWhenUsed="0"/>
-    <w:lsdException w:name="Medium Shading 1 Accent 1" w:semiHidden="0" w:uiPriority="63" w:unhideWhenUsed="0"/>
-    <w:lsdException w:name="Medium Shading 2 Accent 1" w:semiHidden="0" w:uiPriority="64" w:unhideWhenUsed="0"/>
-    <w:lsdException w:name="Medium List 1 Accent 1" w:semiHidden="0" w:uiPriority="65" w:unhideWhenUsed="0"/>
-    <w:lsdException w:name="Revision" w:unhideWhenUsed="0"/>
-    <w:lsdException w:name="List Paragraph" w:semiHidden="0" w:uiPriority="34" w:unhideWhenUsed="0" w:qFormat="1"/>
-    <w:lsdException w:name="Quote" w:semiHidden="0" w:uiPriority="29" w:unhideWhenUsed="0" w:qFormat="1"/>
-    <w:lsdException w:name="Intense Quote" w:semiHidden="0" w:uiPriority="30" w:unhideWhenUsed="0" w:qFormat="1"/>
-    <w:lsdException w:name="Medium List 2 Accent 1" w:semiHidden="0" w:uiPriority="66" w:unhideWhenUsed="0"/>
-    <w:lsdException w:name="Medium Grid 1 Accent 1" w:semiHidden="0" w:uiPriority="67" w:unhideWhenUsed="0"/>
-    <w:lsdException w:name="Medium Grid 2 Accent 1" w:semiHidden="0" w:uiPriority="68" w:unhideWhenUsed="0"/>
-    <w:lsdException w:name="Medium Grid 3 Accent 1" w:semiHidden="0" w:uiPriority="69" w:unhideWhenUsed="0"/>
-    <w:lsdException w:name="Dark List Accent 1" w:semiHidden="0" w:uiPriority="70" w:unhideWhenUsed="0"/>
-    <w:lsdException w:name="Colorful Shading Accent 1" w:semiHidden="0" w:uiPriority="71" w:unhideWhenUsed="0"/>
-    <w:lsdException w:name="Colorful List Accent 1" w:semiHidden="0" w:uiPriority="72" w:unhideWhenUsed="0"/>
-    <w:lsdException w:name="Colorful Grid Accent 1" w:semiHidden="0" w:uiPriority="73" w:unhideWhenUsed="0"/>
-    <w:lsdException w:name="Light Shading Accent 2" w:semiHidden="0" w:uiPriority="60" w:unhideWhenUsed="0"/>
-    <w:lsdException w:name="Light List Accent 2" w:semiHidden="0" w:uiPriority="61" w:unhideWhenUsed="0"/>
-    <w:lsdException w:name="Light Grid Accent 2" w:semiHidden="0" w:uiPriority="62" w:unhideWhenUsed="0"/>
-    <w:lsdException w:name="Medium Shading 1 Accent 2" w:semiHidden="0" w:uiPriority="63" w:unhideWhenUsed="0"/>
-    <w:lsdException w:name="Medium Shading 2 Accent 2" w:semiHidden="0" w:uiPriority="64" w:unhideWhenUsed="0"/>
-    <w:lsdException w:name="Medium List 1 Accent 2" w:semiHidden="0" w:uiPriority="65" w:unhideWhenUsed="0"/>
-    <w:lsdException w:name="Medium List 2 Accent 2" w:semiHidden="0" w:uiPriority="66" w:unhideWhenUsed="0"/>
-    <w:lsdException w:name="Medium Grid 1 Accent 2" w:semiHidden="0" w:uiPriority="67" w:unhideWhenUsed="0"/>
-    <w:lsdException w:name="Medium Grid 2 Accent 2" w:semiHidden="0" w:uiPriority="68" w:unhideWhenUsed="0"/>
-    <w:lsdException w:name="Medium Grid 3 Accent 2" w:semiHidden="0" w:uiPriority="69" w:unhideWhenUsed="0"/>
-    <w:lsdException w:name="Dark List Accent 2" w:semiHidden="0" w:uiPriority="70" w:unhideWhenUsed="0"/>
-    <w:lsdException w:name="Colorful Shading Accent 2" w:semiHidden="0" w:uiPriority="71" w:unhideWhenUsed="0"/>
-    <w:lsdException w:name="Colorful List Accent 2" w:semiHidden="0" w:uiPriority="72" w:unhideWhenUsed="0"/>
-    <w:lsdException w:name="Colorful Grid Accent 2" w:semiHidden="0" w:uiPriority="73" w:unhideWhenUsed="0"/>
-    <w:lsdException w:name="Light Shading Accent 3" w:semiHidden="0" w:uiPriority="60" w:unhideWhenUsed="0"/>
-    <w:lsdException w:name="Light List Accent 3" w:semiHidden="0" w:uiPriority="61" w:unhideWhenUsed="0"/>
-    <w:lsdException w:name="Light Grid Accent 3" w:semiHidden="0" w:uiPriority="62" w:unhideWhenUsed="0"/>
-    <w:lsdException w:name="Medium Shading 1 Accent 3" w:semiHidden="0" w:uiPriority="63" w:unhideWhenUsed="0"/>
-    <w:lsdException w:name="Medium Shading 2 Accent 3" w:semiHidden="0" w:uiPriority="64" w:unhideWhenUsed="0"/>
-    <w:lsdException w:name="Medium List 1 Accent 3" w:semiHidden="0" w:uiPriority="65" w:unhideWhenUsed="0"/>
-    <w:lsdException w:name="Medium List 2 Accent 3" w:semiHidden="0" w:uiPriority="66" w:unhideWhenUsed="0"/>
-    <w:lsdException w:name="Medium Grid 1 Accent 3" w:semiHidden="0" w:uiPriority="67" w:unhideWhenUsed="0"/>
-    <w:lsdException w:name="Medium Grid 2 Accent 3" w:semiHidden="0" w:uiPriority="68" w:unhideWhenUsed="0"/>
-    <w:lsdException w:name="Medium Grid 3 Accent 3" w:semiHidden="0" w:uiPriority="69" w:unhideWhenUsed="0"/>
-    <w:lsdException w:name="Dark List Accent 3" w:semiHidden="0" w:uiPriority="70" w:unhideWhenUsed="0"/>
-    <w:lsdException w:name="Colorful Shading Accent 3" w:semiHidden="0" w:uiPriority="71" w:unhideWhenUsed="0"/>
-    <w:lsdException w:name="Colorful List Accent 3" w:semiHidden="0" w:uiPriority="72" w:unhideWhenUsed="0"/>
-    <w:lsdException w:name="Colorful Grid Accent 3" w:semiHidden="0" w:uiPriority="73" w:unhideWhenUsed="0"/>
-    <w:lsdException w:name="Light Shading Accent 4" w:semiHidden="0" w:uiPriority="60" w:unhideWhenUsed="0"/>
-    <w:lsdException w:name="Light List Accent 4" w:semiHidden="0" w:uiPriority="61" w:unhideWhenUsed="0"/>
-    <w:lsdException w:name="Light Grid Accent 4" w:semiHidden="0" w:uiPriority="62" w:unhideWhenUsed="0"/>
-    <w:lsdException w:name="Medium Shading 1 Accent 4" w:semiHidden="0" w:uiPriority="63" w:unhideWhenUsed="0"/>
-    <w:lsdException w:name="Medium Shading 2 Accent 4" w:semiHidden="0" w:uiPriority="64" w:unhideWhenUsed="0"/>
-    <w:lsdException w:name="Medium List 1 Accent 4" w:semiHidden="0" w:uiPriority="65" w:unhideWhenUsed="0"/>
-    <w:lsdException w:name="Medium List 2 Accent 4" w:semiHidden="0" w:uiPriority="66" w:unhideWhenUsed="0"/>
-    <w:lsdException w:name="Medium Grid 1 Accent 4" w:semiHidden="0" w:uiPriority="67" w:unhideWhenUsed="0"/>
-    <w:lsdException w:name="Medium Grid 2 Accent 4" w:semiHidden="0" w:uiPriority="68" w:unhideWhenUsed="0"/>
-    <w:lsdException w:name="Medium Grid 3 Accent 4" w:semiHidden="0" w:uiPriority="69" w:unhideWhenUsed="0"/>
-    <w:lsdException w:name="Dark List Accent 4" w:semiHidden="0" w:uiPriority="70" w:unhideWhenUsed="0"/>
-    <w:lsdException w:name="Colorful Shading Accent 4" w:semiHidden="0" w:uiPriority="71" w:unhideWhenUsed="0"/>
-    <w:lsdException w:name="Colorful List Accent 4" w:semiHidden="0" w:uiPriority="72" w:unhideWhenUsed="0"/>
-    <w:lsdException w:name="Colorful Grid Accent 4" w:semiHidden="0" w:uiPriority="73" w:unhideWhenUsed="0"/>
-    <w:lsdException w:name="Light Shading Accent 5" w:semiHidden="0" w:uiPriority="60" w:unhideWhenUsed="0"/>
-    <w:lsdException w:name="Light List Accent 5" w:semiHidden="0" w:uiPriority="61" w:unhideWhenUsed="0"/>
-    <w:lsdException w:name="Light Grid Accent 5" w:semiHidden="0" w:uiPriority="62" w:unhideWhenUsed="0"/>
-    <w:lsdException w:name="Medium Shading 1 Accent 5" w:semiHidden="0" w:uiPriority="63" w:unhideWhenUsed="0"/>
-    <w:lsdException w:name="Medium Shading 2 Accent 5" w:semiHidden="0" w:uiPriority="64" w:unhideWhenUsed="0"/>
-    <w:lsdException w:name="Medium List 1 Accent 5" w:semiHidden="0" w:uiPriority="65" w:unhideWhenUsed="0"/>
-    <w:lsdException w:name="Medium List 2 Accent 5" w:semiHidden="0" w:uiPriority="66" w:unhideWhenUsed="0"/>
-    <w:lsdException w:name="Medium Grid 1 Accent 5" w:semiHidden="0" w:uiPriority="67" w:unhideWhenUsed="0"/>
-    <w:lsdException w:name="Medium Grid 2 Accent 5" w:semiHidden="0" w:uiPriority="68" w:unhideWhenUsed="0"/>
-    <w:lsdException w:name="Medium Grid 3 Accent 5" w:semiHidden="0" w:uiPriority="69" w:unhideWhenUsed="0"/>
-    <w:lsdException w:name="Dark List Accent 5" w:semiHidden="0" w:uiPriority="70" w:unhideWhenUsed="0"/>
-    <w:lsdException w:name="Colorful Shading Accent 5" w:semiHidden="0" w:uiPriority="71" w:unhideWhenUsed="0"/>
-    <w:lsdException w:name="Colorful List Accent 5" w:semiHidden="0" w:uiPriority="72" w:unhideWhenUsed="0"/>
-    <w:lsdException w:name="Colorful Grid Accent 5" w:semiHidden="0" w:uiPriority="73" w:unhideWhenUsed="0"/>
-    <w:lsdException w:name="Light Shading Accent 6" w:semiHidden="0" w:uiPriority="60" w:unhideWhenUsed="0"/>
-    <w:lsdException w:name="Light List Accent 6" w:semiHidden="0" w:uiPriority="61" w:unhideWhenUsed="0"/>
-    <w:lsdException w:name="Light Grid Accent 6" w:semiHidden="0" w:uiPriority="62" w:unhideWhenUsed="0"/>
-    <w:lsdException w:name="Medium Shading 1 Accent 6" w:semiHidden="0" w:uiPriority="63" w:unhideWhenUsed="0"/>
-    <w:lsdException w:name="Medium Shading 2 Accent 6" w:semiHidden="0" w:uiPriority="64" w:unhideWhenUsed="0"/>
-    <w:lsdException w:name="Medium List 1 Accent 6" w:semiHidden="0" w:uiPriority="65" w:unhideWhenUsed="0"/>
-    <w:lsdException w:name="Medium List 2 Accent 6" w:semiHidden="0" w:uiPriority="66" w:unhideWhenUsed="0"/>
-    <w:lsdException w:name="Medium Grid 1 Accent 6" w:semiHidden="0" w:uiPriority="67" w:unhideWhenUsed="0"/>
-    <w:lsdException w:name="Medium Grid 2 Accent 6" w:semiHidden="0" w:uiPriority="68" w:unhideWhenUsed="0"/>
-    <w:lsdException w:name="Medium Grid 3 Accent 6" w:semiHidden="0" w:uiPriority="69" w:unhideWhenUsed="0"/>
-    <w:lsdException w:name="Dark List Accent 6" w:semiHidden="0" w:uiPriority="70" w:unhideWhenUsed="0"/>
-    <w:lsdException w:name="Colorful Shading Accent 6" w:semiHidden="0" w:uiPriority="71" w:unhideWhenUsed="0"/>
-    <w:lsdException w:name="Colorful List Accent 6" w:semiHidden="0" w:uiPriority="72" w:unhideWhenUsed="0"/>
-    <w:lsdException w:name="Colorful Grid Accent 6" w:semiHidden="0" w:uiPriority="73" w:unhideWhenUsed="0"/>
-    <w:lsdException w:name="Subtle Emphasis" w:semiHidden="0" w:uiPriority="19" w:unhideWhenUsed="0" w:qFormat="1"/>
-    <w:lsdException w:name="Intense Emphasis" w:semiHidden="0" w:uiPriority="21" w:unhideWhenUsed="0" w:qFormat="1"/>
-    <w:lsdException w:name="Subtle Reference" w:semiHidden="0" w:uiPriority="31" w:unhideWhenUsed="0" w:qFormat="1"/>
-    <w:lsdException w:name="Intense Reference" w:semiHidden="0" w:uiPriority="32" w:unhideWhenUsed="0" w:qFormat="1"/>
-    <w:lsdException w:name="Book Title" w:semiHidden="0" w:uiPriority="33" w:unhideWhenUsed="0" w:qFormat="1"/>
-    <w:lsdException w:name="Bibliography" w:uiPriority="37"/>
-    <w:lsdException w:name="TOC Heading" w:uiPriority="39" w:qFormat="1"/>
+  <w:latentStyles w:defLockedState="0" w:defUIPriority="99" w:defSemiHidden="0" w:defUnhideWhenUsed="0" w:defQFormat="0" w:count="371">
+    <w:lsdException w:name="Normal" w:uiPriority="0" w:qFormat="1"/>
+    <w:lsdException w:name="heading 1" w:uiPriority="9" w:qFormat="1"/>
+    <w:lsdException w:name="heading 2" w:semiHidden="1" w:uiPriority="9" w:unhideWhenUsed="1" w:qFormat="1"/>
+    <w:lsdException w:name="heading 3" w:semiHidden="1" w:uiPriority="9" w:unhideWhenUsed="1" w:qFormat="1"/>
+    <w:lsdException w:name="heading 4" w:semiHidden="1" w:uiPriority="9" w:unhideWhenUsed="1" w:qFormat="1"/>
+    <w:lsdException w:name="heading 5" w:semiHidden="1" w:uiPriority="9" w:unhideWhenUsed="1" w:qFormat="1"/>
+    <w:lsdException w:name="heading 6" w:semiHidden="1" w:uiPriority="9" w:unhideWhenUsed="1" w:qFormat="1"/>
+    <w:lsdException w:name="heading 7" w:semiHidden="1" w:uiPriority="9" w:unhideWhenUsed="1" w:qFormat="1"/>
+    <w:lsdException w:name="heading 8" w:semiHidden="1" w:uiPriority="9" w:unhideWhenUsed="1" w:qFormat="1"/>
+    <w:lsdException w:name="heading 9" w:semiHidden="1" w:uiPriority="9" w:unhideWhenUsed="1" w:qFormat="1"/>
+    <w:lsdException w:name="index 1" w:semiHidden="1" w:unhideWhenUsed="1"/>
+    <w:lsdException w:name="index 2" w:semiHidden="1" w:unhideWhenUsed="1"/>
+    <w:lsdException w:name="index 3" w:semiHidden="1" w:unhideWhenUsed="1"/>
+    <w:lsdException w:name="index 4" w:semiHidden="1" w:unhideWhenUsed="1"/>
+    <w:lsdException w:name="index 5" w:semiHidden="1" w:unhideWhenUsed="1"/>
+    <w:lsdException w:name="index 6" w:semiHidden="1" w:unhideWhenUsed="1"/>
+    <w:lsdException w:name="index 7" w:semiHidden="1" w:unhideWhenUsed="1"/>
+    <w:lsdException w:name="index 8" w:semiHidden="1" w:unhideWhenUsed="1"/>
+    <w:lsdException w:name="index 9" w:semiHidden="1" w:unhideWhenUsed="1"/>
+    <w:lsdException w:name="toc 1" w:semiHidden="1" w:uiPriority="39" w:unhideWhenUsed="1"/>
+    <w:lsdException w:name="toc 2" w:semiHidden="1" w:uiPriority="39" w:unhideWhenUsed="1"/>
+    <w:lsdException w:name="toc 3" w:semiHidden="1" w:uiPriority="39" w:unhideWhenUsed="1"/>
+    <w:lsdException w:name="toc 4" w:semiHidden="1" w:uiPriority="39" w:unhideWhenUsed="1"/>
+    <w:lsdException w:name="toc 5" w:semiHidden="1" w:uiPriority="39" w:unhideWhenUsed="1"/>
+    <w:lsdException w:name="toc 6" w:semiHidden="1" w:uiPriority="39" w:unhideWhenUsed="1"/>
+    <w:lsdException w:name="toc 7" w:semiHidden="1" w:uiPriority="39" w:unhideWhenUsed="1"/>
+    <w:lsdException w:name="toc 8" w:semiHidden="1" w:uiPriority="39" w:unhideWhenUsed="1"/>
+    <w:lsdException w:name="toc 9" w:semiHidden="1" w:uiPriority="39" w:unhideWhenUsed="1"/>
+    <w:lsdException w:name="Normal Indent" w:semiHidden="1" w:unhideWhenUsed="1"/>
+    <w:lsdException w:name="footnote text" w:semiHidden="1" w:unhideWhenUsed="1"/>
+    <w:lsdException w:name="annotation text" w:semiHidden="1" w:unhideWhenUsed="1"/>
+    <w:lsdException w:name="header" w:semiHidden="1" w:unhideWhenUsed="1"/>
+    <w:lsdException w:name="footer" w:semiHidden="1" w:unhideWhenUsed="1"/>
+    <w:lsdException w:name="index heading" w:semiHidden="1" w:unhideWhenUsed="1"/>
+    <w:lsdException w:name="caption" w:semiHidden="1" w:uiPriority="35" w:unhideWhenUsed="1" w:qFormat="1"/>
+    <w:lsdException w:name="table of figures" w:semiHidden="1" w:unhideWhenUsed="1"/>
+    <w:lsdException w:name="envelope address" w:semiHidden="1" w:unhideWhenUsed="1"/>
+    <w:lsdException w:name="envelope return" w:semiHidden="1" w:unhideWhenUsed="1"/>
+    <w:lsdException w:name="footnote reference" w:semiHidden="1" w:unhideWhenUsed="1"/>
+    <w:lsdException w:name="annotation reference" w:semiHidden="1" w:unhideWhenUsed="1"/>
+    <w:lsdException w:name="line number" w:semiHidden="1" w:unhideWhenUsed="1"/>
+    <w:lsdException w:name="page number" w:semiHidden="1" w:unhideWhenUsed="1"/>
+    <w:lsdException w:name="endnote reference" w:semiHidden="1" w:unhideWhenUsed="1"/>
+    <w:lsdException w:name="endnote text" w:semiHidden="1" w:unhideWhenUsed="1"/>
+    <w:lsdException w:name="table of authorities" w:semiHidden="1" w:unhideWhenUsed="1"/>
+    <w:lsdException w:name="macro" w:semiHidden="1" w:unhideWhenUsed="1"/>
+    <w:lsdException w:name="toa heading" w:semiHidden="1" w:unhideWhenUsed="1"/>
+    <w:lsdException w:name="List" w:semiHidden="1" w:unhideWhenUsed="1"/>
+    <w:lsdException w:name="List Bullet" w:semiHidden="1" w:unhideWhenUsed="1"/>
+    <w:lsdException w:name="List Number" w:semiHidden="1" w:unhideWhenUsed="1"/>
+    <w:lsdException w:name="List 2" w:semiHidden="1" w:unhideWhenUsed="1"/>
+    <w:lsdException w:name="List 3" w:semiHidden="1" w:unhideWhenUsed="1"/>
+    <w:lsdException w:name="List 4" w:semiHidden="1" w:unhideWhenUsed="1"/>
+    <w:lsdException w:name="List 5" w:semiHidden="1" w:unhideWhenUsed="1"/>
+    <w:lsdException w:name="List Bullet 2" w:semiHidden="1" w:unhideWhenUsed="1"/>
+    <w:lsdException w:name="List Bullet 3" w:semiHidden="1" w:unhideWhenUsed="1"/>
+    <w:lsdException w:name="List Bullet 4" w:semiHidden="1" w:unhideWhenUsed="1"/>
+    <w:lsdException w:name="List Bullet 5" w:semiHidden="1" w:unhideWhenUsed="1"/>
+    <w:lsdException w:name="List Number 2" w:semiHidden="1" w:unhideWhenUsed="1"/>
+    <w:lsdException w:name="List Number 3" w:semiHidden="1" w:unhideWhenUsed="1"/>
+    <w:lsdException w:name="List Number 4" w:semiHidden="1" w:unhideWhenUsed="1"/>
+    <w:lsdException w:name="List Number 5" w:semiHidden="1" w:unhideWhenUsed="1"/>
+    <w:lsdException w:name="Title" w:uiPriority="10" w:qFormat="1"/>
+    <w:lsdException w:name="Closing" w:semiHidden="1" w:unhideWhenUsed="1"/>
+    <w:lsdException w:name="Signature" w:semiHidden="1" w:unhideWhenUsed="1"/>
+    <w:lsdException w:name="Default Paragraph Font" w:semiHidden="1" w:uiPriority="1" w:unhideWhenUsed="1"/>
+    <w:lsdException w:name="Body Text" w:semiHidden="1" w:unhideWhenUsed="1"/>
+    <w:lsdException w:name="Body Text Indent" w:semiHidden="1" w:unhideWhenUsed="1"/>
+    <w:lsdException w:name="List Continue" w:semiHidden="1" w:unhideWhenUsed="1"/>
+    <w:lsdException w:name="List Continue 2" w:semiHidden="1" w:unhideWhenUsed="1"/>
+    <w:lsdException w:name="List Continue 3" w:semiHidden="1" w:unhideWhenUsed="1"/>
+    <w:lsdException w:name="List Continue 4" w:semiHidden="1" w:unhideWhenUsed="1"/>
+    <w:lsdException w:name="List Continue 5" w:semiHidden="1" w:unhideWhenUsed="1"/>
+    <w:lsdException w:name="Message Header" w:semiHidden="1" w:unhideWhenUsed="1"/>
+    <w:lsdException w:name="Subtitle" w:uiPriority="11" w:qFormat="1"/>
+    <w:lsdException w:name="Salutation" w:semiHidden="1" w:unhideWhenUsed="1"/>
+    <w:lsdException w:name="Date" w:semiHidden="1" w:unhideWhenUsed="1"/>
+    <w:lsdException w:name="Body Text First Indent" w:semiHidden="1" w:unhideWhenUsed="1"/>
+    <w:lsdException w:name="Body Text First Indent 2" w:semiHidden="1" w:unhideWhenUsed="1"/>
+    <w:lsdException w:name="Note Heading" w:semiHidden="1" w:unhideWhenUsed="1"/>
+    <w:lsdException w:name="Body Text 2" w:semiHidden="1" w:unhideWhenUsed="1"/>
+    <w:lsdException w:name="Body Text 3" w:semiHidden="1" w:unhideWhenUsed="1"/>
+    <w:lsdException w:name="Body Text Indent 2" w:semiHidden="1" w:unhideWhenUsed="1"/>
+    <w:lsdException w:name="Body Text Indent 3" w:semiHidden="1" w:unhideWhenUsed="1"/>
+    <w:lsdException w:name="Block Text" w:semiHidden="1" w:unhideWhenUsed="1"/>
+    <w:lsdException w:name="Hyperlink" w:semiHidden="1" w:unhideWhenUsed="1"/>
+    <w:lsdException w:name="FollowedHyperlink" w:semiHidden="1" w:unhideWhenUsed="1"/>
+    <w:lsdException w:name="Strong" w:uiPriority="22" w:qFormat="1"/>
+    <w:lsdException w:name="Emphasis" w:uiPriority="20" w:qFormat="1"/>
+    <w:lsdException w:name="Document Map" w:semiHidden="1" w:unhideWhenUsed="1"/>
+    <w:lsdException w:name="Plain Text" w:semiHidden="1" w:unhideWhenUsed="1"/>
+    <w:lsdException w:name="E-mail Signature" w:semiHidden="1" w:unhideWhenUsed="1"/>
+    <w:lsdException w:name="HTML Top of Form" w:semiHidden="1" w:unhideWhenUsed="1"/>
+    <w:lsdException w:name="HTML Bottom of Form" w:semiHidden="1" w:unhideWhenUsed="1"/>
+    <w:lsdException w:name="Normal (Web)" w:semiHidden="1" w:unhideWhenUsed="1"/>
+    <w:lsdException w:name="HTML Acronym" w:semiHidden="1" w:unhideWhenUsed="1"/>
+    <w:lsdException w:name="HTML Address" w:semiHidden="1" w:unhideWhenUsed="1"/>
+    <w:lsdException w:name="HTML Cite" w:semiHidden="1" w:unhideWhenUsed="1"/>
+    <w:lsdException w:name="HTML Code" w:semiHidden="1" w:unhideWhenUsed="1"/>
+    <w:lsdException w:name="HTML Definition" w:semiHidden="1" w:unhideWhenUsed="1"/>
+    <w:lsdException w:name="HTML Keyboard" w:semiHidden="1" w:unhideWhenUsed="1"/>
+    <w:lsdException w:name="HTML Preformatted" w:semiHidden="1" w:unhideWhenUsed="1"/>
+    <w:lsdException w:name="HTML Sample" w:semiHidden="1" w:unhideWhenUsed="1"/>
+    <w:lsdException w:name="HTML Typewriter" w:semiHidden="1" w:unhideWhenUsed="1"/>
+    <w:lsdException w:name="HTML Variable" w:semiHidden="1" w:unhideWhenUsed="1"/>
+    <w:lsdException w:name="Normal Table" w:semiHidden="1" w:unhideWhenUsed="1"/>
+    <w:lsdException w:name="annotation subject" w:semiHidden="1" w:unhideWhenUsed="1"/>
+    <w:lsdException w:name="No List" w:semiHidden="1" w:unhideWhenUsed="1"/>
+    <w:lsdException w:name="Outline List 1" w:semiHidden="1" w:unhideWhenUsed="1"/>
+    <w:lsdException w:name="Outline List 2" w:semiHidden="1" w:unhideWhenUsed="1"/>
+    <w:lsdException w:name="Outline List 3" w:semiHidden="1" w:unhideWhenUsed="1"/>
+    <w:lsdException w:name="Table Simple 1" w:semiHidden="1" w:unhideWhenUsed="1"/>
+    <w:lsdException w:name="Table Simple 2" w:semiHidden="1" w:unhideWhenUsed="1"/>
+    <w:lsdException w:name="Table Simple 3" w:semiHidden="1" w:unhideWhenUsed="1"/>
+    <w:lsdException w:name="Table Classic 1" w:semiHidden="1" w:unhideWhenUsed="1"/>
+    <w:lsdException w:name="Table Classic 2" w:semiHidden="1" w:unhideWhenUsed="1"/>
+    <w:lsdException w:name="Table Classic 3" w:semiHidden="1" w:unhideWhenUsed="1"/>
+    <w:lsdException w:name="Table Classic 4" w:semiHidden="1" w:unhideWhenUsed="1"/>
+    <w:lsdException w:name="Table Colorful 1" w:semiHidden="1" w:unhideWhenUsed="1"/>
+    <w:lsdException w:name="Table Colorful 2" w:semiHidden="1" w:unhideWhenUsed="1"/>
+    <w:lsdException w:name="Table Colorful 3" w:semiHidden="1" w:unhideWhenUsed="1"/>
+    <w:lsdException w:name="Table Columns 1" w:semiHidden="1" w:unhideWhenUsed="1"/>
+    <w:lsdException w:name="Table Columns 2" w:semiHidden="1" w:unhideWhenUsed="1"/>
+    <w:lsdException w:name="Table Columns 3" w:semiHidden="1" w:unhideWhenUsed="1"/>
+    <w:lsdException w:name="Table Columns 4" w:semiHidden="1" w:unhideWhenUsed="1"/>
+    <w:lsdException w:name="Table Columns 5" w:semiHidden="1" w:unhideWhenUsed="1"/>
+    <w:lsdException w:name="Table Grid 1" w:semiHidden="1" w:unhideWhenUsed="1"/>
+    <w:lsdException w:name="Table Grid 2" w:semiHidden="1" w:unhideWhenUsed="1"/>
+    <w:lsdException w:name="Table Grid 3" w:semiHidden="1" w:unhideWhenUsed="1"/>
+    <w:lsdException w:name="Table Grid 4" w:semiHidden="1" w:unhideWhenUsed="1"/>
+    <w:lsdException w:name="Table Grid 5" w:semiHidden="1" w:unhideWhenUsed="1"/>
+    <w:lsdException w:name="Table Grid 6" w:semiHidden="1" w:unhideWhenUsed="1"/>
+    <w:lsdException w:name="Table Grid 7" w:semiHidden="1" w:unhideWhenUsed="1"/>
+    <w:lsdException w:name="Table Grid 8" w:semiHidden="1" w:unhideWhenUsed="1"/>
+    <w:lsdException w:name="Table List 1" w:semiHidden="1" w:unhideWhenUsed="1"/>
+    <w:lsdException w:name="Table List 2" w:semiHidden="1" w:unhideWhenUsed="1"/>
+    <w:lsdException w:name="Table List 3" w:semiHidden="1" w:unhideWhenUsed="1"/>
+    <w:lsdException w:name="Table List 4" w:semiHidden="1" w:unhideWhenUsed="1"/>
+    <w:lsdException w:name="Table List 5" w:semiHidden="1" w:unhideWhenUsed="1"/>
+    <w:lsdException w:name="Table List 6" w:semiHidden="1" w:unhideWhenUsed="1"/>
+    <w:lsdException w:name="Table List 7" w:semiHidden="1" w:unhideWhenUsed="1"/>
+    <w:lsdException w:name="Table List 8" w:semiHidden="1" w:unhideWhenUsed="1"/>
+    <w:lsdException w:name="Table 3D effects 1" w:semiHidden="1" w:unhideWhenUsed="1"/>
+    <w:lsdException w:name="Table 3D effects 2" w:semiHidden="1" w:unhideWhenUsed="1"/>
+    <w:lsdException w:name="Table 3D effects 3" w:semiHidden="1" w:unhideWhenUsed="1"/>
+    <w:lsdException w:name="Table Contemporary" w:semiHidden="1" w:unhideWhenUsed="1"/>
+    <w:lsdException w:name="Table Elegant" w:semiHidden="1" w:unhideWhenUsed="1"/>
+    <w:lsdException w:name="Table Professional" w:semiHidden="1" w:unhideWhenUsed="1"/>
+    <w:lsdException w:name="Table Subtle 1" w:semiHidden="1" w:unhideWhenUsed="1"/>
+    <w:lsdException w:name="Table Subtle 2" w:semiHidden="1" w:unhideWhenUsed="1"/>
+    <w:lsdException w:name="Table Web 1" w:semiHidden="1" w:unhideWhenUsed="1"/>
+    <w:lsdException w:name="Table Web 2" w:semiHidden="1" w:unhideWhenUsed="1"/>
+    <w:lsdException w:name="Table Web 3" w:semiHidden="1" w:unhideWhenUsed="1"/>
+    <w:lsdException w:name="Balloon Text" w:semiHidden="1" w:unhideWhenUsed="1"/>
+    <w:lsdException w:name="Table Grid" w:uiPriority="39"/>
+    <w:lsdException w:name="Table Theme" w:semiHidden="1" w:unhideWhenUsed="1"/>
+    <w:lsdException w:name="Placeholder Text" w:semiHidden="1"/>
+    <w:lsdException w:name="No Spacing" w:uiPriority="1" w:qFormat="1"/>
+    <w:lsdException w:name="Light Shading" w:uiPriority="60"/>
+    <w:lsdException w:name="Light List" w:uiPriority="61"/>
+    <w:lsdException w:name="Light Grid" w:uiPriority="62"/>
+    <w:lsdException w:name="Medium Shading 1" w:uiPriority="63"/>
+    <w:lsdException w:name="Medium Shading 2" w:uiPriority="64"/>
+    <w:lsdException w:name="Medium List 1" w:uiPriority="65"/>
+    <w:lsdException w:name="Medium List 2" w:uiPriority="66"/>
+    <w:lsdException w:name="Medium Grid 1" w:uiPriority="67"/>
+    <w:lsdException w:name="Medium Grid 2" w:uiPriority="68"/>
+    <w:lsdException w:name="Medium Grid 3" w:uiPriority="69"/>
+    <w:lsdException w:name="Dark List" w:uiPriority="70"/>
+    <w:lsdException w:name="Colorful Shading" w:uiPriority="71"/>
+    <w:lsdException w:name="Colorful List" w:uiPriority="72"/>
+    <w:lsdException w:name="Colorful Grid" w:uiPriority="73"/>
+    <w:lsdException w:name="Light Shading Accent 1" w:uiPriority="60"/>
+    <w:lsdException w:name="Light List Accent 1" w:uiPriority="61"/>
+    <w:lsdException w:name="Light Grid Accent 1" w:uiPriority="62"/>
+    <w:lsdException w:name="Medium Shading 1 Accent 1" w:uiPriority="63"/>
+    <w:lsdException w:name="Medium Shading 2 Accent 1" w:uiPriority="64"/>
+    <w:lsdException w:name="Medium List 1 Accent 1" w:uiPriority="65"/>
+    <w:lsdException w:name="Revision" w:semiHidden="1"/>
+    <w:lsdException w:name="List Paragraph" w:uiPriority="34" w:qFormat="1"/>
+    <w:lsdException w:name="Quote" w:uiPriority="29" w:qFormat="1"/>
+    <w:lsdException w:name="Intense Quote" w:uiPriority="30" w:qFormat="1"/>
+    <w:lsdException w:name="Medium List 2 Accent 1" w:uiPriority="66"/>
+    <w:lsdException w:name="Medium Grid 1 Accent 1" w:uiPriority="67"/>
+    <w:lsdException w:name="Medium Grid 2 Accent 1" w:uiPriority="68"/>
+    <w:lsdException w:name="Medium Grid 3 Accent 1" w:uiPriority="69"/>
+    <w:lsdException w:name="Dark List Accent 1" w:uiPriority="70"/>
+    <w:lsdException w:name="Colorful Shading Accent 1" w:uiPriority="71"/>
+    <w:lsdException w:name="Colorful List Accent 1" w:uiPriority="72"/>
+    <w:lsdException w:name="Colorful Grid Accent 1" w:uiPriority="73"/>
+    <w:lsdException w:name="Light Shading Accent 2" w:uiPriority="60"/>
+    <w:lsdException w:name="Light List Accent 2" w:uiPriority="61"/>
+    <w:lsdException w:name="Light Grid Accent 2" w:uiPriority="62"/>
+    <w:lsdException w:name="Medium Shading 1 Accent 2" w:uiPriority="63"/>
+    <w:lsdException w:name="Medium Shading 2 Accent 2" w:uiPriority="64"/>
+    <w:lsdException w:name="Medium List 1 Accent 2" w:uiPriority="65"/>
+    <w:lsdException w:name="Medium List 2 Accent 2" w:uiPriority="66"/>
+    <w:lsdException w:name="Medium Grid 1 Accent 2" w:uiPriority="67"/>
+    <w:lsdException w:name="Medium Grid 2 Accent 2" w:uiPriority="68"/>
+    <w:lsdException w:name="Medium Grid 3 Accent 2" w:uiPriority="69"/>
+    <w:lsdException w:name="Dark List Accent 2" w:uiPriority="70"/>
+    <w:lsdException w:name="Colorful Shading Accent 2" w:uiPriority="71"/>
+    <w:lsdException w:name="Colorful List Accent 2" w:uiPriority="72"/>
+    <w:lsdException w:name="Colorful Grid Accent 2" w:uiPriority="73"/>
+    <w:lsdException w:name="Light Shading Accent 3" w:uiPriority="60"/>
+    <w:lsdException w:name="Light List Accent 3" w:uiPriority="61"/>
+    <w:lsdException w:name="Light Grid Accent 3" w:uiPriority="62"/>
+    <w:lsdException w:name="Medium Shading 1 Accent 3" w:uiPriority="63"/>
+    <w:lsdException w:name="Medium Shading 2 Accent 3" w:uiPriority="64"/>
+    <w:lsdException w:name="Medium List 1 Accent 3" w:uiPriority="65"/>
+    <w:lsdException w:name="Medium List 2 Accent 3" w:uiPriority="66"/>
+    <w:lsdException w:name="Medium Grid 1 Accent 3" w:uiPriority="67"/>
+    <w:lsdException w:name="Medium Grid 2 Accent 3" w:uiPriority="68"/>
+    <w:lsdException w:name="Medium Grid 3 Accent 3" w:uiPriority="69"/>
+    <w:lsdException w:name="Dark List Accent 3" w:uiPriority="70"/>
+    <w:lsdException w:name="Colorful Shading Accent 3" w:uiPriority="71"/>
+    <w:lsdException w:name="Colorful List Accent 3" w:uiPriority="72"/>
+    <w:lsdException w:name="Colorful Grid Accent 3" w:uiPriority="73"/>
+    <w:lsdException w:name="Light Shading Accent 4" w:uiPriority="60"/>
+    <w:lsdException w:name="Light List Accent 4" w:uiPriority="61"/>
+    <w:lsdException w:name="Light Grid Accent 4" w:uiPriority="62"/>
+    <w:lsdException w:name="Medium Shading 1 Accent 4" w:uiPriority="63"/>
+    <w:lsdException w:name="Medium Shading 2 Accent 4" w:uiPriority="64"/>
+    <w:lsdException w:name="Medium List 1 Accent 4" w:uiPriority="65"/>
+    <w:lsdException w:name="Medium List 2 Accent 4" w:uiPriority="66"/>
+    <w:lsdException w:name="Medium Grid 1 Accent 4" w:uiPriority="67"/>
+    <w:lsdException w:name="Medium Grid 2 Accent 4" w:uiPriority="68"/>
+    <w:lsdException w:name="Medium Grid 3 Accent 4" w:uiPriority="69"/>
+    <w:lsdException w:name="Dark List Accent 4" w:uiPriority="70"/>
+    <w:lsdException w:name="Colorful Shading Accent 4" w:uiPriority="71"/>
+    <w:lsdException w:name="Colorful List Accent 4" w:uiPriority="72"/>
+    <w:lsdException w:name="Colorful Grid Accent 4" w:uiPriority="73"/>
+    <w:lsdException w:name="Light Shading Accent 5" w:uiPriority="60"/>
+    <w:lsdException w:name="Light List Accent 5" w:uiPriority="61"/>
+    <w:lsdException w:name="Light Grid Accent 5" w:uiPriority="62"/>
+    <w:lsdException w:name="Medium Shading 1 Accent 5" w:uiPriority="63"/>
+    <w:lsdException w:name="Medium Shading 2 Accent 5" w:uiPriority="64"/>
+    <w:lsdException w:name="Medium List 1 Accent 5" w:uiPriority="65"/>
+    <w:lsdException w:name="Medium List 2 Accent 5" w:uiPriority="66"/>
+    <w:lsdException w:name="Medium Grid 1 Accent 5" w:uiPriority="67"/>
+    <w:lsdException w:name="Medium Grid 2 Accent 5" w:uiPriority="68"/>
+    <w:lsdException w:name="Medium Grid 3 Accent 5" w:uiPriority="69"/>
+    <w:lsdException w:name="Dark List Accent 5" w:uiPriority="70"/>
+    <w:lsdException w:name="Colorful Shading Accent 5" w:uiPriority="71"/>
+    <w:lsdException w:name="Colorful List Accent 5" w:uiPriority="72"/>
+    <w:lsdException w:name="Colorful Grid Accent 5" w:uiPriority="73"/>
+    <w:lsdException w:name="Light Shading Accent 6" w:uiPriority="60"/>
+    <w:lsdException w:name="Light List Accent 6" w:uiPriority="61"/>
+    <w:lsdException w:name="Light Grid Accent 6" w:uiPriority="62"/>
+    <w:lsdException w:name="Medium Shading 1 Accent 6" w:uiPriority="63"/>
+    <w:lsdException w:name="Medium Shading 2 Accent 6" w:uiPriority="64"/>
+    <w:lsdException w:name="Medium List 1 Accent 6" w:uiPriority="65"/>
+    <w:lsdException w:name="Medium List 2 Accent 6" w:uiPriority="66"/>
+    <w:lsdException w:name="Medium Grid 1 Accent 6" w:uiPriority="67"/>
+    <w:lsdException w:name="Medium Grid 2 Accent 6" w:uiPriority="68"/>
+    <w:lsdException w:name="Medium Grid 3 Accent 6" w:uiPriority="69"/>
+    <w:lsdException w:name="Dark List Accent 6" w:uiPriority="70"/>
+    <w:lsdException w:name="Colorful Shading Accent 6" w:uiPriority="71"/>
+    <w:lsdException w:name="Colorful List Accent 6" w:uiPriority="72"/>
+    <w:lsdException w:name="Colorful Grid Accent 6" w:uiPriority="73"/>
+    <w:lsdException w:name="Subtle Emphasis" w:uiPriority="19" w:qFormat="1"/>
+    <w:lsdException w:name="Intense Emphasis" w:uiPriority="21" w:qFormat="1"/>
+    <w:lsdException w:name="Subtle Reference" w:uiPriority="31" w:qFormat="1"/>
+    <w:lsdException w:name="Intense Reference" w:uiPriority="32" w:qFormat="1"/>
+    <w:lsdException w:name="Book Title" w:uiPriority="33" w:qFormat="1"/>
+    <w:lsdException w:name="Bibliography" w:semiHidden="1" w:uiPriority="37" w:unhideWhenUsed="1"/>
+    <w:lsdException w:name="TOC Heading" w:semiHidden="1" w:uiPriority="39" w:unhideWhenUsed="1" w:qFormat="1"/>
+    <w:lsdException w:name="Plain Table 1" w:uiPriority="41"/>
+    <w:lsdException w:name="Plain Table 2" w:uiPriority="42"/>
+    <w:lsdException w:name="Plain Table 3" w:uiPriority="43"/>
+    <w:lsdException w:name="Plain Table 4" w:uiPriority="44"/>
+    <w:lsdException w:name="Plain Table 5" w:uiPriority="45"/>
+    <w:lsdException w:name="Grid Table Light" w:uiPriority="40"/>
+    <w:lsdException w:name="Grid Table 1 Light" w:uiPriority="46"/>
+    <w:lsdException w:name="Grid Table 2" w:uiPriority="47"/>
+    <w:lsdException w:name="Grid Table 3" w:uiPriority="48"/>
+    <w:lsdException w:name="Grid Table 4" w:uiPriority="49"/>
+    <w:lsdException w:name="Grid Table 5 Dark" w:uiPriority="50"/>
+    <w:lsdException w:name="Grid Table 6 Colorful" w:uiPriority="51"/>
+    <w:lsdException w:name="Grid Table 7 Colorful" w:uiPriority="52"/>
+    <w:lsdException w:name="Grid Table 1 Light Accent 1" w:uiPriority="46"/>
+    <w:lsdException w:name="Grid Table 2 Accent 1" w:uiPriority="47"/>
+    <w:lsdException w:name="Grid Table 3 Accent 1" w:uiPriority="48"/>
+    <w:lsdException w:name="Grid Table 4 Accent 1" w:uiPriority="49"/>
+    <w:lsdException w:name="Grid Table 5 Dark Accent 1" w:uiPriority="50"/>
+    <w:lsdException w:name="Grid Table 6 Colorful Accent 1" w:uiPriority="51"/>
+    <w:lsdException w:name="Grid Table 7 Colorful Accent 1" w:uiPriority="52"/>
+    <w:lsdException w:name="Grid Table 1 Light Accent 2" w:uiPriority="46"/>
+    <w:lsdException w:name="Grid Table 2 Accent 2" w:uiPriority="47"/>
+    <w:lsdException w:name="Grid Table 3 Accent 2" w:uiPriority="48"/>
+    <w:lsdException w:name="Grid Table 4 Accent 2" w:uiPriority="49"/>
+    <w:lsdException w:name="Grid Table 5 Dark Accent 2" w:uiPriority="50"/>
+    <w:lsdException w:name="Grid Table 6 Colorful Accent 2" w:uiPriority="51"/>
+    <w:lsdException w:name="Grid Table 7 Colorful Accent 2" w:uiPriority="52"/>
+    <w:lsdException w:name="Grid Table 1 Light Accent 3" w:uiPriority="46"/>
+    <w:lsdException w:name="Grid Table 2 Accent 3" w:uiPriority="47"/>
+    <w:lsdException w:name="Grid Table 3 Accent 3" w:uiPriority="48"/>
+    <w:lsdException w:name="Grid Table 4 Accent 3" w:uiPriority="49"/>
+    <w:lsdException w:name="Grid Table 5 Dark Accent 3" w:uiPriority="50"/>
+    <w:lsdException w:name="Grid Table 6 Colorful Accent 3" w:uiPriority="51"/>
+    <w:lsdException w:name="Grid Table 7 Colorful Accent 3" w:uiPriority="52"/>
+    <w:lsdException w:name="Grid Table 1 Light Accent 4" w:uiPriority="46"/>
+    <w:lsdException w:name="Grid Table 2 Accent 4" w:uiPriority="47"/>
+    <w:lsdException w:name="Grid Table 3 Accent 4" w:uiPriority="48"/>
+    <w:lsdException w:name="Grid Table 4 Accent 4" w:uiPriority="49"/>
+    <w:lsdException w:name="Grid Table 5 Dark Accent 4" w:uiPriority="50"/>
+    <w:lsdException w:name="Grid Table 6 Colorful Accent 4" w:uiPriority="51"/>
+    <w:lsdException w:name="Grid Table 7 Colorful Accent 4" w:uiPriority="52"/>
+    <w:lsdException w:name="Grid Table 1 Light Accent 5" w:uiPriority="46"/>
+    <w:lsdException w:name="Grid Table 2 Accent 5" w:uiPriority="47"/>
+    <w:lsdException w:name="Grid Table 3 Accent 5" w:uiPriority="48"/>
+    <w:lsdException w:name="Grid Table 4 Accent 5" w:uiPriority="49"/>
+    <w:lsdException w:name="Grid Table 5 Dark Accent 5" w:uiPriority="50"/>
+    <w:lsdException w:name="Grid Table 6 Colorful Accent 5" w:uiPriority="51"/>
+    <w:lsdException w:name="Grid Table 7 Colorful Accent 5" w:uiPriority="52"/>
+    <w:lsdException w:name="Grid Table 1 Light Accent 6" w:uiPriority="46"/>
+    <w:lsdException w:name="Grid Table 2 Accent 6" w:uiPriority="47"/>
+    <w:lsdException w:name="Grid Table 3 Accent 6" w:uiPriority="48"/>
+    <w:lsdException w:name="Grid Table 4 Accent 6" w:uiPriority="49"/>
+    <w:lsdException w:name="Grid Table 5 Dark Accent 6" w:uiPriority="50"/>
+    <w:lsdException w:name="Grid Table 6 Colorful Accent 6" w:uiPriority="51"/>
+    <w:lsdException w:name="Grid Table 7 Colorful Accent 6" w:uiPriority="52"/>
+    <w:lsdException w:name="List Table 1 Light" w:uiPriority="46"/>
+    <w:lsdException w:name="List Table 2" w:uiPriority="47"/>
+    <w:lsdException w:name="List Table 3" w:uiPriority="48"/>
+    <w:lsdException w:name="List Table 4" w:uiPriority="49"/>
+    <w:lsdException w:name="List Table 5 Dark" w:uiPriority="50"/>
+    <w:lsdException w:name="List Table 6 Colorful" w:uiPriority="51"/>
+    <w:lsdException w:name="List Table 7 Colorful" w:uiPriority="52"/>
+    <w:lsdException w:name="List Table 1 Light Accent 1" w:uiPriority="46"/>
+    <w:lsdException w:name="List Table 2 Accent 1" w:uiPriority="47"/>
+    <w:lsdException w:name="List Table 3 Accent 1" w:uiPriority="48"/>
+    <w:lsdException w:name="List Table 4 Accent 1" w:uiPriority="49"/>
+    <w:lsdException w:name="List Table 5 Dark Accent 1" w:uiPriority="50"/>
+    <w:lsdException w:name="List Table 6 Colorful Accent 1" w:uiPriority="51"/>
+    <w:lsdException w:name="List Table 7 Colorful Accent 1" w:uiPriority="52"/>
+    <w:lsdException w:name="List Table 1 Light Accent 2" w:uiPriority="46"/>
+    <w:lsdException w:name="List Table 2 Accent 2" w:uiPriority="47"/>
+    <w:lsdException w:name="List Table 3 Accent 2" w:uiPriority="48"/>
+    <w:lsdException w:name="List Table 4 Accent 2" w:uiPriority="49"/>
+    <w:lsdException w:name="List Table 5 Dark Accent 2" w:uiPriority="50"/>
+    <w:lsdException w:name="List Table 6 Colorful Accent 2" w:uiPriority="51"/>
+    <w:lsdException w:name="List Table 7 Colorful Accent 2" w:uiPriority="52"/>
+    <w:lsdException w:name="List Table 1 Light Accent 3" w:uiPriority="46"/>
+    <w:lsdException w:name="List Table 2 Accent 3" w:uiPriority="47"/>
+    <w:lsdException w:name="List Table 3 Accent 3" w:uiPriority="48"/>
+    <w:lsdException w:name="List Table 4 Accent 3" w:uiPriority="49"/>
+    <w:lsdException w:name="List Table 5 Dark Accent 3" w:uiPriority="50"/>
+    <w:lsdException w:name="List Table 6 Colorful Accent 3" w:uiPriority="51"/>
+    <w:lsdException w:name="List Table 7 Colorful Accent 3" w:uiPriority="52"/>
+    <w:lsdException w:name="List Table 1 Light Accent 4" w:uiPriority="46"/>
+    <w:lsdException w:name="List Table 2 Accent 4" w:uiPriority="47"/>
+    <w:lsdException w:name="List Table 3 Accent 4" w:uiPriority="48"/>
+    <w:lsdException w:name="List Table 4 Accent 4" w:uiPriority="49"/>
+    <w:lsdException w:name="List Table 5 Dark Accent 4" w:uiPriority="50"/>
+    <w:lsdException w:name="List Table 6 Colorful Accent 4" w:uiPriority="51"/>
+    <w:lsdException w:name="List Table 7 Colorful Accent 4" w:uiPriority="52"/>
+    <w:lsdException w:name="List Table 1 Light Accent 5" w:uiPriority="46"/>
+    <w:lsdException w:name="List Table 2 Accent 5" w:uiPriority="47"/>
+    <w:lsdException w:name="List Table 3 Accent 5" w:uiPriority="48"/>
+    <w:lsdException w:name="List Table 4 Accent 5" w:uiPriority="49"/>
+    <w:lsdException w:name="List Table 5 Dark Accent 5" w:uiPriority="50"/>
+    <w:lsdException w:name="List Table 6 Colorful Accent 5" w:uiPriority="51"/>
+    <w:lsdException w:name="List Table 7 Colorful Accent 5" w:uiPriority="52"/>
+    <w:lsdException w:name="List Table 1 Light Accent 6" w:uiPriority="46"/>
+    <w:lsdException w:name="List Table 2 Accent 6" w:uiPriority="47"/>
+    <w:lsdException w:name="List Table 3 Accent 6" w:uiPriority="48"/>
+    <w:lsdException w:name="List Table 4 Accent 6" w:uiPriority="49"/>
+    <w:lsdException w:name="List Table 5 Dark Accent 6" w:uiPriority="50"/>
+    <w:lsdException w:name="List Table 6 Colorful Accent 6" w:uiPriority="51"/>
+    <w:lsdException w:name="List Table 7 Colorful Accent 6" w:uiPriority="52"/>
   </w:latentStyles>
   <w:style w:type="paragraph" w:default="1" w:styleId="a">
     <w:name w:val="Normal"/>
@@ -10535,7 +11958,6 @@
       <w:spacing w:after="0" w:line="240" w:lineRule="auto"/>
     </w:pPr>
     <w:tblPr>
-      <w:tblInd w:w="0" w:type="dxa"/>
       <w:tblBorders>
         <w:top w:val="single" w:sz="4" w:space="0" w:color="auto"/>
         <w:left w:val="single" w:sz="4" w:space="0" w:color="auto"/>
@@ -10544,461 +11966,6 @@
         <w:insideH w:val="single" w:sz="4" w:space="0" w:color="auto"/>
         <w:insideV w:val="single" w:sz="4" w:space="0" w:color="auto"/>
       </w:tblBorders>
-      <w:tblCellMar>
-        <w:top w:w="0" w:type="dxa"/>
-        <w:left w:w="108" w:type="dxa"/>
-        <w:bottom w:w="0" w:type="dxa"/>
-        <w:right w:w="108" w:type="dxa"/>
-      </w:tblCellMar>
-    </w:tblPr>
-  </w:style>
-  <w:style w:type="character" w:styleId="a8">
-    <w:name w:val="annotation reference"/>
-    <w:basedOn w:val="a0"/>
-    <w:uiPriority w:val="99"/>
-    <w:semiHidden/>
-    <w:unhideWhenUsed/>
-    <w:rsid w:val="00CE3630"/>
-    <w:rPr>
-      <w:sz w:val="16"/>
-      <w:szCs w:val="16"/>
-    </w:rPr>
-  </w:style>
-  <w:style w:type="paragraph" w:styleId="a9">
-    <w:name w:val="annotation text"/>
-    <w:basedOn w:val="a"/>
-    <w:link w:val="aa"/>
-    <w:uiPriority w:val="99"/>
-    <w:semiHidden/>
-    <w:unhideWhenUsed/>
-    <w:rsid w:val="00CE3630"/>
-    <w:pPr>
-      <w:spacing w:line="240" w:lineRule="auto"/>
-    </w:pPr>
-    <w:rPr>
-      <w:sz w:val="20"/>
-      <w:szCs w:val="20"/>
-    </w:rPr>
-  </w:style>
-  <w:style w:type="character" w:customStyle="1" w:styleId="aa">
-    <w:name w:val="Текст примечания Знак"/>
-    <w:basedOn w:val="a0"/>
-    <w:link w:val="a9"/>
-    <w:uiPriority w:val="99"/>
-    <w:semiHidden/>
-    <w:rsid w:val="00CE3630"/>
-    <w:rPr>
-      <w:sz w:val="20"/>
-      <w:szCs w:val="20"/>
-    </w:rPr>
-  </w:style>
-  <w:style w:type="paragraph" w:styleId="ab">
-    <w:name w:val="annotation subject"/>
-    <w:basedOn w:val="a9"/>
-    <w:next w:val="a9"/>
-    <w:link w:val="ac"/>
-    <w:uiPriority w:val="99"/>
-    <w:semiHidden/>
-    <w:unhideWhenUsed/>
-    <w:rsid w:val="00CE3630"/>
-    <w:rPr>
-      <w:b/>
-      <w:bCs/>
-    </w:rPr>
-  </w:style>
-  <w:style w:type="character" w:customStyle="1" w:styleId="ac">
-    <w:name w:val="Тема примечания Знак"/>
-    <w:basedOn w:val="aa"/>
-    <w:link w:val="ab"/>
-    <w:uiPriority w:val="99"/>
-    <w:semiHidden/>
-    <w:rsid w:val="00CE3630"/>
-    <w:rPr>
-      <w:b/>
-      <w:bCs/>
-      <w:sz w:val="20"/>
-      <w:szCs w:val="20"/>
-    </w:rPr>
-  </w:style>
-  <w:style w:type="paragraph" w:styleId="ad">
-    <w:name w:val="Balloon Text"/>
-    <w:basedOn w:val="a"/>
-    <w:link w:val="ae"/>
-    <w:uiPriority w:val="99"/>
-    <w:semiHidden/>
-    <w:unhideWhenUsed/>
-    <w:rsid w:val="00CE3630"/>
-    <w:pPr>
-      <w:spacing w:after="0" w:line="240" w:lineRule="auto"/>
-    </w:pPr>
-    <w:rPr>
-      <w:rFonts w:ascii="Segoe UI" w:hAnsi="Segoe UI" w:cs="Segoe UI"/>
-      <w:sz w:val="18"/>
-      <w:szCs w:val="18"/>
-    </w:rPr>
-  </w:style>
-  <w:style w:type="character" w:customStyle="1" w:styleId="ae">
-    <w:name w:val="Текст выноски Знак"/>
-    <w:basedOn w:val="a0"/>
-    <w:link w:val="ad"/>
-    <w:uiPriority w:val="99"/>
-    <w:semiHidden/>
-    <w:rsid w:val="00CE3630"/>
-    <w:rPr>
-      <w:rFonts w:ascii="Segoe UI" w:hAnsi="Segoe UI" w:cs="Segoe UI"/>
-      <w:sz w:val="18"/>
-      <w:szCs w:val="18"/>
-    </w:rPr>
-  </w:style>
-  <w:style w:type="character" w:styleId="af">
-    <w:name w:val="Placeholder Text"/>
-    <w:basedOn w:val="a0"/>
-    <w:uiPriority w:val="99"/>
-    <w:semiHidden/>
-    <w:rsid w:val="009613F5"/>
-    <w:rPr>
-      <w:color w:val="808080"/>
-    </w:rPr>
-  </w:style>
-  <w:style w:type="paragraph" w:styleId="af0">
-    <w:name w:val="header"/>
-    <w:basedOn w:val="a"/>
-    <w:link w:val="af1"/>
-    <w:uiPriority w:val="99"/>
-    <w:unhideWhenUsed/>
-    <w:rsid w:val="006071CA"/>
-    <w:pPr>
-      <w:tabs>
-        <w:tab w:val="center" w:pos="4677"/>
-        <w:tab w:val="right" w:pos="9355"/>
-      </w:tabs>
-      <w:spacing w:after="0" w:line="240" w:lineRule="auto"/>
-    </w:pPr>
-  </w:style>
-  <w:style w:type="character" w:customStyle="1" w:styleId="af1">
-    <w:name w:val="Верхний колонтитул Знак"/>
-    <w:basedOn w:val="a0"/>
-    <w:link w:val="af0"/>
-    <w:uiPriority w:val="99"/>
-    <w:rsid w:val="006071CA"/>
-  </w:style>
-  <w:style w:type="paragraph" w:styleId="af2">
-    <w:name w:val="footer"/>
-    <w:basedOn w:val="a"/>
-    <w:link w:val="af3"/>
-    <w:uiPriority w:val="99"/>
-    <w:unhideWhenUsed/>
-    <w:rsid w:val="006071CA"/>
-    <w:pPr>
-      <w:tabs>
-        <w:tab w:val="center" w:pos="4677"/>
-        <w:tab w:val="right" w:pos="9355"/>
-      </w:tabs>
-      <w:spacing w:after="0" w:line="240" w:lineRule="auto"/>
-    </w:pPr>
-  </w:style>
-  <w:style w:type="character" w:customStyle="1" w:styleId="af3">
-    <w:name w:val="Нижний колонтитул Знак"/>
-    <w:basedOn w:val="a0"/>
-    <w:link w:val="af2"/>
-    <w:uiPriority w:val="99"/>
-    <w:rsid w:val="006071CA"/>
-  </w:style>
-</w:styles>
-</file>
-
-<file path=word/stylesWithEffects.xml><?xml version="1.0" encoding="utf-8"?>
-<w:styles xmlns:wpc="http://schemas.microsoft.com/office/word/2010/wordprocessingCanvas" xmlns:mc="http://schemas.openxmlformats.org/markup-compatibility/2006" xmlns:o="urn:schemas-microsoft-com:office:office" xmlns:r="http://schemas.openxmlformats.org/officeDocument/2006/relationships" xmlns:m="http://schemas.openxmlformats.org/officeDocument/2006/math" xmlns:v="urn:schemas-microsoft-com:vml" xmlns:wp14="http://schemas.microsoft.com/office/word/2010/wordprocessingDrawing" xmlns:wp="http://schemas.openxmlformats.org/drawingml/2006/wordprocessingDrawing" xmlns:w10="urn:schemas-microsoft-com:office:word" xmlns:w="http://schemas.openxmlformats.org/wordprocessingml/2006/main" xmlns:w14="http://schemas.microsoft.com/office/word/2010/wordml" xmlns:wpg="http://schemas.microsoft.com/office/word/2010/wordprocessingGroup" xmlns:wpi="http://schemas.microsoft.com/office/word/2010/wordprocessingInk" xmlns:wne="http://schemas.microsoft.com/office/word/2006/wordml" xmlns:wps="http://schemas.microsoft.com/office/word/2010/wordprocessingShape" mc:Ignorable="w14 wp14">
-  <w:docDefaults>
-    <w:rPrDefault>
-      <w:rPr>
-        <w:rFonts w:asciiTheme="minorHAnsi" w:eastAsiaTheme="minorHAnsi" w:hAnsiTheme="minorHAnsi" w:cstheme="minorBidi"/>
-        <w:sz w:val="22"/>
-        <w:szCs w:val="22"/>
-        <w:lang w:val="ru-RU" w:eastAsia="en-US" w:bidi="ar-SA"/>
-      </w:rPr>
-    </w:rPrDefault>
-    <w:pPrDefault>
-      <w:pPr>
-        <w:spacing w:after="160" w:line="259" w:lineRule="auto"/>
-      </w:pPr>
-    </w:pPrDefault>
-  </w:docDefaults>
-  <w:latentStyles w:defLockedState="0" w:defUIPriority="99" w:defSemiHidden="1" w:defUnhideWhenUsed="1" w:defQFormat="0" w:count="267">
-    <w:lsdException w:name="Normal" w:semiHidden="0" w:uiPriority="0" w:unhideWhenUsed="0" w:qFormat="1"/>
-    <w:lsdException w:name="heading 1" w:semiHidden="0" w:uiPriority="9" w:unhideWhenUsed="0" w:qFormat="1"/>
-    <w:lsdException w:name="heading 2" w:uiPriority="9" w:qFormat="1"/>
-    <w:lsdException w:name="heading 3" w:uiPriority="9" w:qFormat="1"/>
-    <w:lsdException w:name="heading 4" w:uiPriority="9" w:qFormat="1"/>
-    <w:lsdException w:name="heading 5" w:uiPriority="9" w:qFormat="1"/>
-    <w:lsdException w:name="heading 6" w:uiPriority="9" w:qFormat="1"/>
-    <w:lsdException w:name="heading 7" w:uiPriority="9" w:qFormat="1"/>
-    <w:lsdException w:name="heading 8" w:uiPriority="9" w:qFormat="1"/>
-    <w:lsdException w:name="heading 9" w:uiPriority="9" w:qFormat="1"/>
-    <w:lsdException w:name="toc 1" w:uiPriority="39"/>
-    <w:lsdException w:name="toc 2" w:uiPriority="39"/>
-    <w:lsdException w:name="toc 3" w:uiPriority="39"/>
-    <w:lsdException w:name="toc 4" w:uiPriority="39"/>
-    <w:lsdException w:name="toc 5" w:uiPriority="39"/>
-    <w:lsdException w:name="toc 6" w:uiPriority="39"/>
-    <w:lsdException w:name="toc 7" w:uiPriority="39"/>
-    <w:lsdException w:name="toc 8" w:uiPriority="39"/>
-    <w:lsdException w:name="toc 9" w:uiPriority="39"/>
-    <w:lsdException w:name="caption" w:uiPriority="35" w:qFormat="1"/>
-    <w:lsdException w:name="Title" w:semiHidden="0" w:uiPriority="10" w:unhideWhenUsed="0" w:qFormat="1"/>
-    <w:lsdException w:name="Default Paragraph Font" w:uiPriority="1"/>
-    <w:lsdException w:name="Subtitle" w:semiHidden="0" w:uiPriority="11" w:unhideWhenUsed="0" w:qFormat="1"/>
-    <w:lsdException w:name="Strong" w:semiHidden="0" w:uiPriority="22" w:unhideWhenUsed="0" w:qFormat="1"/>
-    <w:lsdException w:name="Emphasis" w:semiHidden="0" w:uiPriority="20" w:unhideWhenUsed="0" w:qFormat="1"/>
-    <w:lsdException w:name="Normal Table" w:semiHidden="0" w:unhideWhenUsed="0"/>
-    <w:lsdException w:name="Table Subtle 1" w:semiHidden="0" w:unhideWhenUsed="0"/>
-    <w:lsdException w:name="Table Web 2" w:semiHidden="0" w:unhideWhenUsed="0"/>
-    <w:lsdException w:name="Table Web 3" w:semiHidden="0" w:unhideWhenUsed="0"/>
-    <w:lsdException w:name="Table Grid" w:semiHidden="0" w:uiPriority="39" w:unhideWhenUsed="0"/>
-    <w:lsdException w:name="Placeholder Text" w:unhideWhenUsed="0"/>
-    <w:lsdException w:name="No Spacing" w:semiHidden="0" w:uiPriority="1" w:unhideWhenUsed="0" w:qFormat="1"/>
-    <w:lsdException w:name="Light Shading" w:semiHidden="0" w:uiPriority="60" w:unhideWhenUsed="0"/>
-    <w:lsdException w:name="Light List" w:semiHidden="0" w:uiPriority="61" w:unhideWhenUsed="0"/>
-    <w:lsdException w:name="Light Grid" w:semiHidden="0" w:uiPriority="62" w:unhideWhenUsed="0"/>
-    <w:lsdException w:name="Medium Shading 1" w:semiHidden="0" w:uiPriority="63" w:unhideWhenUsed="0"/>
-    <w:lsdException w:name="Medium Shading 2" w:semiHidden="0" w:uiPriority="64" w:unhideWhenUsed="0"/>
-    <w:lsdException w:name="Medium List 1" w:semiHidden="0" w:uiPriority="65" w:unhideWhenUsed="0"/>
-    <w:lsdException w:name="Medium List 2" w:semiHidden="0" w:uiPriority="66" w:unhideWhenUsed="0"/>
-    <w:lsdException w:name="Medium Grid 1" w:semiHidden="0" w:uiPriority="67" w:unhideWhenUsed="0"/>
-    <w:lsdException w:name="Medium Grid 2" w:semiHidden="0" w:uiPriority="68" w:unhideWhenUsed="0"/>
-    <w:lsdException w:name="Medium Grid 3" w:semiHidden="0" w:uiPriority="69" w:unhideWhenUsed="0"/>
-    <w:lsdException w:name="Dark List" w:semiHidden="0" w:uiPriority="70" w:unhideWhenUsed="0"/>
-    <w:lsdException w:name="Colorful Shading" w:semiHidden="0" w:uiPriority="71" w:unhideWhenUsed="0"/>
-    <w:lsdException w:name="Colorful List" w:semiHidden="0" w:uiPriority="72" w:unhideWhenUsed="0"/>
-    <w:lsdException w:name="Colorful Grid" w:semiHidden="0" w:uiPriority="73" w:unhideWhenUsed="0"/>
-    <w:lsdException w:name="Light Shading Accent 1" w:semiHidden="0" w:uiPriority="60" w:unhideWhenUsed="0"/>
-    <w:lsdException w:name="Light List Accent 1" w:semiHidden="0" w:uiPriority="61" w:unhideWhenUsed="0"/>
-    <w:lsdException w:name="Light Grid Accent 1" w:semiHidden="0" w:uiPriority="62" w:unhideWhenUsed="0"/>
-    <w:lsdException w:name="Medium Shading 1 Accent 1" w:semiHidden="0" w:uiPriority="63" w:unhideWhenUsed="0"/>
-    <w:lsdException w:name="Medium Shading 2 Accent 1" w:semiHidden="0" w:uiPriority="64" w:unhideWhenUsed="0"/>
-    <w:lsdException w:name="Medium List 1 Accent 1" w:semiHidden="0" w:uiPriority="65" w:unhideWhenUsed="0"/>
-    <w:lsdException w:name="Revision" w:unhideWhenUsed="0"/>
-    <w:lsdException w:name="List Paragraph" w:semiHidden="0" w:uiPriority="34" w:unhideWhenUsed="0" w:qFormat="1"/>
-    <w:lsdException w:name="Quote" w:semiHidden="0" w:uiPriority="29" w:unhideWhenUsed="0" w:qFormat="1"/>
-    <w:lsdException w:name="Intense Quote" w:semiHidden="0" w:uiPriority="30" w:unhideWhenUsed="0" w:qFormat="1"/>
-    <w:lsdException w:name="Medium List 2 Accent 1" w:semiHidden="0" w:uiPriority="66" w:unhideWhenUsed="0"/>
-    <w:lsdException w:name="Medium Grid 1 Accent 1" w:semiHidden="0" w:uiPriority="67" w:unhideWhenUsed="0"/>
-    <w:lsdException w:name="Medium Grid 2 Accent 1" w:semiHidden="0" w:uiPriority="68" w:unhideWhenUsed="0"/>
-    <w:lsdException w:name="Medium Grid 3 Accent 1" w:semiHidden="0" w:uiPriority="69" w:unhideWhenUsed="0"/>
-    <w:lsdException w:name="Dark List Accent 1" w:semiHidden="0" w:uiPriority="70" w:unhideWhenUsed="0"/>
-    <w:lsdException w:name="Colorful Shading Accent 1" w:semiHidden="0" w:uiPriority="71" w:unhideWhenUsed="0"/>
-    <w:lsdException w:name="Colorful List Accent 1" w:semiHidden="0" w:uiPriority="72" w:unhideWhenUsed="0"/>
-    <w:lsdException w:name="Colorful Grid Accent 1" w:semiHidden="0" w:uiPriority="73" w:unhideWhenUsed="0"/>
-    <w:lsdException w:name="Light Shading Accent 2" w:semiHidden="0" w:uiPriority="60" w:unhideWhenUsed="0"/>
-    <w:lsdException w:name="Light List Accent 2" w:semiHidden="0" w:uiPriority="61" w:unhideWhenUsed="0"/>
-    <w:lsdException w:name="Light Grid Accent 2" w:semiHidden="0" w:uiPriority="62" w:unhideWhenUsed="0"/>
-    <w:lsdException w:name="Medium Shading 1 Accent 2" w:semiHidden="0" w:uiPriority="63" w:unhideWhenUsed="0"/>
-    <w:lsdException w:name="Medium Shading 2 Accent 2" w:semiHidden="0" w:uiPriority="64" w:unhideWhenUsed="0"/>
-    <w:lsdException w:name="Medium List 1 Accent 2" w:semiHidden="0" w:uiPriority="65" w:unhideWhenUsed="0"/>
-    <w:lsdException w:name="Medium List 2 Accent 2" w:semiHidden="0" w:uiPriority="66" w:unhideWhenUsed="0"/>
-    <w:lsdException w:name="Medium Grid 1 Accent 2" w:semiHidden="0" w:uiPriority="67" w:unhideWhenUsed="0"/>
-    <w:lsdException w:name="Medium Grid 2 Accent 2" w:semiHidden="0" w:uiPriority="68" w:unhideWhenUsed="0"/>
-    <w:lsdException w:name="Medium Grid 3 Accent 2" w:semiHidden="0" w:uiPriority="69" w:unhideWhenUsed="0"/>
-    <w:lsdException w:name="Dark List Accent 2" w:semiHidden="0" w:uiPriority="70" w:unhideWhenUsed="0"/>
-    <w:lsdException w:name="Colorful Shading Accent 2" w:semiHidden="0" w:uiPriority="71" w:unhideWhenUsed="0"/>
-    <w:lsdException w:name="Colorful List Accent 2" w:semiHidden="0" w:uiPriority="72" w:unhideWhenUsed="0"/>
-    <w:lsdException w:name="Colorful Grid Accent 2" w:semiHidden="0" w:uiPriority="73" w:unhideWhenUsed="0"/>
-    <w:lsdException w:name="Light Shading Accent 3" w:semiHidden="0" w:uiPriority="60" w:unhideWhenUsed="0"/>
-    <w:lsdException w:name="Light List Accent 3" w:semiHidden="0" w:uiPriority="61" w:unhideWhenUsed="0"/>
-    <w:lsdException w:name="Light Grid Accent 3" w:semiHidden="0" w:uiPriority="62" w:unhideWhenUsed="0"/>
-    <w:lsdException w:name="Medium Shading 1 Accent 3" w:semiHidden="0" w:uiPriority="63" w:unhideWhenUsed="0"/>
-    <w:lsdException w:name="Medium Shading 2 Accent 3" w:semiHidden="0" w:uiPriority="64" w:unhideWhenUsed="0"/>
-    <w:lsdException w:name="Medium List 1 Accent 3" w:semiHidden="0" w:uiPriority="65" w:unhideWhenUsed="0"/>
-    <w:lsdException w:name="Medium List 2 Accent 3" w:semiHidden="0" w:uiPriority="66" w:unhideWhenUsed="0"/>
-    <w:lsdException w:name="Medium Grid 1 Accent 3" w:semiHidden="0" w:uiPriority="67" w:unhideWhenUsed="0"/>
-    <w:lsdException w:name="Medium Grid 2 Accent 3" w:semiHidden="0" w:uiPriority="68" w:unhideWhenUsed="0"/>
-    <w:lsdException w:name="Medium Grid 3 Accent 3" w:semiHidden="0" w:uiPriority="69" w:unhideWhenUsed="0"/>
-    <w:lsdException w:name="Dark List Accent 3" w:semiHidden="0" w:uiPriority="70" w:unhideWhenUsed="0"/>
-    <w:lsdException w:name="Colorful Shading Accent 3" w:semiHidden="0" w:uiPriority="71" w:unhideWhenUsed="0"/>
-    <w:lsdException w:name="Colorful List Accent 3" w:semiHidden="0" w:uiPriority="72" w:unhideWhenUsed="0"/>
-    <w:lsdException w:name="Colorful Grid Accent 3" w:semiHidden="0" w:uiPriority="73" w:unhideWhenUsed="0"/>
-    <w:lsdException w:name="Light Shading Accent 4" w:semiHidden="0" w:uiPriority="60" w:unhideWhenUsed="0"/>
-    <w:lsdException w:name="Light List Accent 4" w:semiHidden="0" w:uiPriority="61" w:unhideWhenUsed="0"/>
-    <w:lsdException w:name="Light Grid Accent 4" w:semiHidden="0" w:uiPriority="62" w:unhideWhenUsed="0"/>
-    <w:lsdException w:name="Medium Shading 1 Accent 4" w:semiHidden="0" w:uiPriority="63" w:unhideWhenUsed="0"/>
-    <w:lsdException w:name="Medium Shading 2 Accent 4" w:semiHidden="0" w:uiPriority="64" w:unhideWhenUsed="0"/>
-    <w:lsdException w:name="Medium List 1 Accent 4" w:semiHidden="0" w:uiPriority="65" w:unhideWhenUsed="0"/>
-    <w:lsdException w:name="Medium List 2 Accent 4" w:semiHidden="0" w:uiPriority="66" w:unhideWhenUsed="0"/>
-    <w:lsdException w:name="Medium Grid 1 Accent 4" w:semiHidden="0" w:uiPriority="67" w:unhideWhenUsed="0"/>
-    <w:lsdException w:name="Medium Grid 2 Accent 4" w:semiHidden="0" w:uiPriority="68" w:unhideWhenUsed="0"/>
-    <w:lsdException w:name="Medium Grid 3 Accent 4" w:semiHidden="0" w:uiPriority="69" w:unhideWhenUsed="0"/>
-    <w:lsdException w:name="Dark List Accent 4" w:semiHidden="0" w:uiPriority="70" w:unhideWhenUsed="0"/>
-    <w:lsdException w:name="Colorful Shading Accent 4" w:semiHidden="0" w:uiPriority="71" w:unhideWhenUsed="0"/>
-    <w:lsdException w:name="Colorful List Accent 4" w:semiHidden="0" w:uiPriority="72" w:unhideWhenUsed="0"/>
-    <w:lsdException w:name="Colorful Grid Accent 4" w:semiHidden="0" w:uiPriority="73" w:unhideWhenUsed="0"/>
-    <w:lsdException w:name="Light Shading Accent 5" w:semiHidden="0" w:uiPriority="60" w:unhideWhenUsed="0"/>
-    <w:lsdException w:name="Light List Accent 5" w:semiHidden="0" w:uiPriority="61" w:unhideWhenUsed="0"/>
-    <w:lsdException w:name="Light Grid Accent 5" w:semiHidden="0" w:uiPriority="62" w:unhideWhenUsed="0"/>
-    <w:lsdException w:name="Medium Shading 1 Accent 5" w:semiHidden="0" w:uiPriority="63" w:unhideWhenUsed="0"/>
-    <w:lsdException w:name="Medium Shading 2 Accent 5" w:semiHidden="0" w:uiPriority="64" w:unhideWhenUsed="0"/>
-    <w:lsdException w:name="Medium List 1 Accent 5" w:semiHidden="0" w:uiPriority="65" w:unhideWhenUsed="0"/>
-    <w:lsdException w:name="Medium List 2 Accent 5" w:semiHidden="0" w:uiPriority="66" w:unhideWhenUsed="0"/>
-    <w:lsdException w:name="Medium Grid 1 Accent 5" w:semiHidden="0" w:uiPriority="67" w:unhideWhenUsed="0"/>
-    <w:lsdException w:name="Medium Grid 2 Accent 5" w:semiHidden="0" w:uiPriority="68" w:unhideWhenUsed="0"/>
-    <w:lsdException w:name="Medium Grid 3 Accent 5" w:semiHidden="0" w:uiPriority="69" w:unhideWhenUsed="0"/>
-    <w:lsdException w:name="Dark List Accent 5" w:semiHidden="0" w:uiPriority="70" w:unhideWhenUsed="0"/>
-    <w:lsdException w:name="Colorful Shading Accent 5" w:semiHidden="0" w:uiPriority="71" w:unhideWhenUsed="0"/>
-    <w:lsdException w:name="Colorful List Accent 5" w:semiHidden="0" w:uiPriority="72" w:unhideWhenUsed="0"/>
-    <w:lsdException w:name="Colorful Grid Accent 5" w:semiHidden="0" w:uiPriority="73" w:unhideWhenUsed="0"/>
-    <w:lsdException w:name="Light Shading Accent 6" w:semiHidden="0" w:uiPriority="60" w:unhideWhenUsed="0"/>
-    <w:lsdException w:name="Light List Accent 6" w:semiHidden="0" w:uiPriority="61" w:unhideWhenUsed="0"/>
-    <w:lsdException w:name="Light Grid Accent 6" w:semiHidden="0" w:uiPriority="62" w:unhideWhenUsed="0"/>
-    <w:lsdException w:name="Medium Shading 1 Accent 6" w:semiHidden="0" w:uiPriority="63" w:unhideWhenUsed="0"/>
-    <w:lsdException w:name="Medium Shading 2 Accent 6" w:semiHidden="0" w:uiPriority="64" w:unhideWhenUsed="0"/>
-    <w:lsdException w:name="Medium List 1 Accent 6" w:semiHidden="0" w:uiPriority="65" w:unhideWhenUsed="0"/>
-    <w:lsdException w:name="Medium List 2 Accent 6" w:semiHidden="0" w:uiPriority="66" w:unhideWhenUsed="0"/>
-    <w:lsdException w:name="Medium Grid 1 Accent 6" w:semiHidden="0" w:uiPriority="67" w:unhideWhenUsed="0"/>
-    <w:lsdException w:name="Medium Grid 2 Accent 6" w:semiHidden="0" w:uiPriority="68" w:unhideWhenUsed="0"/>
-    <w:lsdException w:name="Medium Grid 3 Accent 6" w:semiHidden="0" w:uiPriority="69" w:unhideWhenUsed="0"/>
-    <w:lsdException w:name="Dark List Accent 6" w:semiHidden="0" w:uiPriority="70" w:unhideWhenUsed="0"/>
-    <w:lsdException w:name="Colorful Shading Accent 6" w:semiHidden="0" w:uiPriority="71" w:unhideWhenUsed="0"/>
-    <w:lsdException w:name="Colorful List Accent 6" w:semiHidden="0" w:uiPriority="72" w:unhideWhenUsed="0"/>
-    <w:lsdException w:name="Colorful Grid Accent 6" w:semiHidden="0" w:uiPriority="73" w:unhideWhenUsed="0"/>
-    <w:lsdException w:name="Subtle Emphasis" w:semiHidden="0" w:uiPriority="19" w:unhideWhenUsed="0" w:qFormat="1"/>
-    <w:lsdException w:name="Intense Emphasis" w:semiHidden="0" w:uiPriority="21" w:unhideWhenUsed="0" w:qFormat="1"/>
-    <w:lsdException w:name="Subtle Reference" w:semiHidden="0" w:uiPriority="31" w:unhideWhenUsed="0" w:qFormat="1"/>
-    <w:lsdException w:name="Intense Reference" w:semiHidden="0" w:uiPriority="32" w:unhideWhenUsed="0" w:qFormat="1"/>
-    <w:lsdException w:name="Book Title" w:semiHidden="0" w:uiPriority="33" w:unhideWhenUsed="0" w:qFormat="1"/>
-    <w:lsdException w:name="Bibliography" w:uiPriority="37"/>
-    <w:lsdException w:name="TOC Heading" w:uiPriority="39" w:qFormat="1"/>
-  </w:latentStyles>
-  <w:style w:type="paragraph" w:default="1" w:styleId="a">
-    <w:name w:val="Normal"/>
-    <w:qFormat/>
-    <w:rsid w:val="00D36880"/>
-  </w:style>
-  <w:style w:type="character" w:default="1" w:styleId="a0">
-    <w:name w:val="Default Paragraph Font"/>
-    <w:uiPriority w:val="1"/>
-    <w:semiHidden/>
-    <w:unhideWhenUsed/>
-  </w:style>
-  <w:style w:type="table" w:default="1" w:styleId="a1">
-    <w:name w:val="Normal Table"/>
-    <w:uiPriority w:val="99"/>
-    <w:semiHidden/>
-    <w:unhideWhenUsed/>
-    <w:tblPr>
-      <w:tblInd w:w="0" w:type="dxa"/>
-      <w:tblCellMar>
-        <w:top w:w="0" w:type="dxa"/>
-        <w:left w:w="108" w:type="dxa"/>
-        <w:bottom w:w="0" w:type="dxa"/>
-        <w:right w:w="108" w:type="dxa"/>
-      </w:tblCellMar>
-    </w:tblPr>
-  </w:style>
-  <w:style w:type="numbering" w:default="1" w:styleId="a2">
-    <w:name w:val="No List"/>
-    <w:uiPriority w:val="99"/>
-    <w:semiHidden/>
-    <w:unhideWhenUsed/>
-  </w:style>
-  <w:style w:type="paragraph" w:customStyle="1" w:styleId="-12">
-    <w:name w:val="Обычный-12"/>
-    <w:basedOn w:val="a"/>
-    <w:link w:val="-120"/>
-    <w:qFormat/>
-    <w:rsid w:val="00910365"/>
-    <w:pPr>
-      <w:spacing w:before="80" w:after="120" w:line="240" w:lineRule="auto"/>
-      <w:ind w:firstLine="709"/>
-    </w:pPr>
-    <w:rPr>
-      <w:rFonts w:ascii="Times New Roman" w:hAnsi="Times New Roman"/>
-      <w:sz w:val="24"/>
-    </w:rPr>
-  </w:style>
-  <w:style w:type="character" w:customStyle="1" w:styleId="-120">
-    <w:name w:val="Обычный-12 Знак"/>
-    <w:basedOn w:val="a0"/>
-    <w:link w:val="-12"/>
-    <w:rsid w:val="00910365"/>
-    <w:rPr>
-      <w:rFonts w:ascii="Times New Roman" w:hAnsi="Times New Roman"/>
-      <w:sz w:val="24"/>
-    </w:rPr>
-  </w:style>
-  <w:style w:type="paragraph" w:customStyle="1" w:styleId="a3">
-    <w:name w:val="Основной"/>
-    <w:link w:val="a4"/>
-    <w:qFormat/>
-    <w:rsid w:val="00995DA3"/>
-    <w:pPr>
-      <w:spacing w:after="0" w:line="360" w:lineRule="auto"/>
-      <w:ind w:firstLine="709"/>
-      <w:jc w:val="both"/>
-    </w:pPr>
-    <w:rPr>
-      <w:rFonts w:ascii="Times New Roman" w:hAnsi="Times New Roman"/>
-      <w:sz w:val="28"/>
-    </w:rPr>
-  </w:style>
-  <w:style w:type="character" w:customStyle="1" w:styleId="a4">
-    <w:name w:val="Основной Знак"/>
-    <w:basedOn w:val="a0"/>
-    <w:link w:val="a3"/>
-    <w:rsid w:val="00995DA3"/>
-    <w:rPr>
-      <w:rFonts w:ascii="Times New Roman" w:hAnsi="Times New Roman"/>
-      <w:sz w:val="28"/>
-    </w:rPr>
-  </w:style>
-  <w:style w:type="paragraph" w:customStyle="1" w:styleId="a5">
-    <w:name w:val="Осн Заголовки"/>
-    <w:basedOn w:val="a"/>
-    <w:link w:val="a6"/>
-    <w:qFormat/>
-    <w:rsid w:val="00995DA3"/>
-    <w:pPr>
-      <w:spacing w:after="0" w:line="360" w:lineRule="auto"/>
-      <w:jc w:val="center"/>
-    </w:pPr>
-    <w:rPr>
-      <w:rFonts w:ascii="Times New Roman" w:hAnsi="Times New Roman"/>
-      <w:sz w:val="28"/>
-      <w:shd w:val="clear" w:color="auto" w:fill="FFFFFF"/>
-    </w:rPr>
-  </w:style>
-  <w:style w:type="character" w:customStyle="1" w:styleId="a6">
-    <w:name w:val="Осн Заголовки Знак"/>
-    <w:basedOn w:val="a0"/>
-    <w:link w:val="a5"/>
-    <w:rsid w:val="00995DA3"/>
-    <w:rPr>
-      <w:rFonts w:ascii="Times New Roman" w:hAnsi="Times New Roman"/>
-      <w:sz w:val="28"/>
-    </w:rPr>
-  </w:style>
-  <w:style w:type="table" w:styleId="a7">
-    <w:name w:val="Table Grid"/>
-    <w:basedOn w:val="a1"/>
-    <w:uiPriority w:val="39"/>
-    <w:rsid w:val="004F7B5A"/>
-    <w:pPr>
-      <w:spacing w:after="0" w:line="240" w:lineRule="auto"/>
-    </w:pPr>
-    <w:tblPr>
-      <w:tblInd w:w="0" w:type="dxa"/>
-      <w:tblBorders>
-        <w:top w:val="single" w:sz="4" w:space="0" w:color="auto"/>
-        <w:left w:val="single" w:sz="4" w:space="0" w:color="auto"/>
-        <w:bottom w:val="single" w:sz="4" w:space="0" w:color="auto"/>
-        <w:right w:val="single" w:sz="4" w:space="0" w:color="auto"/>
-        <w:insideH w:val="single" w:sz="4" w:space="0" w:color="auto"/>
-        <w:insideV w:val="single" w:sz="4" w:space="0" w:color="auto"/>
-      </w:tblBorders>
-      <w:tblCellMar>
-        <w:top w:w="0" w:type="dxa"/>
-        <w:left w:w="108" w:type="dxa"/>
-        <w:bottom w:w="0" w:type="dxa"/>
-        <w:right w:w="108" w:type="dxa"/>
-      </w:tblCellMar>
     </w:tblPr>
   </w:style>
   <w:style w:type="character" w:styleId="a8">
@@ -11445,7 +12412,7 @@
   <a:extraClrSchemeLst/>
   <a:extLst>
     <a:ext uri="{05A4C25C-085E-4340-85A3-A5531E510DB2}">
-      <thm15:themeFamily xmlns:thm15="http://schemas.microsoft.com/office/thememl/2012/main" xmlns="" name="Office Theme" id="{62F939B6-93AF-4DB8-9C6B-D6C7DFDC589F}" vid="{4A3C46E8-61CC-4603-A589-7422A47A8E4A}"/>
+      <thm15:themeFamily xmlns:thm15="http://schemas.microsoft.com/office/thememl/2012/main" name="Office Theme" id="{62F939B6-93AF-4DB8-9C6B-D6C7DFDC589F}" vid="{4A3C46E8-61CC-4603-A589-7422A47A8E4A}"/>
     </a:ext>
   </a:extLst>
 </a:theme>
@@ -11456,7 +12423,7 @@
 </file>
 
 <file path=customXml/itemProps1.xml><?xml version="1.0" encoding="utf-8"?>
-<ds:datastoreItem xmlns:ds="http://schemas.openxmlformats.org/officeDocument/2006/customXml" ds:itemID="{A51993FE-38C4-4DE3-B8A6-88A6EF35176B}">
+<ds:datastoreItem xmlns:ds="http://schemas.openxmlformats.org/officeDocument/2006/customXml" ds:itemID="{53B577F4-A340-4759-9D1D-0BA618579D91}">
   <ds:schemaRefs>
     <ds:schemaRef ds:uri="http://schemas.openxmlformats.org/officeDocument/2006/bibliography"/>
   </ds:schemaRefs>

--- a/СНРС/ЛР2_рус/АП СРНС - лаба 2 отчет (1).docx
+++ b/СНРС/ЛР2_рус/АП СРНС - лаба 2 отчет (1).docx
@@ -1,6 +1,6 @@
 
 <file path=word/document.xml><?xml version="1.0" encoding="utf-8"?>
-<w:document xmlns:wpc="http://schemas.microsoft.com/office/word/2010/wordprocessingCanvas" xmlns:mc="http://schemas.openxmlformats.org/markup-compatibility/2006" xmlns:o="urn:schemas-microsoft-com:office:office" xmlns:r="http://schemas.openxmlformats.org/officeDocument/2006/relationships" xmlns:m="http://schemas.openxmlformats.org/officeDocument/2006/math" xmlns:v="urn:schemas-microsoft-com:vml" xmlns:wp14="http://schemas.microsoft.com/office/word/2010/wordprocessingDrawing" xmlns:wp="http://schemas.openxmlformats.org/drawingml/2006/wordprocessingDrawing" xmlns:w10="urn:schemas-microsoft-com:office:word" xmlns:w="http://schemas.openxmlformats.org/wordprocessingml/2006/main" xmlns:w14="http://schemas.microsoft.com/office/word/2010/wordml" xmlns:w15="http://schemas.microsoft.com/office/word/2012/wordml" xmlns:wpg="http://schemas.microsoft.com/office/word/2010/wordprocessingGroup" xmlns:wpi="http://schemas.microsoft.com/office/word/2010/wordprocessingInk" xmlns:wne="http://schemas.microsoft.com/office/word/2006/wordml" xmlns:wps="http://schemas.microsoft.com/office/word/2010/wordprocessingShape" mc:Ignorable="w14 w15 wp14">
+<w:document xmlns:wpc="http://schemas.microsoft.com/office/word/2010/wordprocessingCanvas" xmlns:mc="http://schemas.openxmlformats.org/markup-compatibility/2006" xmlns:o="urn:schemas-microsoft-com:office:office" xmlns:r="http://schemas.openxmlformats.org/officeDocument/2006/relationships" xmlns:m="http://schemas.openxmlformats.org/officeDocument/2006/math" xmlns:v="urn:schemas-microsoft-com:vml" xmlns:wp14="http://schemas.microsoft.com/office/word/2010/wordprocessingDrawing" xmlns:wp="http://schemas.openxmlformats.org/drawingml/2006/wordprocessingDrawing" xmlns:w10="urn:schemas-microsoft-com:office:word" xmlns:w="http://schemas.openxmlformats.org/wordprocessingml/2006/main" xmlns:w14="http://schemas.microsoft.com/office/word/2010/wordml" xmlns:wpg="http://schemas.microsoft.com/office/word/2010/wordprocessingGroup" xmlns:wpi="http://schemas.microsoft.com/office/word/2010/wordprocessingInk" xmlns:wne="http://schemas.microsoft.com/office/word/2006/wordml" xmlns:wps="http://schemas.microsoft.com/office/word/2010/wordprocessingShape" mc:Ignorable="w14 wp14">
   <w:body>
     <w:p>
       <w:pPr>
@@ -192,8 +192,13 @@
       <w:r>
         <w:t xml:space="preserve">Студент: </w:t>
       </w:r>
-      <w:r>
-        <w:t>Емельянов Р.С.</w:t>
+      <w:proofErr w:type="spellStart"/>
+      <w:r>
+        <w:t>Жеребин</w:t>
+      </w:r>
+      <w:proofErr w:type="spellEnd"/>
+      <w:r>
+        <w:t xml:space="preserve"> В.Р.</w:t>
       </w:r>
     </w:p>
     <w:p>
@@ -202,13 +207,11 @@
         <w:jc w:val="right"/>
       </w:pPr>
       <w:r>
-        <w:t>Группа: ЭР</w:t>
-      </w:r>
-      <w:r>
-        <w:t>э-19-22</w:t>
-      </w:r>
-      <w:bookmarkStart w:id="0" w:name="_GoBack"/>
-      <w:bookmarkEnd w:id="0"/>
+        <w:t>Группа: ЭР-15-1</w:t>
+      </w:r>
+      <w:r>
+        <w:t>5</w:t>
+      </w:r>
     </w:p>
     <w:p>
       <w:pPr>
@@ -253,7 +256,10 @@
         <w:pStyle w:val="a5"/>
       </w:pPr>
       <w:r>
-        <w:t>2026</w:t>
+        <w:t>201</w:t>
+      </w:r>
+      <w:r>
+        <w:t>9</w:t>
       </w:r>
     </w:p>
     <w:p>
@@ -405,87 +411,6 @@
             <wp:extent cx="5353050" cy="3295650"/>
             <wp:effectExtent l="0" t="0" r="0" b="0"/>
             <wp:docPr id="2" name="Рисунок 2"/>
-            <wp:cNvGraphicFramePr>
-              <a:graphicFrameLocks xmlns:a="http://schemas.openxmlformats.org/drawingml/2006/main" noChangeAspect="1"/>
-            </wp:cNvGraphicFramePr>
-            <a:graphic xmlns:a="http://schemas.openxmlformats.org/drawingml/2006/main">
-              <a:graphicData uri="http://schemas.openxmlformats.org/drawingml/2006/picture">
-                <pic:pic xmlns:pic="http://schemas.openxmlformats.org/drawingml/2006/picture">
-                  <pic:nvPicPr>
-                    <pic:cNvPr id="1" name=""/>
-                    <pic:cNvPicPr/>
-                  </pic:nvPicPr>
-                  <pic:blipFill>
-                    <a:blip r:embed="rId8"/>
-                    <a:stretch>
-                      <a:fillRect/>
-                    </a:stretch>
-                  </pic:blipFill>
-                  <pic:spPr>
-                    <a:xfrm>
-                      <a:off x="0" y="0"/>
-                      <a:ext cx="5353050" cy="3295650"/>
-                    </a:xfrm>
-                    <a:prstGeom prst="rect">
-                      <a:avLst/>
-                    </a:prstGeom>
-                  </pic:spPr>
-                </pic:pic>
-              </a:graphicData>
-            </a:graphic>
-          </wp:inline>
-        </w:drawing>
-      </w:r>
-    </w:p>
-    <w:p>
-      <w:pPr>
-        <w:pStyle w:val="a3"/>
-        <w:ind w:firstLine="0"/>
-        <w:jc w:val="center"/>
-        <w:rPr>
-          <w:sz w:val="20"/>
-          <w:szCs w:val="20"/>
-          <w:vertAlign w:val="subscript"/>
-          <w:lang w:val="en-US"/>
-        </w:rPr>
-      </w:pPr>
-      <w:r>
-        <w:rPr>
-          <w:sz w:val="20"/>
-          <w:szCs w:val="20"/>
-        </w:rPr>
-        <w:t>а) ДК</w:t>
-      </w:r>
-      <w:r>
-        <w:rPr>
-          <w:sz w:val="20"/>
-          <w:szCs w:val="20"/>
-          <w:vertAlign w:val="subscript"/>
-          <w:lang w:val="en-US"/>
-        </w:rPr>
-        <w:t>L1OCd</w:t>
-      </w:r>
-    </w:p>
-    <w:p>
-      <w:pPr>
-        <w:pStyle w:val="a3"/>
-        <w:ind w:firstLine="0"/>
-        <w:jc w:val="center"/>
-        <w:rPr>
-          <w:sz w:val="20"/>
-          <w:szCs w:val="20"/>
-        </w:rPr>
-      </w:pPr>
-      <w:r>
-        <w:rPr>
-          <w:noProof/>
-          <w:lang w:eastAsia="ru-RU"/>
-        </w:rPr>
-        <w:drawing>
-          <wp:inline distT="0" distB="0" distL="0" distR="0" wp14:anchorId="3A98F461" wp14:editId="18E40C1A">
-            <wp:extent cx="5353050" cy="2686050"/>
-            <wp:effectExtent l="0" t="0" r="0" b="0"/>
-            <wp:docPr id="17" name="Рисунок 17"/>
             <wp:cNvGraphicFramePr>
               <a:graphicFrameLocks xmlns:a="http://schemas.openxmlformats.org/drawingml/2006/main" noChangeAspect="1"/>
             </wp:cNvGraphicFramePr>
@@ -505,7 +430,7 @@
                   <pic:spPr>
                     <a:xfrm>
                       <a:off x="0" y="0"/>
-                      <a:ext cx="5353050" cy="2686050"/>
+                      <a:ext cx="5353050" cy="3295650"/>
                     </a:xfrm>
                     <a:prstGeom prst="rect">
                       <a:avLst/>
@@ -527,6 +452,7 @@
           <w:sz w:val="20"/>
           <w:szCs w:val="20"/>
           <w:vertAlign w:val="subscript"/>
+          <w:lang w:val="en-US"/>
         </w:rPr>
       </w:pPr>
       <w:r>
@@ -534,21 +460,7 @@
           <w:sz w:val="20"/>
           <w:szCs w:val="20"/>
         </w:rPr>
-        <w:t>б)</w:t>
-      </w:r>
-      <w:r>
-        <w:rPr>
-          <w:sz w:val="20"/>
-          <w:szCs w:val="20"/>
-        </w:rPr>
-        <w:t xml:space="preserve"> </w:t>
-      </w:r>
-      <w:r>
-        <w:rPr>
-          <w:sz w:val="20"/>
-          <w:szCs w:val="20"/>
-        </w:rPr>
-        <w:t>ДК</w:t>
+        <w:t>а) ДК</w:t>
       </w:r>
       <w:r>
         <w:rPr>
@@ -557,55 +469,7 @@
           <w:vertAlign w:val="subscript"/>
           <w:lang w:val="en-US"/>
         </w:rPr>
-        <w:t>L</w:t>
-      </w:r>
-      <w:r>
-        <w:rPr>
-          <w:sz w:val="20"/>
-          <w:szCs w:val="20"/>
-          <w:vertAlign w:val="subscript"/>
-        </w:rPr>
-        <w:t>1</w:t>
-      </w:r>
-      <w:r>
-        <w:rPr>
-          <w:sz w:val="20"/>
-          <w:szCs w:val="20"/>
-          <w:vertAlign w:val="subscript"/>
-          <w:lang w:val="en-US"/>
-        </w:rPr>
-        <w:t>OCp</w:t>
-      </w:r>
-    </w:p>
-    <w:p>
-      <w:pPr>
-        <w:spacing w:line="276" w:lineRule="auto"/>
-        <w:ind w:firstLine="708"/>
-        <w:jc w:val="center"/>
-        <w:rPr>
-          <w:i/>
-          <w:iCs/>
-          <w:sz w:val="28"/>
-          <w:szCs w:val="28"/>
-        </w:rPr>
-      </w:pPr>
-      <w:r>
-        <w:rPr>
-          <w:i/>
-          <w:iCs/>
-          <w:sz w:val="28"/>
-          <w:szCs w:val="28"/>
-        </w:rPr>
-        <w:t>Рис.1.</w:t>
-      </w:r>
-      <w:r>
-        <w:rPr>
-          <w:i/>
-          <w:iCs/>
-          <w:sz w:val="28"/>
-          <w:szCs w:val="28"/>
-        </w:rPr>
-        <w:t xml:space="preserve"> Блок-схема формирования дальномерного кода ГЛОНАСС</w:t>
+        <w:t>L1OCd</w:t>
       </w:r>
     </w:p>
     <w:p>
@@ -623,12 +487,11 @@
           <w:noProof/>
           <w:lang w:eastAsia="ru-RU"/>
         </w:rPr>
-        <w:lastRenderedPageBreak/>
         <w:drawing>
-          <wp:inline distT="0" distB="0" distL="0" distR="0" wp14:anchorId="72F355CA" wp14:editId="6CE41DBD">
-            <wp:extent cx="4253024" cy="5619780"/>
+          <wp:inline distT="0" distB="0" distL="0" distR="0" wp14:anchorId="3A98F461" wp14:editId="18E40C1A">
+            <wp:extent cx="5353050" cy="2686050"/>
             <wp:effectExtent l="0" t="0" r="0" b="0"/>
-            <wp:docPr id="6" name="Рисунок 6"/>
+            <wp:docPr id="17" name="Рисунок 17"/>
             <wp:cNvGraphicFramePr>
               <a:graphicFrameLocks xmlns:a="http://schemas.openxmlformats.org/drawingml/2006/main" noChangeAspect="1"/>
             </wp:cNvGraphicFramePr>
@@ -648,6 +511,145 @@
                   <pic:spPr>
                     <a:xfrm>
                       <a:off x="0" y="0"/>
+                      <a:ext cx="5353050" cy="2686050"/>
+                    </a:xfrm>
+                    <a:prstGeom prst="rect">
+                      <a:avLst/>
+                    </a:prstGeom>
+                  </pic:spPr>
+                </pic:pic>
+              </a:graphicData>
+            </a:graphic>
+          </wp:inline>
+        </w:drawing>
+      </w:r>
+    </w:p>
+    <w:p>
+      <w:pPr>
+        <w:pStyle w:val="a3"/>
+        <w:ind w:firstLine="0"/>
+        <w:jc w:val="center"/>
+        <w:rPr>
+          <w:sz w:val="20"/>
+          <w:szCs w:val="20"/>
+          <w:vertAlign w:val="subscript"/>
+        </w:rPr>
+      </w:pPr>
+      <w:r>
+        <w:rPr>
+          <w:sz w:val="20"/>
+          <w:szCs w:val="20"/>
+        </w:rPr>
+        <w:t>б)</w:t>
+      </w:r>
+      <w:r>
+        <w:rPr>
+          <w:sz w:val="20"/>
+          <w:szCs w:val="20"/>
+        </w:rPr>
+        <w:t xml:space="preserve"> </w:t>
+      </w:r>
+      <w:r>
+        <w:rPr>
+          <w:sz w:val="20"/>
+          <w:szCs w:val="20"/>
+        </w:rPr>
+        <w:t>ДК</w:t>
+      </w:r>
+      <w:r>
+        <w:rPr>
+          <w:sz w:val="20"/>
+          <w:szCs w:val="20"/>
+          <w:vertAlign w:val="subscript"/>
+          <w:lang w:val="en-US"/>
+        </w:rPr>
+        <w:t>L</w:t>
+      </w:r>
+      <w:r>
+        <w:rPr>
+          <w:sz w:val="20"/>
+          <w:szCs w:val="20"/>
+          <w:vertAlign w:val="subscript"/>
+        </w:rPr>
+        <w:t>1</w:t>
+      </w:r>
+      <w:proofErr w:type="spellStart"/>
+      <w:r>
+        <w:rPr>
+          <w:sz w:val="20"/>
+          <w:szCs w:val="20"/>
+          <w:vertAlign w:val="subscript"/>
+          <w:lang w:val="en-US"/>
+        </w:rPr>
+        <w:t>OCp</w:t>
+      </w:r>
+      <w:proofErr w:type="spellEnd"/>
+    </w:p>
+    <w:p>
+      <w:pPr>
+        <w:pStyle w:val="a3"/>
+        <w:ind w:firstLine="0"/>
+        <w:jc w:val="center"/>
+        <w:rPr>
+          <w:sz w:val="20"/>
+          <w:szCs w:val="20"/>
+        </w:rPr>
+      </w:pPr>
+      <w:r>
+        <w:rPr>
+          <w:sz w:val="20"/>
+          <w:szCs w:val="20"/>
+        </w:rPr>
+        <w:t>Рис.1.</w:t>
+      </w:r>
+      <w:r>
+        <w:rPr>
+          <w:sz w:val="20"/>
+          <w:szCs w:val="20"/>
+        </w:rPr>
+        <w:t xml:space="preserve"> Блок-схема формирования дальномерного кода ГЛОНАСС</w:t>
+      </w:r>
+    </w:p>
+    <w:p>
+      <w:pPr>
+        <w:pStyle w:val="a3"/>
+        <w:ind w:firstLine="0"/>
+        <w:jc w:val="center"/>
+        <w:rPr>
+          <w:sz w:val="20"/>
+          <w:szCs w:val="20"/>
+        </w:rPr>
+      </w:pPr>
+      <w:r>
+        <w:rPr>
+          <w:noProof/>
+          <w:lang w:eastAsia="ru-RU"/>
+        </w:rPr>
+        <w:lastRenderedPageBreak/>
+        <w:drawing>
+          <wp:inline distT="0" distB="0" distL="0" distR="0" wp14:anchorId="72F355CA" wp14:editId="6CE41DBD">
+            <wp:extent cx="4253024" cy="5619780"/>
+            <wp:effectExtent l="0" t="0" r="0" b="0"/>
+            <wp:docPr id="6" name="Рисунок 6"/>
+            <wp:cNvGraphicFramePr>
+              <a:graphicFrameLocks xmlns:a="http://schemas.openxmlformats.org/drawingml/2006/main" noChangeAspect="1"/>
+            </wp:cNvGraphicFramePr>
+            <a:graphic xmlns:a="http://schemas.openxmlformats.org/drawingml/2006/main">
+              <a:graphicData uri="http://schemas.openxmlformats.org/drawingml/2006/picture">
+                <pic:pic xmlns:pic="http://schemas.openxmlformats.org/drawingml/2006/picture">
+                  <pic:nvPicPr>
+                    <pic:cNvPr id="1" name=""/>
+                    <pic:cNvPicPr/>
+                  </pic:nvPicPr>
+                  <pic:blipFill>
+                    <a:blip r:embed="rId11"/>
+                    <a:stretch>
+                      <a:fillRect/>
+                    </a:stretch>
+                  </pic:blipFill>
+                  <pic:spPr>
+                    <a:xfrm>
+                      <a:off x="0" y="0"/>
                       <a:ext cx="4269129" cy="5641060"/>
                     </a:xfrm>
                     <a:prstGeom prst="rect">
@@ -663,118 +665,27 @@
     </w:p>
     <w:p>
       <w:pPr>
-        <w:spacing w:line="276" w:lineRule="auto"/>
-        <w:ind w:firstLine="708"/>
+        <w:pStyle w:val="a3"/>
+        <w:ind w:firstLine="0"/>
         <w:jc w:val="center"/>
         <w:rPr>
-          <w:i/>
-          <w:iCs/>
-          <w:sz w:val="28"/>
-          <w:szCs w:val="28"/>
-        </w:rPr>
-      </w:pPr>
-      <w:r>
-        <w:rPr>
-          <w:i/>
-          <w:iCs/>
-          <w:sz w:val="28"/>
-          <w:szCs w:val="28"/>
+          <w:sz w:val="20"/>
+          <w:szCs w:val="20"/>
+        </w:rPr>
+      </w:pPr>
+      <w:r>
+        <w:rPr>
+          <w:sz w:val="20"/>
+          <w:szCs w:val="20"/>
         </w:rPr>
         <w:t>Рис.2.</w:t>
       </w:r>
       <w:r>
         <w:rPr>
-          <w:i/>
-          <w:iCs/>
-          <w:sz w:val="28"/>
-          <w:szCs w:val="28"/>
+          <w:sz w:val="20"/>
+          <w:szCs w:val="20"/>
         </w:rPr>
         <w:t xml:space="preserve"> Блок-схема формирования дальномерного кода</w:t>
-      </w:r>
-    </w:p>
-    <w:p>
-      <w:pPr>
-        <w:pStyle w:val="-12"/>
-        <w:ind w:firstLine="0"/>
-      </w:pPr>
-    </w:p>
-    <w:p>
-      <w:pPr>
-        <w:spacing w:line="276" w:lineRule="auto"/>
-        <w:jc w:val="center"/>
-        <w:rPr>
-          <w:i/>
-          <w:iCs/>
-          <w:sz w:val="28"/>
-          <w:szCs w:val="28"/>
-        </w:rPr>
-      </w:pPr>
-      <w:r>
-        <w:rPr>
-          <w:i/>
-          <w:iCs/>
-          <w:noProof/>
-          <w:sz w:val="28"/>
-          <w:szCs w:val="28"/>
-        </w:rPr>
-        <w:lastRenderedPageBreak/>
-        <w:drawing>
-          <wp:inline distT="0" distB="0" distL="0" distR="0" wp14:anchorId="1C14F89E" wp14:editId="6B927799">
-            <wp:extent cx="4630155" cy="5882640"/>
-            <wp:effectExtent l="0" t="0" r="0" b="3810"/>
-            <wp:docPr id="1199681801" name="Рисунок 1"/>
-            <wp:cNvGraphicFramePr>
-              <a:graphicFrameLocks xmlns:a="http://schemas.openxmlformats.org/drawingml/2006/main" noChangeAspect="1"/>
-            </wp:cNvGraphicFramePr>
-            <a:graphic xmlns:a="http://schemas.openxmlformats.org/drawingml/2006/main">
-              <a:graphicData uri="http://schemas.openxmlformats.org/drawingml/2006/picture">
-                <pic:pic xmlns:pic="http://schemas.openxmlformats.org/drawingml/2006/picture">
-                  <pic:nvPicPr>
-                    <pic:cNvPr id="1199681801" name=""/>
-                    <pic:cNvPicPr/>
-                  </pic:nvPicPr>
-                  <pic:blipFill>
-                    <a:blip r:embed="rId11"/>
-                    <a:stretch>
-                      <a:fillRect/>
-                    </a:stretch>
-                  </pic:blipFill>
-                  <pic:spPr>
-                    <a:xfrm>
-                      <a:off x="0" y="0"/>
-                      <a:ext cx="4647326" cy="5904456"/>
-                    </a:xfrm>
-                    <a:prstGeom prst="rect">
-                      <a:avLst/>
-                    </a:prstGeom>
-                  </pic:spPr>
-                </pic:pic>
-              </a:graphicData>
-            </a:graphic>
-          </wp:inline>
-        </w:drawing>
-      </w:r>
-    </w:p>
-    <w:p>
-      <w:pPr>
-        <w:spacing w:line="276" w:lineRule="auto"/>
-        <w:ind w:firstLine="708"/>
-        <w:jc w:val="center"/>
-        <w:rPr>
-          <w:i/>
-          <w:iCs/>
-          <w:sz w:val="28"/>
-          <w:szCs w:val="28"/>
-        </w:rPr>
-      </w:pPr>
-      <w:r>
-        <w:rPr>
-          <w:i/>
-          <w:iCs/>
-          <w:sz w:val="28"/>
-          <w:szCs w:val="28"/>
-        </w:rPr>
-        <w:t>Рисунок 4 – Схема формирования ДК GPS L1 C/A (Gold-код)</w:t>
       </w:r>
     </w:p>
     <w:p>
@@ -852,7 +763,6 @@
           <w:noProof/>
           <w:lang w:eastAsia="ru-RU"/>
         </w:rPr>
-        <w:lastRenderedPageBreak/>
         <w:drawing>
           <wp:inline distT="0" distB="0" distL="0" distR="0" wp14:anchorId="7C2868BE" wp14:editId="03FE5348">
             <wp:extent cx="5940425" cy="1925955"/>
@@ -892,1421 +802,9 @@
     </w:p>
     <w:p>
       <w:pPr>
-        <w:spacing w:line="276" w:lineRule="auto"/>
-        <w:ind w:firstLine="708"/>
-        <w:jc w:val="both"/>
-        <w:rPr>
-          <w:sz w:val="28"/>
-          <w:szCs w:val="28"/>
-          <w:lang w:val="en-US"/>
-        </w:rPr>
-      </w:pPr>
-      <m:oMathPara>
-        <m:oMath>
-          <m:r>
-            <w:rPr>
-              <w:rFonts w:ascii="Cambria Math" w:hAnsi="Cambria Math"/>
-              <w:sz w:val="28"/>
-              <w:szCs w:val="28"/>
-            </w:rPr>
-            <m:t>M</m:t>
-          </m:r>
-          <m:d>
-            <m:dPr>
-              <m:begChr m:val="["/>
-              <m:endChr m:val="]"/>
-              <m:ctrlPr>
-                <w:rPr>
-                  <w:rFonts w:ascii="Cambria Math" w:hAnsi="Cambria Math"/>
-                  <w:sz w:val="28"/>
-                  <w:szCs w:val="28"/>
-                </w:rPr>
-              </m:ctrlPr>
-            </m:dPr>
-            <m:e>
-              <m:r>
-                <w:rPr>
-                  <w:rFonts w:ascii="Cambria Math" w:hAnsi="Cambria Math"/>
-                  <w:sz w:val="28"/>
-                  <w:szCs w:val="28"/>
-                </w:rPr>
-                <m:t>I</m:t>
-              </m:r>
-            </m:e>
-          </m:d>
-          <m:r>
-            <w:rPr>
-              <w:rFonts w:ascii="Cambria Math" w:hAnsi="Cambria Math"/>
-              <w:sz w:val="28"/>
-              <w:szCs w:val="28"/>
-              <w:lang w:val="en-US"/>
-            </w:rPr>
-            <m:t>=</m:t>
-          </m:r>
-          <m:f>
-            <m:fPr>
-              <m:ctrlPr>
-                <w:rPr>
-                  <w:rFonts w:ascii="Cambria Math" w:hAnsi="Cambria Math"/>
-                  <w:sz w:val="28"/>
-                  <w:szCs w:val="28"/>
-                </w:rPr>
-              </m:ctrlPr>
-            </m:fPr>
-            <m:num>
-              <m:r>
-                <w:rPr>
-                  <w:rFonts w:ascii="Cambria Math" w:hAnsi="Cambria Math"/>
-                  <w:sz w:val="28"/>
-                  <w:szCs w:val="28"/>
-                  <w:lang w:val="en-US"/>
-                </w:rPr>
-                <m:t>1</m:t>
-              </m:r>
-            </m:num>
-            <m:den>
-              <m:r>
-                <w:rPr>
-                  <w:rFonts w:ascii="Cambria Math" w:hAnsi="Cambria Math"/>
-                  <w:sz w:val="28"/>
-                  <w:szCs w:val="28"/>
-                </w:rPr>
-                <m:t>T</m:t>
-              </m:r>
-            </m:den>
-          </m:f>
-          <m:nary>
-            <m:naryPr>
-              <m:limLoc m:val="subSup"/>
-              <m:grow m:val="1"/>
-              <m:ctrlPr>
-                <w:rPr>
-                  <w:rFonts w:ascii="Cambria Math" w:hAnsi="Cambria Math"/>
-                  <w:sz w:val="28"/>
-                  <w:szCs w:val="28"/>
-                </w:rPr>
-              </m:ctrlPr>
-            </m:naryPr>
-            <m:sub>
-              <m:r>
-                <w:rPr>
-                  <w:rFonts w:ascii="Cambria Math" w:hAnsi="Cambria Math"/>
-                  <w:sz w:val="28"/>
-                  <w:szCs w:val="28"/>
-                  <w:lang w:val="en-US"/>
-                </w:rPr>
-                <m:t>0</m:t>
-              </m:r>
-            </m:sub>
-            <m:sup>
-              <m:r>
-                <w:rPr>
-                  <w:rFonts w:ascii="Cambria Math" w:hAnsi="Cambria Math"/>
-                  <w:sz w:val="28"/>
-                  <w:szCs w:val="28"/>
-                </w:rPr>
-                <m:t>T</m:t>
-              </m:r>
-            </m:sup>
-            <m:e>
-              <m:r>
-                <w:rPr>
-                  <w:rFonts w:ascii="Cambria Math" w:hAnsi="Cambria Math"/>
-                  <w:sz w:val="28"/>
-                  <w:szCs w:val="28"/>
-                </w:rPr>
-                <m:t>S</m:t>
-              </m:r>
-            </m:e>
-          </m:nary>
-          <m:d>
-            <m:dPr>
-              <m:ctrlPr>
-                <w:rPr>
-                  <w:rFonts w:ascii="Cambria Math" w:hAnsi="Cambria Math"/>
-                  <w:sz w:val="28"/>
-                  <w:szCs w:val="28"/>
-                </w:rPr>
-              </m:ctrlPr>
-            </m:dPr>
-            <m:e>
-              <m:r>
-                <w:rPr>
-                  <w:rFonts w:ascii="Cambria Math" w:hAnsi="Cambria Math"/>
-                  <w:sz w:val="28"/>
-                  <w:szCs w:val="28"/>
-                </w:rPr>
-                <m:t>t</m:t>
-              </m:r>
-            </m:e>
-          </m:d>
-          <m:r>
-            <w:rPr>
-              <w:rFonts w:ascii="Cambria Math" w:hAnsi="Cambria Math"/>
-              <w:sz w:val="28"/>
-              <w:szCs w:val="28"/>
-              <w:lang w:val="en-US"/>
-            </w:rPr>
-            <m:t>⋅</m:t>
-          </m:r>
-          <m:sSub>
-            <m:sSubPr>
-              <m:ctrlPr>
-                <w:rPr>
-                  <w:rFonts w:ascii="Cambria Math" w:hAnsi="Cambria Math"/>
-                  <w:sz w:val="28"/>
-                  <w:szCs w:val="28"/>
-                </w:rPr>
-              </m:ctrlPr>
-            </m:sSubPr>
-            <m:e>
-              <m:r>
-                <w:rPr>
-                  <w:rFonts w:ascii="Cambria Math" w:hAnsi="Cambria Math"/>
-                  <w:sz w:val="28"/>
-                  <w:szCs w:val="28"/>
-                </w:rPr>
-                <m:t>s</m:t>
-              </m:r>
-            </m:e>
-            <m:sub>
-              <m:r>
-                <w:rPr>
-                  <w:rFonts w:ascii="Cambria Math" w:hAnsi="Cambria Math"/>
-                  <w:sz w:val="28"/>
-                  <w:szCs w:val="28"/>
-                </w:rPr>
-                <m:t>I</m:t>
-              </m:r>
-            </m:sub>
-          </m:sSub>
-          <m:d>
-            <m:dPr>
-              <m:ctrlPr>
-                <w:rPr>
-                  <w:rFonts w:ascii="Cambria Math" w:hAnsi="Cambria Math"/>
-                  <w:sz w:val="28"/>
-                  <w:szCs w:val="28"/>
-                </w:rPr>
-              </m:ctrlPr>
-            </m:dPr>
-            <m:e>
-              <m:r>
-                <w:rPr>
-                  <w:rFonts w:ascii="Cambria Math" w:hAnsi="Cambria Math"/>
-                  <w:sz w:val="28"/>
-                  <w:szCs w:val="28"/>
-                </w:rPr>
-                <m:t>t</m:t>
-              </m:r>
-            </m:e>
-          </m:d>
-          <m:r>
-            <m:rPr>
-              <m:nor/>
-            </m:rPr>
-            <w:rPr>
-              <w:sz w:val="28"/>
-              <w:szCs w:val="28"/>
-              <w:lang w:val="en-US"/>
-            </w:rPr>
-            <m:t> </m:t>
-          </m:r>
-          <m:r>
-            <w:rPr>
-              <w:rFonts w:ascii="Cambria Math" w:hAnsi="Cambria Math"/>
-              <w:sz w:val="28"/>
-              <w:szCs w:val="28"/>
-            </w:rPr>
-            <m:t>dt</m:t>
-          </m:r>
-          <m:r>
-            <w:rPr>
-              <w:rFonts w:ascii="Cambria Math" w:hAnsi="Cambria Math"/>
-              <w:sz w:val="28"/>
-              <w:szCs w:val="28"/>
-              <w:lang w:val="en-US"/>
-            </w:rPr>
-            <m:t>=</m:t>
-          </m:r>
-          <m:rad>
-            <m:radPr>
-              <m:degHide m:val="1"/>
-              <m:ctrlPr>
-                <w:rPr>
-                  <w:rFonts w:ascii="Cambria Math" w:hAnsi="Cambria Math"/>
-                  <w:sz w:val="28"/>
-                  <w:szCs w:val="28"/>
-                </w:rPr>
-              </m:ctrlPr>
-            </m:radPr>
-            <m:deg/>
-            <m:e>
-              <m:sSub>
-                <m:sSubPr>
-                  <m:ctrlPr>
-                    <w:rPr>
-                      <w:rFonts w:ascii="Cambria Math" w:hAnsi="Cambria Math"/>
-                      <w:sz w:val="28"/>
-                      <w:szCs w:val="28"/>
-                    </w:rPr>
-                  </m:ctrlPr>
-                </m:sSubPr>
-                <m:e>
-                  <m:r>
-                    <w:rPr>
-                      <w:rFonts w:ascii="Cambria Math" w:hAnsi="Cambria Math"/>
-                      <w:sz w:val="28"/>
-                      <w:szCs w:val="28"/>
-                    </w:rPr>
-                    <m:t>P</m:t>
-                  </m:r>
-                </m:e>
-                <m:sub>
-                  <m:r>
-                    <w:rPr>
-                      <w:rFonts w:ascii="Cambria Math" w:hAnsi="Cambria Math"/>
-                      <w:sz w:val="28"/>
-                      <w:szCs w:val="28"/>
-                    </w:rPr>
-                    <m:t>C</m:t>
-                  </m:r>
-                </m:sub>
-              </m:sSub>
-            </m:e>
-          </m:rad>
-          <m:r>
-            <w:rPr>
-              <w:rFonts w:ascii="Cambria Math" w:hAnsi="Cambria Math"/>
-              <w:sz w:val="28"/>
-              <w:szCs w:val="28"/>
-              <w:lang w:val="en-US"/>
-            </w:rPr>
-            <m:t>⋅</m:t>
-          </m:r>
-          <m:r>
-            <w:rPr>
-              <w:rFonts w:ascii="Cambria Math" w:hAnsi="Cambria Math"/>
-              <w:sz w:val="28"/>
-              <w:szCs w:val="28"/>
-            </w:rPr>
-            <m:t>R</m:t>
-          </m:r>
-          <m:d>
-            <m:dPr>
-              <m:ctrlPr>
-                <w:rPr>
-                  <w:rFonts w:ascii="Cambria Math" w:hAnsi="Cambria Math"/>
-                  <w:sz w:val="28"/>
-                  <w:szCs w:val="28"/>
-                </w:rPr>
-              </m:ctrlPr>
-            </m:dPr>
-            <m:e>
-              <m:r>
-                <w:rPr>
-                  <w:rFonts w:ascii="Cambria Math" w:hAnsi="Cambria Math"/>
-                  <w:sz w:val="28"/>
-                  <w:szCs w:val="28"/>
-                </w:rPr>
-                <m:t>τ</m:t>
-              </m:r>
-            </m:e>
-          </m:d>
-          <m:r>
-            <w:rPr>
-              <w:rFonts w:ascii="Cambria Math" w:hAnsi="Cambria Math"/>
-              <w:sz w:val="28"/>
-              <w:szCs w:val="28"/>
-              <w:lang w:val="en-US"/>
-            </w:rPr>
-            <m:t>⋅</m:t>
-          </m:r>
-          <m:r>
-            <m:rPr>
-              <m:sty m:val="p"/>
-            </m:rPr>
-            <w:rPr>
-              <w:rFonts w:ascii="Cambria Math" w:hAnsi="Cambria Math"/>
-              <w:sz w:val="28"/>
-              <w:szCs w:val="28"/>
-              <w:lang w:val="en-US"/>
-            </w:rPr>
-            <m:t>cos</m:t>
-          </m:r>
-          <m:r>
-            <w:rPr>
-              <w:rFonts w:ascii="Cambria Math" w:hAnsi="Cambria Math"/>
-              <w:sz w:val="28"/>
-              <w:szCs w:val="28"/>
-              <w:lang w:val="en-US"/>
-            </w:rPr>
-            <m:t>⁡</m:t>
-          </m:r>
-          <m:d>
-            <m:dPr>
-              <m:ctrlPr>
-                <w:rPr>
-                  <w:rFonts w:ascii="Cambria Math" w:hAnsi="Cambria Math"/>
-                  <w:sz w:val="28"/>
-                  <w:szCs w:val="28"/>
-                </w:rPr>
-              </m:ctrlPr>
-            </m:dPr>
-            <m:e>
-              <m:r>
-                <m:rPr>
-                  <m:sty m:val="p"/>
-                </m:rPr>
-                <w:rPr>
-                  <w:rFonts w:ascii="Cambria Math" w:hAnsi="Cambria Math"/>
-                  <w:sz w:val="28"/>
-                  <w:szCs w:val="28"/>
-                </w:rPr>
-                <m:t>Δ</m:t>
-              </m:r>
-              <m:r>
-                <w:rPr>
-                  <w:rFonts w:ascii="Cambria Math" w:hAnsi="Cambria Math"/>
-                  <w:sz w:val="28"/>
-                  <w:szCs w:val="28"/>
-                </w:rPr>
-                <m:t>ϕ</m:t>
-              </m:r>
-            </m:e>
-          </m:d>
-          <m:r>
-            <m:rPr>
-              <m:sty m:val="p"/>
-            </m:rPr>
-            <w:rPr>
-              <w:sz w:val="28"/>
-              <w:szCs w:val="28"/>
-              <w:lang w:val="en-US"/>
-            </w:rPr>
-            <w:br/>
-          </m:r>
-        </m:oMath>
-        <m:oMath>
-          <m:r>
-            <w:rPr>
-              <w:rFonts w:ascii="Cambria Math" w:hAnsi="Cambria Math"/>
-              <w:sz w:val="28"/>
-              <w:szCs w:val="28"/>
-            </w:rPr>
-            <m:t>M</m:t>
-          </m:r>
-          <m:d>
-            <m:dPr>
-              <m:begChr m:val="["/>
-              <m:endChr m:val="]"/>
-              <m:ctrlPr>
-                <w:rPr>
-                  <w:rFonts w:ascii="Cambria Math" w:hAnsi="Cambria Math"/>
-                  <w:sz w:val="28"/>
-                  <w:szCs w:val="28"/>
-                </w:rPr>
-              </m:ctrlPr>
-            </m:dPr>
-            <m:e>
-              <m:r>
-                <w:rPr>
-                  <w:rFonts w:ascii="Cambria Math" w:hAnsi="Cambria Math"/>
-                  <w:sz w:val="28"/>
-                  <w:szCs w:val="28"/>
-                </w:rPr>
-                <m:t>Q</m:t>
-              </m:r>
-            </m:e>
-          </m:d>
-          <m:r>
-            <w:rPr>
-              <w:rFonts w:ascii="Cambria Math" w:hAnsi="Cambria Math"/>
-              <w:sz w:val="28"/>
-              <w:szCs w:val="28"/>
-              <w:lang w:val="en-US"/>
-            </w:rPr>
-            <m:t>=</m:t>
-          </m:r>
-          <m:f>
-            <m:fPr>
-              <m:ctrlPr>
-                <w:rPr>
-                  <w:rFonts w:ascii="Cambria Math" w:hAnsi="Cambria Math"/>
-                  <w:sz w:val="28"/>
-                  <w:szCs w:val="28"/>
-                </w:rPr>
-              </m:ctrlPr>
-            </m:fPr>
-            <m:num>
-              <m:r>
-                <w:rPr>
-                  <w:rFonts w:ascii="Cambria Math" w:hAnsi="Cambria Math"/>
-                  <w:sz w:val="28"/>
-                  <w:szCs w:val="28"/>
-                  <w:lang w:val="en-US"/>
-                </w:rPr>
-                <m:t>1</m:t>
-              </m:r>
-            </m:num>
-            <m:den>
-              <m:r>
-                <w:rPr>
-                  <w:rFonts w:ascii="Cambria Math" w:hAnsi="Cambria Math"/>
-                  <w:sz w:val="28"/>
-                  <w:szCs w:val="28"/>
-                </w:rPr>
-                <m:t>T</m:t>
-              </m:r>
-            </m:den>
-          </m:f>
-          <m:nary>
-            <m:naryPr>
-              <m:limLoc m:val="subSup"/>
-              <m:grow m:val="1"/>
-              <m:ctrlPr>
-                <w:rPr>
-                  <w:rFonts w:ascii="Cambria Math" w:hAnsi="Cambria Math"/>
-                  <w:sz w:val="28"/>
-                  <w:szCs w:val="28"/>
-                </w:rPr>
-              </m:ctrlPr>
-            </m:naryPr>
-            <m:sub>
-              <m:r>
-                <w:rPr>
-                  <w:rFonts w:ascii="Cambria Math" w:hAnsi="Cambria Math"/>
-                  <w:sz w:val="28"/>
-                  <w:szCs w:val="28"/>
-                  <w:lang w:val="en-US"/>
-                </w:rPr>
-                <m:t>0</m:t>
-              </m:r>
-            </m:sub>
-            <m:sup>
-              <m:r>
-                <w:rPr>
-                  <w:rFonts w:ascii="Cambria Math" w:hAnsi="Cambria Math"/>
-                  <w:sz w:val="28"/>
-                  <w:szCs w:val="28"/>
-                </w:rPr>
-                <m:t>T</m:t>
-              </m:r>
-            </m:sup>
-            <m:e>
-              <m:r>
-                <w:rPr>
-                  <w:rFonts w:ascii="Cambria Math" w:hAnsi="Cambria Math"/>
-                  <w:sz w:val="28"/>
-                  <w:szCs w:val="28"/>
-                </w:rPr>
-                <m:t>S</m:t>
-              </m:r>
-            </m:e>
-          </m:nary>
-          <m:d>
-            <m:dPr>
-              <m:ctrlPr>
-                <w:rPr>
-                  <w:rFonts w:ascii="Cambria Math" w:hAnsi="Cambria Math"/>
-                  <w:sz w:val="28"/>
-                  <w:szCs w:val="28"/>
-                </w:rPr>
-              </m:ctrlPr>
-            </m:dPr>
-            <m:e>
-              <m:r>
-                <w:rPr>
-                  <w:rFonts w:ascii="Cambria Math" w:hAnsi="Cambria Math"/>
-                  <w:sz w:val="28"/>
-                  <w:szCs w:val="28"/>
-                </w:rPr>
-                <m:t>t</m:t>
-              </m:r>
-            </m:e>
-          </m:d>
-          <m:r>
-            <w:rPr>
-              <w:rFonts w:ascii="Cambria Math" w:hAnsi="Cambria Math"/>
-              <w:sz w:val="28"/>
-              <w:szCs w:val="28"/>
-              <w:lang w:val="en-US"/>
-            </w:rPr>
-            <m:t>⋅</m:t>
-          </m:r>
-          <m:sSub>
-            <m:sSubPr>
-              <m:ctrlPr>
-                <w:rPr>
-                  <w:rFonts w:ascii="Cambria Math" w:hAnsi="Cambria Math"/>
-                  <w:sz w:val="28"/>
-                  <w:szCs w:val="28"/>
-                </w:rPr>
-              </m:ctrlPr>
-            </m:sSubPr>
-            <m:e>
-              <m:r>
-                <w:rPr>
-                  <w:rFonts w:ascii="Cambria Math" w:hAnsi="Cambria Math"/>
-                  <w:sz w:val="28"/>
-                  <w:szCs w:val="28"/>
-                </w:rPr>
-                <m:t>s</m:t>
-              </m:r>
-            </m:e>
-            <m:sub>
-              <m:r>
-                <w:rPr>
-                  <w:rFonts w:ascii="Cambria Math" w:hAnsi="Cambria Math"/>
-                  <w:sz w:val="28"/>
-                  <w:szCs w:val="28"/>
-                </w:rPr>
-                <m:t>Q</m:t>
-              </m:r>
-            </m:sub>
-          </m:sSub>
-          <m:d>
-            <m:dPr>
-              <m:ctrlPr>
-                <w:rPr>
-                  <w:rFonts w:ascii="Cambria Math" w:hAnsi="Cambria Math"/>
-                  <w:sz w:val="28"/>
-                  <w:szCs w:val="28"/>
-                </w:rPr>
-              </m:ctrlPr>
-            </m:dPr>
-            <m:e>
-              <m:r>
-                <w:rPr>
-                  <w:rFonts w:ascii="Cambria Math" w:hAnsi="Cambria Math"/>
-                  <w:sz w:val="28"/>
-                  <w:szCs w:val="28"/>
-                </w:rPr>
-                <m:t>t</m:t>
-              </m:r>
-            </m:e>
-          </m:d>
-          <m:r>
-            <m:rPr>
-              <m:nor/>
-            </m:rPr>
-            <w:rPr>
-              <w:sz w:val="28"/>
-              <w:szCs w:val="28"/>
-              <w:lang w:val="en-US"/>
-            </w:rPr>
-            <m:t> </m:t>
-          </m:r>
-          <m:r>
-            <w:rPr>
-              <w:rFonts w:ascii="Cambria Math" w:hAnsi="Cambria Math"/>
-              <w:sz w:val="28"/>
-              <w:szCs w:val="28"/>
-            </w:rPr>
-            <m:t>dt</m:t>
-          </m:r>
-          <m:r>
-            <w:rPr>
-              <w:rFonts w:ascii="Cambria Math" w:hAnsi="Cambria Math"/>
-              <w:sz w:val="28"/>
-              <w:szCs w:val="28"/>
-              <w:lang w:val="en-US"/>
-            </w:rPr>
-            <m:t>=</m:t>
-          </m:r>
-          <m:rad>
-            <m:radPr>
-              <m:degHide m:val="1"/>
-              <m:ctrlPr>
-                <w:rPr>
-                  <w:rFonts w:ascii="Cambria Math" w:hAnsi="Cambria Math"/>
-                  <w:sz w:val="28"/>
-                  <w:szCs w:val="28"/>
-                </w:rPr>
-              </m:ctrlPr>
-            </m:radPr>
-            <m:deg/>
-            <m:e>
-              <m:sSub>
-                <m:sSubPr>
-                  <m:ctrlPr>
-                    <w:rPr>
-                      <w:rFonts w:ascii="Cambria Math" w:hAnsi="Cambria Math"/>
-                      <w:sz w:val="28"/>
-                      <w:szCs w:val="28"/>
-                    </w:rPr>
-                  </m:ctrlPr>
-                </m:sSubPr>
-                <m:e>
-                  <m:r>
-                    <w:rPr>
-                      <w:rFonts w:ascii="Cambria Math" w:hAnsi="Cambria Math"/>
-                      <w:sz w:val="28"/>
-                      <w:szCs w:val="28"/>
-                    </w:rPr>
-                    <m:t>P</m:t>
-                  </m:r>
-                </m:e>
-                <m:sub>
-                  <m:r>
-                    <w:rPr>
-                      <w:rFonts w:ascii="Cambria Math" w:hAnsi="Cambria Math"/>
-                      <w:sz w:val="28"/>
-                      <w:szCs w:val="28"/>
-                    </w:rPr>
-                    <m:t>C</m:t>
-                  </m:r>
-                </m:sub>
-              </m:sSub>
-            </m:e>
-          </m:rad>
-          <m:r>
-            <w:rPr>
-              <w:rFonts w:ascii="Cambria Math" w:hAnsi="Cambria Math"/>
-              <w:sz w:val="28"/>
-              <w:szCs w:val="28"/>
-              <w:lang w:val="en-US"/>
-            </w:rPr>
-            <m:t>⋅</m:t>
-          </m:r>
-          <m:r>
-            <w:rPr>
-              <w:rFonts w:ascii="Cambria Math" w:hAnsi="Cambria Math"/>
-              <w:sz w:val="28"/>
-              <w:szCs w:val="28"/>
-            </w:rPr>
-            <m:t>R</m:t>
-          </m:r>
-          <m:d>
-            <m:dPr>
-              <m:ctrlPr>
-                <w:rPr>
-                  <w:rFonts w:ascii="Cambria Math" w:hAnsi="Cambria Math"/>
-                  <w:sz w:val="28"/>
-                  <w:szCs w:val="28"/>
-                </w:rPr>
-              </m:ctrlPr>
-            </m:dPr>
-            <m:e>
-              <m:r>
-                <w:rPr>
-                  <w:rFonts w:ascii="Cambria Math" w:hAnsi="Cambria Math"/>
-                  <w:sz w:val="28"/>
-                  <w:szCs w:val="28"/>
-                </w:rPr>
-                <m:t>τ</m:t>
-              </m:r>
-            </m:e>
-          </m:d>
-          <m:r>
-            <w:rPr>
-              <w:rFonts w:ascii="Cambria Math" w:hAnsi="Cambria Math"/>
-              <w:sz w:val="28"/>
-              <w:szCs w:val="28"/>
-              <w:lang w:val="en-US"/>
-            </w:rPr>
-            <m:t>⋅</m:t>
-          </m:r>
-          <m:r>
-            <m:rPr>
-              <m:sty m:val="p"/>
-            </m:rPr>
-            <w:rPr>
-              <w:rFonts w:ascii="Cambria Math" w:hAnsi="Cambria Math"/>
-              <w:sz w:val="28"/>
-              <w:szCs w:val="28"/>
-              <w:lang w:val="en-US"/>
-            </w:rPr>
-            <m:t>sin</m:t>
-          </m:r>
-          <m:r>
-            <w:rPr>
-              <w:rFonts w:ascii="Cambria Math" w:hAnsi="Cambria Math"/>
-              <w:sz w:val="28"/>
-              <w:szCs w:val="28"/>
-              <w:lang w:val="en-US"/>
-            </w:rPr>
-            <m:t>⁡</m:t>
-          </m:r>
-          <m:d>
-            <m:dPr>
-              <m:ctrlPr>
-                <w:rPr>
-                  <w:rFonts w:ascii="Cambria Math" w:hAnsi="Cambria Math"/>
-                  <w:sz w:val="28"/>
-                  <w:szCs w:val="28"/>
-                </w:rPr>
-              </m:ctrlPr>
-            </m:dPr>
-            <m:e>
-              <m:r>
-                <m:rPr>
-                  <m:sty m:val="p"/>
-                </m:rPr>
-                <w:rPr>
-                  <w:rFonts w:ascii="Cambria Math" w:hAnsi="Cambria Math"/>
-                  <w:sz w:val="28"/>
-                  <w:szCs w:val="28"/>
-                </w:rPr>
-                <m:t>Δ</m:t>
-              </m:r>
-              <m:r>
-                <w:rPr>
-                  <w:rFonts w:ascii="Cambria Math" w:hAnsi="Cambria Math"/>
-                  <w:sz w:val="28"/>
-                  <w:szCs w:val="28"/>
-                </w:rPr>
-                <m:t>ϕ</m:t>
-              </m:r>
-            </m:e>
-          </m:d>
-        </m:oMath>
-      </m:oMathPara>
-    </w:p>
-    <w:p>
-      <w:pPr>
-        <w:spacing w:line="276" w:lineRule="auto"/>
-        <w:ind w:firstLine="708"/>
-        <w:jc w:val="both"/>
-        <w:rPr>
-          <w:sz w:val="28"/>
-          <w:szCs w:val="28"/>
-        </w:rPr>
-      </w:pPr>
-      <m:oMathPara>
-        <m:oMath>
-          <m:r>
-            <w:rPr>
-              <w:rFonts w:ascii="Cambria Math" w:hAnsi="Cambria Math"/>
-              <w:sz w:val="28"/>
-              <w:szCs w:val="28"/>
-            </w:rPr>
-            <m:t>D</m:t>
-          </m:r>
-          <m:d>
-            <m:dPr>
-              <m:begChr m:val="["/>
-              <m:endChr m:val="]"/>
-              <m:ctrlPr>
-                <w:rPr>
-                  <w:rFonts w:ascii="Cambria Math" w:hAnsi="Cambria Math"/>
-                  <w:sz w:val="28"/>
-                  <w:szCs w:val="28"/>
-                </w:rPr>
-              </m:ctrlPr>
-            </m:dPr>
-            <m:e>
-              <m:r>
-                <w:rPr>
-                  <w:rFonts w:ascii="Cambria Math" w:hAnsi="Cambria Math"/>
-                  <w:sz w:val="28"/>
-                  <w:szCs w:val="28"/>
-                </w:rPr>
-                <m:t>I</m:t>
-              </m:r>
-            </m:e>
-          </m:d>
-          <m:r>
-            <w:rPr>
-              <w:rFonts w:ascii="Cambria Math" w:hAnsi="Cambria Math"/>
-              <w:sz w:val="28"/>
-              <w:szCs w:val="28"/>
-            </w:rPr>
-            <m:t>=D</m:t>
-          </m:r>
-          <m:d>
-            <m:dPr>
-              <m:begChr m:val="["/>
-              <m:endChr m:val="]"/>
-              <m:ctrlPr>
-                <w:rPr>
-                  <w:rFonts w:ascii="Cambria Math" w:hAnsi="Cambria Math"/>
-                  <w:sz w:val="28"/>
-                  <w:szCs w:val="28"/>
-                </w:rPr>
-              </m:ctrlPr>
-            </m:dPr>
-            <m:e>
-              <m:r>
-                <w:rPr>
-                  <w:rFonts w:ascii="Cambria Math" w:hAnsi="Cambria Math"/>
-                  <w:sz w:val="28"/>
-                  <w:szCs w:val="28"/>
-                </w:rPr>
-                <m:t>Q</m:t>
-              </m:r>
-            </m:e>
-          </m:d>
-          <m:r>
-            <w:rPr>
-              <w:rFonts w:ascii="Cambria Math" w:hAnsi="Cambria Math"/>
-              <w:sz w:val="28"/>
-              <w:szCs w:val="28"/>
-            </w:rPr>
-            <m:t>=</m:t>
-          </m:r>
-          <m:f>
-            <m:fPr>
-              <m:ctrlPr>
-                <w:rPr>
-                  <w:rFonts w:ascii="Cambria Math" w:hAnsi="Cambria Math"/>
-                  <w:sz w:val="28"/>
-                  <w:szCs w:val="28"/>
-                </w:rPr>
-              </m:ctrlPr>
-            </m:fPr>
-            <m:num>
-              <m:sSub>
-                <m:sSubPr>
-                  <m:ctrlPr>
-                    <w:rPr>
-                      <w:rFonts w:ascii="Cambria Math" w:hAnsi="Cambria Math"/>
-                      <w:sz w:val="28"/>
-                      <w:szCs w:val="28"/>
-                    </w:rPr>
-                  </m:ctrlPr>
-                </m:sSubPr>
-                <m:e>
-                  <m:r>
-                    <w:rPr>
-                      <w:rFonts w:ascii="Cambria Math" w:hAnsi="Cambria Math"/>
-                      <w:sz w:val="28"/>
-                      <w:szCs w:val="28"/>
-                    </w:rPr>
-                    <m:t>N</m:t>
-                  </m:r>
-                </m:e>
-                <m:sub>
-                  <m:r>
-                    <w:rPr>
-                      <w:rFonts w:ascii="Cambria Math" w:hAnsi="Cambria Math"/>
-                      <w:sz w:val="28"/>
-                      <w:szCs w:val="28"/>
-                    </w:rPr>
-                    <m:t>0</m:t>
-                  </m:r>
-                </m:sub>
-              </m:sSub>
-            </m:num>
-            <m:den>
-              <m:r>
-                <w:rPr>
-                  <w:rFonts w:ascii="Cambria Math" w:hAnsi="Cambria Math"/>
-                  <w:sz w:val="28"/>
-                  <w:szCs w:val="28"/>
-                </w:rPr>
-                <m:t>2T</m:t>
-              </m:r>
-            </m:den>
-          </m:f>
-        </m:oMath>
-      </m:oMathPara>
-    </w:p>
-    <w:p>
-      <w:pPr>
-        <w:spacing w:line="276" w:lineRule="auto"/>
-        <w:ind w:firstLine="708"/>
-        <w:jc w:val="both"/>
-        <w:rPr>
-          <w:sz w:val="28"/>
-          <w:szCs w:val="28"/>
-        </w:rPr>
-      </w:pPr>
-      <m:oMathPara>
-        <m:oMath>
-          <m:r>
-            <w:rPr>
-              <w:rFonts w:ascii="Cambria Math" w:hAnsi="Cambria Math"/>
-              <w:sz w:val="28"/>
-              <w:szCs w:val="28"/>
-            </w:rPr>
-            <m:t>q=</m:t>
-          </m:r>
-          <m:f>
-            <m:fPr>
-              <m:ctrlPr>
-                <w:rPr>
-                  <w:rFonts w:ascii="Cambria Math" w:hAnsi="Cambria Math"/>
-                  <w:sz w:val="28"/>
-                  <w:szCs w:val="28"/>
-                </w:rPr>
-              </m:ctrlPr>
-            </m:fPr>
-            <m:num>
-              <m:r>
-                <w:rPr>
-                  <w:rFonts w:ascii="Cambria Math" w:hAnsi="Cambria Math"/>
-                  <w:sz w:val="28"/>
-                  <w:szCs w:val="28"/>
-                </w:rPr>
-                <m:t>M</m:t>
-              </m:r>
-              <m:sSup>
-                <m:sSupPr>
-                  <m:ctrlPr>
-                    <w:rPr>
-                      <w:rFonts w:ascii="Cambria Math" w:hAnsi="Cambria Math"/>
-                      <w:sz w:val="28"/>
-                      <w:szCs w:val="28"/>
-                    </w:rPr>
-                  </m:ctrlPr>
-                </m:sSupPr>
-                <m:e>
-                  <m:d>
-                    <m:dPr>
-                      <m:begChr m:val="["/>
-                      <m:endChr m:val="]"/>
-                      <m:ctrlPr>
-                        <w:rPr>
-                          <w:rFonts w:ascii="Cambria Math" w:hAnsi="Cambria Math"/>
-                          <w:sz w:val="28"/>
-                          <w:szCs w:val="28"/>
-                        </w:rPr>
-                      </m:ctrlPr>
-                    </m:dPr>
-                    <m:e>
-                      <m:r>
-                        <w:rPr>
-                          <w:rFonts w:ascii="Cambria Math" w:hAnsi="Cambria Math"/>
-                          <w:sz w:val="28"/>
-                          <w:szCs w:val="28"/>
-                        </w:rPr>
-                        <m:t>I</m:t>
-                      </m:r>
-                    </m:e>
-                  </m:d>
-                </m:e>
-                <m:sup>
-                  <m:r>
-                    <w:rPr>
-                      <w:rFonts w:ascii="Cambria Math" w:hAnsi="Cambria Math"/>
-                      <w:sz w:val="28"/>
-                      <w:szCs w:val="28"/>
-                    </w:rPr>
-                    <m:t>2</m:t>
-                  </m:r>
-                </m:sup>
-              </m:sSup>
-            </m:num>
-            <m:den>
-              <m:r>
-                <w:rPr>
-                  <w:rFonts w:ascii="Cambria Math" w:hAnsi="Cambria Math"/>
-                  <w:sz w:val="28"/>
-                  <w:szCs w:val="28"/>
-                </w:rPr>
-                <m:t>D</m:t>
-              </m:r>
-              <m:d>
-                <m:dPr>
-                  <m:begChr m:val="["/>
-                  <m:endChr m:val="]"/>
-                  <m:ctrlPr>
-                    <w:rPr>
-                      <w:rFonts w:ascii="Cambria Math" w:hAnsi="Cambria Math"/>
-                      <w:sz w:val="28"/>
-                      <w:szCs w:val="28"/>
-                    </w:rPr>
-                  </m:ctrlPr>
-                </m:dPr>
-                <m:e>
-                  <m:r>
-                    <w:rPr>
-                      <w:rFonts w:ascii="Cambria Math" w:hAnsi="Cambria Math"/>
-                      <w:sz w:val="28"/>
-                      <w:szCs w:val="28"/>
-                    </w:rPr>
-                    <m:t>I</m:t>
-                  </m:r>
-                </m:e>
-              </m:d>
-            </m:den>
-          </m:f>
-          <m:r>
-            <w:rPr>
-              <w:rFonts w:ascii="Cambria Math" w:hAnsi="Cambria Math"/>
-              <w:sz w:val="28"/>
-              <w:szCs w:val="28"/>
-            </w:rPr>
-            <m:t>=</m:t>
-          </m:r>
-          <m:f>
-            <m:fPr>
-              <m:ctrlPr>
-                <w:rPr>
-                  <w:rFonts w:ascii="Cambria Math" w:hAnsi="Cambria Math"/>
-                  <w:sz w:val="28"/>
-                  <w:szCs w:val="28"/>
-                </w:rPr>
-              </m:ctrlPr>
-            </m:fPr>
-            <m:num>
-              <m:r>
-                <w:rPr>
-                  <w:rFonts w:ascii="Cambria Math" w:hAnsi="Cambria Math"/>
-                  <w:sz w:val="28"/>
-                  <w:szCs w:val="28"/>
-                </w:rPr>
-                <m:t>2</m:t>
-              </m:r>
-              <m:sSub>
-                <m:sSubPr>
-                  <m:ctrlPr>
-                    <w:rPr>
-                      <w:rFonts w:ascii="Cambria Math" w:hAnsi="Cambria Math"/>
-                      <w:sz w:val="28"/>
-                      <w:szCs w:val="28"/>
-                    </w:rPr>
-                  </m:ctrlPr>
-                </m:sSubPr>
-                <m:e>
-                  <m:r>
-                    <w:rPr>
-                      <w:rFonts w:ascii="Cambria Math" w:hAnsi="Cambria Math"/>
-                      <w:sz w:val="28"/>
-                      <w:szCs w:val="28"/>
-                    </w:rPr>
-                    <m:t>P</m:t>
-                  </m:r>
-                </m:e>
-                <m:sub>
-                  <m:r>
-                    <w:rPr>
-                      <w:rFonts w:ascii="Cambria Math" w:hAnsi="Cambria Math"/>
-                      <w:sz w:val="28"/>
-                      <w:szCs w:val="28"/>
-                    </w:rPr>
-                    <m:t>C</m:t>
-                  </m:r>
-                </m:sub>
-              </m:sSub>
-              <m:r>
-                <w:rPr>
-                  <w:rFonts w:ascii="Cambria Math" w:hAnsi="Cambria Math"/>
-                  <w:sz w:val="28"/>
-                  <w:szCs w:val="28"/>
-                </w:rPr>
-                <m:t>T</m:t>
-              </m:r>
-            </m:num>
-            <m:den>
-              <m:sSub>
-                <m:sSubPr>
-                  <m:ctrlPr>
-                    <w:rPr>
-                      <w:rFonts w:ascii="Cambria Math" w:hAnsi="Cambria Math"/>
-                      <w:sz w:val="28"/>
-                      <w:szCs w:val="28"/>
-                    </w:rPr>
-                  </m:ctrlPr>
-                </m:sSubPr>
-                <m:e>
-                  <m:r>
-                    <w:rPr>
-                      <w:rFonts w:ascii="Cambria Math" w:hAnsi="Cambria Math"/>
-                      <w:sz w:val="28"/>
-                      <w:szCs w:val="28"/>
-                    </w:rPr>
-                    <m:t>N</m:t>
-                  </m:r>
-                </m:e>
-                <m:sub>
-                  <m:r>
-                    <w:rPr>
-                      <w:rFonts w:ascii="Cambria Math" w:hAnsi="Cambria Math"/>
-                      <w:sz w:val="28"/>
-                      <w:szCs w:val="28"/>
-                    </w:rPr>
-                    <m:t>0</m:t>
-                  </m:r>
-                </m:sub>
-              </m:sSub>
-            </m:den>
-          </m:f>
-          <m:r>
-            <w:rPr>
-              <w:rFonts w:ascii="Cambria Math" w:hAnsi="Cambria Math"/>
-              <w:sz w:val="28"/>
-              <w:szCs w:val="28"/>
-            </w:rPr>
-            <m:t>⋅</m:t>
-          </m:r>
-          <m:sSup>
-            <m:sSupPr>
-              <m:ctrlPr>
-                <w:rPr>
-                  <w:rFonts w:ascii="Cambria Math" w:hAnsi="Cambria Math"/>
-                  <w:sz w:val="28"/>
-                  <w:szCs w:val="28"/>
-                </w:rPr>
-              </m:ctrlPr>
-            </m:sSupPr>
-            <m:e>
-              <m:r>
-                <w:rPr>
-                  <w:rFonts w:ascii="Cambria Math" w:hAnsi="Cambria Math"/>
-                  <w:sz w:val="28"/>
-                  <w:szCs w:val="28"/>
-                </w:rPr>
-                <m:t>R</m:t>
-              </m:r>
-            </m:e>
-            <m:sup>
-              <m:r>
-                <w:rPr>
-                  <w:rFonts w:ascii="Cambria Math" w:hAnsi="Cambria Math"/>
-                  <w:sz w:val="28"/>
-                  <w:szCs w:val="28"/>
-                </w:rPr>
-                <m:t>2</m:t>
-              </m:r>
-            </m:sup>
-          </m:sSup>
-          <m:d>
-            <m:dPr>
-              <m:ctrlPr>
-                <w:rPr>
-                  <w:rFonts w:ascii="Cambria Math" w:hAnsi="Cambria Math"/>
-                  <w:sz w:val="28"/>
-                  <w:szCs w:val="28"/>
-                </w:rPr>
-              </m:ctrlPr>
-            </m:dPr>
-            <m:e>
-              <m:r>
-                <w:rPr>
-                  <w:rFonts w:ascii="Cambria Math" w:hAnsi="Cambria Math"/>
-                  <w:sz w:val="28"/>
-                  <w:szCs w:val="28"/>
-                </w:rPr>
-                <m:t>τ</m:t>
-              </m:r>
-            </m:e>
-          </m:d>
-          <m:r>
-            <w:rPr>
-              <w:rFonts w:ascii="Cambria Math" w:hAnsi="Cambria Math"/>
-              <w:sz w:val="28"/>
-              <w:szCs w:val="28"/>
-            </w:rPr>
-            <m:t>⋅</m:t>
-          </m:r>
-          <m:sSup>
-            <m:sSupPr>
-              <m:ctrlPr>
-                <w:rPr>
-                  <w:rFonts w:ascii="Cambria Math" w:hAnsi="Cambria Math"/>
-                  <w:sz w:val="28"/>
-                  <w:szCs w:val="28"/>
-                </w:rPr>
-              </m:ctrlPr>
-            </m:sSupPr>
-            <m:e>
-              <m:r>
-                <m:rPr>
-                  <m:sty m:val="p"/>
-                </m:rPr>
-                <w:rPr>
-                  <w:rFonts w:ascii="Cambria Math" w:hAnsi="Cambria Math"/>
-                  <w:sz w:val="28"/>
-                  <w:szCs w:val="28"/>
-                </w:rPr>
-                <m:t>cos</m:t>
-              </m:r>
-            </m:e>
-            <m:sup>
-              <m:r>
-                <w:rPr>
-                  <w:rFonts w:ascii="Cambria Math" w:hAnsi="Cambria Math"/>
-                  <w:sz w:val="28"/>
-                  <w:szCs w:val="28"/>
-                </w:rPr>
-                <m:t>2</m:t>
-              </m:r>
-            </m:sup>
-          </m:sSup>
-          <m:d>
-            <m:dPr>
-              <m:ctrlPr>
-                <w:rPr>
-                  <w:rFonts w:ascii="Cambria Math" w:hAnsi="Cambria Math"/>
-                  <w:sz w:val="28"/>
-                  <w:szCs w:val="28"/>
-                </w:rPr>
-              </m:ctrlPr>
-            </m:dPr>
-            <m:e>
-              <m:r>
-                <m:rPr>
-                  <m:sty m:val="p"/>
-                </m:rPr>
-                <w:rPr>
-                  <w:rFonts w:ascii="Cambria Math" w:hAnsi="Cambria Math"/>
-                  <w:sz w:val="28"/>
-                  <w:szCs w:val="28"/>
-                </w:rPr>
-                <m:t>Δ</m:t>
-              </m:r>
-              <m:r>
-                <w:rPr>
-                  <w:rFonts w:ascii="Cambria Math" w:hAnsi="Cambria Math"/>
-                  <w:sz w:val="28"/>
-                  <w:szCs w:val="28"/>
-                </w:rPr>
-                <m:t>ϕ</m:t>
-              </m:r>
-            </m:e>
-          </m:d>
-        </m:oMath>
-      </m:oMathPara>
-    </w:p>
-    <w:p>
-      <w:pPr>
-        <w:spacing w:line="276" w:lineRule="auto"/>
-        <w:ind w:firstLine="708"/>
-        <w:jc w:val="both"/>
-        <w:rPr>
-          <w:sz w:val="28"/>
-          <w:szCs w:val="28"/>
-        </w:rPr>
-      </w:pPr>
-      <m:oMathPara>
-        <m:oMath>
-          <m:r>
-            <w:rPr>
-              <w:rFonts w:ascii="Cambria Math" w:hAnsi="Cambria Math"/>
-              <w:sz w:val="28"/>
-              <w:szCs w:val="28"/>
-            </w:rPr>
-            <m:t>q=</m:t>
-          </m:r>
-          <m:f>
-            <m:fPr>
-              <m:ctrlPr>
-                <w:rPr>
-                  <w:rFonts w:ascii="Cambria Math" w:hAnsi="Cambria Math"/>
-                  <w:sz w:val="28"/>
-                  <w:szCs w:val="28"/>
-                </w:rPr>
-              </m:ctrlPr>
-            </m:fPr>
-            <m:num>
-              <m:r>
-                <w:rPr>
-                  <w:rFonts w:ascii="Cambria Math" w:hAnsi="Cambria Math"/>
-                  <w:sz w:val="28"/>
-                  <w:szCs w:val="28"/>
-                </w:rPr>
-                <m:t>2</m:t>
-              </m:r>
-              <m:sSub>
-                <m:sSubPr>
-                  <m:ctrlPr>
-                    <w:rPr>
-                      <w:rFonts w:ascii="Cambria Math" w:hAnsi="Cambria Math"/>
-                      <w:sz w:val="28"/>
-                      <w:szCs w:val="28"/>
-                    </w:rPr>
-                  </m:ctrlPr>
-                </m:sSubPr>
-                <m:e>
-                  <m:r>
-                    <w:rPr>
-                      <w:rFonts w:ascii="Cambria Math" w:hAnsi="Cambria Math"/>
-                      <w:sz w:val="28"/>
-                      <w:szCs w:val="28"/>
-                    </w:rPr>
-                    <m:t>P</m:t>
-                  </m:r>
-                </m:e>
-                <m:sub>
-                  <m:r>
-                    <w:rPr>
-                      <w:rFonts w:ascii="Cambria Math" w:hAnsi="Cambria Math"/>
-                      <w:sz w:val="28"/>
-                      <w:szCs w:val="28"/>
-                    </w:rPr>
-                    <m:t>C</m:t>
-                  </m:r>
-                </m:sub>
-              </m:sSub>
-              <m:r>
-                <w:rPr>
-                  <w:rFonts w:ascii="Cambria Math" w:hAnsi="Cambria Math"/>
-                  <w:sz w:val="28"/>
-                  <w:szCs w:val="28"/>
-                </w:rPr>
-                <m:t>T</m:t>
-              </m:r>
-            </m:num>
-            <m:den>
-              <m:sSub>
-                <m:sSubPr>
-                  <m:ctrlPr>
-                    <w:rPr>
-                      <w:rFonts w:ascii="Cambria Math" w:hAnsi="Cambria Math"/>
-                      <w:sz w:val="28"/>
-                      <w:szCs w:val="28"/>
-                    </w:rPr>
-                  </m:ctrlPr>
-                </m:sSubPr>
-                <m:e>
-                  <m:r>
-                    <w:rPr>
-                      <w:rFonts w:ascii="Cambria Math" w:hAnsi="Cambria Math"/>
-                      <w:sz w:val="28"/>
-                      <w:szCs w:val="28"/>
-                    </w:rPr>
-                    <m:t>N</m:t>
-                  </m:r>
-                </m:e>
-                <m:sub>
-                  <m:r>
-                    <w:rPr>
-                      <w:rFonts w:ascii="Cambria Math" w:hAnsi="Cambria Math"/>
-                      <w:sz w:val="28"/>
-                      <w:szCs w:val="28"/>
-                    </w:rPr>
-                    <m:t>0</m:t>
-                  </m:r>
-                </m:sub>
-              </m:sSub>
-            </m:den>
-          </m:f>
-        </m:oMath>
-      </m:oMathPara>
-    </w:p>
-    <w:p>
-      <w:pPr>
+        <w:pStyle w:val="a5"/>
         <w:rPr>
           <w:sz w:val="24"/>
-          <w:lang w:val="en-US"/>
-        </w:rPr>
-      </w:pPr>
-    </w:p>
-    <w:p>
-      <w:pPr>
-        <w:rPr>
-          <w:rFonts w:ascii="Times New Roman" w:hAnsi="Times New Roman"/>
-          <w:sz w:val="24"/>
-          <w:shd w:val="clear" w:color="auto" w:fill="FFFFFF"/>
-          <w:lang w:val="en-US"/>
-        </w:rPr>
-      </w:pPr>
-      <w:r>
-        <w:rPr>
-          <w:sz w:val="24"/>
-          <w:lang w:val="en-US"/>
-        </w:rPr>
-        <w:br w:type="page"/>
-      </w:r>
-    </w:p>
-    <w:p>
-      <w:pPr>
-        <w:pStyle w:val="a5"/>
-        <w:rPr>
-          <w:sz w:val="24"/>
-          <w:lang w:val="en-US"/>
         </w:rPr>
       </w:pPr>
     </w:p>
@@ -2323,6 +821,7 @@
           <w:b/>
           <w:sz w:val="24"/>
         </w:rPr>
+        <w:lastRenderedPageBreak/>
         <w:t>Лабораторное исследо</w:t>
       </w:r>
       <w:r>
@@ -2342,7 +841,23 @@
         </w:numPr>
       </w:pPr>
       <w:r>
-        <w:t>Отключить шум приемного устройства. В качестве значения полосы фронтенда выбрать «Бесконечность». Квантование принимаемой реализации и опорного сигнала отключить. Расстройку опорного сигнала по частоте установить нулевой. На основании ИКД установить параметры схемы формирования ДК. Перенести схему в отчет. Занести в отчет вычисленные корреляционные функции. Определить промежуточную частоту сигнала, полосу сигнала.</w:t>
+        <w:t xml:space="preserve">Отключить шум приемного устройства. В качестве значения полосы </w:t>
+      </w:r>
+      <w:proofErr w:type="spellStart"/>
+      <w:r>
+        <w:t>фронтенда</w:t>
+      </w:r>
+      <w:proofErr w:type="spellEnd"/>
+      <w:r>
+        <w:t xml:space="preserve"> выбрать «Бесконечность». Квантование принимаемой реализации и опорного сигнала отключить. </w:t>
+      </w:r>
+      <w:proofErr w:type="spellStart"/>
+      <w:r>
+        <w:t>Расстройку</w:t>
+      </w:r>
+      <w:proofErr w:type="spellEnd"/>
+      <w:r>
+        <w:t xml:space="preserve"> опорного сигнала по частоте установить нулевой. На основании ИКД установить параметры схемы формирования ДК. Перенести схему в отчет. Занести в отчет вычисленные корреляционные функции. Определить промежуточную частоту сигнала, полосу сигнала.</w:t>
       </w:r>
     </w:p>
     <w:p>
@@ -2635,7 +1150,6 @@
           <w:sz w:val="20"/>
           <w:szCs w:val="20"/>
         </w:rPr>
-        <w:lastRenderedPageBreak/>
         <w:t xml:space="preserve">Полоса сигнала </w:t>
       </w:r>
       <m:oMath>
@@ -2734,6 +1248,7 @@
                 <w:noProof/>
                 <w:lang w:eastAsia="ru-RU"/>
               </w:rPr>
+              <w:lastRenderedPageBreak/>
               <w:drawing>
                 <wp:inline distT="0" distB="0" distL="0" distR="0" wp14:anchorId="053C9F7F" wp14:editId="2EFC72C9">
                   <wp:extent cx="3270250" cy="2465705"/>
@@ -2900,8 +1415,23 @@
         <w:rPr>
           <w:szCs w:val="24"/>
         </w:rPr>
-        <w:t xml:space="preserve">Установить полосу фронтенда равной 6 МГц, 1 МГц. Перенести корреляционные функции в отчет. </w:t>
-      </w:r>
+        <w:t xml:space="preserve">Установить полосу </w:t>
+      </w:r>
+      <w:proofErr w:type="spellStart"/>
+      <w:r>
+        <w:rPr>
+          <w:szCs w:val="24"/>
+        </w:rPr>
+        <w:t>фронтенда</w:t>
+      </w:r>
+      <w:proofErr w:type="spellEnd"/>
+      <w:r>
+        <w:rPr>
+          <w:szCs w:val="24"/>
+        </w:rPr>
+        <w:t xml:space="preserve"> равной 6 МГц, 1 МГц. Перенести корреляционные функции в отчет. </w:t>
+      </w:r>
+      <w:proofErr w:type="spellStart"/>
       <w:r>
         <w:rPr>
           <w:szCs w:val="24"/>
@@ -2914,8 +1444,57 @@
           <w:szCs w:val="24"/>
           <w:lang w:val="en-US"/>
         </w:rPr>
-        <w:t>ть групповое время запаздывания</w:t>
-      </w:r>
+        <w:t>ть</w:t>
+      </w:r>
+      <w:proofErr w:type="spellEnd"/>
+      <w:r>
+        <w:rPr>
+          <w:szCs w:val="24"/>
+          <w:lang w:val="en-US"/>
+        </w:rPr>
+        <w:t xml:space="preserve"> </w:t>
+      </w:r>
+      <w:proofErr w:type="spellStart"/>
+      <w:r>
+        <w:rPr>
+          <w:szCs w:val="24"/>
+          <w:lang w:val="en-US"/>
+        </w:rPr>
+        <w:t>групповое</w:t>
+      </w:r>
+      <w:proofErr w:type="spellEnd"/>
+      <w:r>
+        <w:rPr>
+          <w:szCs w:val="24"/>
+          <w:lang w:val="en-US"/>
+        </w:rPr>
+        <w:t xml:space="preserve"> </w:t>
+      </w:r>
+      <w:proofErr w:type="spellStart"/>
+      <w:r>
+        <w:rPr>
+          <w:szCs w:val="24"/>
+          <w:lang w:val="en-US"/>
+        </w:rPr>
+        <w:t>время</w:t>
+      </w:r>
+      <w:proofErr w:type="spellEnd"/>
+      <w:r>
+        <w:rPr>
+          <w:szCs w:val="24"/>
+          <w:lang w:val="en-US"/>
+        </w:rPr>
+        <w:t xml:space="preserve"> </w:t>
+      </w:r>
+      <w:proofErr w:type="spellStart"/>
+      <w:r>
+        <w:rPr>
+          <w:szCs w:val="24"/>
+          <w:lang w:val="en-US"/>
+        </w:rPr>
+        <w:t>запаздывания</w:t>
+      </w:r>
+      <w:proofErr w:type="spellEnd"/>
     </w:p>
     <w:p>
       <w:pPr>
@@ -3062,7 +1641,7 @@
           </mc:Choice>
           <mc:Fallback>
             <w:pict>
-              <v:shapetype w14:anchorId="7944FC00" id="_x0000_t202" coordsize="21600,21600" o:spt="202" path="m,l,21600r21600,l21600,xe">
+              <v:shapetype id="_x0000_t202" coordsize="21600,21600" o:spt="202" path="m,l,21600r21600,l21600,xe">
                 <v:stroke joinstyle="miter"/>
                 <v:path gradientshapeok="t" o:connecttype="rect"/>
               </v:shapetype>
@@ -3183,9 +1762,9 @@
               </wp:anchor>
             </w:drawing>
           </mc:Choice>
-          <mc:Fallback>
+          <mc:Fallback xmlns:w16se="http://schemas.microsoft.com/office/word/2015/wordml/symex" xmlns:w16cid="http://schemas.microsoft.com/office/word/2016/wordml/cid" xmlns:w15="http://schemas.microsoft.com/office/word/2012/wordml" xmlns:am3d="http://schemas.microsoft.com/office/drawing/2017/model3d" xmlns:aink="http://schemas.microsoft.com/office/drawing/2016/ink" xmlns:cx8="http://schemas.microsoft.com/office/drawing/2016/5/14/chartex" xmlns:cx7="http://schemas.microsoft.com/office/drawing/2016/5/13/chartex" xmlns:cx6="http://schemas.microsoft.com/office/drawing/2016/5/12/chartex" xmlns:cx5="http://schemas.microsoft.com/office/drawing/2016/5/11/chartex" xmlns:cx4="http://schemas.microsoft.com/office/drawing/2016/5/10/chartex" xmlns:cx3="http://schemas.microsoft.com/office/drawing/2016/5/9/chartex" xmlns:cx2="http://schemas.microsoft.com/office/drawing/2015/10/21/chartex" xmlns:cx1="http://schemas.microsoft.com/office/drawing/2015/9/8/chartex" xmlns:cx="http://schemas.microsoft.com/office/drawing/2014/chartex">
             <w:pict>
-              <v:shapetype w14:anchorId="29FCFE8F" id="_x0000_t32" coordsize="21600,21600" o:spt="32" o:oned="t" path="m,l21600,21600e" filled="f">
+              <v:shapetype w14:anchorId="1537550B" id="_x0000_t32" coordsize="21600,21600" o:spt="32" o:oned="t" path="m,l21600,21600e" filled="f">
                 <v:path arrowok="t" fillok="f" o:connecttype="none"/>
                 <o:lock v:ext="edit" shapetype="t"/>
               </v:shapetype>
@@ -3251,9 +1830,9 @@
               </wp:anchor>
             </w:drawing>
           </mc:Choice>
-          <mc:Fallback>
+          <mc:Fallback xmlns:w16se="http://schemas.microsoft.com/office/word/2015/wordml/symex" xmlns:w16cid="http://schemas.microsoft.com/office/word/2016/wordml/cid" xmlns:w15="http://schemas.microsoft.com/office/word/2012/wordml" xmlns:am3d="http://schemas.microsoft.com/office/drawing/2017/model3d" xmlns:aink="http://schemas.microsoft.com/office/drawing/2016/ink" xmlns:cx8="http://schemas.microsoft.com/office/drawing/2016/5/14/chartex" xmlns:cx7="http://schemas.microsoft.com/office/drawing/2016/5/13/chartex" xmlns:cx6="http://schemas.microsoft.com/office/drawing/2016/5/12/chartex" xmlns:cx5="http://schemas.microsoft.com/office/drawing/2016/5/11/chartex" xmlns:cx4="http://schemas.microsoft.com/office/drawing/2016/5/10/chartex" xmlns:cx3="http://schemas.microsoft.com/office/drawing/2016/5/9/chartex" xmlns:cx2="http://schemas.microsoft.com/office/drawing/2015/10/21/chartex" xmlns:cx1="http://schemas.microsoft.com/office/drawing/2015/9/8/chartex" xmlns:cx="http://schemas.microsoft.com/office/drawing/2014/chartex">
             <w:pict>
-              <v:line w14:anchorId="344B5AD9" id="Прямая соединительная линия 13" o:spid="_x0000_s1026" style="position:absolute;flip:y;z-index:251661312;visibility:visible;mso-wrap-style:square;mso-wrap-distance-left:9pt;mso-wrap-distance-top:0;mso-wrap-distance-right:9pt;mso-wrap-distance-bottom:0;mso-position-horizontal:absolute;mso-position-horizontal-relative:text;mso-position-vertical:absolute;mso-position-vertical-relative:text" from="345.95pt,5.75pt" to="347.3pt,233.35pt" o:gfxdata="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" strokecolor="#4472c4 [3204]" strokeweight=".5pt">
+              <v:line w14:anchorId="1BEC87A4" id="Прямая соединительная линия 13" o:spid="_x0000_s1026" style="position:absolute;flip:y;z-index:251661312;visibility:visible;mso-wrap-style:square;mso-wrap-distance-left:9pt;mso-wrap-distance-top:0;mso-wrap-distance-right:9pt;mso-wrap-distance-bottom:0;mso-position-horizontal:absolute;mso-position-horizontal-relative:text;mso-position-vertical:absolute;mso-position-vertical-relative:text" from="345.95pt,5.75pt" to="347.3pt,233.35pt" o:gfxdata="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" strokecolor="#4472c4 [3204]" strokeweight=".5pt">
                 <v:stroke joinstyle="miter"/>
               </v:line>
             </w:pict>
@@ -3315,9 +1894,9 @@
               </wp:anchor>
             </w:drawing>
           </mc:Choice>
-          <mc:Fallback>
+          <mc:Fallback xmlns:w16se="http://schemas.microsoft.com/office/word/2015/wordml/symex" xmlns:w16cid="http://schemas.microsoft.com/office/word/2016/wordml/cid" xmlns:w15="http://schemas.microsoft.com/office/word/2012/wordml" xmlns:am3d="http://schemas.microsoft.com/office/drawing/2017/model3d" xmlns:aink="http://schemas.microsoft.com/office/drawing/2016/ink" xmlns:cx8="http://schemas.microsoft.com/office/drawing/2016/5/14/chartex" xmlns:cx7="http://schemas.microsoft.com/office/drawing/2016/5/13/chartex" xmlns:cx6="http://schemas.microsoft.com/office/drawing/2016/5/12/chartex" xmlns:cx5="http://schemas.microsoft.com/office/drawing/2016/5/11/chartex" xmlns:cx4="http://schemas.microsoft.com/office/drawing/2016/5/10/chartex" xmlns:cx3="http://schemas.microsoft.com/office/drawing/2016/5/9/chartex" xmlns:cx2="http://schemas.microsoft.com/office/drawing/2015/10/21/chartex" xmlns:cx1="http://schemas.microsoft.com/office/drawing/2015/9/8/chartex" xmlns:cx="http://schemas.microsoft.com/office/drawing/2014/chartex">
             <w:pict>
-              <v:line w14:anchorId="2B2B6C42" id="Прямая соединительная линия 12" o:spid="_x0000_s1026" style="position:absolute;flip:y;z-index:251659264;visibility:visible;mso-wrap-style:square;mso-wrap-distance-left:9pt;mso-wrap-distance-top:0;mso-wrap-distance-right:9pt;mso-wrap-distance-bottom:0;mso-position-horizontal:absolute;mso-position-horizontal-relative:text;mso-position-vertical:absolute;mso-position-vertical-relative:text" from="129.95pt,6.45pt" to="131.3pt,234.05pt" o:gfxdata="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" strokecolor="#4472c4 [3204]" strokeweight=".5pt">
+              <v:line w14:anchorId="7FC8F546" id="Прямая соединительная линия 12" o:spid="_x0000_s1026" style="position:absolute;flip:y;z-index:251659264;visibility:visible;mso-wrap-style:square;mso-wrap-distance-left:9pt;mso-wrap-distance-top:0;mso-wrap-distance-right:9pt;mso-wrap-distance-bottom:0;mso-position-horizontal:absolute;mso-position-horizontal-relative:text;mso-position-vertical:absolute;mso-position-vertical-relative:text" from="129.95pt,6.45pt" to="131.3pt,234.05pt" o:gfxdata="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" strokecolor="#4472c4 [3204]" strokeweight=".5pt">
                 <v:stroke joinstyle="miter"/>
               </v:line>
             </w:pict>
@@ -3605,7 +2184,21 @@
         <w:rPr>
           <w:szCs w:val="24"/>
         </w:rPr>
-        <w:t xml:space="preserve"> для полосы фронтеда, равной 6 МГц,</w:t>
+        <w:t xml:space="preserve"> для полосы </w:t>
+      </w:r>
+      <w:proofErr w:type="spellStart"/>
+      <w:r>
+        <w:rPr>
+          <w:szCs w:val="24"/>
+        </w:rPr>
+        <w:t>фронтеда</w:t>
+      </w:r>
+      <w:proofErr w:type="spellEnd"/>
+      <w:r>
+        <w:rPr>
+          <w:szCs w:val="24"/>
+        </w:rPr>
+        <w:t>, равной 6 МГц,</w:t>
       </w:r>
       <w:r>
         <w:rPr>
@@ -3778,7 +2371,7 @@
           </mc:Choice>
           <mc:Fallback>
             <w:pict>
-              <v:shape w14:anchorId="548E0799" id="Надпись 16" o:spid="_x0000_s1027" type="#_x0000_t202" style="position:absolute;left:0;text-align:left;margin-left:201.05pt;margin-top:198.65pt;width:78.35pt;height:23.65pt;z-index:251668480;visibility:visible;mso-wrap-style:square;mso-width-percent:0;mso-height-percent:0;mso-wrap-distance-left:9pt;mso-wrap-distance-top:0;mso-wrap-distance-right:9pt;mso-wrap-distance-bottom:0;mso-position-horizontal:absolute;mso-position-horizontal-relative:text;mso-position-vertical:absolute;mso-position-vertical-relative:text;mso-width-percent:0;mso-height-percent:0;mso-width-relative:margin;mso-height-relative:margin;v-text-anchor:top" o:gfxdata="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" filled="f" stroked="f" strokeweight=".5pt">
+              <v:shape id="Надпись 16" o:spid="_x0000_s1027" type="#_x0000_t202" style="position:absolute;left:0;text-align:left;margin-left:201.05pt;margin-top:198.65pt;width:78.35pt;height:23.65pt;z-index:251668480;visibility:visible;mso-wrap-style:square;mso-width-percent:0;mso-height-percent:0;mso-wrap-distance-left:9pt;mso-wrap-distance-top:0;mso-wrap-distance-right:9pt;mso-wrap-distance-bottom:0;mso-position-horizontal:absolute;mso-position-horizontal-relative:text;mso-position-vertical:absolute;mso-position-vertical-relative:text;mso-width-percent:0;mso-height-percent:0;mso-width-relative:margin;mso-height-relative:margin;v-text-anchor:top" o:gfxdata="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" filled="f" stroked="f" strokeweight=".5pt">
                 <v:textbox>
                   <w:txbxContent>
                     <w:p>
@@ -3905,9 +2498,9 @@
               </wp:anchor>
             </w:drawing>
           </mc:Choice>
-          <mc:Fallback>
+          <mc:Fallback xmlns:w16se="http://schemas.microsoft.com/office/word/2015/wordml/symex" xmlns:w16cid="http://schemas.microsoft.com/office/word/2016/wordml/cid" xmlns:w15="http://schemas.microsoft.com/office/word/2012/wordml" xmlns:am3d="http://schemas.microsoft.com/office/drawing/2017/model3d" xmlns:aink="http://schemas.microsoft.com/office/drawing/2016/ink" xmlns:cx8="http://schemas.microsoft.com/office/drawing/2016/5/14/chartex" xmlns:cx7="http://schemas.microsoft.com/office/drawing/2016/5/13/chartex" xmlns:cx6="http://schemas.microsoft.com/office/drawing/2016/5/12/chartex" xmlns:cx5="http://schemas.microsoft.com/office/drawing/2016/5/11/chartex" xmlns:cx4="http://schemas.microsoft.com/office/drawing/2016/5/10/chartex" xmlns:cx3="http://schemas.microsoft.com/office/drawing/2016/5/9/chartex" xmlns:cx2="http://schemas.microsoft.com/office/drawing/2015/10/21/chartex" xmlns:cx1="http://schemas.microsoft.com/office/drawing/2015/9/8/chartex" xmlns:cx="http://schemas.microsoft.com/office/drawing/2014/chartex">
             <w:pict>
-              <v:shape w14:anchorId="35CA6259" id="Прямая со стрелкой 24" o:spid="_x0000_s1026" type="#_x0000_t32" style="position:absolute;margin-left:213.1pt;margin-top:220.45pt;width:48pt;height:0;z-index:251669504;visibility:visible;mso-wrap-style:square;mso-wrap-distance-left:9pt;mso-wrap-distance-top:0;mso-wrap-distance-right:9pt;mso-wrap-distance-bottom:0;mso-position-horizontal:absolute;mso-position-horizontal-relative:text;mso-position-vertical:absolute;mso-position-vertical-relative:text" o:gfxdata="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" strokecolor="#4472c4 [3204]" strokeweight=".5pt">
+              <v:shape w14:anchorId="31DCD6C8" id="Прямая со стрелкой 24" o:spid="_x0000_s1026" type="#_x0000_t32" style="position:absolute;margin-left:213.1pt;margin-top:220.45pt;width:48pt;height:0;z-index:251669504;visibility:visible;mso-wrap-style:square;mso-wrap-distance-left:9pt;mso-wrap-distance-top:0;mso-wrap-distance-right:9pt;mso-wrap-distance-bottom:0;mso-position-horizontal:absolute;mso-position-horizontal-relative:text;mso-position-vertical:absolute;mso-position-vertical-relative:text" o:gfxdata="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" strokecolor="#4472c4 [3204]" strokeweight=".5pt">
                 <v:stroke startarrow="block" endarrow="block" joinstyle="miter"/>
               </v:shape>
             </w:pict>
@@ -3969,9 +2562,9 @@
               </wp:anchor>
             </w:drawing>
           </mc:Choice>
-          <mc:Fallback>
+          <mc:Fallback xmlns:w16se="http://schemas.microsoft.com/office/word/2015/wordml/symex" xmlns:w16cid="http://schemas.microsoft.com/office/word/2016/wordml/cid" xmlns:w15="http://schemas.microsoft.com/office/word/2012/wordml" xmlns:am3d="http://schemas.microsoft.com/office/drawing/2017/model3d" xmlns:aink="http://schemas.microsoft.com/office/drawing/2016/ink" xmlns:cx8="http://schemas.microsoft.com/office/drawing/2016/5/14/chartex" xmlns:cx7="http://schemas.microsoft.com/office/drawing/2016/5/13/chartex" xmlns:cx6="http://schemas.microsoft.com/office/drawing/2016/5/12/chartex" xmlns:cx5="http://schemas.microsoft.com/office/drawing/2016/5/11/chartex" xmlns:cx4="http://schemas.microsoft.com/office/drawing/2016/5/10/chartex" xmlns:cx3="http://schemas.microsoft.com/office/drawing/2016/5/9/chartex" xmlns:cx2="http://schemas.microsoft.com/office/drawing/2015/10/21/chartex" xmlns:cx1="http://schemas.microsoft.com/office/drawing/2015/9/8/chartex" xmlns:cx="http://schemas.microsoft.com/office/drawing/2014/chartex">
             <w:pict>
-              <v:line w14:anchorId="68E260D6" id="Прямая соединительная линия 19" o:spid="_x0000_s1026" style="position:absolute;flip:y;z-index:251665408;visibility:visible;mso-wrap-style:square;mso-wrap-distance-left:9pt;mso-wrap-distance-top:0;mso-wrap-distance-right:9pt;mso-wrap-distance-bottom:0;mso-position-horizontal:absolute;mso-position-horizontal-relative:text;mso-position-vertical:absolute;mso-position-vertical-relative:text" from="212.95pt,6.4pt" to="214.3pt,234pt" o:gfxdata="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" strokecolor="#4472c4 [3204]" strokeweight=".5pt">
+              <v:line w14:anchorId="6A81FBB2" id="Прямая соединительная линия 19" o:spid="_x0000_s1026" style="position:absolute;flip:y;z-index:251665408;visibility:visible;mso-wrap-style:square;mso-wrap-distance-left:9pt;mso-wrap-distance-top:0;mso-wrap-distance-right:9pt;mso-wrap-distance-bottom:0;mso-position-horizontal:absolute;mso-position-horizontal-relative:text;mso-position-vertical:absolute;mso-position-vertical-relative:text" from="212.95pt,6.4pt" to="214.3pt,234pt" o:gfxdata="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" strokecolor="#4472c4 [3204]" strokeweight=".5pt">
                 <v:stroke joinstyle="miter"/>
               </v:line>
             </w:pict>
@@ -4033,9 +2626,9 @@
               </wp:anchor>
             </w:drawing>
           </mc:Choice>
-          <mc:Fallback>
+          <mc:Fallback xmlns:w16se="http://schemas.microsoft.com/office/word/2015/wordml/symex" xmlns:w16cid="http://schemas.microsoft.com/office/word/2016/wordml/cid" xmlns:w15="http://schemas.microsoft.com/office/word/2012/wordml" xmlns:am3d="http://schemas.microsoft.com/office/drawing/2017/model3d" xmlns:aink="http://schemas.microsoft.com/office/drawing/2016/ink" xmlns:cx8="http://schemas.microsoft.com/office/drawing/2016/5/14/chartex" xmlns:cx7="http://schemas.microsoft.com/office/drawing/2016/5/13/chartex" xmlns:cx6="http://schemas.microsoft.com/office/drawing/2016/5/12/chartex" xmlns:cx5="http://schemas.microsoft.com/office/drawing/2016/5/11/chartex" xmlns:cx4="http://schemas.microsoft.com/office/drawing/2016/5/10/chartex" xmlns:cx3="http://schemas.microsoft.com/office/drawing/2016/5/9/chartex" xmlns:cx2="http://schemas.microsoft.com/office/drawing/2015/10/21/chartex" xmlns:cx1="http://schemas.microsoft.com/office/drawing/2015/9/8/chartex" xmlns:cx="http://schemas.microsoft.com/office/drawing/2014/chartex">
             <w:pict>
-              <v:line w14:anchorId="0FB378DC" id="Прямая соединительная линия 18" o:spid="_x0000_s1026" style="position:absolute;flip:y;z-index:251666432;visibility:visible;mso-wrap-style:square;mso-wrap-distance-left:9pt;mso-wrap-distance-top:0;mso-wrap-distance-right:9pt;mso-wrap-distance-bottom:0;mso-position-horizontal:absolute;mso-position-horizontal-relative:text;mso-position-vertical:absolute;mso-position-vertical-relative:text" from="260.8pt,5.75pt" to="262.15pt,233.35pt" o:gfxdata="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" strokecolor="#4472c4 [3204]" strokeweight=".5pt">
+              <v:line w14:anchorId="0CC17F05" id="Прямая соединительная линия 18" o:spid="_x0000_s1026" style="position:absolute;flip:y;z-index:251666432;visibility:visible;mso-wrap-style:square;mso-wrap-distance-left:9pt;mso-wrap-distance-top:0;mso-wrap-distance-right:9pt;mso-wrap-distance-bottom:0;mso-position-horizontal:absolute;mso-position-horizontal-relative:text;mso-position-vertical:absolute;mso-position-vertical-relative:text" from="260.8pt,5.75pt" to="262.15pt,233.35pt" o:gfxdata="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" strokecolor="#4472c4 [3204]" strokeweight=".5pt">
                 <v:stroke joinstyle="miter"/>
               </v:line>
             </w:pict>
@@ -4318,12 +2911,26 @@
         <w:rPr>
           <w:szCs w:val="24"/>
         </w:rPr>
-        <w:t>Групповое время запаздывания для полосы фронтеда, равной 1 МГц, составляет 1,</w:t>
-      </w:r>
+        <w:t xml:space="preserve">Групповое время запаздывания для полосы </w:t>
+      </w:r>
+      <w:proofErr w:type="spellStart"/>
       <w:r>
         <w:rPr>
           <w:szCs w:val="24"/>
         </w:rPr>
+        <w:t>фронтеда</w:t>
+      </w:r>
+      <w:proofErr w:type="spellEnd"/>
+      <w:r>
+        <w:rPr>
+          <w:szCs w:val="24"/>
+        </w:rPr>
+        <w:t>, равной 1 МГц, составляет 1,</w:t>
+      </w:r>
+      <w:r>
+        <w:rPr>
+          <w:szCs w:val="24"/>
+        </w:rPr>
         <w:t>47</w:t>
       </w:r>
       <w:r>
@@ -4342,7 +2949,21 @@
         <w:rPr>
           <w:szCs w:val="24"/>
         </w:rPr>
-        <w:t>Из полученных результатов можно сделать вывод о том, что сужение полосы фронтеда ведет к увеличению группового времени запаздыва</w:t>
+        <w:t xml:space="preserve">Из полученных результатов можно сделать вывод о том, что сужение полосы </w:t>
+      </w:r>
+      <w:proofErr w:type="spellStart"/>
+      <w:r>
+        <w:rPr>
+          <w:szCs w:val="24"/>
+        </w:rPr>
+        <w:t>фронтеда</w:t>
+      </w:r>
+      <w:proofErr w:type="spellEnd"/>
+      <w:r>
+        <w:rPr>
+          <w:szCs w:val="24"/>
+        </w:rPr>
+        <w:t xml:space="preserve"> ведет к увеличению группового времени запаздыва</w:t>
       </w:r>
       <w:r>
         <w:rPr>
@@ -4388,7 +3009,21 @@
         <w:rPr>
           <w:szCs w:val="24"/>
         </w:rPr>
-        <w:t xml:space="preserve">В качестве значения полосы фронтенда выбрать «6 МГц». Перенести в отчет наглядный отрезок сигнала. Включить шум. Сравнить квадрат СКО шума (считая размах за 3 СКО) и мощность сигнала. Определить отношение мощности сигнала к односторонней спектральной плотности шума: </w:t>
+        <w:t xml:space="preserve">В качестве значения полосы </w:t>
+      </w:r>
+      <w:proofErr w:type="spellStart"/>
+      <w:r>
+        <w:rPr>
+          <w:szCs w:val="24"/>
+        </w:rPr>
+        <w:t>фронтенда</w:t>
+      </w:r>
+      <w:proofErr w:type="spellEnd"/>
+      <w:r>
+        <w:rPr>
+          <w:szCs w:val="24"/>
+        </w:rPr>
+        <w:t xml:space="preserve"> выбрать «6 МГц». Перенести в отчет наглядный отрезок сигнала. Включить шум. Сравнить квадрат СКО шума (считая размах за 3 СКО) и мощность сигнала. Определить отношение мощности сигнала к односторонней спектральной плотности шума: </w:t>
       </w:r>
       <m:oMath>
         <m:sSub>
@@ -4554,7 +3189,39 @@
           <w:rFonts w:eastAsiaTheme="minorEastAsia"/>
           <w:szCs w:val="24"/>
         </w:rPr>
-        <w:t>(привести к размерностии дБГц).</w:t>
+        <w:t xml:space="preserve">(привести к </w:t>
+      </w:r>
+      <w:proofErr w:type="spellStart"/>
+      <w:r>
+        <w:rPr>
+          <w:rFonts w:eastAsiaTheme="minorEastAsia"/>
+          <w:szCs w:val="24"/>
+        </w:rPr>
+        <w:t>размерностии</w:t>
+      </w:r>
+      <w:proofErr w:type="spellEnd"/>
+      <w:r>
+        <w:rPr>
+          <w:rFonts w:eastAsiaTheme="minorEastAsia"/>
+          <w:szCs w:val="24"/>
+        </w:rPr>
+        <w:t xml:space="preserve"> </w:t>
+      </w:r>
+      <w:proofErr w:type="spellStart"/>
+      <w:r>
+        <w:rPr>
+          <w:rFonts w:eastAsiaTheme="minorEastAsia"/>
+          <w:szCs w:val="24"/>
+        </w:rPr>
+        <w:t>дБГц</w:t>
+      </w:r>
+      <w:proofErr w:type="spellEnd"/>
+      <w:r>
+        <w:rPr>
+          <w:rFonts w:eastAsiaTheme="minorEastAsia"/>
+          <w:szCs w:val="24"/>
+        </w:rPr>
+        <w:t>).</w:t>
       </w:r>
       <w:r>
         <w:rPr>
@@ -6612,7 +5279,23 @@
         </w:numPr>
       </w:pPr>
       <w:r>
-        <w:t>Наблюдать за изменением шумовой составляющей корреляционных функций при изменении полосы фронтенда. Исследовать зависимость мощности шумовой составляющей корреляционных компонент от полосы фронтенда, сделать соответствующие записи в отчете.</w:t>
+        <w:t xml:space="preserve">Наблюдать за изменением шумовой составляющей корреляционных функций при изменении полосы </w:t>
+      </w:r>
+      <w:proofErr w:type="spellStart"/>
+      <w:r>
+        <w:t>фронтенда</w:t>
+      </w:r>
+      <w:proofErr w:type="spellEnd"/>
+      <w:r>
+        <w:t xml:space="preserve">. Исследовать зависимость мощности шумовой составляющей корреляционных компонент от полосы </w:t>
+      </w:r>
+      <w:proofErr w:type="spellStart"/>
+      <w:r>
+        <w:t>фронтенда</w:t>
+      </w:r>
+      <w:proofErr w:type="spellEnd"/>
+      <w:r>
+        <w:t>, сделать соответствующие записи в отчете.</w:t>
       </w:r>
     </w:p>
     <w:p>
@@ -6676,8 +5359,16 @@
         <w:rPr>
           <w:sz w:val="20"/>
         </w:rPr>
-        <w:t xml:space="preserve"> Изменение корреляционной функции для различных полос фронтеда</w:t>
-      </w:r>
+        <w:t xml:space="preserve"> Изменение корреляционной функции для различных полос </w:t>
+      </w:r>
+      <w:proofErr w:type="spellStart"/>
+      <w:r>
+        <w:rPr>
+          <w:sz w:val="20"/>
+        </w:rPr>
+        <w:t>фронтеда</w:t>
+      </w:r>
+      <w:proofErr w:type="spellEnd"/>
     </w:p>
     <w:tbl>
       <w:tblPr>
@@ -6704,8 +5395,13 @@
               <w:jc w:val="center"/>
             </w:pPr>
             <w:r>
-              <w:t>Полоса фронтеда</w:t>
+              <w:t xml:space="preserve">Полоса </w:t>
             </w:r>
+            <w:proofErr w:type="spellStart"/>
+            <w:r>
+              <w:t>фронтеда</w:t>
+            </w:r>
+            <w:proofErr w:type="spellEnd"/>
             <w:r>
               <w:rPr>
                 <w:lang w:val="en-US"/>
@@ -6728,8 +5424,13 @@
               <w:jc w:val="center"/>
             </w:pPr>
             <w:r>
-              <w:t>Полоса фронтеда</w:t>
+              <w:t xml:space="preserve">Полоса </w:t>
             </w:r>
+            <w:proofErr w:type="spellStart"/>
+            <w:r>
+              <w:t>фронтеда</w:t>
+            </w:r>
+            <w:proofErr w:type="spellEnd"/>
             <w:r>
               <w:rPr>
                 <w:lang w:val="en-US"/>
@@ -6752,8 +5453,13 @@
               <w:jc w:val="center"/>
             </w:pPr>
             <w:r>
-              <w:t>Полоса фронтеда</w:t>
+              <w:t xml:space="preserve">Полоса </w:t>
             </w:r>
+            <w:proofErr w:type="spellStart"/>
+            <w:r>
+              <w:t>фронтеда</w:t>
+            </w:r>
+            <w:proofErr w:type="spellEnd"/>
             <w:r>
               <w:rPr>
                 <w:lang w:val="en-US"/>
@@ -7536,7 +6242,21 @@
         <w:rPr>
           <w:szCs w:val="24"/>
         </w:rPr>
-        <w:t>что сужение полосы фронтеда ведет</w:t>
+        <w:t xml:space="preserve">что сужение полосы </w:t>
+      </w:r>
+      <w:proofErr w:type="spellStart"/>
+      <w:r>
+        <w:rPr>
+          <w:szCs w:val="24"/>
+        </w:rPr>
+        <w:t>фронтеда</w:t>
+      </w:r>
+      <w:proofErr w:type="spellEnd"/>
+      <w:r>
+        <w:rPr>
+          <w:szCs w:val="24"/>
+        </w:rPr>
+        <w:t xml:space="preserve"> ведет</w:t>
       </w:r>
       <w:r>
         <w:rPr>
@@ -7640,8 +6360,13 @@
               <w:jc w:val="center"/>
             </w:pPr>
             <w:r>
-              <w:t>Полоса фронтеда</w:t>
+              <w:t xml:space="preserve">Полоса </w:t>
             </w:r>
+            <w:proofErr w:type="spellStart"/>
+            <w:r>
+              <w:t>фронтеда</w:t>
+            </w:r>
+            <w:proofErr w:type="spellEnd"/>
             <w:r>
               <w:rPr>
                 <w:lang w:val="en-US"/>
@@ -7664,7 +6389,11 @@
               <w:jc w:val="center"/>
             </w:pPr>
             <w:r>
-              <w:t>Полоса фронте</w:t>
+              <w:t xml:space="preserve">Полоса </w:t>
+            </w:r>
+            <w:proofErr w:type="spellStart"/>
+            <w:r>
+              <w:t>фронте</w:t>
             </w:r>
             <w:r>
               <w:t>н</w:t>
@@ -7672,6 +6401,7 @@
             <w:r>
               <w:t>да</w:t>
             </w:r>
+            <w:proofErr w:type="spellEnd"/>
             <w:r>
               <w:rPr>
                 <w:lang w:val="en-US"/>
@@ -7694,7 +6424,11 @@
               <w:jc w:val="center"/>
             </w:pPr>
             <w:r>
-              <w:t>Полоса фронте</w:t>
+              <w:t xml:space="preserve">Полоса </w:t>
+            </w:r>
+            <w:proofErr w:type="spellStart"/>
+            <w:r>
+              <w:t>фронте</w:t>
             </w:r>
             <w:r>
               <w:t>н</w:t>
@@ -7702,6 +6436,7 @@
             <w:r>
               <w:t>да</w:t>
             </w:r>
+            <w:proofErr w:type="spellEnd"/>
             <w:r>
               <w:rPr>
                 <w:lang w:val="en-US"/>
@@ -8291,21 +7026,37 @@
           <w:sz w:val="22"/>
           <w:szCs w:val="20"/>
         </w:rPr>
-        <w:t>, полоса фронте</w:t>
-      </w:r>
+        <w:t xml:space="preserve">, полоса </w:t>
+      </w:r>
+      <w:proofErr w:type="spellStart"/>
       <w:r>
         <w:rPr>
           <w:sz w:val="22"/>
           <w:szCs w:val="20"/>
         </w:rPr>
-        <w:t>н</w:t>
+        <w:t>фронте</w:t>
       </w:r>
       <w:r>
         <w:rPr>
           <w:sz w:val="22"/>
           <w:szCs w:val="20"/>
         </w:rPr>
-        <w:t>да – бесконечная</w:t>
+        <w:t>н</w:t>
+      </w:r>
+      <w:r>
+        <w:rPr>
+          <w:sz w:val="22"/>
+          <w:szCs w:val="20"/>
+        </w:rPr>
+        <w:t>да</w:t>
+      </w:r>
+      <w:proofErr w:type="spellEnd"/>
+      <w:r>
+        <w:rPr>
+          <w:sz w:val="22"/>
+          <w:szCs w:val="20"/>
+        </w:rPr>
+        <w:t xml:space="preserve"> – бесконечная</w:t>
       </w:r>
     </w:p>
     <w:p>
@@ -8483,7 +7234,14 @@
               <w:rFonts w:ascii="Cambria Math" w:hAnsi="Cambria Math"/>
               <w:szCs w:val="24"/>
             </w:rPr>
-            <m:t>=0,66 Вт</m:t>
+            <m:t xml:space="preserve">=0,66 </m:t>
+          </m:r>
+          <m:r>
+            <w:rPr>
+              <w:rFonts w:ascii="Cambria Math" w:hAnsi="Cambria Math"/>
+              <w:szCs w:val="24"/>
+            </w:rPr>
+            <m:t>Вт</m:t>
           </m:r>
         </m:oMath>
       </m:oMathPara>
@@ -8910,7 +7668,11 @@
               <w:jc w:val="center"/>
             </w:pPr>
             <w:r>
-              <w:t>Полоса фронте</w:t>
+              <w:t xml:space="preserve">Полоса </w:t>
+            </w:r>
+            <w:proofErr w:type="spellStart"/>
+            <w:r>
+              <w:t>фронте</w:t>
             </w:r>
             <w:r>
               <w:t>н</w:t>
@@ -8918,6 +7680,7 @@
             <w:r>
               <w:t>да</w:t>
             </w:r>
+            <w:proofErr w:type="spellEnd"/>
             <w:r>
               <w:rPr>
                 <w:lang w:val="en-US"/>
@@ -8940,7 +7703,11 @@
               <w:jc w:val="center"/>
             </w:pPr>
             <w:r>
-              <w:t>Полоса фронте</w:t>
+              <w:t xml:space="preserve">Полоса </w:t>
+            </w:r>
+            <w:proofErr w:type="spellStart"/>
+            <w:r>
+              <w:t>фронте</w:t>
             </w:r>
             <w:r>
               <w:t>н</w:t>
@@ -8948,6 +7715,7 @@
             <w:r>
               <w:t>да</w:t>
             </w:r>
+            <w:proofErr w:type="spellEnd"/>
             <w:r>
               <w:rPr>
                 <w:lang w:val="en-US"/>
@@ -8970,7 +7738,11 @@
               <w:jc w:val="center"/>
             </w:pPr>
             <w:r>
-              <w:t>Полоса фронте</w:t>
+              <w:t xml:space="preserve">Полоса </w:t>
+            </w:r>
+            <w:proofErr w:type="spellStart"/>
+            <w:r>
+              <w:t>фронте</w:t>
             </w:r>
             <w:r>
               <w:t>н</w:t>
@@ -8978,6 +7750,7 @@
             <w:r>
               <w:t>да</w:t>
             </w:r>
+            <w:proofErr w:type="spellEnd"/>
             <w:r>
               <w:rPr>
                 <w:lang w:val="en-US"/>
@@ -9487,7 +8260,11 @@
               <w:jc w:val="center"/>
             </w:pPr>
             <w:r>
-              <w:t>Полоса фронте</w:t>
+              <w:t xml:space="preserve">Полоса </w:t>
+            </w:r>
+            <w:proofErr w:type="spellStart"/>
+            <w:r>
+              <w:t>фронте</w:t>
             </w:r>
             <w:r>
               <w:t>н</w:t>
@@ -9495,6 +8272,7 @@
             <w:r>
               <w:t>да</w:t>
             </w:r>
+            <w:proofErr w:type="spellEnd"/>
             <w:r>
               <w:rPr>
                 <w:lang w:val="en-US"/>
@@ -9517,7 +8295,11 @@
               <w:jc w:val="center"/>
             </w:pPr>
             <w:r>
-              <w:t>Полоса фронте</w:t>
+              <w:t xml:space="preserve">Полоса </w:t>
+            </w:r>
+            <w:proofErr w:type="spellStart"/>
+            <w:r>
+              <w:t>фронте</w:t>
             </w:r>
             <w:r>
               <w:t>н</w:t>
@@ -9525,6 +8307,7 @@
             <w:r>
               <w:t>да</w:t>
             </w:r>
+            <w:proofErr w:type="spellEnd"/>
             <w:r>
               <w:rPr>
                 <w:lang w:val="en-US"/>
@@ -9547,7 +8330,11 @@
               <w:jc w:val="center"/>
             </w:pPr>
             <w:r>
-              <w:t>Полоса фронте</w:t>
+              <w:t xml:space="preserve">Полоса </w:t>
+            </w:r>
+            <w:proofErr w:type="spellStart"/>
+            <w:r>
+              <w:t>фронте</w:t>
             </w:r>
             <w:r>
               <w:t>н</w:t>
@@ -9555,6 +8342,7 @@
             <w:r>
               <w:t>да</w:t>
             </w:r>
+            <w:proofErr w:type="spellEnd"/>
             <w:r>
               <w:rPr>
                 <w:lang w:val="en-US"/>
@@ -10014,6 +8802,8 @@
         <w:ind w:firstLine="0"/>
         <w:jc w:val="center"/>
       </w:pPr>
+      <w:bookmarkStart w:id="0" w:name="_GoBack"/>
+      <w:bookmarkEnd w:id="0"/>
     </w:p>
     <w:p>
       <w:pPr>
@@ -10041,7 +8831,16 @@
           <w:szCs w:val="24"/>
           <w:shd w:val="clear" w:color="auto" w:fill="FFFFFF"/>
         </w:rPr>
-        <w:t>ить нулевую ошибку по частоте. В отсутствии узкополосной помехи при наличии шума приемника провести исследование процессов в пошаговой модели коррелятора</w:t>
+        <w:t>и</w:t>
+      </w:r>
+      <w:r>
+        <w:rPr>
+          <w:rFonts w:cs="Times New Roman"/>
+          <w:color w:val="000000"/>
+          <w:szCs w:val="24"/>
+          <w:shd w:val="clear" w:color="auto" w:fill="FFFFFF"/>
+        </w:rPr>
+        <w:t>ть нулевую ошибку по частоте. В отсутствии узкополосной помехи при наличии шума приемника провести исследование процессов в пошаговой модели коррелятора</w:t>
       </w:r>
       <w:r>
         <w:rPr>
@@ -10188,7 +8987,15 @@
         <w:t xml:space="preserve"> </w:t>
       </w:r>
       <w:r>
-        <w:t>в ходе выполнения моделирования была исследована структура и свойства функциональных элементов коррелятора АП СРНС. Исследованы характеристики процессов происходящих в корреляторах АП СРНС. На основе результатов моделирования были получены значения промежуточной частоты и полосы сигнала, а также значение группового запаздывания при изменении ширины полосы фронтенда. Измерены СКО и мощность сигнала, проведено сравнение полученных величин. Рассчитано значение отношения мощности сигнала к односторонней спектральной плотности шума.</w:t>
+        <w:t xml:space="preserve">в ходе выполнения моделирования была исследована структура и свойства функциональных элементов коррелятора АП СРНС. Исследованы характеристики процессов происходящих в корреляторах АП СРНС. На основе результатов моделирования были получены значения промежуточной частоты и полосы сигнала, а также значение группового запаздывания при изменении ширины полосы </w:t>
+      </w:r>
+      <w:proofErr w:type="spellStart"/>
+      <w:r>
+        <w:t>фронтенда</w:t>
+      </w:r>
+      <w:proofErr w:type="spellEnd"/>
+      <w:r>
+        <w:t>. Измерены СКО и мощность сигнала, проведено сравнение полученных величин. Рассчитано значение отношения мощности сигнала к односторонней спектральной плотности шума.</w:t>
       </w:r>
     </w:p>
     <w:sectPr>
@@ -10204,7 +9011,7 @@
 </file>
 
 <file path=word/endnotes.xml><?xml version="1.0" encoding="utf-8"?>
-<w:endnotes xmlns:wpc="http://schemas.microsoft.com/office/word/2010/wordprocessingCanvas" xmlns:mc="http://schemas.openxmlformats.org/markup-compatibility/2006" xmlns:o="urn:schemas-microsoft-com:office:office" xmlns:r="http://schemas.openxmlformats.org/officeDocument/2006/relationships" xmlns:m="http://schemas.openxmlformats.org/officeDocument/2006/math" xmlns:v="urn:schemas-microsoft-com:vml" xmlns:wp14="http://schemas.microsoft.com/office/word/2010/wordprocessingDrawing" xmlns:wp="http://schemas.openxmlformats.org/drawingml/2006/wordprocessingDrawing" xmlns:w10="urn:schemas-microsoft-com:office:word" xmlns:w="http://schemas.openxmlformats.org/wordprocessingml/2006/main" xmlns:w14="http://schemas.microsoft.com/office/word/2010/wordml" xmlns:w15="http://schemas.microsoft.com/office/word/2012/wordml" xmlns:wpg="http://schemas.microsoft.com/office/word/2010/wordprocessingGroup" xmlns:wpi="http://schemas.microsoft.com/office/word/2010/wordprocessingInk" xmlns:wne="http://schemas.microsoft.com/office/word/2006/wordml" xmlns:wps="http://schemas.microsoft.com/office/word/2010/wordprocessingShape" mc:Ignorable="w14 w15 wp14">
+<w:endnotes xmlns:wpc="http://schemas.microsoft.com/office/word/2010/wordprocessingCanvas" xmlns:mc="http://schemas.openxmlformats.org/markup-compatibility/2006" xmlns:o="urn:schemas-microsoft-com:office:office" xmlns:r="http://schemas.openxmlformats.org/officeDocument/2006/relationships" xmlns:m="http://schemas.openxmlformats.org/officeDocument/2006/math" xmlns:v="urn:schemas-microsoft-com:vml" xmlns:wp14="http://schemas.microsoft.com/office/word/2010/wordprocessingDrawing" xmlns:wp="http://schemas.openxmlformats.org/drawingml/2006/wordprocessingDrawing" xmlns:w10="urn:schemas-microsoft-com:office:word" xmlns:w="http://schemas.openxmlformats.org/wordprocessingml/2006/main" xmlns:w14="http://schemas.microsoft.com/office/word/2010/wordml" xmlns:wpg="http://schemas.microsoft.com/office/word/2010/wordprocessingGroup" xmlns:wpi="http://schemas.microsoft.com/office/word/2010/wordprocessingInk" xmlns:wne="http://schemas.microsoft.com/office/word/2006/wordml" xmlns:wps="http://schemas.microsoft.com/office/word/2010/wordprocessingShape" mc:Ignorable="w14 wp14">
   <w:endnote w:type="separator" w:id="-1">
     <w:p>
       <w:pPr>
@@ -10229,7 +9036,7 @@
 </file>
 
 <file path=word/footer1.xml><?xml version="1.0" encoding="utf-8"?>
-<w:ftr xmlns:wpc="http://schemas.microsoft.com/office/word/2010/wordprocessingCanvas" xmlns:mc="http://schemas.openxmlformats.org/markup-compatibility/2006" xmlns:o="urn:schemas-microsoft-com:office:office" xmlns:r="http://schemas.openxmlformats.org/officeDocument/2006/relationships" xmlns:m="http://schemas.openxmlformats.org/officeDocument/2006/math" xmlns:v="urn:schemas-microsoft-com:vml" xmlns:wp14="http://schemas.microsoft.com/office/word/2010/wordprocessingDrawing" xmlns:wp="http://schemas.openxmlformats.org/drawingml/2006/wordprocessingDrawing" xmlns:w10="urn:schemas-microsoft-com:office:word" xmlns:w="http://schemas.openxmlformats.org/wordprocessingml/2006/main" xmlns:w14="http://schemas.microsoft.com/office/word/2010/wordml" xmlns:w15="http://schemas.microsoft.com/office/word/2012/wordml" xmlns:wpg="http://schemas.microsoft.com/office/word/2010/wordprocessingGroup" xmlns:wpi="http://schemas.microsoft.com/office/word/2010/wordprocessingInk" xmlns:wne="http://schemas.microsoft.com/office/word/2006/wordml" xmlns:wps="http://schemas.microsoft.com/office/word/2010/wordprocessingShape" mc:Ignorable="w14 w15 wp14">
+<w:ftr xmlns:wpc="http://schemas.microsoft.com/office/word/2010/wordprocessingCanvas" xmlns:mc="http://schemas.openxmlformats.org/markup-compatibility/2006" xmlns:o="urn:schemas-microsoft-com:office:office" xmlns:r="http://schemas.openxmlformats.org/officeDocument/2006/relationships" xmlns:m="http://schemas.openxmlformats.org/officeDocument/2006/math" xmlns:v="urn:schemas-microsoft-com:vml" xmlns:wp14="http://schemas.microsoft.com/office/word/2010/wordprocessingDrawing" xmlns:wp="http://schemas.openxmlformats.org/drawingml/2006/wordprocessingDrawing" xmlns:w10="urn:schemas-microsoft-com:office:word" xmlns:w="http://schemas.openxmlformats.org/wordprocessingml/2006/main" xmlns:w14="http://schemas.microsoft.com/office/word/2010/wordml" xmlns:wpg="http://schemas.microsoft.com/office/word/2010/wordprocessingGroup" xmlns:wpi="http://schemas.microsoft.com/office/word/2010/wordprocessingInk" xmlns:wne="http://schemas.microsoft.com/office/word/2006/wordml" xmlns:wps="http://schemas.microsoft.com/office/word/2010/wordprocessingShape" mc:Ignorable="w14 wp14">
   <w:sdt>
     <w:sdtPr>
       <w:id w:val="-775935115"/>
@@ -10288,7 +9095,7 @@
             <w:sz w:val="24"/>
             <w:szCs w:val="20"/>
           </w:rPr>
-          <w:t>4</w:t>
+          <w:t>15</w:t>
         </w:r>
         <w:r>
           <w:rPr>
@@ -10305,7 +9112,7 @@
 </file>
 
 <file path=word/footnotes.xml><?xml version="1.0" encoding="utf-8"?>
-<w:footnotes xmlns:wpc="http://schemas.microsoft.com/office/word/2010/wordprocessingCanvas" xmlns:mc="http://schemas.openxmlformats.org/markup-compatibility/2006" xmlns:o="urn:schemas-microsoft-com:office:office" xmlns:r="http://schemas.openxmlformats.org/officeDocument/2006/relationships" xmlns:m="http://schemas.openxmlformats.org/officeDocument/2006/math" xmlns:v="urn:schemas-microsoft-com:vml" xmlns:wp14="http://schemas.microsoft.com/office/word/2010/wordprocessingDrawing" xmlns:wp="http://schemas.openxmlformats.org/drawingml/2006/wordprocessingDrawing" xmlns:w10="urn:schemas-microsoft-com:office:word" xmlns:w="http://schemas.openxmlformats.org/wordprocessingml/2006/main" xmlns:w14="http://schemas.microsoft.com/office/word/2010/wordml" xmlns:w15="http://schemas.microsoft.com/office/word/2012/wordml" xmlns:wpg="http://schemas.microsoft.com/office/word/2010/wordprocessingGroup" xmlns:wpi="http://schemas.microsoft.com/office/word/2010/wordprocessingInk" xmlns:wne="http://schemas.microsoft.com/office/word/2006/wordml" xmlns:wps="http://schemas.microsoft.com/office/word/2010/wordprocessingShape" mc:Ignorable="w14 w15 wp14">
+<w:footnotes xmlns:wpc="http://schemas.microsoft.com/office/word/2010/wordprocessingCanvas" xmlns:mc="http://schemas.openxmlformats.org/markup-compatibility/2006" xmlns:o="urn:schemas-microsoft-com:office:office" xmlns:r="http://schemas.openxmlformats.org/officeDocument/2006/relationships" xmlns:m="http://schemas.openxmlformats.org/officeDocument/2006/math" xmlns:v="urn:schemas-microsoft-com:vml" xmlns:wp14="http://schemas.microsoft.com/office/word/2010/wordprocessingDrawing" xmlns:wp="http://schemas.openxmlformats.org/drawingml/2006/wordprocessingDrawing" xmlns:w10="urn:schemas-microsoft-com:office:word" xmlns:w="http://schemas.openxmlformats.org/wordprocessingml/2006/main" xmlns:w14="http://schemas.microsoft.com/office/word/2010/wordml" xmlns:wpg="http://schemas.microsoft.com/office/word/2010/wordprocessingGroup" xmlns:wpi="http://schemas.microsoft.com/office/word/2010/wordprocessingInk" xmlns:wne="http://schemas.microsoft.com/office/word/2006/wordml" xmlns:wps="http://schemas.microsoft.com/office/word/2010/wordprocessingShape" mc:Ignorable="w14 wp14">
   <w:footnote w:type="separator" w:id="-1">
     <w:p>
       <w:pPr>
@@ -10330,8 +9137,8 @@
 </file>
 
 <file path=word/numbering.xml><?xml version="1.0" encoding="utf-8"?>
-<w:numbering xmlns:wpc="http://schemas.microsoft.com/office/word/2010/wordprocessingCanvas" xmlns:mc="http://schemas.openxmlformats.org/markup-compatibility/2006" xmlns:o="urn:schemas-microsoft-com:office:office" xmlns:r="http://schemas.openxmlformats.org/officeDocument/2006/relationships" xmlns:m="http://schemas.openxmlformats.org/officeDocument/2006/math" xmlns:v="urn:schemas-microsoft-com:vml" xmlns:wp14="http://schemas.microsoft.com/office/word/2010/wordprocessingDrawing" xmlns:wp="http://schemas.openxmlformats.org/drawingml/2006/wordprocessingDrawing" xmlns:w10="urn:schemas-microsoft-com:office:word" xmlns:w="http://schemas.openxmlformats.org/wordprocessingml/2006/main" xmlns:w14="http://schemas.microsoft.com/office/word/2010/wordml" xmlns:w15="http://schemas.microsoft.com/office/word/2012/wordml" xmlns:wpg="http://schemas.microsoft.com/office/word/2010/wordprocessingGroup" xmlns:wpi="http://schemas.microsoft.com/office/word/2010/wordprocessingInk" xmlns:wne="http://schemas.microsoft.com/office/word/2006/wordml" xmlns:wps="http://schemas.microsoft.com/office/word/2010/wordprocessingShape" mc:Ignorable="w14 w15 wp14">
-  <w:abstractNum w:abstractNumId="0" w15:restartNumberingAfterBreak="0">
+<w:numbering xmlns:wpc="http://schemas.microsoft.com/office/word/2010/wordprocessingCanvas" xmlns:mc="http://schemas.openxmlformats.org/markup-compatibility/2006" xmlns:o="urn:schemas-microsoft-com:office:office" xmlns:r="http://schemas.openxmlformats.org/officeDocument/2006/relationships" xmlns:m="http://schemas.openxmlformats.org/officeDocument/2006/math" xmlns:v="urn:schemas-microsoft-com:vml" xmlns:wp14="http://schemas.microsoft.com/office/word/2010/wordprocessingDrawing" xmlns:wp="http://schemas.openxmlformats.org/drawingml/2006/wordprocessingDrawing" xmlns:w10="urn:schemas-microsoft-com:office:word" xmlns:w="http://schemas.openxmlformats.org/wordprocessingml/2006/main" xmlns:w14="http://schemas.microsoft.com/office/word/2010/wordml" xmlns:wpg="http://schemas.microsoft.com/office/word/2010/wordprocessingGroup" xmlns:wpi="http://schemas.microsoft.com/office/word/2010/wordprocessingInk" xmlns:wne="http://schemas.microsoft.com/office/word/2006/wordml" xmlns:wps="http://schemas.microsoft.com/office/word/2010/wordprocessingShape" mc:Ignorable="w14 wp14">
+  <w:abstractNum w:abstractNumId="0">
     <w:nsid w:val="0D5766F5"/>
     <w:multiLevelType w:val="hybridMultilevel"/>
     <w:tmpl w:val="6682DF84"/>
@@ -10417,7 +9224,7 @@
       </w:pPr>
     </w:lvl>
   </w:abstractNum>
-  <w:abstractNum w:abstractNumId="1" w15:restartNumberingAfterBreak="0">
+  <w:abstractNum w:abstractNumId="1">
     <w:nsid w:val="0DDD0B70"/>
     <w:multiLevelType w:val="hybridMultilevel"/>
     <w:tmpl w:val="19DEDC5E"/>
@@ -10503,7 +9310,7 @@
       </w:pPr>
     </w:lvl>
   </w:abstractNum>
-  <w:abstractNum w:abstractNumId="2" w15:restartNumberingAfterBreak="0">
+  <w:abstractNum w:abstractNumId="2">
     <w:nsid w:val="16627141"/>
     <w:multiLevelType w:val="hybridMultilevel"/>
     <w:tmpl w:val="2D22E3EC"/>
@@ -10592,7 +9399,7 @@
       </w:pPr>
     </w:lvl>
   </w:abstractNum>
-  <w:abstractNum w:abstractNumId="3" w15:restartNumberingAfterBreak="0">
+  <w:abstractNum w:abstractNumId="3">
     <w:nsid w:val="30BC4FF0"/>
     <w:multiLevelType w:val="hybridMultilevel"/>
     <w:tmpl w:val="231648A2"/>
@@ -10678,7 +9485,7 @@
       </w:pPr>
     </w:lvl>
   </w:abstractNum>
-  <w:abstractNum w:abstractNumId="4" w15:restartNumberingAfterBreak="0">
+  <w:abstractNum w:abstractNumId="4">
     <w:nsid w:val="381F2D43"/>
     <w:multiLevelType w:val="hybridMultilevel"/>
     <w:tmpl w:val="40BAB174"/>
@@ -10791,7 +9598,7 @@
       </w:rPr>
     </w:lvl>
   </w:abstractNum>
-  <w:abstractNum w:abstractNumId="5" w15:restartNumberingAfterBreak="0">
+  <w:abstractNum w:abstractNumId="5">
     <w:nsid w:val="3EEC2EE4"/>
     <w:multiLevelType w:val="hybridMultilevel"/>
     <w:tmpl w:val="4AAC1762"/>
@@ -10904,7 +9711,7 @@
       </w:rPr>
     </w:lvl>
   </w:abstractNum>
-  <w:abstractNum w:abstractNumId="6" w15:restartNumberingAfterBreak="0">
+  <w:abstractNum w:abstractNumId="6">
     <w:nsid w:val="45010573"/>
     <w:multiLevelType w:val="hybridMultilevel"/>
     <w:tmpl w:val="912E1EE2"/>
@@ -10990,7 +9797,7 @@
       </w:pPr>
     </w:lvl>
   </w:abstractNum>
-  <w:abstractNum w:abstractNumId="7" w15:restartNumberingAfterBreak="0">
+  <w:abstractNum w:abstractNumId="7">
     <w:nsid w:val="4BEE3294"/>
     <w:multiLevelType w:val="hybridMultilevel"/>
     <w:tmpl w:val="4880C44A"/>
@@ -11103,7 +9910,7 @@
       </w:rPr>
     </w:lvl>
   </w:abstractNum>
-  <w:abstractNum w:abstractNumId="8" w15:restartNumberingAfterBreak="0">
+  <w:abstractNum w:abstractNumId="8">
     <w:nsid w:val="55666928"/>
     <w:multiLevelType w:val="hybridMultilevel"/>
     <w:tmpl w:val="DACC83F8"/>
@@ -11189,7 +9996,7 @@
       </w:pPr>
     </w:lvl>
   </w:abstractNum>
-  <w:abstractNum w:abstractNumId="9" w15:restartNumberingAfterBreak="0">
+  <w:abstractNum w:abstractNumId="9">
     <w:nsid w:val="7A933B9B"/>
     <w:multiLevelType w:val="hybridMultilevel"/>
     <w:tmpl w:val="D2885096"/>
@@ -11302,7 +10109,7 @@
       </w:rPr>
     </w:lvl>
   </w:abstractNum>
-  <w:abstractNum w:abstractNumId="10" w15:restartNumberingAfterBreak="0">
+  <w:abstractNum w:abstractNumId="10">
     <w:nsid w:val="7E9F7AD3"/>
     <w:multiLevelType w:val="hybridMultilevel"/>
     <w:tmpl w:val="D12CFB2A"/>
@@ -11452,7 +10259,7 @@
 </file>
 
 <file path=word/styles.xml><?xml version="1.0" encoding="utf-8"?>
-<w:styles xmlns:mc="http://schemas.openxmlformats.org/markup-compatibility/2006" xmlns:r="http://schemas.openxmlformats.org/officeDocument/2006/relationships" xmlns:w="http://schemas.openxmlformats.org/wordprocessingml/2006/main" xmlns:w14="http://schemas.microsoft.com/office/word/2010/wordml" xmlns:w15="http://schemas.microsoft.com/office/word/2012/wordml" mc:Ignorable="w14 w15">
+<w:styles xmlns:mc="http://schemas.openxmlformats.org/markup-compatibility/2006" xmlns:r="http://schemas.openxmlformats.org/officeDocument/2006/relationships" xmlns:w="http://schemas.openxmlformats.org/wordprocessingml/2006/main" xmlns:w14="http://schemas.microsoft.com/office/word/2010/wordml" mc:Ignorable="w14">
   <w:docDefaults>
     <w:rPrDefault>
       <w:rPr>
@@ -11468,378 +10275,148 @@
       </w:pPr>
     </w:pPrDefault>
   </w:docDefaults>
-  <w:latentStyles w:defLockedState="0" w:defUIPriority="99" w:defSemiHidden="0" w:defUnhideWhenUsed="0" w:defQFormat="0" w:count="371">
-    <w:lsdException w:name="Normal" w:uiPriority="0" w:qFormat="1"/>
-    <w:lsdException w:name="heading 1" w:uiPriority="9" w:qFormat="1"/>
-    <w:lsdException w:name="heading 2" w:semiHidden="1" w:uiPriority="9" w:unhideWhenUsed="1" w:qFormat="1"/>
-    <w:lsdException w:name="heading 3" w:semiHidden="1" w:uiPriority="9" w:unhideWhenUsed="1" w:qFormat="1"/>
-    <w:lsdException w:name="heading 4" w:semiHidden="1" w:uiPriority="9" w:unhideWhenUsed="1" w:qFormat="1"/>
-    <w:lsdException w:name="heading 5" w:semiHidden="1" w:uiPriority="9" w:unhideWhenUsed="1" w:qFormat="1"/>
-    <w:lsdException w:name="heading 6" w:semiHidden="1" w:uiPriority="9" w:unhideWhenUsed="1" w:qFormat="1"/>
-    <w:lsdException w:name="heading 7" w:semiHidden="1" w:uiPriority="9" w:unhideWhenUsed="1" w:qFormat="1"/>
-    <w:lsdException w:name="heading 8" w:semiHidden="1" w:uiPriority="9" w:unhideWhenUsed="1" w:qFormat="1"/>
-    <w:lsdException w:name="heading 9" w:semiHidden="1" w:uiPriority="9" w:unhideWhenUsed="1" w:qFormat="1"/>
-    <w:lsdException w:name="index 1" w:semiHidden="1" w:unhideWhenUsed="1"/>
-    <w:lsdException w:name="index 2" w:semiHidden="1" w:unhideWhenUsed="1"/>
-    <w:lsdException w:name="index 3" w:semiHidden="1" w:unhideWhenUsed="1"/>
-    <w:lsdException w:name="index 4" w:semiHidden="1" w:unhideWhenUsed="1"/>
-    <w:lsdException w:name="index 5" w:semiHidden="1" w:unhideWhenUsed="1"/>
-    <w:lsdException w:name="index 6" w:semiHidden="1" w:unhideWhenUsed="1"/>
-    <w:lsdException w:name="index 7" w:semiHidden="1" w:unhideWhenUsed="1"/>
-    <w:lsdException w:name="index 8" w:semiHidden="1" w:unhideWhenUsed="1"/>
-    <w:lsdException w:name="index 9" w:semiHidden="1" w:unhideWhenUsed="1"/>
-    <w:lsdException w:name="toc 1" w:semiHidden="1" w:uiPriority="39" w:unhideWhenUsed="1"/>
-    <w:lsdException w:name="toc 2" w:semiHidden="1" w:uiPriority="39" w:unhideWhenUsed="1"/>
-    <w:lsdException w:name="toc 3" w:semiHidden="1" w:uiPriority="39" w:unhideWhenUsed="1"/>
-    <w:lsdException w:name="toc 4" w:semiHidden="1" w:uiPriority="39" w:unhideWhenUsed="1"/>
-    <w:lsdException w:name="toc 5" w:semiHidden="1" w:uiPriority="39" w:unhideWhenUsed="1"/>
-    <w:lsdException w:name="toc 6" w:semiHidden="1" w:uiPriority="39" w:unhideWhenUsed="1"/>
-    <w:lsdException w:name="toc 7" w:semiHidden="1" w:uiPriority="39" w:unhideWhenUsed="1"/>
-    <w:lsdException w:name="toc 8" w:semiHidden="1" w:uiPriority="39" w:unhideWhenUsed="1"/>
-    <w:lsdException w:name="toc 9" w:semiHidden="1" w:uiPriority="39" w:unhideWhenUsed="1"/>
-    <w:lsdException w:name="Normal Indent" w:semiHidden="1" w:unhideWhenUsed="1"/>
-    <w:lsdException w:name="footnote text" w:semiHidden="1" w:unhideWhenUsed="1"/>
-    <w:lsdException w:name="annotation text" w:semiHidden="1" w:unhideWhenUsed="1"/>
-    <w:lsdException w:name="header" w:semiHidden="1" w:unhideWhenUsed="1"/>
-    <w:lsdException w:name="footer" w:semiHidden="1" w:unhideWhenUsed="1"/>
-    <w:lsdException w:name="index heading" w:semiHidden="1" w:unhideWhenUsed="1"/>
-    <w:lsdException w:name="caption" w:semiHidden="1" w:uiPriority="35" w:unhideWhenUsed="1" w:qFormat="1"/>
-    <w:lsdException w:name="table of figures" w:semiHidden="1" w:unhideWhenUsed="1"/>
-    <w:lsdException w:name="envelope address" w:semiHidden="1" w:unhideWhenUsed="1"/>
-    <w:lsdException w:name="envelope return" w:semiHidden="1" w:unhideWhenUsed="1"/>
-    <w:lsdException w:name="footnote reference" w:semiHidden="1" w:unhideWhenUsed="1"/>
-    <w:lsdException w:name="annotation reference" w:semiHidden="1" w:unhideWhenUsed="1"/>
-    <w:lsdException w:name="line number" w:semiHidden="1" w:unhideWhenUsed="1"/>
-    <w:lsdException w:name="page number" w:semiHidden="1" w:unhideWhenUsed="1"/>
-    <w:lsdException w:name="endnote reference" w:semiHidden="1" w:unhideWhenUsed="1"/>
-    <w:lsdException w:name="endnote text" w:semiHidden="1" w:unhideWhenUsed="1"/>
-    <w:lsdException w:name="table of authorities" w:semiHidden="1" w:unhideWhenUsed="1"/>
-    <w:lsdException w:name="macro" w:semiHidden="1" w:unhideWhenUsed="1"/>
-    <w:lsdException w:name="toa heading" w:semiHidden="1" w:unhideWhenUsed="1"/>
-    <w:lsdException w:name="List" w:semiHidden="1" w:unhideWhenUsed="1"/>
-    <w:lsdException w:name="List Bullet" w:semiHidden="1" w:unhideWhenUsed="1"/>
-    <w:lsdException w:name="List Number" w:semiHidden="1" w:unhideWhenUsed="1"/>
-    <w:lsdException w:name="List 2" w:semiHidden="1" w:unhideWhenUsed="1"/>
-    <w:lsdException w:name="List 3" w:semiHidden="1" w:unhideWhenUsed="1"/>
-    <w:lsdException w:name="List 4" w:semiHidden="1" w:unhideWhenUsed="1"/>
-    <w:lsdException w:name="List 5" w:semiHidden="1" w:unhideWhenUsed="1"/>
-    <w:lsdException w:name="List Bullet 2" w:semiHidden="1" w:unhideWhenUsed="1"/>
-    <w:lsdException w:name="List Bullet 3" w:semiHidden="1" w:unhideWhenUsed="1"/>
-    <w:lsdException w:name="List Bullet 4" w:semiHidden="1" w:unhideWhenUsed="1"/>
-    <w:lsdException w:name="List Bullet 5" w:semiHidden="1" w:unhideWhenUsed="1"/>
-    <w:lsdException w:name="List Number 2" w:semiHidden="1" w:unhideWhenUsed="1"/>
-    <w:lsdException w:name="List Number 3" w:semiHidden="1" w:unhideWhenUsed="1"/>
-    <w:lsdException w:name="List Number 4" w:semiHidden="1" w:unhideWhenUsed="1"/>
-    <w:lsdException w:name="List Number 5" w:semiHidden="1" w:unhideWhenUsed="1"/>
-    <w:lsdException w:name="Title" w:uiPriority="10" w:qFormat="1"/>
-    <w:lsdException w:name="Closing" w:semiHidden="1" w:unhideWhenUsed="1"/>
-    <w:lsdException w:name="Signature" w:semiHidden="1" w:unhideWhenUsed="1"/>
-    <w:lsdException w:name="Default Paragraph Font" w:semiHidden="1" w:uiPriority="1" w:unhideWhenUsed="1"/>
-    <w:lsdException w:name="Body Text" w:semiHidden="1" w:unhideWhenUsed="1"/>
-    <w:lsdException w:name="Body Text Indent" w:semiHidden="1" w:unhideWhenUsed="1"/>
-    <w:lsdException w:name="List Continue" w:semiHidden="1" w:unhideWhenUsed="1"/>
-    <w:lsdException w:name="List Continue 2" w:semiHidden="1" w:unhideWhenUsed="1"/>
-    <w:lsdException w:name="List Continue 3" w:semiHidden="1" w:unhideWhenUsed="1"/>
-    <w:lsdException w:name="List Continue 4" w:semiHidden="1" w:unhideWhenUsed="1"/>
-    <w:lsdException w:name="List Continue 5" w:semiHidden="1" w:unhideWhenUsed="1"/>
-    <w:lsdException w:name="Message Header" w:semiHidden="1" w:unhideWhenUsed="1"/>
-    <w:lsdException w:name="Subtitle" w:uiPriority="11" w:qFormat="1"/>
-    <w:lsdException w:name="Salutation" w:semiHidden="1" w:unhideWhenUsed="1"/>
-    <w:lsdException w:name="Date" w:semiHidden="1" w:unhideWhenUsed="1"/>
-    <w:lsdException w:name="Body Text First Indent" w:semiHidden="1" w:unhideWhenUsed="1"/>
-    <w:lsdException w:name="Body Text First Indent 2" w:semiHidden="1" w:unhideWhenUsed="1"/>
-    <w:lsdException w:name="Note Heading" w:semiHidden="1" w:unhideWhenUsed="1"/>
-    <w:lsdException w:name="Body Text 2" w:semiHidden="1" w:unhideWhenUsed="1"/>
-    <w:lsdException w:name="Body Text 3" w:semiHidden="1" w:unhideWhenUsed="1"/>
-    <w:lsdException w:name="Body Text Indent 2" w:semiHidden="1" w:unhideWhenUsed="1"/>
-    <w:lsdException w:name="Body Text Indent 3" w:semiHidden="1" w:unhideWhenUsed="1"/>
-    <w:lsdException w:name="Block Text" w:semiHidden="1" w:unhideWhenUsed="1"/>
-    <w:lsdException w:name="Hyperlink" w:semiHidden="1" w:unhideWhenUsed="1"/>
-    <w:lsdException w:name="FollowedHyperlink" w:semiHidden="1" w:unhideWhenUsed="1"/>
-    <w:lsdException w:name="Strong" w:uiPriority="22" w:qFormat="1"/>
-    <w:lsdException w:name="Emphasis" w:uiPriority="20" w:qFormat="1"/>
-    <w:lsdException w:name="Document Map" w:semiHidden="1" w:unhideWhenUsed="1"/>
-    <w:lsdException w:name="Plain Text" w:semiHidden="1" w:unhideWhenUsed="1"/>
-    <w:lsdException w:name="E-mail Signature" w:semiHidden="1" w:unhideWhenUsed="1"/>
-    <w:lsdException w:name="HTML Top of Form" w:semiHidden="1" w:unhideWhenUsed="1"/>
-    <w:lsdException w:name="HTML Bottom of Form" w:semiHidden="1" w:unhideWhenUsed="1"/>
-    <w:lsdException w:name="Normal (Web)" w:semiHidden="1" w:unhideWhenUsed="1"/>
-    <w:lsdException w:name="HTML Acronym" w:semiHidden="1" w:unhideWhenUsed="1"/>
-    <w:lsdException w:name="HTML Address" w:semiHidden="1" w:unhideWhenUsed="1"/>
-    <w:lsdException w:name="HTML Cite" w:semiHidden="1" w:unhideWhenUsed="1"/>
-    <w:lsdException w:name="HTML Code" w:semiHidden="1" w:unhideWhenUsed="1"/>
-    <w:lsdException w:name="HTML Definition" w:semiHidden="1" w:unhideWhenUsed="1"/>
-    <w:lsdException w:name="HTML Keyboard" w:semiHidden="1" w:unhideWhenUsed="1"/>
-    <w:lsdException w:name="HTML Preformatted" w:semiHidden="1" w:unhideWhenUsed="1"/>
-    <w:lsdException w:name="HTML Sample" w:semiHidden="1" w:unhideWhenUsed="1"/>
-    <w:lsdException w:name="HTML Typewriter" w:semiHidden="1" w:unhideWhenUsed="1"/>
-    <w:lsdException w:name="HTML Variable" w:semiHidden="1" w:unhideWhenUsed="1"/>
-    <w:lsdException w:name="Normal Table" w:semiHidden="1" w:unhideWhenUsed="1"/>
-    <w:lsdException w:name="annotation subject" w:semiHidden="1" w:unhideWhenUsed="1"/>
-    <w:lsdException w:name="No List" w:semiHidden="1" w:unhideWhenUsed="1"/>
-    <w:lsdException w:name="Outline List 1" w:semiHidden="1" w:unhideWhenUsed="1"/>
-    <w:lsdException w:name="Outline List 2" w:semiHidden="1" w:unhideWhenUsed="1"/>
-    <w:lsdException w:name="Outline List 3" w:semiHidden="1" w:unhideWhenUsed="1"/>
-    <w:lsdException w:name="Table Simple 1" w:semiHidden="1" w:unhideWhenUsed="1"/>
-    <w:lsdException w:name="Table Simple 2" w:semiHidden="1" w:unhideWhenUsed="1"/>
-    <w:lsdException w:name="Table Simple 3" w:semiHidden="1" w:unhideWhenUsed="1"/>
-    <w:lsdException w:name="Table Classic 1" w:semiHidden="1" w:unhideWhenUsed="1"/>
-    <w:lsdException w:name="Table Classic 2" w:semiHidden="1" w:unhideWhenUsed="1"/>
-    <w:lsdException w:name="Table Classic 3" w:semiHidden="1" w:unhideWhenUsed="1"/>
-    <w:lsdException w:name="Table Classic 4" w:semiHidden="1" w:unhideWhenUsed="1"/>
-    <w:lsdException w:name="Table Colorful 1" w:semiHidden="1" w:unhideWhenUsed="1"/>
-    <w:lsdException w:name="Table Colorful 2" w:semiHidden="1" w:unhideWhenUsed="1"/>
-    <w:lsdException w:name="Table Colorful 3" w:semiHidden="1" w:unhideWhenUsed="1"/>
-    <w:lsdException w:name="Table Columns 1" w:semiHidden="1" w:unhideWhenUsed="1"/>
-    <w:lsdException w:name="Table Columns 2" w:semiHidden="1" w:unhideWhenUsed="1"/>
-    <w:lsdException w:name="Table Columns 3" w:semiHidden="1" w:unhideWhenUsed="1"/>
-    <w:lsdException w:name="Table Columns 4" w:semiHidden="1" w:unhideWhenUsed="1"/>
-    <w:lsdException w:name="Table Columns 5" w:semiHidden="1" w:unhideWhenUsed="1"/>
-    <w:lsdException w:name="Table Grid 1" w:semiHidden="1" w:unhideWhenUsed="1"/>
-    <w:lsdException w:name="Table Grid 2" w:semiHidden="1" w:unhideWhenUsed="1"/>
-    <w:lsdException w:name="Table Grid 3" w:semiHidden="1" w:unhideWhenUsed="1"/>
-    <w:lsdException w:name="Table Grid 4" w:semiHidden="1" w:unhideWhenUsed="1"/>
-    <w:lsdException w:name="Table Grid 5" w:semiHidden="1" w:unhideWhenUsed="1"/>
-    <w:lsdException w:name="Table Grid 6" w:semiHidden="1" w:unhideWhenUsed="1"/>
-    <w:lsdException w:name="Table Grid 7" w:semiHidden="1" w:unhideWhenUsed="1"/>
-    <w:lsdException w:name="Table Grid 8" w:semiHidden="1" w:unhideWhenUsed="1"/>
-    <w:lsdException w:name="Table List 1" w:semiHidden="1" w:unhideWhenUsed="1"/>
-    <w:lsdException w:name="Table List 2" w:semiHidden="1" w:unhideWhenUsed="1"/>
-    <w:lsdException w:name="Table List 3" w:semiHidden="1" w:unhideWhenUsed="1"/>
-    <w:lsdException w:name="Table List 4" w:semiHidden="1" w:unhideWhenUsed="1"/>
-    <w:lsdException w:name="Table List 5" w:semiHidden="1" w:unhideWhenUsed="1"/>
-    <w:lsdException w:name="Table List 6" w:semiHidden="1" w:unhideWhenUsed="1"/>
-    <w:lsdException w:name="Table List 7" w:semiHidden="1" w:unhideWhenUsed="1"/>
-    <w:lsdException w:name="Table List 8" w:semiHidden="1" w:unhideWhenUsed="1"/>
-    <w:lsdException w:name="Table 3D effects 1" w:semiHidden="1" w:unhideWhenUsed="1"/>
-    <w:lsdException w:name="Table 3D effects 2" w:semiHidden="1" w:unhideWhenUsed="1"/>
-    <w:lsdException w:name="Table 3D effects 3" w:semiHidden="1" w:unhideWhenUsed="1"/>
-    <w:lsdException w:name="Table Contemporary" w:semiHidden="1" w:unhideWhenUsed="1"/>
-    <w:lsdException w:name="Table Elegant" w:semiHidden="1" w:unhideWhenUsed="1"/>
-    <w:lsdException w:name="Table Professional" w:semiHidden="1" w:unhideWhenUsed="1"/>
-    <w:lsdException w:name="Table Subtle 1" w:semiHidden="1" w:unhideWhenUsed="1"/>
-    <w:lsdException w:name="Table Subtle 2" w:semiHidden="1" w:unhideWhenUsed="1"/>
-    <w:lsdException w:name="Table Web 1" w:semiHidden="1" w:unhideWhenUsed="1"/>
-    <w:lsdException w:name="Table Web 2" w:semiHidden="1" w:unhideWhenUsed="1"/>
-    <w:lsdException w:name="Table Web 3" w:semiHidden="1" w:unhideWhenUsed="1"/>
-    <w:lsdException w:name="Balloon Text" w:semiHidden="1" w:unhideWhenUsed="1"/>
-    <w:lsdException w:name="Table Grid" w:uiPriority="39"/>
-    <w:lsdException w:name="Table Theme" w:semiHidden="1" w:unhideWhenUsed="1"/>
-    <w:lsdException w:name="Placeholder Text" w:semiHidden="1"/>
-    <w:lsdException w:name="No Spacing" w:uiPriority="1" w:qFormat="1"/>
-    <w:lsdException w:name="Light Shading" w:uiPriority="60"/>
-    <w:lsdException w:name="Light List" w:uiPriority="61"/>
-    <w:lsdException w:name="Light Grid" w:uiPriority="62"/>
-    <w:lsdException w:name="Medium Shading 1" w:uiPriority="63"/>
-    <w:lsdException w:name="Medium Shading 2" w:uiPriority="64"/>
-    <w:lsdException w:name="Medium List 1" w:uiPriority="65"/>
-    <w:lsdException w:name="Medium List 2" w:uiPriority="66"/>
-    <w:lsdException w:name="Medium Grid 1" w:uiPriority="67"/>
-    <w:lsdException w:name="Medium Grid 2" w:uiPriority="68"/>
-    <w:lsdException w:name="Medium Grid 3" w:uiPriority="69"/>
-    <w:lsdException w:name="Dark List" w:uiPriority="70"/>
-    <w:lsdException w:name="Colorful Shading" w:uiPriority="71"/>
-    <w:lsdException w:name="Colorful List" w:uiPriority="72"/>
-    <w:lsdException w:name="Colorful Grid" w:uiPriority="73"/>
-    <w:lsdException w:name="Light Shading Accent 1" w:uiPriority="60"/>
-    <w:lsdException w:name="Light List Accent 1" w:uiPriority="61"/>
-    <w:lsdException w:name="Light Grid Accent 1" w:uiPriority="62"/>
-    <w:lsdException w:name="Medium Shading 1 Accent 1" w:uiPriority="63"/>
-    <w:lsdException w:name="Medium Shading 2 Accent 1" w:uiPriority="64"/>
-    <w:lsdException w:name="Medium List 1 Accent 1" w:uiPriority="65"/>
-    <w:lsdException w:name="Revision" w:semiHidden="1"/>
-    <w:lsdException w:name="List Paragraph" w:uiPriority="34" w:qFormat="1"/>
-    <w:lsdException w:name="Quote" w:uiPriority="29" w:qFormat="1"/>
-    <w:lsdException w:name="Intense Quote" w:uiPriority="30" w:qFormat="1"/>
-    <w:lsdException w:name="Medium List 2 Accent 1" w:uiPriority="66"/>
-    <w:lsdException w:name="Medium Grid 1 Accent 1" w:uiPriority="67"/>
-    <w:lsdException w:name="Medium Grid 2 Accent 1" w:uiPriority="68"/>
-    <w:lsdException w:name="Medium Grid 3 Accent 1" w:uiPriority="69"/>
-    <w:lsdException w:name="Dark List Accent 1" w:uiPriority="70"/>
-    <w:lsdException w:name="Colorful Shading Accent 1" w:uiPriority="71"/>
-    <w:lsdException w:name="Colorful List Accent 1" w:uiPriority="72"/>
-    <w:lsdException w:name="Colorful Grid Accent 1" w:uiPriority="73"/>
-    <w:lsdException w:name="Light Shading Accent 2" w:uiPriority="60"/>
-    <w:lsdException w:name="Light List Accent 2" w:uiPriority="61"/>
-    <w:lsdException w:name="Light Grid Accent 2" w:uiPriority="62"/>
-    <w:lsdException w:name="Medium Shading 1 Accent 2" w:uiPriority="63"/>
-    <w:lsdException w:name="Medium Shading 2 Accent 2" w:uiPriority="64"/>
-    <w:lsdException w:name="Medium List 1 Accent 2" w:uiPriority="65"/>
-    <w:lsdException w:name="Medium List 2 Accent 2" w:uiPriority="66"/>
-    <w:lsdException w:name="Medium Grid 1 Accent 2" w:uiPriority="67"/>
-    <w:lsdException w:name="Medium Grid 2 Accent 2" w:uiPriority="68"/>
-    <w:lsdException w:name="Medium Grid 3 Accent 2" w:uiPriority="69"/>
-    <w:lsdException w:name="Dark List Accent 2" w:uiPriority="70"/>
-    <w:lsdException w:name="Colorful Shading Accent 2" w:uiPriority="71"/>
-    <w:lsdException w:name="Colorful List Accent 2" w:uiPriority="72"/>
-    <w:lsdException w:name="Colorful Grid Accent 2" w:uiPriority="73"/>
-    <w:lsdException w:name="Light Shading Accent 3" w:uiPriority="60"/>
-    <w:lsdException w:name="Light List Accent 3" w:uiPriority="61"/>
-    <w:lsdException w:name="Light Grid Accent 3" w:uiPriority="62"/>
-    <w:lsdException w:name="Medium Shading 1 Accent 3" w:uiPriority="63"/>
-    <w:lsdException w:name="Medium Shading 2 Accent 3" w:uiPriority="64"/>
-    <w:lsdException w:name="Medium List 1 Accent 3" w:uiPriority="65"/>
-    <w:lsdException w:name="Medium List 2 Accent 3" w:uiPriority="66"/>
-    <w:lsdException w:name="Medium Grid 1 Accent 3" w:uiPriority="67"/>
-    <w:lsdException w:name="Medium Grid 2 Accent 3" w:uiPriority="68"/>
-    <w:lsdException w:name="Medium Grid 3 Accent 3" w:uiPriority="69"/>
-    <w:lsdException w:name="Dark List Accent 3" w:uiPriority="70"/>
-    <w:lsdException w:name="Colorful Shading Accent 3" w:uiPriority="71"/>
-    <w:lsdException w:name="Colorful List Accent 3" w:uiPriority="72"/>
-    <w:lsdException w:name="Colorful Grid Accent 3" w:uiPriority="73"/>
-    <w:lsdException w:name="Light Shading Accent 4" w:uiPriority="60"/>
-    <w:lsdException w:name="Light List Accent 4" w:uiPriority="61"/>
-    <w:lsdException w:name="Light Grid Accent 4" w:uiPriority="62"/>
-    <w:lsdException w:name="Medium Shading 1 Accent 4" w:uiPriority="63"/>
-    <w:lsdException w:name="Medium Shading 2 Accent 4" w:uiPriority="64"/>
-    <w:lsdException w:name="Medium List 1 Accent 4" w:uiPriority="65"/>
-    <w:lsdException w:name="Medium List 2 Accent 4" w:uiPriority="66"/>
-    <w:lsdException w:name="Medium Grid 1 Accent 4" w:uiPriority="67"/>
-    <w:lsdException w:name="Medium Grid 2 Accent 4" w:uiPriority="68"/>
-    <w:lsdException w:name="Medium Grid 3 Accent 4" w:uiPriority="69"/>
-    <w:lsdException w:name="Dark List Accent 4" w:uiPriority="70"/>
-    <w:lsdException w:name="Colorful Shading Accent 4" w:uiPriority="71"/>
-    <w:lsdException w:name="Colorful List Accent 4" w:uiPriority="72"/>
-    <w:lsdException w:name="Colorful Grid Accent 4" w:uiPriority="73"/>
-    <w:lsdException w:name="Light Shading Accent 5" w:uiPriority="60"/>
-    <w:lsdException w:name="Light List Accent 5" w:uiPriority="61"/>
-    <w:lsdException w:name="Light Grid Accent 5" w:uiPriority="62"/>
-    <w:lsdException w:name="Medium Shading 1 Accent 5" w:uiPriority="63"/>
-    <w:lsdException w:name="Medium Shading 2 Accent 5" w:uiPriority="64"/>
-    <w:lsdException w:name="Medium List 1 Accent 5" w:uiPriority="65"/>
-    <w:lsdException w:name="Medium List 2 Accent 5" w:uiPriority="66"/>
-    <w:lsdException w:name="Medium Grid 1 Accent 5" w:uiPriority="67"/>
-    <w:lsdException w:name="Medium Grid 2 Accent 5" w:uiPriority="68"/>
-    <w:lsdException w:name="Medium Grid 3 Accent 5" w:uiPriority="69"/>
-    <w:lsdException w:name="Dark List Accent 5" w:uiPriority="70"/>
-    <w:lsdException w:name="Colorful Shading Accent 5" w:uiPriority="71"/>
-    <w:lsdException w:name="Colorful List Accent 5" w:uiPriority="72"/>
-    <w:lsdException w:name="Colorful Grid Accent 5" w:uiPriority="73"/>
-    <w:lsdException w:name="Light Shading Accent 6" w:uiPriority="60"/>
-    <w:lsdException w:name="Light List Accent 6" w:uiPriority="61"/>
-    <w:lsdException w:name="Light Grid Accent 6" w:uiPriority="62"/>
-    <w:lsdException w:name="Medium Shading 1 Accent 6" w:uiPriority="63"/>
-    <w:lsdException w:name="Medium Shading 2 Accent 6" w:uiPriority="64"/>
-    <w:lsdException w:name="Medium List 1 Accent 6" w:uiPriority="65"/>
-    <w:lsdException w:name="Medium List 2 Accent 6" w:uiPriority="66"/>
-    <w:lsdException w:name="Medium Grid 1 Accent 6" w:uiPriority="67"/>
-    <w:lsdException w:name="Medium Grid 2 Accent 6" w:uiPriority="68"/>
-    <w:lsdException w:name="Medium Grid 3 Accent 6" w:uiPriority="69"/>
-    <w:lsdException w:name="Dark List Accent 6" w:uiPriority="70"/>
-    <w:lsdException w:name="Colorful Shading Accent 6" w:uiPriority="71"/>
-    <w:lsdException w:name="Colorful List Accent 6" w:uiPriority="72"/>
-    <w:lsdException w:name="Colorful Grid Accent 6" w:uiPriority="73"/>
-    <w:lsdException w:name="Subtle Emphasis" w:uiPriority="19" w:qFormat="1"/>
-    <w:lsdException w:name="Intense Emphasis" w:uiPriority="21" w:qFormat="1"/>
-    <w:lsdException w:name="Subtle Reference" w:uiPriority="31" w:qFormat="1"/>
-    <w:lsdException w:name="Intense Reference" w:uiPriority="32" w:qFormat="1"/>
-    <w:lsdException w:name="Book Title" w:uiPriority="33" w:qFormat="1"/>
-    <w:lsdException w:name="Bibliography" w:semiHidden="1" w:uiPriority="37" w:unhideWhenUsed="1"/>
-    <w:lsdException w:name="TOC Heading" w:semiHidden="1" w:uiPriority="39" w:unhideWhenUsed="1" w:qFormat="1"/>
-    <w:lsdException w:name="Plain Table 1" w:uiPriority="41"/>
-    <w:lsdException w:name="Plain Table 2" w:uiPriority="42"/>
-    <w:lsdException w:name="Plain Table 3" w:uiPriority="43"/>
-    <w:lsdException w:name="Plain Table 4" w:uiPriority="44"/>
-    <w:lsdException w:name="Plain Table 5" w:uiPriority="45"/>
-    <w:lsdException w:name="Grid Table Light" w:uiPriority="40"/>
-    <w:lsdException w:name="Grid Table 1 Light" w:uiPriority="46"/>
-    <w:lsdException w:name="Grid Table 2" w:uiPriority="47"/>
-    <w:lsdException w:name="Grid Table 3" w:uiPriority="48"/>
-    <w:lsdException w:name="Grid Table 4" w:uiPriority="49"/>
-    <w:lsdException w:name="Grid Table 5 Dark" w:uiPriority="50"/>
-    <w:lsdException w:name="Grid Table 6 Colorful" w:uiPriority="51"/>
-    <w:lsdException w:name="Grid Table 7 Colorful" w:uiPriority="52"/>
-    <w:lsdException w:name="Grid Table 1 Light Accent 1" w:uiPriority="46"/>
-    <w:lsdException w:name="Grid Table 2 Accent 1" w:uiPriority="47"/>
-    <w:lsdException w:name="Grid Table 3 Accent 1" w:uiPriority="48"/>
-    <w:lsdException w:name="Grid Table 4 Accent 1" w:uiPriority="49"/>
-    <w:lsdException w:name="Grid Table 5 Dark Accent 1" w:uiPriority="50"/>
-    <w:lsdException w:name="Grid Table 6 Colorful Accent 1" w:uiPriority="51"/>
-    <w:lsdException w:name="Grid Table 7 Colorful Accent 1" w:uiPriority="52"/>
-    <w:lsdException w:name="Grid Table 1 Light Accent 2" w:uiPriority="46"/>
-    <w:lsdException w:name="Grid Table 2 Accent 2" w:uiPriority="47"/>
-    <w:lsdException w:name="Grid Table 3 Accent 2" w:uiPriority="48"/>
-    <w:lsdException w:name="Grid Table 4 Accent 2" w:uiPriority="49"/>
-    <w:lsdException w:name="Grid Table 5 Dark Accent 2" w:uiPriority="50"/>
-    <w:lsdException w:name="Grid Table 6 Colorful Accent 2" w:uiPriority="51"/>
-    <w:lsdException w:name="Grid Table 7 Colorful Accent 2" w:uiPriority="52"/>
-    <w:lsdException w:name="Grid Table 1 Light Accent 3" w:uiPriority="46"/>
-    <w:lsdException w:name="Grid Table 2 Accent 3" w:uiPriority="47"/>
-    <w:lsdException w:name="Grid Table 3 Accent 3" w:uiPriority="48"/>
-    <w:lsdException w:name="Grid Table 4 Accent 3" w:uiPriority="49"/>
-    <w:lsdException w:name="Grid Table 5 Dark Accent 3" w:uiPriority="50"/>
-    <w:lsdException w:name="Grid Table 6 Colorful Accent 3" w:uiPriority="51"/>
-    <w:lsdException w:name="Grid Table 7 Colorful Accent 3" w:uiPriority="52"/>
-    <w:lsdException w:name="Grid Table 1 Light Accent 4" w:uiPriority="46"/>
-    <w:lsdException w:name="Grid Table 2 Accent 4" w:uiPriority="47"/>
-    <w:lsdException w:name="Grid Table 3 Accent 4" w:uiPriority="48"/>
-    <w:lsdException w:name="Grid Table 4 Accent 4" w:uiPriority="49"/>
-    <w:lsdException w:name="Grid Table 5 Dark Accent 4" w:uiPriority="50"/>
-    <w:lsdException w:name="Grid Table 6 Colorful Accent 4" w:uiPriority="51"/>
-    <w:lsdException w:name="Grid Table 7 Colorful Accent 4" w:uiPriority="52"/>
-    <w:lsdException w:name="Grid Table 1 Light Accent 5" w:uiPriority="46"/>
-    <w:lsdException w:name="Grid Table 2 Accent 5" w:uiPriority="47"/>
-    <w:lsdException w:name="Grid Table 3 Accent 5" w:uiPriority="48"/>
-    <w:lsdException w:name="Grid Table 4 Accent 5" w:uiPriority="49"/>
-    <w:lsdException w:name="Grid Table 5 Dark Accent 5" w:uiPriority="50"/>
-    <w:lsdException w:name="Grid Table 6 Colorful Accent 5" w:uiPriority="51"/>
-    <w:lsdException w:name="Grid Table 7 Colorful Accent 5" w:uiPriority="52"/>
-    <w:lsdException w:name="Grid Table 1 Light Accent 6" w:uiPriority="46"/>
-    <w:lsdException w:name="Grid Table 2 Accent 6" w:uiPriority="47"/>
-    <w:lsdException w:name="Grid Table 3 Accent 6" w:uiPriority="48"/>
-    <w:lsdException w:name="Grid Table 4 Accent 6" w:uiPriority="49"/>
-    <w:lsdException w:name="Grid Table 5 Dark Accent 6" w:uiPriority="50"/>
-    <w:lsdException w:name="Grid Table 6 Colorful Accent 6" w:uiPriority="51"/>
-    <w:lsdException w:name="Grid Table 7 Colorful Accent 6" w:uiPriority="52"/>
-    <w:lsdException w:name="List Table 1 Light" w:uiPriority="46"/>
-    <w:lsdException w:name="List Table 2" w:uiPriority="47"/>
-    <w:lsdException w:name="List Table 3" w:uiPriority="48"/>
-    <w:lsdException w:name="List Table 4" w:uiPriority="49"/>
-    <w:lsdException w:name="List Table 5 Dark" w:uiPriority="50"/>
-    <w:lsdException w:name="List Table 6 Colorful" w:uiPriority="51"/>
-    <w:lsdException w:name="List Table 7 Colorful" w:uiPriority="52"/>
-    <w:lsdException w:name="List Table 1 Light Accent 1" w:uiPriority="46"/>
-    <w:lsdException w:name="List Table 2 Accent 1" w:uiPriority="47"/>
-    <w:lsdException w:name="List Table 3 Accent 1" w:uiPriority="48"/>
-    <w:lsdException w:name="List Table 4 Accent 1" w:uiPriority="49"/>
-    <w:lsdException w:name="List Table 5 Dark Accent 1" w:uiPriority="50"/>
-    <w:lsdException w:name="List Table 6 Colorful Accent 1" w:uiPriority="51"/>
-    <w:lsdException w:name="List Table 7 Colorful Accent 1" w:uiPriority="52"/>
-    <w:lsdException w:name="List Table 1 Light Accent 2" w:uiPriority="46"/>
-    <w:lsdException w:name="List Table 2 Accent 2" w:uiPriority="47"/>
-    <w:lsdException w:name="List Table 3 Accent 2" w:uiPriority="48"/>
-    <w:lsdException w:name="List Table 4 Accent 2" w:uiPriority="49"/>
-    <w:lsdException w:name="List Table 5 Dark Accent 2" w:uiPriority="50"/>
-    <w:lsdException w:name="List Table 6 Colorful Accent 2" w:uiPriority="51"/>
-    <w:lsdException w:name="List Table 7 Colorful Accent 2" w:uiPriority="52"/>
-    <w:lsdException w:name="List Table 1 Light Accent 3" w:uiPriority="46"/>
-    <w:lsdException w:name="List Table 2 Accent 3" w:uiPriority="47"/>
-    <w:lsdException w:name="List Table 3 Accent 3" w:uiPriority="48"/>
-    <w:lsdException w:name="List Table 4 Accent 3" w:uiPriority="49"/>
-    <w:lsdException w:name="List Table 5 Dark Accent 3" w:uiPriority="50"/>
-    <w:lsdException w:name="List Table 6 Colorful Accent 3" w:uiPriority="51"/>
-    <w:lsdException w:name="List Table 7 Colorful Accent 3" w:uiPriority="52"/>
-    <w:lsdException w:name="List Table 1 Light Accent 4" w:uiPriority="46"/>
-    <w:lsdException w:name="List Table 2 Accent 4" w:uiPriority="47"/>
-    <w:lsdException w:name="List Table 3 Accent 4" w:uiPriority="48"/>
-    <w:lsdException w:name="List Table 4 Accent 4" w:uiPriority="49"/>
-    <w:lsdException w:name="List Table 5 Dark Accent 4" w:uiPriority="50"/>
-    <w:lsdException w:name="List Table 6 Colorful Accent 4" w:uiPriority="51"/>
-    <w:lsdException w:name="List Table 7 Colorful Accent 4" w:uiPriority="52"/>
-    <w:lsdException w:name="List Table 1 Light Accent 5" w:uiPriority="46"/>
-    <w:lsdException w:name="List Table 2 Accent 5" w:uiPriority="47"/>
-    <w:lsdException w:name="List Table 3 Accent 5" w:uiPriority="48"/>
-    <w:lsdException w:name="List Table 4 Accent 5" w:uiPriority="49"/>
-    <w:lsdException w:name="List Table 5 Dark Accent 5" w:uiPriority="50"/>
-    <w:lsdException w:name="List Table 6 Colorful Accent 5" w:uiPriority="51"/>
-    <w:lsdException w:name="List Table 7 Colorful Accent 5" w:uiPriority="52"/>
-    <w:lsdException w:name="List Table 1 Light Accent 6" w:uiPriority="46"/>
-    <w:lsdException w:name="List Table 2 Accent 6" w:uiPriority="47"/>
-    <w:lsdException w:name="List Table 3 Accent 6" w:uiPriority="48"/>
-    <w:lsdException w:name="List Table 4 Accent 6" w:uiPriority="49"/>
-    <w:lsdException w:name="List Table 5 Dark Accent 6" w:uiPriority="50"/>
-    <w:lsdException w:name="List Table 6 Colorful Accent 6" w:uiPriority="51"/>
-    <w:lsdException w:name="List Table 7 Colorful Accent 6" w:uiPriority="52"/>
+  <w:latentStyles w:defLockedState="0" w:defUIPriority="99" w:defSemiHidden="1" w:defUnhideWhenUsed="1" w:defQFormat="0" w:count="267">
+    <w:lsdException w:name="Normal" w:semiHidden="0" w:uiPriority="0" w:unhideWhenUsed="0" w:qFormat="1"/>
+    <w:lsdException w:name="heading 1" w:semiHidden="0" w:uiPriority="9" w:unhideWhenUsed="0" w:qFormat="1"/>
+    <w:lsdException w:name="heading 2" w:uiPriority="9" w:qFormat="1"/>
+    <w:lsdException w:name="heading 3" w:uiPriority="9" w:qFormat="1"/>
+    <w:lsdException w:name="heading 4" w:uiPriority="9" w:qFormat="1"/>
+    <w:lsdException w:name="heading 5" w:uiPriority="9" w:qFormat="1"/>
+    <w:lsdException w:name="heading 6" w:uiPriority="9" w:qFormat="1"/>
+    <w:lsdException w:name="heading 7" w:uiPriority="9" w:qFormat="1"/>
+    <w:lsdException w:name="heading 8" w:uiPriority="9" w:qFormat="1"/>
+    <w:lsdException w:name="heading 9" w:uiPriority="9" w:qFormat="1"/>
+    <w:lsdException w:name="toc 1" w:uiPriority="39"/>
+    <w:lsdException w:name="toc 2" w:uiPriority="39"/>
+    <w:lsdException w:name="toc 3" w:uiPriority="39"/>
+    <w:lsdException w:name="toc 4" w:uiPriority="39"/>
+    <w:lsdException w:name="toc 5" w:uiPriority="39"/>
+    <w:lsdException w:name="toc 6" w:uiPriority="39"/>
+    <w:lsdException w:name="toc 7" w:uiPriority="39"/>
+    <w:lsdException w:name="toc 8" w:uiPriority="39"/>
+    <w:lsdException w:name="toc 9" w:uiPriority="39"/>
+    <w:lsdException w:name="caption" w:uiPriority="35" w:qFormat="1"/>
+    <w:lsdException w:name="Title" w:semiHidden="0" w:uiPriority="10" w:unhideWhenUsed="0" w:qFormat="1"/>
+    <w:lsdException w:name="Default Paragraph Font" w:uiPriority="1"/>
+    <w:lsdException w:name="Subtitle" w:semiHidden="0" w:uiPriority="11" w:unhideWhenUsed="0" w:qFormat="1"/>
+    <w:lsdException w:name="Strong" w:semiHidden="0" w:uiPriority="22" w:unhideWhenUsed="0" w:qFormat="1"/>
+    <w:lsdException w:name="Emphasis" w:semiHidden="0" w:uiPriority="20" w:unhideWhenUsed="0" w:qFormat="1"/>
+    <w:lsdException w:name="Normal Table" w:semiHidden="0" w:unhideWhenUsed="0"/>
+    <w:lsdException w:name="Table Subtle 1" w:semiHidden="0" w:unhideWhenUsed="0"/>
+    <w:lsdException w:name="Table Web 2" w:semiHidden="0" w:unhideWhenUsed="0"/>
+    <w:lsdException w:name="Table Web 3" w:semiHidden="0" w:unhideWhenUsed="0"/>
+    <w:lsdException w:name="Table Grid" w:semiHidden="0" w:uiPriority="39" w:unhideWhenUsed="0"/>
+    <w:lsdException w:name="Placeholder Text" w:unhideWhenUsed="0"/>
+    <w:lsdException w:name="No Spacing" w:semiHidden="0" w:uiPriority="1" w:unhideWhenUsed="0" w:qFormat="1"/>
+    <w:lsdException w:name="Light Shading" w:semiHidden="0" w:uiPriority="60" w:unhideWhenUsed="0"/>
+    <w:lsdException w:name="Light List" w:semiHidden="0" w:uiPriority="61" w:unhideWhenUsed="0"/>
+    <w:lsdException w:name="Light Grid" w:semiHidden="0" w:uiPriority="62" w:unhideWhenUsed="0"/>
+    <w:lsdException w:name="Medium Shading 1" w:semiHidden="0" w:uiPriority="63" w:unhideWhenUsed="0"/>
+    <w:lsdException w:name="Medium Shading 2" w:semiHidden="0" w:uiPriority="64" w:unhideWhenUsed="0"/>
+    <w:lsdException w:name="Medium List 1" w:semiHidden="0" w:uiPriority="65" w:unhideWhenUsed="0"/>
+    <w:lsdException w:name="Medium List 2" w:semiHidden="0" w:uiPriority="66" w:unhideWhenUsed="0"/>
+    <w:lsdException w:name="Medium Grid 1" w:semiHidden="0" w:uiPriority="67" w:unhideWhenUsed="0"/>
+    <w:lsdException w:name="Medium Grid 2" w:semiHidden="0" w:uiPriority="68" w:unhideWhenUsed="0"/>
+    <w:lsdException w:name="Medium Grid 3" w:semiHidden="0" w:uiPriority="69" w:unhideWhenUsed="0"/>
+    <w:lsdException w:name="Dark List" w:semiHidden="0" w:uiPriority="70" w:unhideWhenUsed="0"/>
+    <w:lsdException w:name="Colorful Shading" w:semiHidden="0" w:uiPriority="71" w:unhideWhenUsed="0"/>
+    <w:lsdException w:name="Colorful List" w:semiHidden="0" w:uiPriority="72" w:unhideWhenUsed="0"/>
+    <w:lsdException w:name="Colorful Grid" w:semiHidden="0" w:uiPriority="73" w:unhideWhenUsed="0"/>
+    <w:lsdException w:name="Light Shading Accent 1" w:semiHidden="0" w:uiPriority="60" w:unhideWhenUsed="0"/>
+    <w:lsdException w:name="Light List Accent 1" w:semiHidden="0" w:uiPriority="61" w:unhideWhenUsed="0"/>
+    <w:lsdException w:name="Light Grid Accent 1" w:semiHidden="0" w:uiPriority="62" w:unhideWhenUsed="0"/>
+    <w:lsdException w:name="Medium Shading 1 Accent 1" w:semiHidden="0" w:uiPriority="63" w:unhideWhenUsed="0"/>
+    <w:lsdException w:name="Medium Shading 2 Accent 1" w:semiHidden="0" w:uiPriority="64" w:unhideWhenUsed="0"/>
+    <w:lsdException w:name="Medium List 1 Accent 1" w:semiHidden="0" w:uiPriority="65" w:unhideWhenUsed="0"/>
+    <w:lsdException w:name="Revision" w:unhideWhenUsed="0"/>
+    <w:lsdException w:name="List Paragraph" w:semiHidden="0" w:uiPriority="34" w:unhideWhenUsed="0" w:qFormat="1"/>
+    <w:lsdException w:name="Quote" w:semiHidden="0" w:uiPriority="29" w:unhideWhenUsed="0" w:qFormat="1"/>
+    <w:lsdException w:name="Intense Quote" w:semiHidden="0" w:uiPriority="30" w:unhideWhenUsed="0" w:qFormat="1"/>
+    <w:lsdException w:name="Medium List 2 Accent 1" w:semiHidden="0" w:uiPriority="66" w:unhideWhenUsed="0"/>
+    <w:lsdException w:name="Medium Grid 1 Accent 1" w:semiHidden="0" w:uiPriority="67" w:unhideWhenUsed="0"/>
+    <w:lsdException w:name="Medium Grid 2 Accent 1" w:semiHidden="0" w:uiPriority="68" w:unhideWhenUsed="0"/>
+    <w:lsdException w:name="Medium Grid 3 Accent 1" w:semiHidden="0" w:uiPriority="69" w:unhideWhenUsed="0"/>
+    <w:lsdException w:name="Dark List Accent 1" w:semiHidden="0" w:uiPriority="70" w:unhideWhenUsed="0"/>
+    <w:lsdException w:name="Colorful Shading Accent 1" w:semiHidden="0" w:uiPriority="71" w:unhideWhenUsed="0"/>
+    <w:lsdException w:name="Colorful List Accent 1" w:semiHidden="0" w:uiPriority="72" w:unhideWhenUsed="0"/>
+    <w:lsdException w:name="Colorful Grid Accent 1" w:semiHidden="0" w:uiPriority="73" w:unhideWhenUsed="0"/>
+    <w:lsdException w:name="Light Shading Accent 2" w:semiHidden="0" w:uiPriority="60" w:unhideWhenUsed="0"/>
+    <w:lsdException w:name="Light List Accent 2" w:semiHidden="0" w:uiPriority="61" w:unhideWhenUsed="0"/>
+    <w:lsdException w:name="Light Grid Accent 2" w:semiHidden="0" w:uiPriority="62" w:unhideWhenUsed="0"/>
+    <w:lsdException w:name="Medium Shading 1 Accent 2" w:semiHidden="0" w:uiPriority="63" w:unhideWhenUsed="0"/>
+    <w:lsdException w:name="Medium Shading 2 Accent 2" w:semiHidden="0" w:uiPriority="64" w:unhideWhenUsed="0"/>
+    <w:lsdException w:name="Medium List 1 Accent 2" w:semiHidden="0" w:uiPriority="65" w:unhideWhenUsed="0"/>
+    <w:lsdException w:name="Medium List 2 Accent 2" w:semiHidden="0" w:uiPriority="66" w:unhideWhenUsed="0"/>
+    <w:lsdException w:name="Medium Grid 1 Accent 2" w:semiHidden="0" w:uiPriority="67" w:unhideWhenUsed="0"/>
+    <w:lsdException w:name="Medium Grid 2 Accent 2" w:semiHidden="0" w:uiPriority="68" w:unhideWhenUsed="0"/>
+    <w:lsdException w:name="Medium Grid 3 Accent 2" w:semiHidden="0" w:uiPriority="69" w:unhideWhenUsed="0"/>
+    <w:lsdException w:name="Dark List Accent 2" w:semiHidden="0" w:uiPriority="70" w:unhideWhenUsed="0"/>
+    <w:lsdException w:name="Colorful Shading Accent 2" w:semiHidden="0" w:uiPriority="71" w:unhideWhenUsed="0"/>
+    <w:lsdException w:name="Colorful List Accent 2" w:semiHidden="0" w:uiPriority="72" w:unhideWhenUsed="0"/>
+    <w:lsdException w:name="Colorful Grid Accent 2" w:semiHidden="0" w:uiPriority="73" w:unhideWhenUsed="0"/>
+    <w:lsdException w:name="Light Shading Accent 3" w:semiHidden="0" w:uiPriority="60" w:unhideWhenUsed="0"/>
+    <w:lsdException w:name="Light List Accent 3" w:semiHidden="0" w:uiPriority="61" w:unhideWhenUsed="0"/>
+    <w:lsdException w:name="Light Grid Accent 3" w:semiHidden="0" w:uiPriority="62" w:unhideWhenUsed="0"/>
+    <w:lsdException w:name="Medium Shading 1 Accent 3" w:semiHidden="0" w:uiPriority="63" w:unhideWhenUsed="0"/>
+    <w:lsdException w:name="Medium Shading 2 Accent 3" w:semiHidden="0" w:uiPriority="64" w:unhideWhenUsed="0"/>
+    <w:lsdException w:name="Medium List 1 Accent 3" w:semiHidden="0" w:uiPriority="65" w:unhideWhenUsed="0"/>
+    <w:lsdException w:name="Medium List 2 Accent 3" w:semiHidden="0" w:uiPriority="66" w:unhideWhenUsed="0"/>
+    <w:lsdException w:name="Medium Grid 1 Accent 3" w:semiHidden="0" w:uiPriority="67" w:unhideWhenUsed="0"/>
+    <w:lsdException w:name="Medium Grid 2 Accent 3" w:semiHidden="0" w:uiPriority="68" w:unhideWhenUsed="0"/>
+    <w:lsdException w:name="Medium Grid 3 Accent 3" w:semiHidden="0" w:uiPriority="69" w:unhideWhenUsed="0"/>
+    <w:lsdException w:name="Dark List Accent 3" w:semiHidden="0" w:uiPriority="70" w:unhideWhenUsed="0"/>
+    <w:lsdException w:name="Colorful Shading Accent 3" w:semiHidden="0" w:uiPriority="71" w:unhideWhenUsed="0"/>
+    <w:lsdException w:name="Colorful List Accent 3" w:semiHidden="0" w:uiPriority="72" w:unhideWhenUsed="0"/>
+    <w:lsdException w:name="Colorful Grid Accent 3" w:semiHidden="0" w:uiPriority="73" w:unhideWhenUsed="0"/>
+    <w:lsdException w:name="Light Shading Accent 4" w:semiHidden="0" w:uiPriority="60" w:unhideWhenUsed="0"/>
+    <w:lsdException w:name="Light List Accent 4" w:semiHidden="0" w:uiPriority="61" w:unhideWhenUsed="0"/>
+    <w:lsdException w:name="Light Grid Accent 4" w:semiHidden="0" w:uiPriority="62" w:unhideWhenUsed="0"/>
+    <w:lsdException w:name="Medium Shading 1 Accent 4" w:semiHidden="0" w:uiPriority="63" w:unhideWhenUsed="0"/>
+    <w:lsdException w:name="Medium Shading 2 Accent 4" w:semiHidden="0" w:uiPriority="64" w:unhideWhenUsed="0"/>
+    <w:lsdException w:name="Medium List 1 Accent 4" w:semiHidden="0" w:uiPriority="65" w:unhideWhenUsed="0"/>
+    <w:lsdException w:name="Medium List 2 Accent 4" w:semiHidden="0" w:uiPriority="66" w:unhideWhenUsed="0"/>
+    <w:lsdException w:name="Medium Grid 1 Accent 4" w:semiHidden="0" w:uiPriority="67" w:unhideWhenUsed="0"/>
+    <w:lsdException w:name="Medium Grid 2 Accent 4" w:semiHidden="0" w:uiPriority="68" w:unhideWhenUsed="0"/>
+    <w:lsdException w:name="Medium Grid 3 Accent 4" w:semiHidden="0" w:uiPriority="69" w:unhideWhenUsed="0"/>
+    <w:lsdException w:name="Dark List Accent 4" w:semiHidden="0" w:uiPriority="70" w:unhideWhenUsed="0"/>
+    <w:lsdException w:name="Colorful Shading Accent 4" w:semiHidden="0" w:uiPriority="71" w:unhideWhenUsed="0"/>
+    <w:lsdException w:name="Colorful List Accent 4" w:semiHidden="0" w:uiPriority="72" w:unhideWhenUsed="0"/>
+    <w:lsdException w:name="Colorful Grid Accent 4" w:semiHidden="0" w:uiPriority="73" w:unhideWhenUsed="0"/>
+    <w:lsdException w:name="Light Shading Accent 5" w:semiHidden="0" w:uiPriority="60" w:unhideWhenUsed="0"/>
+    <w:lsdException w:name="Light List Accent 5" w:semiHidden="0" w:uiPriority="61" w:unhideWhenUsed="0"/>
+    <w:lsdException w:name="Light Grid Accent 5" w:semiHidden="0" w:uiPriority="62" w:unhideWhenUsed="0"/>
+    <w:lsdException w:name="Medium Shading 1 Accent 5" w:semiHidden="0" w:uiPriority="63" w:unhideWhenUsed="0"/>
+    <w:lsdException w:name="Medium Shading 2 Accent 5" w:semiHidden="0" w:uiPriority="64" w:unhideWhenUsed="0"/>
+    <w:lsdException w:name="Medium List 1 Accent 5" w:semiHidden="0" w:uiPriority="65" w:unhideWhenUsed="0"/>
+    <w:lsdException w:name="Medium List 2 Accent 5" w:semiHidden="0" w:uiPriority="66" w:unhideWhenUsed="0"/>
+    <w:lsdException w:name="Medium Grid 1 Accent 5" w:semiHidden="0" w:uiPriority="67" w:unhideWhenUsed="0"/>
+    <w:lsdException w:name="Medium Grid 2 Accent 5" w:semiHidden="0" w:uiPriority="68" w:unhideWhenUsed="0"/>
+    <w:lsdException w:name="Medium Grid 3 Accent 5" w:semiHidden="0" w:uiPriority="69" w:unhideWhenUsed="0"/>
+    <w:lsdException w:name="Dark List Accent 5" w:semiHidden="0" w:uiPriority="70" w:unhideWhenUsed="0"/>
+    <w:lsdException w:name="Colorful Shading Accent 5" w:semiHidden="0" w:uiPriority="71" w:unhideWhenUsed="0"/>
+    <w:lsdException w:name="Colorful List Accent 5" w:semiHidden="0" w:uiPriority="72" w:unhideWhenUsed="0"/>
+    <w:lsdException w:name="Colorful Grid Accent 5" w:semiHidden="0" w:uiPriority="73" w:unhideWhenUsed="0"/>
+    <w:lsdException w:name="Light Shading Accent 6" w:semiHidden="0" w:uiPriority="60" w:unhideWhenUsed="0"/>
+    <w:lsdException w:name="Light List Accent 6" w:semiHidden="0" w:uiPriority="61" w:unhideWhenUsed="0"/>
+    <w:lsdException w:name="Light Grid Accent 6" w:semiHidden="0" w:uiPriority="62" w:unhideWhenUsed="0"/>
+    <w:lsdException w:name="Medium Shading 1 Accent 6" w:semiHidden="0" w:uiPriority="63" w:unhideWhenUsed="0"/>
+    <w:lsdException w:name="Medium Shading 2 Accent 6" w:semiHidden="0" w:uiPriority="64" w:unhideWhenUsed="0"/>
+    <w:lsdException w:name="Medium List 1 Accent 6" w:semiHidden="0" w:uiPriority="65" w:unhideWhenUsed="0"/>
+    <w:lsdException w:name="Medium List 2 Accent 6" w:semiHidden="0" w:uiPriority="66" w:unhideWhenUsed="0"/>
+    <w:lsdException w:name="Medium Grid 1 Accent 6" w:semiHidden="0" w:uiPriority="67" w:unhideWhenUsed="0"/>
+    <w:lsdException w:name="Medium Grid 2 Accent 6" w:semiHidden="0" w:uiPriority="68" w:unhideWhenUsed="0"/>
+    <w:lsdException w:name="Medium Grid 3 Accent 6" w:semiHidden="0" w:uiPriority="69" w:unhideWhenUsed="0"/>
+    <w:lsdException w:name="Dark List Accent 6" w:semiHidden="0" w:uiPriority="70" w:unhideWhenUsed="0"/>
+    <w:lsdException w:name="Colorful Shading Accent 6" w:semiHidden="0" w:uiPriority="71" w:unhideWhenUsed="0"/>
+    <w:lsdException w:name="Colorful List Accent 6" w:semiHidden="0" w:uiPriority="72" w:unhideWhenUsed="0"/>
+    <w:lsdException w:name="Colorful Grid Accent 6" w:semiHidden="0" w:uiPriority="73" w:unhideWhenUsed="0"/>
+    <w:lsdException w:name="Subtle Emphasis" w:semiHidden="0" w:uiPriority="19" w:unhideWhenUsed="0" w:qFormat="1"/>
+    <w:lsdException w:name="Intense Emphasis" w:semiHidden="0" w:uiPriority="21" w:unhideWhenUsed="0" w:qFormat="1"/>
+    <w:lsdException w:name="Subtle Reference" w:semiHidden="0" w:uiPriority="31" w:unhideWhenUsed="0" w:qFormat="1"/>
+    <w:lsdException w:name="Intense Reference" w:semiHidden="0" w:uiPriority="32" w:unhideWhenUsed="0" w:qFormat="1"/>
+    <w:lsdException w:name="Book Title" w:semiHidden="0" w:uiPriority="33" w:unhideWhenUsed="0" w:qFormat="1"/>
+    <w:lsdException w:name="Bibliography" w:uiPriority="37"/>
+    <w:lsdException w:name="TOC Heading" w:uiPriority="39" w:qFormat="1"/>
   </w:latentStyles>
   <w:style w:type="paragraph" w:default="1" w:styleId="a">
     <w:name w:val="Normal"/>
@@ -11958,6 +10535,7 @@
       <w:spacing w:after="0" w:line="240" w:lineRule="auto"/>
     </w:pPr>
     <w:tblPr>
+      <w:tblInd w:w="0" w:type="dxa"/>
       <w:tblBorders>
         <w:top w:val="single" w:sz="4" w:space="0" w:color="auto"/>
         <w:left w:val="single" w:sz="4" w:space="0" w:color="auto"/>
@@ -11966,6 +10544,461 @@
         <w:insideH w:val="single" w:sz="4" w:space="0" w:color="auto"/>
         <w:insideV w:val="single" w:sz="4" w:space="0" w:color="auto"/>
       </w:tblBorders>
+      <w:tblCellMar>
+        <w:top w:w="0" w:type="dxa"/>
+        <w:left w:w="108" w:type="dxa"/>
+        <w:bottom w:w="0" w:type="dxa"/>
+        <w:right w:w="108" w:type="dxa"/>
+      </w:tblCellMar>
+    </w:tblPr>
+  </w:style>
+  <w:style w:type="character" w:styleId="a8">
+    <w:name w:val="annotation reference"/>
+    <w:basedOn w:val="a0"/>
+    <w:uiPriority w:val="99"/>
+    <w:semiHidden/>
+    <w:unhideWhenUsed/>
+    <w:rsid w:val="00CE3630"/>
+    <w:rPr>
+      <w:sz w:val="16"/>
+      <w:szCs w:val="16"/>
+    </w:rPr>
+  </w:style>
+  <w:style w:type="paragraph" w:styleId="a9">
+    <w:name w:val="annotation text"/>
+    <w:basedOn w:val="a"/>
+    <w:link w:val="aa"/>
+    <w:uiPriority w:val="99"/>
+    <w:semiHidden/>
+    <w:unhideWhenUsed/>
+    <w:rsid w:val="00CE3630"/>
+    <w:pPr>
+      <w:spacing w:line="240" w:lineRule="auto"/>
+    </w:pPr>
+    <w:rPr>
+      <w:sz w:val="20"/>
+      <w:szCs w:val="20"/>
+    </w:rPr>
+  </w:style>
+  <w:style w:type="character" w:customStyle="1" w:styleId="aa">
+    <w:name w:val="Текст примечания Знак"/>
+    <w:basedOn w:val="a0"/>
+    <w:link w:val="a9"/>
+    <w:uiPriority w:val="99"/>
+    <w:semiHidden/>
+    <w:rsid w:val="00CE3630"/>
+    <w:rPr>
+      <w:sz w:val="20"/>
+      <w:szCs w:val="20"/>
+    </w:rPr>
+  </w:style>
+  <w:style w:type="paragraph" w:styleId="ab">
+    <w:name w:val="annotation subject"/>
+    <w:basedOn w:val="a9"/>
+    <w:next w:val="a9"/>
+    <w:link w:val="ac"/>
+    <w:uiPriority w:val="99"/>
+    <w:semiHidden/>
+    <w:unhideWhenUsed/>
+    <w:rsid w:val="00CE3630"/>
+    <w:rPr>
+      <w:b/>
+      <w:bCs/>
+    </w:rPr>
+  </w:style>
+  <w:style w:type="character" w:customStyle="1" w:styleId="ac">
+    <w:name w:val="Тема примечания Знак"/>
+    <w:basedOn w:val="aa"/>
+    <w:link w:val="ab"/>
+    <w:uiPriority w:val="99"/>
+    <w:semiHidden/>
+    <w:rsid w:val="00CE3630"/>
+    <w:rPr>
+      <w:b/>
+      <w:bCs/>
+      <w:sz w:val="20"/>
+      <w:szCs w:val="20"/>
+    </w:rPr>
+  </w:style>
+  <w:style w:type="paragraph" w:styleId="ad">
+    <w:name w:val="Balloon Text"/>
+    <w:basedOn w:val="a"/>
+    <w:link w:val="ae"/>
+    <w:uiPriority w:val="99"/>
+    <w:semiHidden/>
+    <w:unhideWhenUsed/>
+    <w:rsid w:val="00CE3630"/>
+    <w:pPr>
+      <w:spacing w:after="0" w:line="240" w:lineRule="auto"/>
+    </w:pPr>
+    <w:rPr>
+      <w:rFonts w:ascii="Segoe UI" w:hAnsi="Segoe UI" w:cs="Segoe UI"/>
+      <w:sz w:val="18"/>
+      <w:szCs w:val="18"/>
+    </w:rPr>
+  </w:style>
+  <w:style w:type="character" w:customStyle="1" w:styleId="ae">
+    <w:name w:val="Текст выноски Знак"/>
+    <w:basedOn w:val="a0"/>
+    <w:link w:val="ad"/>
+    <w:uiPriority w:val="99"/>
+    <w:semiHidden/>
+    <w:rsid w:val="00CE3630"/>
+    <w:rPr>
+      <w:rFonts w:ascii="Segoe UI" w:hAnsi="Segoe UI" w:cs="Segoe UI"/>
+      <w:sz w:val="18"/>
+      <w:szCs w:val="18"/>
+    </w:rPr>
+  </w:style>
+  <w:style w:type="character" w:styleId="af">
+    <w:name w:val="Placeholder Text"/>
+    <w:basedOn w:val="a0"/>
+    <w:uiPriority w:val="99"/>
+    <w:semiHidden/>
+    <w:rsid w:val="009613F5"/>
+    <w:rPr>
+      <w:color w:val="808080"/>
+    </w:rPr>
+  </w:style>
+  <w:style w:type="paragraph" w:styleId="af0">
+    <w:name w:val="header"/>
+    <w:basedOn w:val="a"/>
+    <w:link w:val="af1"/>
+    <w:uiPriority w:val="99"/>
+    <w:unhideWhenUsed/>
+    <w:rsid w:val="006071CA"/>
+    <w:pPr>
+      <w:tabs>
+        <w:tab w:val="center" w:pos="4677"/>
+        <w:tab w:val="right" w:pos="9355"/>
+      </w:tabs>
+      <w:spacing w:after="0" w:line="240" w:lineRule="auto"/>
+    </w:pPr>
+  </w:style>
+  <w:style w:type="character" w:customStyle="1" w:styleId="af1">
+    <w:name w:val="Верхний колонтитул Знак"/>
+    <w:basedOn w:val="a0"/>
+    <w:link w:val="af0"/>
+    <w:uiPriority w:val="99"/>
+    <w:rsid w:val="006071CA"/>
+  </w:style>
+  <w:style w:type="paragraph" w:styleId="af2">
+    <w:name w:val="footer"/>
+    <w:basedOn w:val="a"/>
+    <w:link w:val="af3"/>
+    <w:uiPriority w:val="99"/>
+    <w:unhideWhenUsed/>
+    <w:rsid w:val="006071CA"/>
+    <w:pPr>
+      <w:tabs>
+        <w:tab w:val="center" w:pos="4677"/>
+        <w:tab w:val="right" w:pos="9355"/>
+      </w:tabs>
+      <w:spacing w:after="0" w:line="240" w:lineRule="auto"/>
+    </w:pPr>
+  </w:style>
+  <w:style w:type="character" w:customStyle="1" w:styleId="af3">
+    <w:name w:val="Нижний колонтитул Знак"/>
+    <w:basedOn w:val="a0"/>
+    <w:link w:val="af2"/>
+    <w:uiPriority w:val="99"/>
+    <w:rsid w:val="006071CA"/>
+  </w:style>
+</w:styles>
+</file>
+
+<file path=word/stylesWithEffects.xml><?xml version="1.0" encoding="utf-8"?>
+<w:styles xmlns:wpc="http://schemas.microsoft.com/office/word/2010/wordprocessingCanvas" xmlns:mc="http://schemas.openxmlformats.org/markup-compatibility/2006" xmlns:o="urn:schemas-microsoft-com:office:office" xmlns:r="http://schemas.openxmlformats.org/officeDocument/2006/relationships" xmlns:m="http://schemas.openxmlformats.org/officeDocument/2006/math" xmlns:v="urn:schemas-microsoft-com:vml" xmlns:wp14="http://schemas.microsoft.com/office/word/2010/wordprocessingDrawing" xmlns:wp="http://schemas.openxmlformats.org/drawingml/2006/wordprocessingDrawing" xmlns:w10="urn:schemas-microsoft-com:office:word" xmlns:w="http://schemas.openxmlformats.org/wordprocessingml/2006/main" xmlns:w14="http://schemas.microsoft.com/office/word/2010/wordml" xmlns:wpg="http://schemas.microsoft.com/office/word/2010/wordprocessingGroup" xmlns:wpi="http://schemas.microsoft.com/office/word/2010/wordprocessingInk" xmlns:wne="http://schemas.microsoft.com/office/word/2006/wordml" xmlns:wps="http://schemas.microsoft.com/office/word/2010/wordprocessingShape" mc:Ignorable="w14 wp14">
+  <w:docDefaults>
+    <w:rPrDefault>
+      <w:rPr>
+        <w:rFonts w:asciiTheme="minorHAnsi" w:eastAsiaTheme="minorHAnsi" w:hAnsiTheme="minorHAnsi" w:cstheme="minorBidi"/>
+        <w:sz w:val="22"/>
+        <w:szCs w:val="22"/>
+        <w:lang w:val="ru-RU" w:eastAsia="en-US" w:bidi="ar-SA"/>
+      </w:rPr>
+    </w:rPrDefault>
+    <w:pPrDefault>
+      <w:pPr>
+        <w:spacing w:after="160" w:line="259" w:lineRule="auto"/>
+      </w:pPr>
+    </w:pPrDefault>
+  </w:docDefaults>
+  <w:latentStyles w:defLockedState="0" w:defUIPriority="99" w:defSemiHidden="1" w:defUnhideWhenUsed="1" w:defQFormat="0" w:count="267">
+    <w:lsdException w:name="Normal" w:semiHidden="0" w:uiPriority="0" w:unhideWhenUsed="0" w:qFormat="1"/>
+    <w:lsdException w:name="heading 1" w:semiHidden="0" w:uiPriority="9" w:unhideWhenUsed="0" w:qFormat="1"/>
+    <w:lsdException w:name="heading 2" w:uiPriority="9" w:qFormat="1"/>
+    <w:lsdException w:name="heading 3" w:uiPriority="9" w:qFormat="1"/>
+    <w:lsdException w:name="heading 4" w:uiPriority="9" w:qFormat="1"/>
+    <w:lsdException w:name="heading 5" w:uiPriority="9" w:qFormat="1"/>
+    <w:lsdException w:name="heading 6" w:uiPriority="9" w:qFormat="1"/>
+    <w:lsdException w:name="heading 7" w:uiPriority="9" w:qFormat="1"/>
+    <w:lsdException w:name="heading 8" w:uiPriority="9" w:qFormat="1"/>
+    <w:lsdException w:name="heading 9" w:uiPriority="9" w:qFormat="1"/>
+    <w:lsdException w:name="toc 1" w:uiPriority="39"/>
+    <w:lsdException w:name="toc 2" w:uiPriority="39"/>
+    <w:lsdException w:name="toc 3" w:uiPriority="39"/>
+    <w:lsdException w:name="toc 4" w:uiPriority="39"/>
+    <w:lsdException w:name="toc 5" w:uiPriority="39"/>
+    <w:lsdException w:name="toc 6" w:uiPriority="39"/>
+    <w:lsdException w:name="toc 7" w:uiPriority="39"/>
+    <w:lsdException w:name="toc 8" w:uiPriority="39"/>
+    <w:lsdException w:name="toc 9" w:uiPriority="39"/>
+    <w:lsdException w:name="caption" w:uiPriority="35" w:qFormat="1"/>
+    <w:lsdException w:name="Title" w:semiHidden="0" w:uiPriority="10" w:unhideWhenUsed="0" w:qFormat="1"/>
+    <w:lsdException w:name="Default Paragraph Font" w:uiPriority="1"/>
+    <w:lsdException w:name="Subtitle" w:semiHidden="0" w:uiPriority="11" w:unhideWhenUsed="0" w:qFormat="1"/>
+    <w:lsdException w:name="Strong" w:semiHidden="0" w:uiPriority="22" w:unhideWhenUsed="0" w:qFormat="1"/>
+    <w:lsdException w:name="Emphasis" w:semiHidden="0" w:uiPriority="20" w:unhideWhenUsed="0" w:qFormat="1"/>
+    <w:lsdException w:name="Normal Table" w:semiHidden="0" w:unhideWhenUsed="0"/>
+    <w:lsdException w:name="Table Subtle 1" w:semiHidden="0" w:unhideWhenUsed="0"/>
+    <w:lsdException w:name="Table Web 2" w:semiHidden="0" w:unhideWhenUsed="0"/>
+    <w:lsdException w:name="Table Web 3" w:semiHidden="0" w:unhideWhenUsed="0"/>
+    <w:lsdException w:name="Table Grid" w:semiHidden="0" w:uiPriority="39" w:unhideWhenUsed="0"/>
+    <w:lsdException w:name="Placeholder Text" w:unhideWhenUsed="0"/>
+    <w:lsdException w:name="No Spacing" w:semiHidden="0" w:uiPriority="1" w:unhideWhenUsed="0" w:qFormat="1"/>
+    <w:lsdException w:name="Light Shading" w:semiHidden="0" w:uiPriority="60" w:unhideWhenUsed="0"/>
+    <w:lsdException w:name="Light List" w:semiHidden="0" w:uiPriority="61" w:unhideWhenUsed="0"/>
+    <w:lsdException w:name="Light Grid" w:semiHidden="0" w:uiPriority="62" w:unhideWhenUsed="0"/>
+    <w:lsdException w:name="Medium Shading 1" w:semiHidden="0" w:uiPriority="63" w:unhideWhenUsed="0"/>
+    <w:lsdException w:name="Medium Shading 2" w:semiHidden="0" w:uiPriority="64" w:unhideWhenUsed="0"/>
+    <w:lsdException w:name="Medium List 1" w:semiHidden="0" w:uiPriority="65" w:unhideWhenUsed="0"/>
+    <w:lsdException w:name="Medium List 2" w:semiHidden="0" w:uiPriority="66" w:unhideWhenUsed="0"/>
+    <w:lsdException w:name="Medium Grid 1" w:semiHidden="0" w:uiPriority="67" w:unhideWhenUsed="0"/>
+    <w:lsdException w:name="Medium Grid 2" w:semiHidden="0" w:uiPriority="68" w:unhideWhenUsed="0"/>
+    <w:lsdException w:name="Medium Grid 3" w:semiHidden="0" w:uiPriority="69" w:unhideWhenUsed="0"/>
+    <w:lsdException w:name="Dark List" w:semiHidden="0" w:uiPriority="70" w:unhideWhenUsed="0"/>
+    <w:lsdException w:name="Colorful Shading" w:semiHidden="0" w:uiPriority="71" w:unhideWhenUsed="0"/>
+    <w:lsdException w:name="Colorful List" w:semiHidden="0" w:uiPriority="72" w:unhideWhenUsed="0"/>
+    <w:lsdException w:name="Colorful Grid" w:semiHidden="0" w:uiPriority="73" w:unhideWhenUsed="0"/>
+    <w:lsdException w:name="Light Shading Accent 1" w:semiHidden="0" w:uiPriority="60" w:unhideWhenUsed="0"/>
+    <w:lsdException w:name="Light List Accent 1" w:semiHidden="0" w:uiPriority="61" w:unhideWhenUsed="0"/>
+    <w:lsdException w:name="Light Grid Accent 1" w:semiHidden="0" w:uiPriority="62" w:unhideWhenUsed="0"/>
+    <w:lsdException w:name="Medium Shading 1 Accent 1" w:semiHidden="0" w:uiPriority="63" w:unhideWhenUsed="0"/>
+    <w:lsdException w:name="Medium Shading 2 Accent 1" w:semiHidden="0" w:uiPriority="64" w:unhideWhenUsed="0"/>
+    <w:lsdException w:name="Medium List 1 Accent 1" w:semiHidden="0" w:uiPriority="65" w:unhideWhenUsed="0"/>
+    <w:lsdException w:name="Revision" w:unhideWhenUsed="0"/>
+    <w:lsdException w:name="List Paragraph" w:semiHidden="0" w:uiPriority="34" w:unhideWhenUsed="0" w:qFormat="1"/>
+    <w:lsdException w:name="Quote" w:semiHidden="0" w:uiPriority="29" w:unhideWhenUsed="0" w:qFormat="1"/>
+    <w:lsdException w:name="Intense Quote" w:semiHidden="0" w:uiPriority="30" w:unhideWhenUsed="0" w:qFormat="1"/>
+    <w:lsdException w:name="Medium List 2 Accent 1" w:semiHidden="0" w:uiPriority="66" w:unhideWhenUsed="0"/>
+    <w:lsdException w:name="Medium Grid 1 Accent 1" w:semiHidden="0" w:uiPriority="67" w:unhideWhenUsed="0"/>
+    <w:lsdException w:name="Medium Grid 2 Accent 1" w:semiHidden="0" w:uiPriority="68" w:unhideWhenUsed="0"/>
+    <w:lsdException w:name="Medium Grid 3 Accent 1" w:semiHidden="0" w:uiPriority="69" w:unhideWhenUsed="0"/>
+    <w:lsdException w:name="Dark List Accent 1" w:semiHidden="0" w:uiPriority="70" w:unhideWhenUsed="0"/>
+    <w:lsdException w:name="Colorful Shading Accent 1" w:semiHidden="0" w:uiPriority="71" w:unhideWhenUsed="0"/>
+    <w:lsdException w:name="Colorful List Accent 1" w:semiHidden="0" w:uiPriority="72" w:unhideWhenUsed="0"/>
+    <w:lsdException w:name="Colorful Grid Accent 1" w:semiHidden="0" w:uiPriority="73" w:unhideWhenUsed="0"/>
+    <w:lsdException w:name="Light Shading Accent 2" w:semiHidden="0" w:uiPriority="60" w:unhideWhenUsed="0"/>
+    <w:lsdException w:name="Light List Accent 2" w:semiHidden="0" w:uiPriority="61" w:unhideWhenUsed="0"/>
+    <w:lsdException w:name="Light Grid Accent 2" w:semiHidden="0" w:uiPriority="62" w:unhideWhenUsed="0"/>
+    <w:lsdException w:name="Medium Shading 1 Accent 2" w:semiHidden="0" w:uiPriority="63" w:unhideWhenUsed="0"/>
+    <w:lsdException w:name="Medium Shading 2 Accent 2" w:semiHidden="0" w:uiPriority="64" w:unhideWhenUsed="0"/>
+    <w:lsdException w:name="Medium List 1 Accent 2" w:semiHidden="0" w:uiPriority="65" w:unhideWhenUsed="0"/>
+    <w:lsdException w:name="Medium List 2 Accent 2" w:semiHidden="0" w:uiPriority="66" w:unhideWhenUsed="0"/>
+    <w:lsdException w:name="Medium Grid 1 Accent 2" w:semiHidden="0" w:uiPriority="67" w:unhideWhenUsed="0"/>
+    <w:lsdException w:name="Medium Grid 2 Accent 2" w:semiHidden="0" w:uiPriority="68" w:unhideWhenUsed="0"/>
+    <w:lsdException w:name="Medium Grid 3 Accent 2" w:semiHidden="0" w:uiPriority="69" w:unhideWhenUsed="0"/>
+    <w:lsdException w:name="Dark List Accent 2" w:semiHidden="0" w:uiPriority="70" w:unhideWhenUsed="0"/>
+    <w:lsdException w:name="Colorful Shading Accent 2" w:semiHidden="0" w:uiPriority="71" w:unhideWhenUsed="0"/>
+    <w:lsdException w:name="Colorful List Accent 2" w:semiHidden="0" w:uiPriority="72" w:unhideWhenUsed="0"/>
+    <w:lsdException w:name="Colorful Grid Accent 2" w:semiHidden="0" w:uiPriority="73" w:unhideWhenUsed="0"/>
+    <w:lsdException w:name="Light Shading Accent 3" w:semiHidden="0" w:uiPriority="60" w:unhideWhenUsed="0"/>
+    <w:lsdException w:name="Light List Accent 3" w:semiHidden="0" w:uiPriority="61" w:unhideWhenUsed="0"/>
+    <w:lsdException w:name="Light Grid Accent 3" w:semiHidden="0" w:uiPriority="62" w:unhideWhenUsed="0"/>
+    <w:lsdException w:name="Medium Shading 1 Accent 3" w:semiHidden="0" w:uiPriority="63" w:unhideWhenUsed="0"/>
+    <w:lsdException w:name="Medium Shading 2 Accent 3" w:semiHidden="0" w:uiPriority="64" w:unhideWhenUsed="0"/>
+    <w:lsdException w:name="Medium List 1 Accent 3" w:semiHidden="0" w:uiPriority="65" w:unhideWhenUsed="0"/>
+    <w:lsdException w:name="Medium List 2 Accent 3" w:semiHidden="0" w:uiPriority="66" w:unhideWhenUsed="0"/>
+    <w:lsdException w:name="Medium Grid 1 Accent 3" w:semiHidden="0" w:uiPriority="67" w:unhideWhenUsed="0"/>
+    <w:lsdException w:name="Medium Grid 2 Accent 3" w:semiHidden="0" w:uiPriority="68" w:unhideWhenUsed="0"/>
+    <w:lsdException w:name="Medium Grid 3 Accent 3" w:semiHidden="0" w:uiPriority="69" w:unhideWhenUsed="0"/>
+    <w:lsdException w:name="Dark List Accent 3" w:semiHidden="0" w:uiPriority="70" w:unhideWhenUsed="0"/>
+    <w:lsdException w:name="Colorful Shading Accent 3" w:semiHidden="0" w:uiPriority="71" w:unhideWhenUsed="0"/>
+    <w:lsdException w:name="Colorful List Accent 3" w:semiHidden="0" w:uiPriority="72" w:unhideWhenUsed="0"/>
+    <w:lsdException w:name="Colorful Grid Accent 3" w:semiHidden="0" w:uiPriority="73" w:unhideWhenUsed="0"/>
+    <w:lsdException w:name="Light Shading Accent 4" w:semiHidden="0" w:uiPriority="60" w:unhideWhenUsed="0"/>
+    <w:lsdException w:name="Light List Accent 4" w:semiHidden="0" w:uiPriority="61" w:unhideWhenUsed="0"/>
+    <w:lsdException w:name="Light Grid Accent 4" w:semiHidden="0" w:uiPriority="62" w:unhideWhenUsed="0"/>
+    <w:lsdException w:name="Medium Shading 1 Accent 4" w:semiHidden="0" w:uiPriority="63" w:unhideWhenUsed="0"/>
+    <w:lsdException w:name="Medium Shading 2 Accent 4" w:semiHidden="0" w:uiPriority="64" w:unhideWhenUsed="0"/>
+    <w:lsdException w:name="Medium List 1 Accent 4" w:semiHidden="0" w:uiPriority="65" w:unhideWhenUsed="0"/>
+    <w:lsdException w:name="Medium List 2 Accent 4" w:semiHidden="0" w:uiPriority="66" w:unhideWhenUsed="0"/>
+    <w:lsdException w:name="Medium Grid 1 Accent 4" w:semiHidden="0" w:uiPriority="67" w:unhideWhenUsed="0"/>
+    <w:lsdException w:name="Medium Grid 2 Accent 4" w:semiHidden="0" w:uiPriority="68" w:unhideWhenUsed="0"/>
+    <w:lsdException w:name="Medium Grid 3 Accent 4" w:semiHidden="0" w:uiPriority="69" w:unhideWhenUsed="0"/>
+    <w:lsdException w:name="Dark List Accent 4" w:semiHidden="0" w:uiPriority="70" w:unhideWhenUsed="0"/>
+    <w:lsdException w:name="Colorful Shading Accent 4" w:semiHidden="0" w:uiPriority="71" w:unhideWhenUsed="0"/>
+    <w:lsdException w:name="Colorful List Accent 4" w:semiHidden="0" w:uiPriority="72" w:unhideWhenUsed="0"/>
+    <w:lsdException w:name="Colorful Grid Accent 4" w:semiHidden="0" w:uiPriority="73" w:unhideWhenUsed="0"/>
+    <w:lsdException w:name="Light Shading Accent 5" w:semiHidden="0" w:uiPriority="60" w:unhideWhenUsed="0"/>
+    <w:lsdException w:name="Light List Accent 5" w:semiHidden="0" w:uiPriority="61" w:unhideWhenUsed="0"/>
+    <w:lsdException w:name="Light Grid Accent 5" w:semiHidden="0" w:uiPriority="62" w:unhideWhenUsed="0"/>
+    <w:lsdException w:name="Medium Shading 1 Accent 5" w:semiHidden="0" w:uiPriority="63" w:unhideWhenUsed="0"/>
+    <w:lsdException w:name="Medium Shading 2 Accent 5" w:semiHidden="0" w:uiPriority="64" w:unhideWhenUsed="0"/>
+    <w:lsdException w:name="Medium List 1 Accent 5" w:semiHidden="0" w:uiPriority="65" w:unhideWhenUsed="0"/>
+    <w:lsdException w:name="Medium List 2 Accent 5" w:semiHidden="0" w:uiPriority="66" w:unhideWhenUsed="0"/>
+    <w:lsdException w:name="Medium Grid 1 Accent 5" w:semiHidden="0" w:uiPriority="67" w:unhideWhenUsed="0"/>
+    <w:lsdException w:name="Medium Grid 2 Accent 5" w:semiHidden="0" w:uiPriority="68" w:unhideWhenUsed="0"/>
+    <w:lsdException w:name="Medium Grid 3 Accent 5" w:semiHidden="0" w:uiPriority="69" w:unhideWhenUsed="0"/>
+    <w:lsdException w:name="Dark List Accent 5" w:semiHidden="0" w:uiPriority="70" w:unhideWhenUsed="0"/>
+    <w:lsdException w:name="Colorful Shading Accent 5" w:semiHidden="0" w:uiPriority="71" w:unhideWhenUsed="0"/>
+    <w:lsdException w:name="Colorful List Accent 5" w:semiHidden="0" w:uiPriority="72" w:unhideWhenUsed="0"/>
+    <w:lsdException w:name="Colorful Grid Accent 5" w:semiHidden="0" w:uiPriority="73" w:unhideWhenUsed="0"/>
+    <w:lsdException w:name="Light Shading Accent 6" w:semiHidden="0" w:uiPriority="60" w:unhideWhenUsed="0"/>
+    <w:lsdException w:name="Light List Accent 6" w:semiHidden="0" w:uiPriority="61" w:unhideWhenUsed="0"/>
+    <w:lsdException w:name="Light Grid Accent 6" w:semiHidden="0" w:uiPriority="62" w:unhideWhenUsed="0"/>
+    <w:lsdException w:name="Medium Shading 1 Accent 6" w:semiHidden="0" w:uiPriority="63" w:unhideWhenUsed="0"/>
+    <w:lsdException w:name="Medium Shading 2 Accent 6" w:semiHidden="0" w:uiPriority="64" w:unhideWhenUsed="0"/>
+    <w:lsdException w:name="Medium List 1 Accent 6" w:semiHidden="0" w:uiPriority="65" w:unhideWhenUsed="0"/>
+    <w:lsdException w:name="Medium List 2 Accent 6" w:semiHidden="0" w:uiPriority="66" w:unhideWhenUsed="0"/>
+    <w:lsdException w:name="Medium Grid 1 Accent 6" w:semiHidden="0" w:uiPriority="67" w:unhideWhenUsed="0"/>
+    <w:lsdException w:name="Medium Grid 2 Accent 6" w:semiHidden="0" w:uiPriority="68" w:unhideWhenUsed="0"/>
+    <w:lsdException w:name="Medium Grid 3 Accent 6" w:semiHidden="0" w:uiPriority="69" w:unhideWhenUsed="0"/>
+    <w:lsdException w:name="Dark List Accent 6" w:semiHidden="0" w:uiPriority="70" w:unhideWhenUsed="0"/>
+    <w:lsdException w:name="Colorful Shading Accent 6" w:semiHidden="0" w:uiPriority="71" w:unhideWhenUsed="0"/>
+    <w:lsdException w:name="Colorful List Accent 6" w:semiHidden="0" w:uiPriority="72" w:unhideWhenUsed="0"/>
+    <w:lsdException w:name="Colorful Grid Accent 6" w:semiHidden="0" w:uiPriority="73" w:unhideWhenUsed="0"/>
+    <w:lsdException w:name="Subtle Emphasis" w:semiHidden="0" w:uiPriority="19" w:unhideWhenUsed="0" w:qFormat="1"/>
+    <w:lsdException w:name="Intense Emphasis" w:semiHidden="0" w:uiPriority="21" w:unhideWhenUsed="0" w:qFormat="1"/>
+    <w:lsdException w:name="Subtle Reference" w:semiHidden="0" w:uiPriority="31" w:unhideWhenUsed="0" w:qFormat="1"/>
+    <w:lsdException w:name="Intense Reference" w:semiHidden="0" w:uiPriority="32" w:unhideWhenUsed="0" w:qFormat="1"/>
+    <w:lsdException w:name="Book Title" w:semiHidden="0" w:uiPriority="33" w:unhideWhenUsed="0" w:qFormat="1"/>
+    <w:lsdException w:name="Bibliography" w:uiPriority="37"/>
+    <w:lsdException w:name="TOC Heading" w:uiPriority="39" w:qFormat="1"/>
+  </w:latentStyles>
+  <w:style w:type="paragraph" w:default="1" w:styleId="a">
+    <w:name w:val="Normal"/>
+    <w:qFormat/>
+    <w:rsid w:val="00D36880"/>
+  </w:style>
+  <w:style w:type="character" w:default="1" w:styleId="a0">
+    <w:name w:val="Default Paragraph Font"/>
+    <w:uiPriority w:val="1"/>
+    <w:semiHidden/>
+    <w:unhideWhenUsed/>
+  </w:style>
+  <w:style w:type="table" w:default="1" w:styleId="a1">
+    <w:name w:val="Normal Table"/>
+    <w:uiPriority w:val="99"/>
+    <w:semiHidden/>
+    <w:unhideWhenUsed/>
+    <w:tblPr>
+      <w:tblInd w:w="0" w:type="dxa"/>
+      <w:tblCellMar>
+        <w:top w:w="0" w:type="dxa"/>
+        <w:left w:w="108" w:type="dxa"/>
+        <w:bottom w:w="0" w:type="dxa"/>
+        <w:right w:w="108" w:type="dxa"/>
+      </w:tblCellMar>
+    </w:tblPr>
+  </w:style>
+  <w:style w:type="numbering" w:default="1" w:styleId="a2">
+    <w:name w:val="No List"/>
+    <w:uiPriority w:val="99"/>
+    <w:semiHidden/>
+    <w:unhideWhenUsed/>
+  </w:style>
+  <w:style w:type="paragraph" w:customStyle="1" w:styleId="-12">
+    <w:name w:val="Обычный-12"/>
+    <w:basedOn w:val="a"/>
+    <w:link w:val="-120"/>
+    <w:qFormat/>
+    <w:rsid w:val="00910365"/>
+    <w:pPr>
+      <w:spacing w:before="80" w:after="120" w:line="240" w:lineRule="auto"/>
+      <w:ind w:firstLine="709"/>
+    </w:pPr>
+    <w:rPr>
+      <w:rFonts w:ascii="Times New Roman" w:hAnsi="Times New Roman"/>
+      <w:sz w:val="24"/>
+    </w:rPr>
+  </w:style>
+  <w:style w:type="character" w:customStyle="1" w:styleId="-120">
+    <w:name w:val="Обычный-12 Знак"/>
+    <w:basedOn w:val="a0"/>
+    <w:link w:val="-12"/>
+    <w:rsid w:val="00910365"/>
+    <w:rPr>
+      <w:rFonts w:ascii="Times New Roman" w:hAnsi="Times New Roman"/>
+      <w:sz w:val="24"/>
+    </w:rPr>
+  </w:style>
+  <w:style w:type="paragraph" w:customStyle="1" w:styleId="a3">
+    <w:name w:val="Основной"/>
+    <w:link w:val="a4"/>
+    <w:qFormat/>
+    <w:rsid w:val="00995DA3"/>
+    <w:pPr>
+      <w:spacing w:after="0" w:line="360" w:lineRule="auto"/>
+      <w:ind w:firstLine="709"/>
+      <w:jc w:val="both"/>
+    </w:pPr>
+    <w:rPr>
+      <w:rFonts w:ascii="Times New Roman" w:hAnsi="Times New Roman"/>
+      <w:sz w:val="28"/>
+    </w:rPr>
+  </w:style>
+  <w:style w:type="character" w:customStyle="1" w:styleId="a4">
+    <w:name w:val="Основной Знак"/>
+    <w:basedOn w:val="a0"/>
+    <w:link w:val="a3"/>
+    <w:rsid w:val="00995DA3"/>
+    <w:rPr>
+      <w:rFonts w:ascii="Times New Roman" w:hAnsi="Times New Roman"/>
+      <w:sz w:val="28"/>
+    </w:rPr>
+  </w:style>
+  <w:style w:type="paragraph" w:customStyle="1" w:styleId="a5">
+    <w:name w:val="Осн Заголовки"/>
+    <w:basedOn w:val="a"/>
+    <w:link w:val="a6"/>
+    <w:qFormat/>
+    <w:rsid w:val="00995DA3"/>
+    <w:pPr>
+      <w:spacing w:after="0" w:line="360" w:lineRule="auto"/>
+      <w:jc w:val="center"/>
+    </w:pPr>
+    <w:rPr>
+      <w:rFonts w:ascii="Times New Roman" w:hAnsi="Times New Roman"/>
+      <w:sz w:val="28"/>
+      <w:shd w:val="clear" w:color="auto" w:fill="FFFFFF"/>
+    </w:rPr>
+  </w:style>
+  <w:style w:type="character" w:customStyle="1" w:styleId="a6">
+    <w:name w:val="Осн Заголовки Знак"/>
+    <w:basedOn w:val="a0"/>
+    <w:link w:val="a5"/>
+    <w:rsid w:val="00995DA3"/>
+    <w:rPr>
+      <w:rFonts w:ascii="Times New Roman" w:hAnsi="Times New Roman"/>
+      <w:sz w:val="28"/>
+    </w:rPr>
+  </w:style>
+  <w:style w:type="table" w:styleId="a7">
+    <w:name w:val="Table Grid"/>
+    <w:basedOn w:val="a1"/>
+    <w:uiPriority w:val="39"/>
+    <w:rsid w:val="004F7B5A"/>
+    <w:pPr>
+      <w:spacing w:after="0" w:line="240" w:lineRule="auto"/>
+    </w:pPr>
+    <w:tblPr>
+      <w:tblInd w:w="0" w:type="dxa"/>
+      <w:tblBorders>
+        <w:top w:val="single" w:sz="4" w:space="0" w:color="auto"/>
+        <w:left w:val="single" w:sz="4" w:space="0" w:color="auto"/>
+        <w:bottom w:val="single" w:sz="4" w:space="0" w:color="auto"/>
+        <w:right w:val="single" w:sz="4" w:space="0" w:color="auto"/>
+        <w:insideH w:val="single" w:sz="4" w:space="0" w:color="auto"/>
+        <w:insideV w:val="single" w:sz="4" w:space="0" w:color="auto"/>
+      </w:tblBorders>
+      <w:tblCellMar>
+        <w:top w:w="0" w:type="dxa"/>
+        <w:left w:w="108" w:type="dxa"/>
+        <w:bottom w:w="0" w:type="dxa"/>
+        <w:right w:w="108" w:type="dxa"/>
+      </w:tblCellMar>
     </w:tblPr>
   </w:style>
   <w:style w:type="character" w:styleId="a8">
@@ -12412,7 +11445,7 @@
   <a:extraClrSchemeLst/>
   <a:extLst>
     <a:ext uri="{05A4C25C-085E-4340-85A3-A5531E510DB2}">
-      <thm15:themeFamily xmlns:thm15="http://schemas.microsoft.com/office/thememl/2012/main" name="Office Theme" id="{62F939B6-93AF-4DB8-9C6B-D6C7DFDC589F}" vid="{4A3C46E8-61CC-4603-A589-7422A47A8E4A}"/>
+      <thm15:themeFamily xmlns:thm15="http://schemas.microsoft.com/office/thememl/2012/main" xmlns="" name="Office Theme" id="{62F939B6-93AF-4DB8-9C6B-D6C7DFDC589F}" vid="{4A3C46E8-61CC-4603-A589-7422A47A8E4A}"/>
     </a:ext>
   </a:extLst>
 </a:theme>
@@ -12423,7 +11456,7 @@
 </file>
 
 <file path=customXml/itemProps1.xml><?xml version="1.0" encoding="utf-8"?>
-<ds:datastoreItem xmlns:ds="http://schemas.openxmlformats.org/officeDocument/2006/customXml" ds:itemID="{53B577F4-A340-4759-9D1D-0BA618579D91}">
+<ds:datastoreItem xmlns:ds="http://schemas.openxmlformats.org/officeDocument/2006/customXml" ds:itemID="{A51993FE-38C4-4DE3-B8A6-88A6EF35176B}">
   <ds:schemaRefs>
     <ds:schemaRef ds:uri="http://schemas.openxmlformats.org/officeDocument/2006/bibliography"/>
   </ds:schemaRefs>
